--- a/20_experiments/80_workshop/e2/s2/workshop2-2.docx
+++ b/20_experiments/80_workshop/e2/s2/workshop2-2.docx
@@ -5,11 +5,10 @@
     <w:p>
       <w:pPr>
         <w:pStyle w:val="Heading1"/>
-        <w:bidi w:val="0"/>
         <w:spacing w:before="480" w:after="0"/>
-        <w:jc w:val="start"/>
-        <w:rPr/>
-      </w:pPr>
+        <w:rPr/>
+      </w:pPr>
+      <w:bookmarkStart w:id="0" w:name="X7fc9fe659a2ddf9bc287dedc346b5edd195f883"/>
       <w:r>
         <w:rPr/>
         <w:t>Überblick des Experiments 2 – Ausführung durch Malte Grube</w:t>
@@ -18,8 +17,6 @@
     <w:p>
       <w:pPr>
         <w:pStyle w:val="FirstParagraph"/>
-        <w:bidi w:val="0"/>
-        <w:jc w:val="start"/>
         <w:rPr>
           <w:sz w:val="22"/>
           <w:szCs w:val="22"/>
@@ -36,10 +33,9 @@
     <w:p>
       <w:pPr>
         <w:pStyle w:val="Heading2"/>
-        <w:bidi w:val="0"/>
-        <w:jc w:val="start"/>
-        <w:rPr/>
-      </w:pPr>
+        <w:rPr/>
+      </w:pPr>
+      <w:bookmarkStart w:id="1" w:name="experimentaufbau"/>
       <w:r>
         <w:rPr/>
         <w:t>Experimentaufbau</w:t>
@@ -48,8 +44,6 @@
     <w:p>
       <w:pPr>
         <w:pStyle w:val="FirstParagraph"/>
-        <w:bidi w:val="0"/>
-        <w:jc w:val="start"/>
         <w:rPr>
           <w:sz w:val="22"/>
           <w:szCs w:val="22"/>
@@ -75,8 +69,6 @@
     <w:p>
       <w:pPr>
         <w:pStyle w:val="BodyText"/>
-        <w:bidi w:val="0"/>
-        <w:jc w:val="start"/>
         <w:rPr>
           <w:sz w:val="22"/>
           <w:szCs w:val="22"/>
@@ -89,7 +81,917 @@
           <w:sz w:val="22"/>
           <w:szCs w:val="22"/>
         </w:rPr>
-        <w:t>Material-Aufbereitung:</w:t>
+        <w:t xml:space="preserve">Material-Aufbereitung: </w:t>
+      </w:r>
+      <w:r>
+        <w:rPr>
+          <w:sz w:val="22"/>
+          <w:szCs w:val="22"/>
+        </w:rPr>
+        <w:t>Zusammenfügen der Informationen aller 7 Layer zu einem Text, welcher in das vorliegende .</w:t>
+      </w:r>
+      <w:r>
+        <w:rPr>
+          <w:sz w:val="22"/>
+          <w:szCs w:val="22"/>
+        </w:rPr>
+        <w:t xml:space="preserve">docx </w:t>
+      </w:r>
+      <w:r>
+        <w:rPr>
+          <w:sz w:val="22"/>
+          <w:szCs w:val="22"/>
+        </w:rPr>
+        <w:t>Dokument integriert wurde</w:t>
+      </w:r>
+    </w:p>
+    <w:p>
+      <w:pPr>
+        <w:pStyle w:val="FirstParagraph"/>
+        <w:rPr>
+          <w:sz w:val="22"/>
+          <w:szCs w:val="22"/>
+        </w:rPr>
+      </w:pPr>
+      <w:r>
+        <w:rPr>
+          <w:b/>
+          <w:bCs/>
+          <w:sz w:val="22"/>
+          <w:szCs w:val="22"/>
+        </w:rPr>
+        <w:t>Wertigkeit der</w:t>
+      </w:r>
+      <w:r>
+        <w:rPr>
+          <w:b/>
+          <w:bCs/>
+          <w:sz w:val="22"/>
+          <w:szCs w:val="22"/>
+        </w:rPr>
+        <w:t xml:space="preserve"> Fragen:</w:t>
+      </w:r>
+    </w:p>
+    <w:p>
+      <w:pPr>
+        <w:pStyle w:val="BodyText"/>
+        <w:rPr>
+          <w:sz w:val="22"/>
+          <w:szCs w:val="22"/>
+        </w:rPr>
+      </w:pPr>
+      <w:r>
+        <w:rPr>
+          <w:sz w:val="22"/>
+          <w:szCs w:val="22"/>
+        </w:rPr>
+        <w:t xml:space="preserve">In jede Frage wurde ein bestimmtes Lernziel integriert, an das jeweilige Bloom-Level geknüpft (1/6). Das Einhalten des Lernziels soll mit der </w:t>
+      </w:r>
+      <w:r>
+        <w:rPr>
+          <w:b/>
+          <w:bCs/>
+          <w:sz w:val="22"/>
+          <w:szCs w:val="22"/>
+        </w:rPr>
+        <w:t>Wertigkeit</w:t>
+      </w:r>
+      <w:r>
+        <w:rPr>
+          <w:sz w:val="22"/>
+          <w:szCs w:val="22"/>
+        </w:rPr>
+        <w:t>-Kategorie in der Rubrik bewertet werden. Dies wurde eingebunden, da die Wertigkeit einer Frage ein wichtiger Aspekt der Fragequalität ist, jedoch nicht über eine Zahl allein abgebildet werden kann.</w:t>
+      </w:r>
+      <w:bookmarkEnd w:id="1"/>
+    </w:p>
+    <w:p>
+      <w:pPr>
+        <w:pStyle w:val="Heading2"/>
+        <w:rPr/>
+      </w:pPr>
+      <w:bookmarkStart w:id="2" w:name="anleitung-für-experten"/>
+      <w:r>
+        <w:rPr/>
+        <w:t>Anleitung für Experten</w:t>
+      </w:r>
+    </w:p>
+    <w:p>
+      <w:pPr>
+        <w:pStyle w:val="Heading3"/>
+        <w:rPr/>
+      </w:pPr>
+      <w:bookmarkStart w:id="3" w:name="schritt-1-bewertungskriterien-verstehen"/>
+      <w:r>
+        <w:rPr/>
+        <w:t>Schritt 1: Bewertungskriterien verstehen</w:t>
+      </w:r>
+    </w:p>
+    <w:p>
+      <w:pPr>
+        <w:pStyle w:val="FirstParagraph"/>
+        <w:rPr>
+          <w:sz w:val="22"/>
+          <w:szCs w:val="22"/>
+        </w:rPr>
+      </w:pPr>
+      <w:r>
+        <w:rPr>
+          <w:sz w:val="22"/>
+          <w:szCs w:val="22"/>
+        </w:rPr>
+        <w:t>Lesen Sie die im .docx enthaltene Rubrik durch, die folgende Kategorien umfasst (jeweils 1-5 Punkte). Bestimmte Kategorien fokussieren sich auf die Bewertung der Fragen selbst, andere auf die Bewertung der Antworten.</w:t>
+      </w:r>
+    </w:p>
+    <w:p>
+      <w:pPr>
+        <w:pStyle w:val="BodyText"/>
+        <w:rPr>
+          <w:sz w:val="22"/>
+          <w:szCs w:val="22"/>
+        </w:rPr>
+      </w:pPr>
+      <w:r>
+        <w:rPr>
+          <w:b/>
+          <w:bCs/>
+          <w:sz w:val="22"/>
+          <w:szCs w:val="22"/>
+        </w:rPr>
+        <w:t>Fragenbewertung:</w:t>
+      </w:r>
+    </w:p>
+    <w:p>
+      <w:pPr>
+        <w:pStyle w:val="Compact"/>
+        <w:numPr>
+          <w:ilvl w:val="0"/>
+          <w:numId w:val="7"/>
+        </w:numPr>
+        <w:rPr>
+          <w:sz w:val="22"/>
+          <w:szCs w:val="22"/>
+        </w:rPr>
+      </w:pPr>
+      <w:r>
+        <w:rPr>
+          <w:b/>
+          <w:bCs/>
+          <w:sz w:val="22"/>
+          <w:szCs w:val="22"/>
+        </w:rPr>
+        <w:t>Klarheit:</w:t>
+      </w:r>
+      <w:r>
+        <w:rPr>
+          <w:sz w:val="22"/>
+          <w:szCs w:val="22"/>
+        </w:rPr>
+        <w:t xml:space="preserve"> Eindeutigkeit der Formulierung</w:t>
+      </w:r>
+    </w:p>
+    <w:p>
+      <w:pPr>
+        <w:pStyle w:val="Compact"/>
+        <w:numPr>
+          <w:ilvl w:val="0"/>
+          <w:numId w:val="7"/>
+        </w:numPr>
+        <w:rPr>
+          <w:sz w:val="22"/>
+          <w:szCs w:val="22"/>
+        </w:rPr>
+      </w:pPr>
+      <w:r>
+        <w:rPr>
+          <w:b/>
+          <w:bCs/>
+          <w:sz w:val="22"/>
+          <w:szCs w:val="22"/>
+        </w:rPr>
+        <w:t>Herausforderung:</w:t>
+      </w:r>
+      <w:r>
+        <w:rPr>
+          <w:sz w:val="22"/>
+          <w:szCs w:val="22"/>
+        </w:rPr>
+        <w:t xml:space="preserve"> Anspruchsniveau der Frage</w:t>
+      </w:r>
+    </w:p>
+    <w:p>
+      <w:pPr>
+        <w:pStyle w:val="Compact"/>
+        <w:numPr>
+          <w:ilvl w:val="0"/>
+          <w:numId w:val="7"/>
+        </w:numPr>
+        <w:rPr>
+          <w:sz w:val="22"/>
+          <w:szCs w:val="22"/>
+        </w:rPr>
+      </w:pPr>
+      <w:r>
+        <w:rPr>
+          <w:b/>
+          <w:bCs/>
+          <w:sz w:val="22"/>
+          <w:szCs w:val="22"/>
+        </w:rPr>
+        <w:t>Wertigkeit:</w:t>
+      </w:r>
+      <w:r>
+        <w:rPr>
+          <w:sz w:val="22"/>
+          <w:szCs w:val="22"/>
+        </w:rPr>
+        <w:t xml:space="preserve"> Bedeutung für vorgegebenes Lernziel</w:t>
+      </w:r>
+    </w:p>
+    <w:p>
+      <w:pPr>
+        <w:pStyle w:val="Compact"/>
+        <w:numPr>
+          <w:ilvl w:val="0"/>
+          <w:numId w:val="7"/>
+        </w:numPr>
+        <w:rPr>
+          <w:sz w:val="22"/>
+          <w:szCs w:val="22"/>
+        </w:rPr>
+      </w:pPr>
+      <w:r>
+        <w:rPr>
+          <w:b/>
+          <w:bCs/>
+          <w:sz w:val="22"/>
+          <w:szCs w:val="22"/>
+        </w:rPr>
+        <w:t>Sprachqualität:</w:t>
+      </w:r>
+      <w:r>
+        <w:rPr>
+          <w:sz w:val="22"/>
+          <w:szCs w:val="22"/>
+        </w:rPr>
+        <w:t xml:space="preserve"> Verständlichkeit und Angemessenheit</w:t>
+      </w:r>
+    </w:p>
+    <w:p>
+      <w:pPr>
+        <w:pStyle w:val="Compact"/>
+        <w:numPr>
+          <w:ilvl w:val="0"/>
+          <w:numId w:val="7"/>
+        </w:numPr>
+        <w:rPr>
+          <w:sz w:val="22"/>
+          <w:szCs w:val="22"/>
+        </w:rPr>
+      </w:pPr>
+      <w:r>
+        <w:rPr>
+          <w:b/>
+          <w:bCs/>
+          <w:sz w:val="22"/>
+          <w:szCs w:val="22"/>
+        </w:rPr>
+        <w:t>Bloom-Level:</w:t>
+      </w:r>
+      <w:r>
+        <w:rPr>
+          <w:sz w:val="22"/>
+          <w:szCs w:val="22"/>
+        </w:rPr>
+        <w:t xml:space="preserve"> Welches kognitive Level wird in dieser Frage erreicht?</w:t>
+      </w:r>
+    </w:p>
+    <w:p>
+      <w:pPr>
+        <w:pStyle w:val="Compact"/>
+        <w:rPr>
+          <w:sz w:val="22"/>
+          <w:szCs w:val="22"/>
+        </w:rPr>
+      </w:pPr>
+      <w:r>
+        <w:rPr>
+          <w:sz w:val="22"/>
+          <w:szCs w:val="22"/>
+        </w:rPr>
+      </w:r>
+    </w:p>
+    <w:p>
+      <w:pPr>
+        <w:pStyle w:val="Compact"/>
+        <w:rPr>
+          <w:sz w:val="22"/>
+          <w:szCs w:val="22"/>
+        </w:rPr>
+      </w:pPr>
+      <w:r>
+        <w:rPr>
+          <w:sz w:val="22"/>
+          <w:szCs w:val="22"/>
+        </w:rPr>
+      </w:r>
+    </w:p>
+    <w:p>
+      <w:pPr>
+        <w:pStyle w:val="FirstParagraph"/>
+        <w:rPr>
+          <w:sz w:val="22"/>
+          <w:szCs w:val="22"/>
+        </w:rPr>
+      </w:pPr>
+      <w:r>
+        <w:rPr>
+          <w:b/>
+          <w:bCs/>
+          <w:sz w:val="22"/>
+          <w:szCs w:val="22"/>
+        </w:rPr>
+        <w:t>Antwortbewertung:</w:t>
+      </w:r>
+    </w:p>
+    <w:p>
+      <w:pPr>
+        <w:pStyle w:val="Compact"/>
+        <w:numPr>
+          <w:ilvl w:val="0"/>
+          <w:numId w:val="7"/>
+        </w:numPr>
+        <w:rPr>
+          <w:sz w:val="22"/>
+          <w:szCs w:val="22"/>
+        </w:rPr>
+      </w:pPr>
+      <w:r>
+        <w:rPr>
+          <w:b/>
+          <w:bCs/>
+          <w:sz w:val="22"/>
+          <w:szCs w:val="22"/>
+        </w:rPr>
+        <w:t>Klarheit:</w:t>
+      </w:r>
+      <w:r>
+        <w:rPr>
+          <w:sz w:val="22"/>
+          <w:szCs w:val="22"/>
+        </w:rPr>
+        <w:t xml:space="preserve"> Eindeutigkeit der Formulierung</w:t>
+      </w:r>
+    </w:p>
+    <w:p>
+      <w:pPr>
+        <w:pStyle w:val="Compact"/>
+        <w:numPr>
+          <w:ilvl w:val="0"/>
+          <w:numId w:val="7"/>
+        </w:numPr>
+        <w:rPr>
+          <w:sz w:val="22"/>
+          <w:szCs w:val="22"/>
+        </w:rPr>
+      </w:pPr>
+      <w:r>
+        <w:rPr>
+          <w:b/>
+          <w:bCs/>
+          <w:sz w:val="22"/>
+          <w:szCs w:val="22"/>
+        </w:rPr>
+        <w:t>Sprachqualität:</w:t>
+      </w:r>
+      <w:r>
+        <w:rPr>
+          <w:sz w:val="22"/>
+          <w:szCs w:val="22"/>
+        </w:rPr>
+        <w:t xml:space="preserve"> Verständlichkeit und Angemessenheit</w:t>
+      </w:r>
+    </w:p>
+    <w:p>
+      <w:pPr>
+        <w:pStyle w:val="Compact"/>
+        <w:numPr>
+          <w:ilvl w:val="0"/>
+          <w:numId w:val="7"/>
+        </w:numPr>
+        <w:rPr>
+          <w:sz w:val="22"/>
+          <w:szCs w:val="22"/>
+        </w:rPr>
+      </w:pPr>
+      <w:r>
+        <w:rPr>
+          <w:b/>
+          <w:bCs/>
+          <w:sz w:val="22"/>
+          <w:szCs w:val="22"/>
+        </w:rPr>
+        <w:t>Bloom-Level:</w:t>
+      </w:r>
+      <w:r>
+        <w:rPr>
+          <w:sz w:val="22"/>
+          <w:szCs w:val="22"/>
+        </w:rPr>
+        <w:t xml:space="preserve"> Welches kognitive Level wird durch die Antwort umgesetzt?</w:t>
+      </w:r>
+      <w:bookmarkEnd w:id="3"/>
+    </w:p>
+    <w:p>
+      <w:pPr>
+        <w:pStyle w:val="Heading3"/>
+        <w:rPr/>
+      </w:pPr>
+      <w:bookmarkStart w:id="4" w:name="schritt-2-tabellen-struktur-verstehen"/>
+      <w:r>
+        <w:rPr/>
+        <w:t>Schritt 2: Tabellen-Struktur verstehen</w:t>
+      </w:r>
+    </w:p>
+    <w:p>
+      <w:pPr>
+        <w:pStyle w:val="FirstParagraph"/>
+        <w:rPr>
+          <w:sz w:val="22"/>
+          <w:szCs w:val="22"/>
+        </w:rPr>
+      </w:pPr>
+      <w:r>
+        <w:rPr>
+          <w:sz w:val="22"/>
+          <w:szCs w:val="22"/>
+        </w:rPr>
+        <w:t>Jede Klein-Tabelle zu der jeweiligen Frage enthält:</w:t>
+      </w:r>
+    </w:p>
+    <w:p>
+      <w:pPr>
+        <w:pStyle w:val="Compact"/>
+        <w:numPr>
+          <w:ilvl w:val="0"/>
+          <w:numId w:val="7"/>
+        </w:numPr>
+        <w:rPr>
+          <w:sz w:val="22"/>
+          <w:szCs w:val="22"/>
+        </w:rPr>
+      </w:pPr>
+      <w:r>
+        <w:rPr>
+          <w:sz w:val="22"/>
+          <w:szCs w:val="22"/>
+        </w:rPr>
+        <w:t>Die 5 Bewertungszeilen für die Fragenbewertung (Klarheit, Herausforderung, Wertigkeit, Sprachqualität, Bloom-Level)</w:t>
+      </w:r>
+    </w:p>
+    <w:p>
+      <w:pPr>
+        <w:pStyle w:val="Compact"/>
+        <w:numPr>
+          <w:ilvl w:val="0"/>
+          <w:numId w:val="7"/>
+        </w:numPr>
+        <w:rPr>
+          <w:sz w:val="22"/>
+          <w:szCs w:val="22"/>
+        </w:rPr>
+      </w:pPr>
+      <w:r>
+        <w:rPr>
+          <w:sz w:val="22"/>
+          <w:szCs w:val="22"/>
+        </w:rPr>
+        <w:t>Die 3 Bewertungszeilen für die Antwortenbewertung (Klarheit, Sprachqualität, Bloom-Level)</w:t>
+      </w:r>
+    </w:p>
+    <w:p>
+      <w:pPr>
+        <w:pStyle w:val="Compact"/>
+        <w:numPr>
+          <w:ilvl w:val="0"/>
+          <w:numId w:val="7"/>
+        </w:numPr>
+        <w:rPr/>
+      </w:pPr>
+      <w:r>
+        <w:rPr>
+          <w:rStyle w:val="VerbatimChar"/>
+          <w:sz w:val="22"/>
+          <w:szCs w:val="22"/>
+        </w:rPr>
+        <w:t>answer_problems</w:t>
+      </w:r>
+      <w:r>
+        <w:rPr>
+          <w:sz w:val="22"/>
+          <w:szCs w:val="22"/>
+        </w:rPr>
+        <w:t>: Sind gewisse Antworten problematisch? Warum?</w:t>
+      </w:r>
+    </w:p>
+    <w:p>
+      <w:pPr>
+        <w:pStyle w:val="Compact"/>
+        <w:numPr>
+          <w:ilvl w:val="0"/>
+          <w:numId w:val="7"/>
+        </w:numPr>
+        <w:rPr/>
+      </w:pPr>
+      <w:r>
+        <w:rPr>
+          <w:rStyle w:val="VerbatimChar"/>
+          <w:sz w:val="22"/>
+          <w:szCs w:val="22"/>
+        </w:rPr>
+        <w:t>comments</w:t>
+      </w:r>
+      <w:r>
+        <w:rPr>
+          <w:sz w:val="22"/>
+          <w:szCs w:val="22"/>
+        </w:rPr>
+        <w:t>: Für zusätzliche Anmerkungen</w:t>
+      </w:r>
+      <w:bookmarkEnd w:id="4"/>
+    </w:p>
+    <w:p>
+      <w:pPr>
+        <w:pStyle w:val="Heading3"/>
+        <w:rPr/>
+      </w:pPr>
+      <w:bookmarkStart w:id="5" w:name="schritt-3-bewertung-durchführen"/>
+      <w:r>
+        <w:rPr/>
+        <w:t>Schritt 3: Bewertung durchführen</w:t>
+      </w:r>
+    </w:p>
+    <w:p>
+      <w:pPr>
+        <w:pStyle w:val="Compact"/>
+        <w:numPr>
+          <w:ilvl w:val="0"/>
+          <w:numId w:val="14"/>
+        </w:numPr>
+        <w:rPr>
+          <w:sz w:val="22"/>
+          <w:szCs w:val="22"/>
+        </w:rPr>
+      </w:pPr>
+      <w:r>
+        <w:rPr>
+          <w:sz w:val="22"/>
+          <w:szCs w:val="22"/>
+        </w:rPr>
+        <w:t>Schauen Sie das Experiment-Dokument an</w:t>
+      </w:r>
+    </w:p>
+    <w:p>
+      <w:pPr>
+        <w:pStyle w:val="Compact"/>
+        <w:numPr>
+          <w:ilvl w:val="0"/>
+          <w:numId w:val="10"/>
+        </w:numPr>
+        <w:rPr>
+          <w:sz w:val="22"/>
+          <w:szCs w:val="22"/>
+        </w:rPr>
+      </w:pPr>
+      <w:r>
+        <w:rPr>
+          <w:sz w:val="22"/>
+          <w:szCs w:val="22"/>
+        </w:rPr>
+        <w:t>Verschaffen Sie sich einen Überblick über die ISO-OSI-Layer-Inhalte durch das Lesen des Textes im Dokument</w:t>
+      </w:r>
+    </w:p>
+    <w:p>
+      <w:pPr>
+        <w:pStyle w:val="Compact"/>
+        <w:numPr>
+          <w:ilvl w:val="0"/>
+          <w:numId w:val="10"/>
+        </w:numPr>
+        <w:rPr>
+          <w:sz w:val="22"/>
+          <w:szCs w:val="22"/>
+        </w:rPr>
+      </w:pPr>
+      <w:r>
+        <w:rPr>
+          <w:sz w:val="22"/>
+          <w:szCs w:val="22"/>
+        </w:rPr>
+        <w:t>Für jedes Fragenkonstrukt:</w:t>
+      </w:r>
+    </w:p>
+    <w:p>
+      <w:pPr>
+        <w:pStyle w:val="Compact"/>
+        <w:numPr>
+          <w:ilvl w:val="1"/>
+          <w:numId w:val="7"/>
+        </w:numPr>
+        <w:rPr>
+          <w:sz w:val="22"/>
+          <w:szCs w:val="22"/>
+        </w:rPr>
+      </w:pPr>
+      <w:r>
+        <w:rPr>
+          <w:sz w:val="22"/>
+          <w:szCs w:val="22"/>
+        </w:rPr>
+        <w:t>Lesen Sie die Frage sorgfältig</w:t>
+      </w:r>
+    </w:p>
+    <w:p>
+      <w:pPr>
+        <w:pStyle w:val="Compact"/>
+        <w:numPr>
+          <w:ilvl w:val="1"/>
+          <w:numId w:val="7"/>
+        </w:numPr>
+        <w:rPr>
+          <w:sz w:val="22"/>
+          <w:szCs w:val="22"/>
+        </w:rPr>
+      </w:pPr>
+      <w:r>
+        <w:rPr>
+          <w:sz w:val="22"/>
+          <w:szCs w:val="22"/>
+        </w:rPr>
+        <w:t>Bewerten Sie nach den 5 Kategorien der Rubrik für die Frage</w:t>
+      </w:r>
+    </w:p>
+    <w:p>
+      <w:pPr>
+        <w:pStyle w:val="Compact"/>
+        <w:numPr>
+          <w:ilvl w:val="1"/>
+          <w:numId w:val="7"/>
+        </w:numPr>
+        <w:rPr>
+          <w:sz w:val="22"/>
+          <w:szCs w:val="22"/>
+        </w:rPr>
+      </w:pPr>
+      <w:r>
+        <w:rPr>
+          <w:sz w:val="22"/>
+          <w:szCs w:val="22"/>
+        </w:rPr>
+        <w:t>Bewerten Sie nach den 3 Kategorien der Rubrik für die Antworten</w:t>
+      </w:r>
+    </w:p>
+    <w:p>
+      <w:pPr>
+        <w:pStyle w:val="Compact"/>
+        <w:numPr>
+          <w:ilvl w:val="1"/>
+          <w:numId w:val="7"/>
+        </w:numPr>
+        <w:rPr>
+          <w:sz w:val="22"/>
+          <w:szCs w:val="22"/>
+        </w:rPr>
+      </w:pPr>
+      <w:r>
+        <w:rPr>
+          <w:sz w:val="22"/>
+          <w:szCs w:val="22"/>
+        </w:rPr>
+        <w:t>Notieren Sie Ihre Bewertungen entsprechend in die Tabelle</w:t>
+      </w:r>
+    </w:p>
+    <w:p>
+      <w:pPr>
+        <w:pStyle w:val="Compact"/>
+        <w:numPr>
+          <w:ilvl w:val="1"/>
+          <w:numId w:val="7"/>
+        </w:numPr>
+        <w:rPr/>
+      </w:pPr>
+      <w:r>
+        <w:rPr>
+          <w:sz w:val="22"/>
+          <w:szCs w:val="22"/>
+        </w:rPr>
+        <w:t xml:space="preserve">Notieren Sie gegebenenfalls problematische Antworten/Antwortoptionen in </w:t>
+      </w:r>
+      <w:r>
+        <w:rPr>
+          <w:rStyle w:val="VerbatimChar"/>
+          <w:sz w:val="22"/>
+          <w:szCs w:val="22"/>
+        </w:rPr>
+        <w:t>answer_problems</w:t>
+      </w:r>
+      <w:r>
+        <w:rPr>
+          <w:sz w:val="22"/>
+          <w:szCs w:val="22"/>
+        </w:rPr>
+        <w:t>, und warum diese problematisch sind</w:t>
+      </w:r>
+    </w:p>
+    <w:p>
+      <w:pPr>
+        <w:pStyle w:val="Compact"/>
+        <w:numPr>
+          <w:ilvl w:val="1"/>
+          <w:numId w:val="7"/>
+        </w:numPr>
+        <w:rPr/>
+      </w:pPr>
+      <w:r>
+        <w:rPr>
+          <w:sz w:val="22"/>
+          <w:szCs w:val="22"/>
+        </w:rPr>
+        <w:t xml:space="preserve">Ergänzen Sie bei Bedarf weitere Kommentare in </w:t>
+      </w:r>
+      <w:r>
+        <w:rPr>
+          <w:rStyle w:val="VerbatimChar"/>
+          <w:sz w:val="22"/>
+          <w:szCs w:val="22"/>
+        </w:rPr>
+        <w:t>comments</w:t>
+      </w:r>
+    </w:p>
+    <w:p>
+      <w:pPr>
+        <w:pStyle w:val="FirstParagraph"/>
+        <w:rPr>
+          <w:sz w:val="22"/>
+          <w:szCs w:val="22"/>
+        </w:rPr>
+      </w:pPr>
+      <w:r>
+        <w:rPr>
+          <w:b/>
+          <w:bCs/>
+          <w:sz w:val="22"/>
+          <w:szCs w:val="22"/>
+        </w:rPr>
+        <w:t>Bewertungsfokus:</w:t>
+      </w:r>
+    </w:p>
+    <w:p>
+      <w:pPr>
+        <w:pStyle w:val="Compact"/>
+        <w:numPr>
+          <w:ilvl w:val="0"/>
+          <w:numId w:val="7"/>
+        </w:numPr>
+        <w:rPr>
+          <w:sz w:val="22"/>
+          <w:szCs w:val="22"/>
+        </w:rPr>
+      </w:pPr>
+      <w:r>
+        <w:rPr>
+          <w:sz w:val="22"/>
+          <w:szCs w:val="22"/>
+        </w:rPr>
+        <w:t>Welches Bloom-Level wird tatsächlich erreicht?</w:t>
+      </w:r>
+    </w:p>
+    <w:p>
+      <w:pPr>
+        <w:pStyle w:val="Compact"/>
+        <w:numPr>
+          <w:ilvl w:val="0"/>
+          <w:numId w:val="7"/>
+        </w:numPr>
+        <w:rPr>
+          <w:sz w:val="22"/>
+          <w:szCs w:val="22"/>
+        </w:rPr>
+      </w:pPr>
+      <w:bookmarkStart w:id="6" w:name="anleitung-für-experten"/>
+      <w:bookmarkStart w:id="7" w:name="schritt-3-bewertung-durchführen"/>
+      <w:r>
+        <w:rPr>
+          <w:sz w:val="22"/>
+          <w:szCs w:val="22"/>
+        </w:rPr>
+        <w:t>Gibt es bestimmte qualitative Unterschiede zwischen MCQ und Open-Ended Fragen?</w:t>
+      </w:r>
+      <w:bookmarkEnd w:id="6"/>
+      <w:bookmarkEnd w:id="7"/>
+    </w:p>
+    <w:p>
+      <w:pPr>
+        <w:pStyle w:val="Heading2"/>
+        <w:rPr/>
+      </w:pPr>
+      <w:bookmarkStart w:id="8" w:name="dankbarkeit"/>
+      <w:r>
+        <w:rPr/>
+        <w:t>Dankbarkeit</w:t>
+      </w:r>
+    </w:p>
+    <w:p>
+      <w:pPr>
+        <w:pStyle w:val="FirstParagraph"/>
+        <w:rPr>
+          <w:sz w:val="22"/>
+          <w:szCs w:val="22"/>
+        </w:rPr>
+      </w:pPr>
+      <w:bookmarkStart w:id="9" w:name="X7fc9fe659a2ddf9bc287dedc346b5edd195f883"/>
+      <w:bookmarkStart w:id="10" w:name="dankbarkeit"/>
+      <w:r>
+        <w:rPr>
+          <w:sz w:val="22"/>
+          <w:szCs w:val="22"/>
+        </w:rPr>
+        <w:t>Vielen Dank für Ihre Unterstützung bei der Evaluation! Ihre Einschätzungen sind wertvoll für die Forschung.</w:t>
+      </w:r>
+      <w:bookmarkEnd w:id="9"/>
+      <w:bookmarkEnd w:id="10"/>
+    </w:p>
+    <w:p>
+      <w:pPr>
+        <w:pStyle w:val="BodyText"/>
+        <w:bidi w:val="0"/>
+        <w:jc w:val="start"/>
+        <w:rPr/>
+      </w:pPr>
+      <w:r>
+        <w:rPr/>
+      </w:r>
+    </w:p>
+    <w:p>
+      <w:pPr>
+        <w:pStyle w:val="BodyText"/>
+        <w:bidi w:val="0"/>
+        <w:jc w:val="start"/>
+        <w:rPr/>
+      </w:pPr>
+      <w:r>
+        <w:rPr/>
+      </w:r>
+    </w:p>
+    <w:p>
+      <w:pPr>
+        <w:pStyle w:val="Heading1"/>
+        <w:bidi w:val="0"/>
+        <w:jc w:val="start"/>
+        <w:rPr/>
+      </w:pPr>
+      <w:r>
+        <w:rPr/>
+        <w:t>Bewertungsrubrik für LLM-generierte Fragen</w:t>
+      </w:r>
+    </w:p>
+    <w:p>
+      <w:pPr>
+        <w:pStyle w:val="Heading2"/>
+        <w:bidi w:val="0"/>
+        <w:jc w:val="start"/>
+        <w:rPr/>
+      </w:pPr>
+      <w:r>
+        <w:rPr/>
+        <w:t>Relevanz/Relevance</w:t>
+      </w:r>
+    </w:p>
+    <w:p>
+      <w:pPr>
+        <w:pStyle w:val="FirstParagraph"/>
+        <w:bidi w:val="0"/>
+        <w:jc w:val="start"/>
+        <w:rPr>
+          <w:sz w:val="22"/>
+          <w:szCs w:val="22"/>
+        </w:rPr>
+      </w:pPr>
+      <w:r>
+        <w:rPr>
+          <w:b/>
+          <w:bCs/>
+          <w:sz w:val="22"/>
+          <w:szCs w:val="22"/>
+        </w:rPr>
+        <w:t>Fragestellung:</w:t>
+      </w:r>
+      <w:r>
+        <w:rPr>
+          <w:sz w:val="22"/>
+          <w:szCs w:val="22"/>
+        </w:rPr>
+        <w:t xml:space="preserve"> Wie gut bezieht sich die Frage auf den Inhalt des bereitgestellten Textes?</w:t>
       </w:r>
     </w:p>
     <w:p>
@@ -108,64 +1010,41 @@
       </w:pPr>
       <w:r>
         <w:rPr>
-          <w:sz w:val="22"/>
-          <w:szCs w:val="22"/>
-        </w:rPr>
-        <w:t>Zusammenfügen der Informationen aller 7 Layer zu einem Text, welcher in das vorliegende .docx Dokument integriert wurde</w:t>
-      </w:r>
-    </w:p>
-    <w:p>
-      <w:pPr>
-        <w:pStyle w:val="FirstParagraph"/>
-        <w:bidi w:val="0"/>
-        <w:jc w:val="start"/>
-        <w:rPr>
-          <w:sz w:val="22"/>
-          <w:szCs w:val="22"/>
-        </w:rPr>
-      </w:pPr>
-      <w:r>
-        <w:rPr>
           <w:b/>
           <w:bCs/>
           <w:sz w:val="22"/>
           <w:szCs w:val="22"/>
         </w:rPr>
-        <w:t>Generierte Fragen:</w:t>
-      </w:r>
-    </w:p>
-    <w:p>
-      <w:pPr>
-        <w:pStyle w:val="BodyText"/>
-        <w:bidi w:val="0"/>
-        <w:jc w:val="start"/>
-        <w:rPr>
-          <w:sz w:val="22"/>
-          <w:szCs w:val="22"/>
-        </w:rPr>
-      </w:pPr>
-      <w:r>
-        <w:rPr>
-          <w:sz w:val="22"/>
-          <w:szCs w:val="22"/>
-        </w:rPr>
-        <w:t xml:space="preserve">In jede Frage wurde ein bestimmtes Lernziel integriert (1/6), angeknüpft an das jeweilige Bloom-Level. Das Einhalten des Lernziels soll mit der </w:t>
-      </w:r>
-      <w:r>
-        <w:rPr>
-          <w:b/>
-          <w:bCs/>
-          <w:sz w:val="22"/>
-          <w:szCs w:val="22"/>
-        </w:rPr>
-        <w:t>Wertigkeit</w:t>
-      </w:r>
-      <w:r>
-        <w:rPr>
-          <w:sz w:val="22"/>
-          <w:szCs w:val="22"/>
-        </w:rPr>
-        <w:t>-Kategorie in der Rubrik bewertet werden.</w:t>
+        <w:t>5 - Überaus relevant:</w:t>
+      </w:r>
+      <w:r>
+        <w:rPr>
+          <w:sz w:val="22"/>
+          <w:szCs w:val="22"/>
+        </w:rPr>
+        <w:t xml:space="preserve"> Bezieht sich auf zentrale Themen und korrekte Fachbegriffe</w:t>
+      </w:r>
+    </w:p>
+    <w:p>
+      <w:pPr>
+        <w:pStyle w:val="Compact"/>
+        <w:numPr>
+          <w:ilvl w:val="1"/>
+          <w:numId w:val="1"/>
+        </w:numPr>
+        <w:bidi w:val="0"/>
+        <w:jc w:val="start"/>
+        <w:rPr>
+          <w:sz w:val="22"/>
+          <w:szCs w:val="22"/>
+        </w:rPr>
+      </w:pPr>
+      <w:r>
+        <w:rPr>
+          <w:sz w:val="22"/>
+          <w:szCs w:val="22"/>
+        </w:rPr>
+        <w:t>Bsp.: “Welche Kernaufgaben erfüllt der Data Link Layer und worin unterscheiden sich diese hinsichtlich ihrer Zielsetzung?”</w:t>
       </w:r>
     </w:p>
     <w:p>
@@ -184,10 +1063,19 @@
       </w:pPr>
       <w:r>
         <w:rPr>
-          <w:sz w:val="22"/>
-          <w:szCs w:val="22"/>
-        </w:rPr>
-        <w:t>4 LLMs × 12 Fragen = 48 Fragen gesamt</w:t>
+          <w:b/>
+          <w:bCs/>
+          <w:sz w:val="22"/>
+          <w:szCs w:val="22"/>
+        </w:rPr>
+        <w:t>4 - Relevant:</w:t>
+      </w:r>
+      <w:r>
+        <w:rPr>
+          <w:sz w:val="22"/>
+          <w:szCs w:val="22"/>
+        </w:rPr>
+        <w:t xml:space="preserve"> Bezieht sich auf wichtige Textinhalte</w:t>
       </w:r>
     </w:p>
     <w:p>
@@ -206,10 +1094,19 @@
       </w:pPr>
       <w:r>
         <w:rPr>
-          <w:sz w:val="22"/>
-          <w:szCs w:val="22"/>
-        </w:rPr>
-        <w:t>Pro LLM: 6 MCQ (Bloom 1-3, je 2 Fragen) + 6 Open-Ended (Bloom 1-6, je 1 Frage)</w:t>
+          <w:b/>
+          <w:bCs/>
+          <w:sz w:val="22"/>
+          <w:szCs w:val="22"/>
+        </w:rPr>
+        <w:t>3 - Mäßig relevant:</w:t>
+      </w:r>
+      <w:r>
+        <w:rPr>
+          <w:sz w:val="22"/>
+          <w:szCs w:val="22"/>
+        </w:rPr>
+        <w:t xml:space="preserve"> Behandelt eher nebensächliche Aspekte des Textes</w:t>
       </w:r>
     </w:p>
     <w:p>
@@ -226,54 +1123,21 @@
           <w:szCs w:val="22"/>
         </w:rPr>
       </w:pPr>
-      <w:bookmarkStart w:id="0" w:name="experimentaufbau"/>
-      <w:r>
-        <w:rPr>
-          <w:sz w:val="22"/>
-          <w:szCs w:val="22"/>
-        </w:rPr>
-        <w:t>Sample für Bewertung: 24 Fragen (6 pro LLM: 3 MCQ + 3 Open-Ended)</w:t>
-      </w:r>
-      <w:bookmarkEnd w:id="0"/>
-    </w:p>
-    <w:p>
-      <w:pPr>
-        <w:pStyle w:val="Heading2"/>
-        <w:bidi w:val="0"/>
-        <w:jc w:val="start"/>
-        <w:rPr/>
-      </w:pPr>
-      <w:r>
-        <w:rPr/>
-        <w:t>Anleitung für Studierende</w:t>
-      </w:r>
-    </w:p>
-    <w:p>
-      <w:pPr>
-        <w:pStyle w:val="Heading3"/>
-        <w:bidi w:val="0"/>
-        <w:jc w:val="start"/>
-        <w:rPr/>
-      </w:pPr>
-      <w:bookmarkStart w:id="1" w:name="schritt-1-bewertungskriterien-verstehen"/>
-      <w:r>
-        <w:rPr/>
-        <w:t>Schritt 1: Bewertungskriterien verstehen</w:t>
-      </w:r>
-    </w:p>
-    <w:p>
-      <w:pPr>
-        <w:pStyle w:val="FirstParagraph"/>
-        <w:bidi w:val="0"/>
-        <w:jc w:val="start"/>
-        <w:rPr/>
-      </w:pPr>
-      <w:r>
-        <w:rPr>
-          <w:sz w:val="22"/>
-          <w:szCs w:val="22"/>
-        </w:rPr>
-        <w:t>Lesen Sie die im .docx enthaltene Rubrik durch, die folgende Kategorien umfasst (jeweils 1-5 Punkte):</w:t>
+      <w:r>
+        <w:rPr>
+          <w:b/>
+          <w:bCs/>
+          <w:sz w:val="22"/>
+          <w:szCs w:val="22"/>
+        </w:rPr>
+        <w:t>2 - Weniger relevant:</w:t>
+      </w:r>
+      <w:r>
+        <w:rPr>
+          <w:sz w:val="22"/>
+          <w:szCs w:val="22"/>
+        </w:rPr>
+        <w:t xml:space="preserve"> Nur oberflächlicher Textbezug</w:t>
       </w:r>
     </w:p>
     <w:p>
@@ -297,14 +1161,77 @@
           <w:sz w:val="22"/>
           <w:szCs w:val="22"/>
         </w:rPr>
-        <w:t>Relevanz:</w:t>
-      </w:r>
-      <w:r>
-        <w:rPr>
-          <w:sz w:val="22"/>
-          <w:szCs w:val="22"/>
-        </w:rPr>
-        <w:t xml:space="preserve"> Bezug zum ISO-OSI-Modell</w:t>
+        <w:t>1 - Nicht relevant:</w:t>
+      </w:r>
+      <w:r>
+        <w:rPr>
+          <w:sz w:val="22"/>
+          <w:szCs w:val="22"/>
+        </w:rPr>
+        <w:t xml:space="preserve"> Kein Bezug zum Textinhalt</w:t>
+      </w:r>
+    </w:p>
+    <w:p>
+      <w:pPr>
+        <w:pStyle w:val="Compact"/>
+        <w:numPr>
+          <w:ilvl w:val="1"/>
+          <w:numId w:val="1"/>
+        </w:numPr>
+        <w:bidi w:val="0"/>
+        <w:jc w:val="start"/>
+        <w:rPr>
+          <w:sz w:val="22"/>
+          <w:szCs w:val="22"/>
+        </w:rPr>
+      </w:pPr>
+      <w:bookmarkStart w:id="11" w:name="relevanzrelevance"/>
+      <w:r>
+        <w:rPr>
+          <w:sz w:val="22"/>
+          <w:szCs w:val="22"/>
+        </w:rPr>
+        <w:t>Bsp.: “Welche Programmiersprache wird am häufigsten für die Implementierung von Netzwerkprotokollen verwendet?”</w:t>
+      </w:r>
+      <w:bookmarkEnd w:id="11"/>
+    </w:p>
+    <w:p>
+      <w:pPr>
+        <w:pStyle w:val="Heading2"/>
+        <w:bidi w:val="0"/>
+        <w:jc w:val="start"/>
+        <w:rPr/>
+      </w:pPr>
+      <w:r>
+        <w:rPr/>
+        <w:t>Klarheit/Clarity</w:t>
+      </w:r>
+    </w:p>
+    <w:p>
+      <w:pPr>
+        <w:pStyle w:val="FirstParagraph"/>
+        <w:bidi w:val="0"/>
+        <w:jc w:val="start"/>
+        <w:rPr>
+          <w:sz w:val="22"/>
+          <w:szCs w:val="22"/>
+        </w:rPr>
+      </w:pPr>
+      <w:r>
+        <w:rPr>
+          <w:b/>
+          <w:bCs/>
+          <w:sz w:val="22"/>
+          <w:szCs w:val="22"/>
+        </w:rPr>
+        <w:t>Fragestellung:</w:t>
+      </w:r>
+      <w:r>
+        <w:rPr>
+          <w:sz w:val="22"/>
+          <w:szCs w:val="22"/>
+        </w:rPr>
+        <w:t xml:space="preserve"> Wie eindeutig und verständlich ist die Frage formuliert?</w:t>
       </w:r>
     </w:p>
     <w:p>
@@ -328,14 +1255,36 @@
           <w:sz w:val="22"/>
           <w:szCs w:val="22"/>
         </w:rPr>
-        <w:t>Klarheit:</w:t>
-      </w:r>
-      <w:r>
-        <w:rPr>
-          <w:sz w:val="22"/>
-          <w:szCs w:val="22"/>
-        </w:rPr>
-        <w:t xml:space="preserve"> Eindeutigkeit der Formulierung</w:t>
+        <w:t>5 - Sehr klar:</w:t>
+      </w:r>
+      <w:r>
+        <w:rPr>
+          <w:sz w:val="22"/>
+          <w:szCs w:val="22"/>
+        </w:rPr>
+        <w:t xml:space="preserve"> Präzise, eindeutig formuliert, keine Mehrdeutigkeiten</w:t>
+      </w:r>
+    </w:p>
+    <w:p>
+      <w:pPr>
+        <w:pStyle w:val="Compact"/>
+        <w:numPr>
+          <w:ilvl w:val="1"/>
+          <w:numId w:val="15"/>
+        </w:numPr>
+        <w:bidi w:val="0"/>
+        <w:jc w:val="start"/>
+        <w:rPr>
+          <w:sz w:val="22"/>
+          <w:szCs w:val="22"/>
+        </w:rPr>
+      </w:pPr>
+      <w:r>
+        <w:rPr>
+          <w:sz w:val="22"/>
+          <w:szCs w:val="22"/>
+        </w:rPr>
+        <w:t>Bsp.: “Nennen Sie die Kernaufgaben der Session Layer und erläutern Sie jeweils deren Funktion.”</w:t>
       </w:r>
     </w:p>
     <w:p>
@@ -359,14 +1308,14 @@
           <w:sz w:val="22"/>
           <w:szCs w:val="22"/>
         </w:rPr>
-        <w:t>Beantwortbarkeit:</w:t>
-      </w:r>
-      <w:r>
-        <w:rPr>
-          <w:sz w:val="22"/>
-          <w:szCs w:val="22"/>
-        </w:rPr>
-        <w:t xml:space="preserve"> Verfügbarkeit der Informationen im Text</w:t>
+        <w:t>4 - Klar:</w:t>
+      </w:r>
+      <w:r>
+        <w:rPr>
+          <w:sz w:val="22"/>
+          <w:szCs w:val="22"/>
+        </w:rPr>
+        <w:t xml:space="preserve"> Verständlich mit minimalen Unklarheiten</w:t>
       </w:r>
     </w:p>
     <w:p>
@@ -390,14 +1339,14 @@
           <w:sz w:val="22"/>
           <w:szCs w:val="22"/>
         </w:rPr>
-        <w:t>Herausforderung:</w:t>
-      </w:r>
-      <w:r>
-        <w:rPr>
-          <w:sz w:val="22"/>
-          <w:szCs w:val="22"/>
-        </w:rPr>
-        <w:t xml:space="preserve"> Anspruchsniveau der Frage</w:t>
+        <w:t>3 - Mäßig klar:</w:t>
+      </w:r>
+      <w:r>
+        <w:rPr>
+          <w:sz w:val="22"/>
+          <w:szCs w:val="22"/>
+        </w:rPr>
+        <w:t xml:space="preserve"> Enthält einige unklare Formulierungen</w:t>
       </w:r>
     </w:p>
     <w:p>
@@ -421,14 +1370,14 @@
           <w:sz w:val="22"/>
           <w:szCs w:val="22"/>
         </w:rPr>
-        <w:t>Wertigkeit:</w:t>
-      </w:r>
-      <w:r>
-        <w:rPr>
-          <w:sz w:val="22"/>
-          <w:szCs w:val="22"/>
-        </w:rPr>
-        <w:t xml:space="preserve"> Bedeutung für vorgegebenes Lernziel</w:t>
+        <w:t>2 - Unklar:</w:t>
+      </w:r>
+      <w:r>
+        <w:rPr>
+          <w:sz w:val="22"/>
+          <w:szCs w:val="22"/>
+        </w:rPr>
+        <w:t xml:space="preserve"> Enthält mehrere mehrdeutige oder verwirrende Elemente</w:t>
       </w:r>
     </w:p>
     <w:p>
@@ -452,37 +1401,55 @@
           <w:sz w:val="22"/>
           <w:szCs w:val="22"/>
         </w:rPr>
-        <w:t>Sprachqualität:</w:t>
-      </w:r>
-      <w:r>
-        <w:rPr>
-          <w:sz w:val="22"/>
-          <w:szCs w:val="22"/>
-        </w:rPr>
-        <w:t xml:space="preserve"> Verständlichkeit und Angemessenheit</w:t>
+        <w:t>1 - Sehr unklar:</w:t>
+      </w:r>
+      <w:r>
+        <w:rPr>
+          <w:sz w:val="22"/>
+          <w:szCs w:val="22"/>
+        </w:rPr>
+        <w:t xml:space="preserve"> Schwer verständlich oder grammatikalisch fehlerhaft</w:t>
+      </w:r>
+    </w:p>
+    <w:p>
+      <w:pPr>
+        <w:pStyle w:val="Compact"/>
+        <w:numPr>
+          <w:ilvl w:val="1"/>
+          <w:numId w:val="1"/>
+        </w:numPr>
+        <w:bidi w:val="0"/>
+        <w:jc w:val="start"/>
+        <w:rPr>
+          <w:sz w:val="22"/>
+          <w:szCs w:val="22"/>
+        </w:rPr>
+      </w:pPr>
+      <w:bookmarkStart w:id="12" w:name="klarheitclarity"/>
+      <w:r>
+        <w:rPr>
+          <w:sz w:val="22"/>
+          <w:szCs w:val="22"/>
+        </w:rPr>
+        <w:t>Bsp.: “Inwiefern spielt die Schicht eine Rolle bei dem, was passiert, wenn Kommunikation stattfindet?”</w:t>
+      </w:r>
+      <w:bookmarkEnd w:id="12"/>
+    </w:p>
+    <w:p>
+      <w:pPr>
+        <w:pStyle w:val="Heading2"/>
+        <w:bidi w:val="0"/>
+        <w:jc w:val="start"/>
+        <w:rPr/>
+      </w:pPr>
+      <w:r>
+        <w:rPr/>
+        <w:t>Beantwortbarkeit/Answerability</w:t>
       </w:r>
     </w:p>
     <w:p>
       <w:pPr>
         <w:pStyle w:val="FirstParagraph"/>
-        <w:bidi w:val="0"/>
-        <w:jc w:val="start"/>
-        <w:rPr>
-          <w:sz w:val="22"/>
-          <w:szCs w:val="22"/>
-        </w:rPr>
-      </w:pPr>
-      <w:r>
-        <w:rPr>
-          <w:sz w:val="22"/>
-          <w:szCs w:val="22"/>
-        </w:rPr>
-        <w:t>Sowie die folgende Kategorie:</w:t>
-      </w:r>
-    </w:p>
-    <w:p>
-      <w:pPr>
-        <w:pStyle w:val="BodyText"/>
         <w:bidi w:val="0"/>
         <w:jc w:val="start"/>
         <w:rPr>
@@ -497,46 +1464,14 @@
           <w:sz w:val="22"/>
           <w:szCs w:val="22"/>
         </w:rPr>
-        <w:t>Bloom-Level-Bewertung (Punktevergabe 1-6):</w:t>
-      </w:r>
-      <w:r>
-        <w:rPr>
-          <w:sz w:val="22"/>
-          <w:szCs w:val="22"/>
-        </w:rPr>
-        <w:t xml:space="preserve"> Welches kognitive Level wird in dieser Frage erreicht? Nutzen Sie die Beschreibungen und Verben in der Rubrik zur Bestimmung des Levels.</w:t>
-      </w:r>
-      <w:bookmarkEnd w:id="1"/>
-    </w:p>
-    <w:p>
-      <w:pPr>
-        <w:pStyle w:val="Heading3"/>
-        <w:bidi w:val="0"/>
-        <w:jc w:val="start"/>
-        <w:rPr/>
-      </w:pPr>
-      <w:bookmarkStart w:id="2" w:name="schritt-2-tabellen-struktur-verstehen"/>
-      <w:r>
-        <w:rPr/>
-        <w:t>Schritt 2: Tabellen-Struktur verstehen</w:t>
-      </w:r>
-    </w:p>
-    <w:p>
-      <w:pPr>
-        <w:pStyle w:val="FirstParagraph"/>
-        <w:bidi w:val="0"/>
-        <w:jc w:val="start"/>
-        <w:rPr>
-          <w:sz w:val="22"/>
-          <w:szCs w:val="22"/>
-        </w:rPr>
-      </w:pPr>
-      <w:r>
-        <w:rPr>
-          <w:sz w:val="22"/>
-          <w:szCs w:val="22"/>
-        </w:rPr>
-        <w:t>Jede Klein-Tabelle zu der jeweiligen Frage enthält:</w:t>
+        <w:t>Fragestellung:</w:t>
+      </w:r>
+      <w:r>
+        <w:rPr>
+          <w:sz w:val="22"/>
+          <w:szCs w:val="22"/>
+        </w:rPr>
+        <w:t xml:space="preserve"> Wie gut können Studierende die Frage mit den verfügbaren Textinformationen beantworten?</w:t>
       </w:r>
     </w:p>
     <w:p>
@@ -555,10 +1490,41 @@
       </w:pPr>
       <w:r>
         <w:rPr>
-          <w:sz w:val="22"/>
-          <w:szCs w:val="22"/>
-        </w:rPr>
-        <w:t>Die 6 Bewertungsspalten aus Schritt 1 (1-5 Punkte), sowie</w:t>
+          <w:b/>
+          <w:bCs/>
+          <w:sz w:val="22"/>
+          <w:szCs w:val="22"/>
+        </w:rPr>
+        <w:t>5 - Vollständig beantwortbar:</w:t>
+      </w:r>
+      <w:r>
+        <w:rPr>
+          <w:sz w:val="22"/>
+          <w:szCs w:val="22"/>
+        </w:rPr>
+        <w:t xml:space="preserve"> Alle Infos explizit im Text verfügbar</w:t>
+      </w:r>
+    </w:p>
+    <w:p>
+      <w:pPr>
+        <w:pStyle w:val="Compact"/>
+        <w:numPr>
+          <w:ilvl w:val="1"/>
+          <w:numId w:val="1"/>
+        </w:numPr>
+        <w:bidi w:val="0"/>
+        <w:jc w:val="start"/>
+        <w:rPr>
+          <w:sz w:val="22"/>
+          <w:szCs w:val="22"/>
+        </w:rPr>
+      </w:pPr>
+      <w:r>
+        <w:rPr>
+          <w:sz w:val="22"/>
+          <w:szCs w:val="22"/>
+        </w:rPr>
+        <w:t>Bsp: “Welche Kernaufgaben hat der Presentation Layer?”</w:t>
       </w:r>
     </w:p>
     <w:p>
@@ -570,22 +1536,26 @@
         </w:numPr>
         <w:bidi w:val="0"/>
         <w:jc w:val="start"/>
-        <w:rPr/>
-      </w:pPr>
-      <w:r>
-        <w:rPr>
-          <w:rStyle w:val="VerbatimChar"/>
-          <w:sz w:val="22"/>
-          <w:szCs w:val="22"/>
-        </w:rPr>
-        <w:t>bloom_rating</w:t>
-      </w:r>
-      <w:r>
-        <w:rPr>
-          <w:sz w:val="22"/>
-          <w:szCs w:val="22"/>
-        </w:rPr>
-        <w:t>: Ihr bewertetes Bloom-Level (Level 1-6)</w:t>
+        <w:rPr>
+          <w:sz w:val="22"/>
+          <w:szCs w:val="22"/>
+        </w:rPr>
+      </w:pPr>
+      <w:r>
+        <w:rPr>
+          <w:b/>
+          <w:bCs/>
+          <w:sz w:val="22"/>
+          <w:szCs w:val="22"/>
+        </w:rPr>
+        <w:t>4 - Gut beantwortbar:</w:t>
+      </w:r>
+      <w:r>
+        <w:rPr>
+          <w:sz w:val="22"/>
+          <w:szCs w:val="22"/>
+        </w:rPr>
+        <w:t xml:space="preserve"> Die meisten Infos im Text, minimale Schlüsse nötig</w:t>
       </w:r>
     </w:p>
     <w:p>
@@ -597,22 +1567,26 @@
         </w:numPr>
         <w:bidi w:val="0"/>
         <w:jc w:val="start"/>
-        <w:rPr/>
-      </w:pPr>
-      <w:r>
-        <w:rPr>
-          <w:rStyle w:val="VerbatimChar"/>
-          <w:sz w:val="22"/>
-          <w:szCs w:val="22"/>
-        </w:rPr>
-        <w:t>answer_problems</w:t>
-      </w:r>
-      <w:r>
-        <w:rPr>
-          <w:sz w:val="22"/>
-          <w:szCs w:val="22"/>
-        </w:rPr>
-        <w:t>: Für problematische Antworten</w:t>
+        <w:rPr>
+          <w:sz w:val="22"/>
+          <w:szCs w:val="22"/>
+        </w:rPr>
+      </w:pPr>
+      <w:r>
+        <w:rPr>
+          <w:b/>
+          <w:bCs/>
+          <w:sz w:val="22"/>
+          <w:szCs w:val="22"/>
+        </w:rPr>
+        <w:t>3 - Teilweise beantwortbar:</w:t>
+      </w:r>
+      <w:r>
+        <w:rPr>
+          <w:sz w:val="22"/>
+          <w:szCs w:val="22"/>
+        </w:rPr>
+        <w:t xml:space="preserve"> Grundinfos vorhanden, moderate Interpretation nötig</w:t>
       </w:r>
     </w:p>
     <w:p>
@@ -624,35 +1598,26 @@
         </w:numPr>
         <w:bidi w:val="0"/>
         <w:jc w:val="start"/>
-        <w:rPr/>
-      </w:pPr>
-      <w:r>
-        <w:rPr>
-          <w:rStyle w:val="VerbatimChar"/>
-          <w:sz w:val="22"/>
-          <w:szCs w:val="22"/>
-        </w:rPr>
-        <w:t>comments</w:t>
-      </w:r>
-      <w:r>
-        <w:rPr>
-          <w:sz w:val="22"/>
-          <w:szCs w:val="22"/>
-        </w:rPr>
-        <w:t>: Für zusätzliche Anmerkungen</w:t>
-      </w:r>
-      <w:bookmarkEnd w:id="2"/>
-    </w:p>
-    <w:p>
-      <w:pPr>
-        <w:pStyle w:val="Heading3"/>
-        <w:bidi w:val="0"/>
-        <w:jc w:val="start"/>
-        <w:rPr/>
-      </w:pPr>
-      <w:r>
-        <w:rPr/>
-        <w:t>Schritt 3: Bewertung durchführen</w:t>
+        <w:rPr>
+          <w:sz w:val="22"/>
+          <w:szCs w:val="22"/>
+        </w:rPr>
+      </w:pPr>
+      <w:r>
+        <w:rPr>
+          <w:b/>
+          <w:bCs/>
+          <w:sz w:val="22"/>
+          <w:szCs w:val="22"/>
+        </w:rPr>
+        <w:t>2 - Schwer beantwortbar:</w:t>
+      </w:r>
+      <w:r>
+        <w:rPr>
+          <w:sz w:val="22"/>
+          <w:szCs w:val="22"/>
+        </w:rPr>
+        <w:t xml:space="preserve"> Wenige relevante Infos, viel eigene Ableitung erforderlich</w:t>
       </w:r>
     </w:p>
     <w:p>
@@ -660,7 +1625,7 @@
         <w:pStyle w:val="Compact"/>
         <w:numPr>
           <w:ilvl w:val="0"/>
-          <w:numId w:val="9"/>
+          <w:numId w:val="1"/>
         </w:numPr>
         <w:bidi w:val="0"/>
         <w:jc w:val="start"/>
@@ -671,10 +1636,855 @@
       </w:pPr>
       <w:r>
         <w:rPr>
-          <w:sz w:val="22"/>
-          <w:szCs w:val="22"/>
-        </w:rPr>
-        <w:t>Schauen Sie das Experiment-Dokument an</w:t>
+          <w:b/>
+          <w:bCs/>
+          <w:sz w:val="22"/>
+          <w:szCs w:val="22"/>
+        </w:rPr>
+        <w:t>1 - Nicht beantwortbar:</w:t>
+      </w:r>
+      <w:r>
+        <w:rPr>
+          <w:sz w:val="22"/>
+          <w:szCs w:val="22"/>
+        </w:rPr>
+        <w:t xml:space="preserve"> Benötigte Informationen fehlen größtenteils</w:t>
+      </w:r>
+    </w:p>
+    <w:p>
+      <w:pPr>
+        <w:pStyle w:val="Compact"/>
+        <w:numPr>
+          <w:ilvl w:val="1"/>
+          <w:numId w:val="1"/>
+        </w:numPr>
+        <w:bidi w:val="0"/>
+        <w:jc w:val="start"/>
+        <w:rPr>
+          <w:sz w:val="22"/>
+          <w:szCs w:val="22"/>
+        </w:rPr>
+      </w:pPr>
+      <w:bookmarkStart w:id="13" w:name="beantwortbarkeitanswerability"/>
+      <w:r>
+        <w:rPr>
+          <w:sz w:val="22"/>
+          <w:szCs w:val="22"/>
+        </w:rPr>
+        <w:t>Bsp.: “Vergleichen Sie die Effizienz des ISO-OSI-Modells mit modernen Software-Defined-Networking-Ansätzen.”</w:t>
+      </w:r>
+      <w:bookmarkEnd w:id="13"/>
+    </w:p>
+    <w:p>
+      <w:pPr>
+        <w:pStyle w:val="Heading2"/>
+        <w:bidi w:val="0"/>
+        <w:jc w:val="start"/>
+        <w:rPr/>
+      </w:pPr>
+      <w:r>
+        <w:rPr/>
+        <w:t>Herausforderung/Challenging</w:t>
+      </w:r>
+    </w:p>
+    <w:p>
+      <w:pPr>
+        <w:pStyle w:val="FirstParagraph"/>
+        <w:bidi w:val="0"/>
+        <w:jc w:val="start"/>
+        <w:rPr>
+          <w:sz w:val="22"/>
+          <w:szCs w:val="22"/>
+        </w:rPr>
+      </w:pPr>
+      <w:r>
+        <w:rPr>
+          <w:b/>
+          <w:bCs/>
+          <w:sz w:val="22"/>
+          <w:szCs w:val="22"/>
+        </w:rPr>
+        <w:t>Fragestellung:</w:t>
+      </w:r>
+      <w:r>
+        <w:rPr>
+          <w:sz w:val="22"/>
+          <w:szCs w:val="22"/>
+        </w:rPr>
+        <w:t xml:space="preserve"> Wie anspruchsvoll ist die kognitive Anforderung der Frage?</w:t>
+      </w:r>
+    </w:p>
+    <w:p>
+      <w:pPr>
+        <w:pStyle w:val="Compact"/>
+        <w:numPr>
+          <w:ilvl w:val="0"/>
+          <w:numId w:val="1"/>
+        </w:numPr>
+        <w:bidi w:val="0"/>
+        <w:jc w:val="start"/>
+        <w:rPr>
+          <w:sz w:val="22"/>
+          <w:szCs w:val="22"/>
+        </w:rPr>
+      </w:pPr>
+      <w:r>
+        <w:rPr>
+          <w:b/>
+          <w:bCs/>
+          <w:sz w:val="22"/>
+          <w:szCs w:val="22"/>
+        </w:rPr>
+        <w:t>5 - Sehr herausfordernd:</w:t>
+      </w:r>
+      <w:r>
+        <w:rPr>
+          <w:sz w:val="22"/>
+          <w:szCs w:val="22"/>
+        </w:rPr>
+        <w:t xml:space="preserve"> Erfordert tiefgehende Analyse des gesamten Textes</w:t>
+      </w:r>
+    </w:p>
+    <w:p>
+      <w:pPr>
+        <w:pStyle w:val="Compact"/>
+        <w:numPr>
+          <w:ilvl w:val="1"/>
+          <w:numId w:val="1"/>
+        </w:numPr>
+        <w:bidi w:val="0"/>
+        <w:jc w:val="start"/>
+        <w:rPr>
+          <w:sz w:val="22"/>
+          <w:szCs w:val="22"/>
+        </w:rPr>
+      </w:pPr>
+      <w:r>
+        <w:rPr>
+          <w:sz w:val="22"/>
+          <w:szCs w:val="22"/>
+        </w:rPr>
+        <w:t>Bsp.: “Analysieren Sie, warum Flusssteuerung auf mehreren OSI-Schichten implementiert wird, und bewerten Sie die Notwendigkeit dieser Redundanz.”</w:t>
+      </w:r>
+    </w:p>
+    <w:p>
+      <w:pPr>
+        <w:pStyle w:val="Compact"/>
+        <w:numPr>
+          <w:ilvl w:val="0"/>
+          <w:numId w:val="1"/>
+        </w:numPr>
+        <w:bidi w:val="0"/>
+        <w:jc w:val="start"/>
+        <w:rPr>
+          <w:sz w:val="22"/>
+          <w:szCs w:val="22"/>
+        </w:rPr>
+      </w:pPr>
+      <w:r>
+        <w:rPr>
+          <w:b/>
+          <w:bCs/>
+          <w:sz w:val="22"/>
+          <w:szCs w:val="22"/>
+        </w:rPr>
+        <w:t>4 - Herausfordernd:</w:t>
+      </w:r>
+      <w:r>
+        <w:rPr>
+          <w:sz w:val="22"/>
+          <w:szCs w:val="22"/>
+        </w:rPr>
+        <w:t xml:space="preserve"> Erfordert Integration von weit auseinanderliegenden Informationen</w:t>
+      </w:r>
+    </w:p>
+    <w:p>
+      <w:pPr>
+        <w:pStyle w:val="Compact"/>
+        <w:numPr>
+          <w:ilvl w:val="0"/>
+          <w:numId w:val="1"/>
+        </w:numPr>
+        <w:bidi w:val="0"/>
+        <w:jc w:val="start"/>
+        <w:rPr>
+          <w:sz w:val="22"/>
+          <w:szCs w:val="22"/>
+        </w:rPr>
+      </w:pPr>
+      <w:r>
+        <w:rPr>
+          <w:b/>
+          <w:bCs/>
+          <w:sz w:val="22"/>
+          <w:szCs w:val="22"/>
+        </w:rPr>
+        <w:t>3 - Mäßig herausfordernd:</w:t>
+      </w:r>
+      <w:r>
+        <w:rPr>
+          <w:sz w:val="22"/>
+          <w:szCs w:val="22"/>
+        </w:rPr>
+        <w:t xml:space="preserve"> Erfordert Verständnis und einfache Anwendung</w:t>
+      </w:r>
+    </w:p>
+    <w:p>
+      <w:pPr>
+        <w:pStyle w:val="Compact"/>
+        <w:numPr>
+          <w:ilvl w:val="0"/>
+          <w:numId w:val="1"/>
+        </w:numPr>
+        <w:bidi w:val="0"/>
+        <w:jc w:val="start"/>
+        <w:rPr>
+          <w:sz w:val="22"/>
+          <w:szCs w:val="22"/>
+        </w:rPr>
+      </w:pPr>
+      <w:r>
+        <w:rPr>
+          <w:b/>
+          <w:bCs/>
+          <w:sz w:val="22"/>
+          <w:szCs w:val="22"/>
+        </w:rPr>
+        <w:t>2 - Wenig herausfordernd:</w:t>
+      </w:r>
+      <w:r>
+        <w:rPr>
+          <w:sz w:val="22"/>
+          <w:szCs w:val="22"/>
+        </w:rPr>
+        <w:t xml:space="preserve"> Erfordert Auffinden und Wiedergeben</w:t>
+      </w:r>
+    </w:p>
+    <w:p>
+      <w:pPr>
+        <w:pStyle w:val="Compact"/>
+        <w:numPr>
+          <w:ilvl w:val="0"/>
+          <w:numId w:val="1"/>
+        </w:numPr>
+        <w:bidi w:val="0"/>
+        <w:jc w:val="start"/>
+        <w:rPr>
+          <w:sz w:val="22"/>
+          <w:szCs w:val="22"/>
+        </w:rPr>
+      </w:pPr>
+      <w:r>
+        <w:rPr>
+          <w:b/>
+          <w:bCs/>
+          <w:sz w:val="22"/>
+          <w:szCs w:val="22"/>
+        </w:rPr>
+        <w:t>1 - Nicht herausfordernd:</w:t>
+      </w:r>
+      <w:r>
+        <w:rPr>
+          <w:sz w:val="22"/>
+          <w:szCs w:val="22"/>
+        </w:rPr>
+        <w:t xml:space="preserve"> Trivial (Abschreiben oder Ja/Nein)</w:t>
+      </w:r>
+    </w:p>
+    <w:p>
+      <w:pPr>
+        <w:pStyle w:val="Compact"/>
+        <w:numPr>
+          <w:ilvl w:val="1"/>
+          <w:numId w:val="1"/>
+        </w:numPr>
+        <w:bidi w:val="0"/>
+        <w:jc w:val="start"/>
+        <w:rPr>
+          <w:sz w:val="22"/>
+          <w:szCs w:val="22"/>
+        </w:rPr>
+      </w:pPr>
+      <w:bookmarkStart w:id="14" w:name="herausforderungchallenging"/>
+      <w:r>
+        <w:rPr>
+          <w:sz w:val="22"/>
+          <w:szCs w:val="22"/>
+        </w:rPr>
+        <w:t>Bsp.: “Wie viele Kernaufgaben hat der Physical Layer?”</w:t>
+      </w:r>
+      <w:bookmarkEnd w:id="14"/>
+    </w:p>
+    <w:p>
+      <w:pPr>
+        <w:pStyle w:val="Heading2"/>
+        <w:bidi w:val="0"/>
+        <w:jc w:val="start"/>
+        <w:rPr/>
+      </w:pPr>
+      <w:r>
+        <w:rPr/>
+        <w:t>Wertigkeit/Value bzgl. Lernzielintegration</w:t>
+      </w:r>
+    </w:p>
+    <w:p>
+      <w:pPr>
+        <w:pStyle w:val="FirstParagraph"/>
+        <w:bidi w:val="0"/>
+        <w:jc w:val="start"/>
+        <w:rPr>
+          <w:sz w:val="22"/>
+          <w:szCs w:val="22"/>
+        </w:rPr>
+      </w:pPr>
+      <w:r>
+        <w:rPr>
+          <w:b/>
+          <w:bCs/>
+          <w:sz w:val="22"/>
+          <w:szCs w:val="22"/>
+        </w:rPr>
+        <w:t>Fragestellung:</w:t>
+      </w:r>
+      <w:r>
+        <w:rPr>
+          <w:sz w:val="22"/>
+          <w:szCs w:val="22"/>
+        </w:rPr>
+        <w:t xml:space="preserve"> Wie zentral ist das in der Frage behandelte Fachkonzept für das angestrebte Lernziel des Moduls?</w:t>
+      </w:r>
+    </w:p>
+    <w:p>
+      <w:pPr>
+        <w:pStyle w:val="Compact"/>
+        <w:numPr>
+          <w:ilvl w:val="0"/>
+          <w:numId w:val="1"/>
+        </w:numPr>
+        <w:bidi w:val="0"/>
+        <w:jc w:val="start"/>
+        <w:rPr>
+          <w:sz w:val="22"/>
+          <w:szCs w:val="22"/>
+        </w:rPr>
+      </w:pPr>
+      <w:r>
+        <w:rPr>
+          <w:b/>
+          <w:bCs/>
+          <w:sz w:val="22"/>
+          <w:szCs w:val="22"/>
+        </w:rPr>
+        <w:t>5 - Sehr Hoch:</w:t>
+      </w:r>
+      <w:r>
+        <w:rPr>
+          <w:sz w:val="22"/>
+          <w:szCs w:val="22"/>
+        </w:rPr>
+        <w:t xml:space="preserve"> Behandelt Kernkonzept und zentrales Lernziel (hochrelevant)</w:t>
+      </w:r>
+    </w:p>
+    <w:p>
+      <w:pPr>
+        <w:pStyle w:val="Compact"/>
+        <w:numPr>
+          <w:ilvl w:val="1"/>
+          <w:numId w:val="1"/>
+        </w:numPr>
+        <w:bidi w:val="0"/>
+        <w:jc w:val="start"/>
+        <w:rPr>
+          <w:sz w:val="22"/>
+          <w:szCs w:val="22"/>
+        </w:rPr>
+      </w:pPr>
+      <w:r>
+        <w:rPr>
+          <w:sz w:val="22"/>
+          <w:szCs w:val="22"/>
+        </w:rPr>
+        <w:t>Bsp.: “Erklären Sie das Zusammenspiel von Codierung, Transport und Decodierung bei der Übertragung logischer Werte auf physikalischer Ebene.”</w:t>
+      </w:r>
+    </w:p>
+    <w:p>
+      <w:pPr>
+        <w:pStyle w:val="Compact"/>
+        <w:numPr>
+          <w:ilvl w:val="0"/>
+          <w:numId w:val="1"/>
+        </w:numPr>
+        <w:bidi w:val="0"/>
+        <w:jc w:val="start"/>
+        <w:rPr>
+          <w:sz w:val="22"/>
+          <w:szCs w:val="22"/>
+        </w:rPr>
+      </w:pPr>
+      <w:r>
+        <w:rPr>
+          <w:b/>
+          <w:bCs/>
+          <w:sz w:val="22"/>
+          <w:szCs w:val="22"/>
+        </w:rPr>
+        <w:t>4 - Hoch:</w:t>
+      </w:r>
+      <w:r>
+        <w:rPr>
+          <w:sz w:val="22"/>
+          <w:szCs w:val="22"/>
+        </w:rPr>
+        <w:t xml:space="preserve"> Behandelt wichtiges, relevantes Konzept</w:t>
+      </w:r>
+    </w:p>
+    <w:p>
+      <w:pPr>
+        <w:pStyle w:val="Compact"/>
+        <w:numPr>
+          <w:ilvl w:val="0"/>
+          <w:numId w:val="1"/>
+        </w:numPr>
+        <w:bidi w:val="0"/>
+        <w:jc w:val="start"/>
+        <w:rPr>
+          <w:sz w:val="22"/>
+          <w:szCs w:val="22"/>
+        </w:rPr>
+      </w:pPr>
+      <w:r>
+        <w:rPr>
+          <w:b/>
+          <w:bCs/>
+          <w:sz w:val="22"/>
+          <w:szCs w:val="22"/>
+        </w:rPr>
+        <w:t>3 - Mäßig:</w:t>
+      </w:r>
+      <w:r>
+        <w:rPr>
+          <w:sz w:val="22"/>
+          <w:szCs w:val="22"/>
+        </w:rPr>
+        <w:t xml:space="preserve"> Behandelt Grundlagen oder deskriptive Aspekte</w:t>
+      </w:r>
+    </w:p>
+    <w:p>
+      <w:pPr>
+        <w:pStyle w:val="Compact"/>
+        <w:numPr>
+          <w:ilvl w:val="0"/>
+          <w:numId w:val="1"/>
+        </w:numPr>
+        <w:bidi w:val="0"/>
+        <w:jc w:val="start"/>
+        <w:rPr>
+          <w:sz w:val="22"/>
+          <w:szCs w:val="22"/>
+        </w:rPr>
+      </w:pPr>
+      <w:r>
+        <w:rPr>
+          <w:b/>
+          <w:bCs/>
+          <w:sz w:val="22"/>
+          <w:szCs w:val="22"/>
+        </w:rPr>
+        <w:t>2 - Gering:</w:t>
+      </w:r>
+      <w:r>
+        <w:rPr>
+          <w:sz w:val="22"/>
+          <w:szCs w:val="22"/>
+        </w:rPr>
+        <w:t xml:space="preserve"> Fokussiert auf nebensächliches Detail oder ist ineffizient</w:t>
+      </w:r>
+    </w:p>
+    <w:p>
+      <w:pPr>
+        <w:pStyle w:val="Compact"/>
+        <w:numPr>
+          <w:ilvl w:val="0"/>
+          <w:numId w:val="1"/>
+        </w:numPr>
+        <w:bidi w:val="0"/>
+        <w:jc w:val="start"/>
+        <w:rPr>
+          <w:sz w:val="22"/>
+          <w:szCs w:val="22"/>
+        </w:rPr>
+      </w:pPr>
+      <w:r>
+        <w:rPr>
+          <w:b/>
+          <w:bCs/>
+          <w:sz w:val="22"/>
+          <w:szCs w:val="22"/>
+        </w:rPr>
+        <w:t>1 - Nicht vorhanden:</w:t>
+      </w:r>
+      <w:r>
+        <w:rPr>
+          <w:sz w:val="22"/>
+          <w:szCs w:val="22"/>
+        </w:rPr>
+        <w:t xml:space="preserve"> Behandelt irrelevante Details (nicht Teil des Lernziels)</w:t>
+      </w:r>
+    </w:p>
+    <w:p>
+      <w:pPr>
+        <w:pStyle w:val="Compact"/>
+        <w:numPr>
+          <w:ilvl w:val="1"/>
+          <w:numId w:val="1"/>
+        </w:numPr>
+        <w:bidi w:val="0"/>
+        <w:jc w:val="start"/>
+        <w:rPr>
+          <w:sz w:val="22"/>
+          <w:szCs w:val="22"/>
+        </w:rPr>
+      </w:pPr>
+      <w:bookmarkStart w:id="15" w:name="Xc726736414fc4f5118f498bc21832f0e03ad1b3"/>
+      <w:r>
+        <w:rPr>
+          <w:sz w:val="22"/>
+          <w:szCs w:val="22"/>
+        </w:rPr>
+        <w:t>Bsp.: “Nennen Sie ein Beispiel für ein Kabel, das zur Datenübertragung verwendet werden kann.”</w:t>
+      </w:r>
+      <w:bookmarkEnd w:id="15"/>
+    </w:p>
+    <w:p>
+      <w:pPr>
+        <w:pStyle w:val="Heading2"/>
+        <w:bidi w:val="0"/>
+        <w:jc w:val="start"/>
+        <w:rPr/>
+      </w:pPr>
+      <w:r>
+        <w:rPr/>
+        <w:t>Sprachqualität/Language</w:t>
+      </w:r>
+    </w:p>
+    <w:p>
+      <w:pPr>
+        <w:pStyle w:val="FirstParagraph"/>
+        <w:bidi w:val="0"/>
+        <w:jc w:val="start"/>
+        <w:rPr>
+          <w:sz w:val="22"/>
+          <w:szCs w:val="22"/>
+        </w:rPr>
+      </w:pPr>
+      <w:r>
+        <w:rPr>
+          <w:b/>
+          <w:bCs/>
+          <w:sz w:val="22"/>
+          <w:szCs w:val="22"/>
+        </w:rPr>
+        <w:t>Fragestellung:</w:t>
+      </w:r>
+      <w:r>
+        <w:rPr>
+          <w:sz w:val="22"/>
+          <w:szCs w:val="22"/>
+        </w:rPr>
+        <w:t xml:space="preserve"> Wie angemessen ist die sprachliche Qualität der Frage?</w:t>
+      </w:r>
+    </w:p>
+    <w:p>
+      <w:pPr>
+        <w:pStyle w:val="Compact"/>
+        <w:numPr>
+          <w:ilvl w:val="0"/>
+          <w:numId w:val="1"/>
+        </w:numPr>
+        <w:bidi w:val="0"/>
+        <w:jc w:val="start"/>
+        <w:rPr>
+          <w:sz w:val="22"/>
+          <w:szCs w:val="22"/>
+        </w:rPr>
+      </w:pPr>
+      <w:r>
+        <w:rPr>
+          <w:b/>
+          <w:bCs/>
+          <w:sz w:val="22"/>
+          <w:szCs w:val="22"/>
+        </w:rPr>
+        <w:t>5 - Ausgezeichnet:</w:t>
+      </w:r>
+      <w:r>
+        <w:rPr>
+          <w:sz w:val="22"/>
+          <w:szCs w:val="22"/>
+        </w:rPr>
+        <w:t xml:space="preserve"> Präzise, angemessen, gut verständlich</w:t>
+      </w:r>
+    </w:p>
+    <w:p>
+      <w:pPr>
+        <w:pStyle w:val="Compact"/>
+        <w:numPr>
+          <w:ilvl w:val="1"/>
+          <w:numId w:val="1"/>
+        </w:numPr>
+        <w:bidi w:val="0"/>
+        <w:jc w:val="start"/>
+        <w:rPr>
+          <w:sz w:val="22"/>
+          <w:szCs w:val="22"/>
+        </w:rPr>
+      </w:pPr>
+      <w:r>
+        <w:rPr>
+          <w:sz w:val="22"/>
+          <w:szCs w:val="22"/>
+        </w:rPr>
+        <w:t>Bsp.: “Ermitteln Sie, welche OSI-Schicht für das Setzen von Synchronisationspunkten verantwortlich ist, und erläutern Sie deren Zweck.”</w:t>
+      </w:r>
+    </w:p>
+    <w:p>
+      <w:pPr>
+        <w:pStyle w:val="Compact"/>
+        <w:numPr>
+          <w:ilvl w:val="0"/>
+          <w:numId w:val="1"/>
+        </w:numPr>
+        <w:bidi w:val="0"/>
+        <w:jc w:val="start"/>
+        <w:rPr>
+          <w:sz w:val="22"/>
+          <w:szCs w:val="22"/>
+        </w:rPr>
+      </w:pPr>
+      <w:r>
+        <w:rPr>
+          <w:b/>
+          <w:bCs/>
+          <w:sz w:val="22"/>
+          <w:szCs w:val="22"/>
+        </w:rPr>
+        <w:t>4 - Gut:</w:t>
+      </w:r>
+      <w:r>
+        <w:rPr>
+          <w:sz w:val="22"/>
+          <w:szCs w:val="22"/>
+        </w:rPr>
+        <w:t xml:space="preserve"> Verständlich mit kleinen Schwächen</w:t>
+      </w:r>
+    </w:p>
+    <w:p>
+      <w:pPr>
+        <w:pStyle w:val="Compact"/>
+        <w:numPr>
+          <w:ilvl w:val="0"/>
+          <w:numId w:val="1"/>
+        </w:numPr>
+        <w:bidi w:val="0"/>
+        <w:jc w:val="start"/>
+        <w:rPr>
+          <w:sz w:val="22"/>
+          <w:szCs w:val="22"/>
+        </w:rPr>
+      </w:pPr>
+      <w:r>
+        <w:rPr>
+          <w:b/>
+          <w:bCs/>
+          <w:sz w:val="22"/>
+          <w:szCs w:val="22"/>
+        </w:rPr>
+        <w:t>3 - Befriedigend:</w:t>
+      </w:r>
+      <w:r>
+        <w:rPr>
+          <w:sz w:val="22"/>
+          <w:szCs w:val="22"/>
+        </w:rPr>
+        <w:t xml:space="preserve"> Umständlich oder unpräzise</w:t>
+      </w:r>
+    </w:p>
+    <w:p>
+      <w:pPr>
+        <w:pStyle w:val="Compact"/>
+        <w:numPr>
+          <w:ilvl w:val="0"/>
+          <w:numId w:val="1"/>
+        </w:numPr>
+        <w:bidi w:val="0"/>
+        <w:jc w:val="start"/>
+        <w:rPr>
+          <w:sz w:val="22"/>
+          <w:szCs w:val="22"/>
+        </w:rPr>
+      </w:pPr>
+      <w:r>
+        <w:rPr>
+          <w:b/>
+          <w:bCs/>
+          <w:sz w:val="22"/>
+          <w:szCs w:val="22"/>
+        </w:rPr>
+        <w:t>2 - Mangelhaft:</w:t>
+      </w:r>
+      <w:r>
+        <w:rPr>
+          <w:sz w:val="22"/>
+          <w:szCs w:val="22"/>
+        </w:rPr>
+        <w:t xml:space="preserve"> Schwerfällig, weitschweifig oder unnötig komplex</w:t>
+      </w:r>
+    </w:p>
+    <w:p>
+      <w:pPr>
+        <w:pStyle w:val="Compact"/>
+        <w:numPr>
+          <w:ilvl w:val="0"/>
+          <w:numId w:val="1"/>
+        </w:numPr>
+        <w:bidi w:val="0"/>
+        <w:jc w:val="start"/>
+        <w:rPr>
+          <w:sz w:val="22"/>
+          <w:szCs w:val="22"/>
+        </w:rPr>
+      </w:pPr>
+      <w:r>
+        <w:rPr>
+          <w:b/>
+          <w:bCs/>
+          <w:sz w:val="22"/>
+          <w:szCs w:val="22"/>
+        </w:rPr>
+        <w:t>1 - Ungenügend:</w:t>
+      </w:r>
+      <w:r>
+        <w:rPr>
+          <w:sz w:val="22"/>
+          <w:szCs w:val="22"/>
+        </w:rPr>
+        <w:t xml:space="preserve"> Schwer verständlich oder unangemessen</w:t>
+      </w:r>
+    </w:p>
+    <w:p>
+      <w:pPr>
+        <w:pStyle w:val="Compact"/>
+        <w:numPr>
+          <w:ilvl w:val="1"/>
+          <w:numId w:val="1"/>
+        </w:numPr>
+        <w:bidi w:val="0"/>
+        <w:jc w:val="start"/>
+        <w:rPr>
+          <w:sz w:val="22"/>
+          <w:szCs w:val="22"/>
+        </w:rPr>
+      </w:pPr>
+      <w:bookmarkStart w:id="16" w:name="sprachqualitätlanguage"/>
+      <w:r>
+        <w:rPr>
+          <w:sz w:val="22"/>
+          <w:szCs w:val="22"/>
+        </w:rPr>
+        <w:t>Bsp.: “Im Kontext der vielschichtigen und diversen Betrachtungsweise der Aufgabenbereiche, die dem Physical Layer im Rahmen des OSI-Referenzmodells zugeschrieben werden können, erläutern Sie diese unter Berücksichtigung sämtlicher relevanter Aspekte.”</w:t>
+      </w:r>
+      <w:bookmarkEnd w:id="16"/>
+    </w:p>
+    <w:p>
+      <w:pPr>
+        <w:pStyle w:val="Heading2"/>
+        <w:bidi w:val="0"/>
+        <w:jc w:val="start"/>
+        <w:rPr/>
+      </w:pPr>
+      <w:r>
+        <w:rPr/>
+        <w:t>Bloom’s Level (Stufen 1-6)</w:t>
+      </w:r>
+    </w:p>
+    <w:p>
+      <w:pPr>
+        <w:pStyle w:val="FirstParagraph"/>
+        <w:bidi w:val="0"/>
+        <w:jc w:val="start"/>
+        <w:rPr>
+          <w:sz w:val="22"/>
+          <w:szCs w:val="22"/>
+        </w:rPr>
+      </w:pPr>
+      <w:r>
+        <w:rPr>
+          <w:b/>
+          <w:bCs/>
+          <w:sz w:val="22"/>
+          <w:szCs w:val="22"/>
+        </w:rPr>
+        <w:t>Fragestellung:</w:t>
+      </w:r>
+      <w:r>
+        <w:rPr>
+          <w:sz w:val="22"/>
+          <w:szCs w:val="22"/>
+        </w:rPr>
+        <w:t xml:space="preserve"> Welche kognitive Stufe der Bloom’schen Taxonomie wird durch die Frage angesprochen?</w:t>
+      </w:r>
+    </w:p>
+    <w:p>
+      <w:pPr>
+        <w:pStyle w:val="Compact"/>
+        <w:numPr>
+          <w:ilvl w:val="0"/>
+          <w:numId w:val="16"/>
+        </w:numPr>
+        <w:bidi w:val="0"/>
+        <w:jc w:val="start"/>
+        <w:rPr>
+          <w:sz w:val="22"/>
+          <w:szCs w:val="22"/>
+        </w:rPr>
+      </w:pPr>
+      <w:r>
+        <w:rPr>
+          <w:b/>
+          <w:bCs/>
+          <w:sz w:val="22"/>
+          <w:szCs w:val="22"/>
+        </w:rPr>
+        <w:t>Remembering:</w:t>
+      </w:r>
+      <w:r>
+        <w:rPr>
+          <w:sz w:val="22"/>
+          <w:szCs w:val="22"/>
+        </w:rPr>
+        <w:t xml:space="preserve"> Abruf relevanten Wissens aus dem Langzeitgedächtnis, indem der Schwerpunkt auf dem Erkennen und Erinnern von Fakten liegt.</w:t>
+      </w:r>
+    </w:p>
+    <w:p>
+      <w:pPr>
+        <w:pStyle w:val="Compact"/>
+        <w:numPr>
+          <w:ilvl w:val="1"/>
+          <w:numId w:val="1"/>
+        </w:numPr>
+        <w:bidi w:val="0"/>
+        <w:jc w:val="start"/>
+        <w:rPr>
+          <w:sz w:val="22"/>
+          <w:szCs w:val="22"/>
+        </w:rPr>
+      </w:pPr>
+      <w:r>
+        <w:rPr>
+          <w:sz w:val="22"/>
+          <w:szCs w:val="22"/>
+        </w:rPr>
+        <w:t>Verben: Definieren, beschreiben, aufzählen, identifizieren, auflisten, zuordnen, benennen, skizzieren, zitieren, auswählen</w:t>
       </w:r>
     </w:p>
     <w:p>
@@ -693,10 +2503,41 @@
       </w:pPr>
       <w:r>
         <w:rPr>
-          <w:sz w:val="22"/>
-          <w:szCs w:val="22"/>
-        </w:rPr>
-        <w:t>Verschaffen Sie sich einen Überblick über die ISO-OSI-Layer-Inhalte durch das Lesen des Textes im Dokument</w:t>
+          <w:b/>
+          <w:bCs/>
+          <w:sz w:val="22"/>
+          <w:szCs w:val="22"/>
+        </w:rPr>
+        <w:t>Understanding:</w:t>
+      </w:r>
+      <w:r>
+        <w:rPr>
+          <w:sz w:val="22"/>
+          <w:szCs w:val="22"/>
+        </w:rPr>
+        <w:t xml:space="preserve"> Erkennen der Bedeutung von Anweisungen, z.B. mündlicher, schriftlicher und grafischer Kommunikation.</w:t>
+      </w:r>
+    </w:p>
+    <w:p>
+      <w:pPr>
+        <w:pStyle w:val="Compact"/>
+        <w:numPr>
+          <w:ilvl w:val="1"/>
+          <w:numId w:val="1"/>
+        </w:numPr>
+        <w:bidi w:val="0"/>
+        <w:jc w:val="start"/>
+        <w:rPr>
+          <w:sz w:val="22"/>
+          <w:szCs w:val="22"/>
+        </w:rPr>
+      </w:pPr>
+      <w:r>
+        <w:rPr>
+          <w:sz w:val="22"/>
+          <w:szCs w:val="22"/>
+        </w:rPr>
+        <w:t>Verben: Klarstellen, klassifizieren, vergleichen, gegenüberstellen, detaillieren, erklären, umschreiben, neu schreiben, zusammenfassen, übersetzen</w:t>
       </w:r>
     </w:p>
     <w:p>
@@ -715,10 +2556,19 @@
       </w:pPr>
       <w:r>
         <w:rPr>
-          <w:sz w:val="22"/>
-          <w:szCs w:val="22"/>
-        </w:rPr>
-        <w:t>Für jede Frage:</w:t>
+          <w:b/>
+          <w:bCs/>
+          <w:sz w:val="22"/>
+          <w:szCs w:val="22"/>
+        </w:rPr>
+        <w:t>Applying:</w:t>
+      </w:r>
+      <w:r>
+        <w:rPr>
+          <w:sz w:val="22"/>
+          <w:szCs w:val="22"/>
+        </w:rPr>
+        <w:t xml:space="preserve"> Durchführen oder Anwenden eines Verfahrens in einer bestimmten Situation.</w:t>
       </w:r>
     </w:p>
     <w:p>
@@ -740,7 +2590,38 @@
           <w:sz w:val="22"/>
           <w:szCs w:val="22"/>
         </w:rPr>
-        <w:t>Lesen Sie die Frage sorgfältig</w:t>
+        <w:t>Verben: Anwenden, Berechnen, Vorführen, Ermitteln, Untersuchen, Veranschaulichen, Verändern, Simulieren, Lösen, Nutzen</w:t>
+      </w:r>
+    </w:p>
+    <w:p>
+      <w:pPr>
+        <w:pStyle w:val="Compact"/>
+        <w:numPr>
+          <w:ilvl w:val="0"/>
+          <w:numId w:val="4"/>
+        </w:numPr>
+        <w:bidi w:val="0"/>
+        <w:jc w:val="start"/>
+        <w:rPr>
+          <w:sz w:val="22"/>
+          <w:szCs w:val="22"/>
+        </w:rPr>
+      </w:pPr>
+      <w:r>
+        <w:rPr>
+          <w:b/>
+          <w:bCs/>
+          <w:sz w:val="22"/>
+          <w:szCs w:val="22"/>
+        </w:rPr>
+        <w:t>Analyzing:</w:t>
+      </w:r>
+      <w:r>
+        <w:rPr>
+          <w:sz w:val="22"/>
+          <w:szCs w:val="22"/>
+        </w:rPr>
+        <w:t xml:space="preserve"> Zerlegung von Material in seine Bestandteile und Bestimmung ihrer Beziehungen zueinander oder zu einer Gesamtstruktur oder einem Gesamtzweck.</w:t>
       </w:r>
     </w:p>
     <w:p>
@@ -762,7 +2643,38 @@
           <w:sz w:val="22"/>
           <w:szCs w:val="22"/>
         </w:rPr>
-        <w:t>Bewerten Sie nach den 6 Kategorien der Rubrik (1-5 Punkte)</w:t>
+        <w:t>Verben: Analysieren, zerlegen, erkennen, differenzieren, unterscheiden, prüfen, untersuchen, optimieren, in Beziehung setzen, trennen</w:t>
+      </w:r>
+    </w:p>
+    <w:p>
+      <w:pPr>
+        <w:pStyle w:val="Compact"/>
+        <w:numPr>
+          <w:ilvl w:val="0"/>
+          <w:numId w:val="4"/>
+        </w:numPr>
+        <w:bidi w:val="0"/>
+        <w:jc w:val="start"/>
+        <w:rPr>
+          <w:sz w:val="22"/>
+          <w:szCs w:val="22"/>
+        </w:rPr>
+      </w:pPr>
+      <w:r>
+        <w:rPr>
+          <w:b/>
+          <w:bCs/>
+          <w:sz w:val="22"/>
+          <w:szCs w:val="22"/>
+        </w:rPr>
+        <w:t>Evaluating:</w:t>
+      </w:r>
+      <w:r>
+        <w:rPr>
+          <w:sz w:val="22"/>
+          <w:szCs w:val="22"/>
+        </w:rPr>
+        <w:t xml:space="preserve"> Urteile auf der Grundlage etablierter Kriterien und Standards fällen.</w:t>
       </w:r>
     </w:p>
     <w:p>
@@ -784,7 +2696,38 @@
           <w:sz w:val="22"/>
           <w:szCs w:val="22"/>
         </w:rPr>
-        <w:t>Bestimmen Sie das erreichte Bloom-Level (Level 1-6) basierend auf der Rubrik</w:t>
+        <w:t>Verben: Bewerten, schlussfolgern, kritisieren, verteidigen, bewerten, benoten, interpretieren, beurteilen, begründen, überprüfen</w:t>
+      </w:r>
+    </w:p>
+    <w:p>
+      <w:pPr>
+        <w:pStyle w:val="Compact"/>
+        <w:numPr>
+          <w:ilvl w:val="0"/>
+          <w:numId w:val="4"/>
+        </w:numPr>
+        <w:bidi w:val="0"/>
+        <w:jc w:val="start"/>
+        <w:rPr>
+          <w:sz w:val="22"/>
+          <w:szCs w:val="22"/>
+        </w:rPr>
+      </w:pPr>
+      <w:r>
+        <w:rPr>
+          <w:b/>
+          <w:bCs/>
+          <w:sz w:val="22"/>
+          <w:szCs w:val="22"/>
+        </w:rPr>
+        <w:t>Creating:</w:t>
+      </w:r>
+      <w:r>
+        <w:rPr>
+          <w:sz w:val="22"/>
+          <w:szCs w:val="22"/>
+        </w:rPr>
+        <w:t xml:space="preserve"> Zusammenfügen oder Neuorganisieren von Elementen zu einem zusammenhängenden Ganzen.</w:t>
       </w:r>
     </w:p>
     <w:p>
@@ -801,81 +2744,328 @@
           <w:szCs w:val="22"/>
         </w:rPr>
       </w:pPr>
-      <w:r>
-        <w:rPr>
-          <w:sz w:val="22"/>
-          <w:szCs w:val="22"/>
-        </w:rPr>
-        <w:t>Notieren Sie Ihre Bewertungen entsprechend in die Tabelle</w:t>
+      <w:bookmarkStart w:id="17" w:name="X5adecf790d361ef61a0e462edd7ab013df4437a"/>
+      <w:bookmarkStart w:id="18" w:name="blooms-level-stufen-1-6"/>
+      <w:r>
+        <w:rPr>
+          <w:sz w:val="22"/>
+          <w:szCs w:val="22"/>
+        </w:rPr>
+        <w:t>Verben: Zusammenstellen, codieren, kompilieren, konstruieren, erstellen, entwerfen, entwickeln, erweitern, verbessern, reorganisieren</w:t>
+      </w:r>
+      <w:bookmarkEnd w:id="17"/>
+      <w:bookmarkEnd w:id="18"/>
+    </w:p>
+    <w:p>
+      <w:pPr>
+        <w:pStyle w:val="Compact"/>
+        <w:bidi w:val="0"/>
+        <w:jc w:val="start"/>
+        <w:rPr/>
+      </w:pPr>
+      <w:r>
+        <w:rPr/>
+      </w:r>
+    </w:p>
+    <w:p>
+      <w:pPr>
+        <w:pStyle w:val="Compact"/>
+        <w:bidi w:val="0"/>
+        <w:jc w:val="start"/>
+        <w:rPr/>
+      </w:pPr>
+      <w:r>
+        <w:rPr/>
+      </w:r>
+    </w:p>
+    <w:p>
+      <w:pPr>
+        <w:pStyle w:val="Compact"/>
+        <w:bidi w:val="0"/>
+        <w:jc w:val="start"/>
+        <w:rPr/>
+      </w:pPr>
+      <w:r>
+        <w:rPr/>
+      </w:r>
+    </w:p>
+    <w:p>
+      <w:pPr>
+        <w:pStyle w:val="Compact"/>
+        <w:bidi w:val="0"/>
+        <w:jc w:val="start"/>
+        <w:rPr/>
+      </w:pPr>
+      <w:r>
+        <w:rPr/>
+      </w:r>
+    </w:p>
+    <w:p>
+      <w:pPr>
+        <w:pStyle w:val="Compact"/>
+        <w:bidi w:val="0"/>
+        <w:jc w:val="start"/>
+        <w:rPr/>
+      </w:pPr>
+      <w:r>
+        <w:rPr/>
+      </w:r>
+    </w:p>
+    <w:p>
+      <w:pPr>
+        <w:pStyle w:val="Compact"/>
+        <w:bidi w:val="0"/>
+        <w:jc w:val="start"/>
+        <w:rPr/>
+      </w:pPr>
+      <w:r>
+        <w:rPr/>
+      </w:r>
+    </w:p>
+    <w:p>
+      <w:pPr>
+        <w:pStyle w:val="Compact"/>
+        <w:bidi w:val="0"/>
+        <w:jc w:val="start"/>
+        <w:rPr/>
+      </w:pPr>
+      <w:r>
+        <w:rPr/>
+      </w:r>
+    </w:p>
+    <w:p>
+      <w:pPr>
+        <w:pStyle w:val="Compact"/>
+        <w:bidi w:val="0"/>
+        <w:jc w:val="start"/>
+        <w:rPr/>
+      </w:pPr>
+      <w:r>
+        <w:rPr/>
+      </w:r>
+    </w:p>
+    <w:p>
+      <w:pPr>
+        <w:pStyle w:val="Compact"/>
+        <w:bidi w:val="0"/>
+        <w:jc w:val="start"/>
+        <w:rPr/>
+      </w:pPr>
+      <w:r>
+        <w:rPr/>
+      </w:r>
+    </w:p>
+    <w:p>
+      <w:pPr>
+        <w:pStyle w:val="Compact"/>
+        <w:bidi w:val="0"/>
+        <w:jc w:val="start"/>
+        <w:rPr/>
+      </w:pPr>
+      <w:r>
+        <w:rPr/>
+      </w:r>
+    </w:p>
+    <w:p>
+      <w:pPr>
+        <w:pStyle w:val="Compact"/>
+        <w:bidi w:val="0"/>
+        <w:jc w:val="start"/>
+        <w:rPr/>
+      </w:pPr>
+      <w:r>
+        <w:rPr/>
+      </w:r>
+    </w:p>
+    <w:p>
+      <w:pPr>
+        <w:pStyle w:val="Compact"/>
+        <w:bidi w:val="0"/>
+        <w:jc w:val="start"/>
+        <w:rPr/>
+      </w:pPr>
+      <w:r>
+        <w:rPr/>
+      </w:r>
+    </w:p>
+    <w:p>
+      <w:pPr>
+        <w:pStyle w:val="Compact"/>
+        <w:bidi w:val="0"/>
+        <w:jc w:val="start"/>
+        <w:rPr/>
+      </w:pPr>
+      <w:r>
+        <w:rPr/>
+      </w:r>
+    </w:p>
+    <w:p>
+      <w:pPr>
+        <w:pStyle w:val="Compact"/>
+        <w:bidi w:val="0"/>
+        <w:jc w:val="start"/>
+        <w:rPr/>
+      </w:pPr>
+      <w:r>
+        <w:rPr/>
+      </w:r>
+    </w:p>
+    <w:p>
+      <w:pPr>
+        <w:pStyle w:val="Compact"/>
+        <w:bidi w:val="0"/>
+        <w:jc w:val="start"/>
+        <w:rPr/>
+      </w:pPr>
+      <w:r>
+        <w:rPr/>
+      </w:r>
+    </w:p>
+    <w:p>
+      <w:pPr>
+        <w:pStyle w:val="Compact"/>
+        <w:bidi w:val="0"/>
+        <w:jc w:val="start"/>
+        <w:rPr/>
+      </w:pPr>
+      <w:r>
+        <w:rPr/>
+      </w:r>
+    </w:p>
+    <w:p>
+      <w:pPr>
+        <w:pStyle w:val="Compact"/>
+        <w:bidi w:val="0"/>
+        <w:jc w:val="start"/>
+        <w:rPr/>
+      </w:pPr>
+      <w:r>
+        <w:rPr/>
+      </w:r>
+    </w:p>
+    <w:p>
+      <w:pPr>
+        <w:pStyle w:val="Compact"/>
+        <w:bidi w:val="0"/>
+        <w:jc w:val="start"/>
+        <w:rPr/>
+      </w:pPr>
+      <w:r>
+        <w:rPr/>
+      </w:r>
+    </w:p>
+    <w:p>
+      <w:pPr>
+        <w:pStyle w:val="Heading2"/>
+        <w:bidi w:val="0"/>
+        <w:jc w:val="start"/>
+        <w:rPr/>
+      </w:pPr>
+      <w:r>
+        <w:rPr/>
+        <w:t>Multiple-Choice Question</w:t>
+      </w:r>
+    </w:p>
+    <w:p>
+      <w:pPr>
+        <w:pStyle w:val="Heading3"/>
+        <w:bidi w:val="0"/>
+        <w:jc w:val="start"/>
+        <w:rPr/>
+      </w:pPr>
+      <w:r>
+        <w:rPr/>
+        <w:t>Lernziel</w:t>
+      </w:r>
+    </w:p>
+    <w:p>
+      <w:pPr>
+        <w:pStyle w:val="FirstParagraph"/>
+        <w:bidi w:val="0"/>
+        <w:jc w:val="start"/>
+        <w:rPr>
+          <w:sz w:val="22"/>
+          <w:szCs w:val="22"/>
+        </w:rPr>
+      </w:pPr>
+      <w:bookmarkStart w:id="19" w:name="lernziel"/>
+      <w:r>
+        <w:rPr>
+          <w:sz w:val="22"/>
+          <w:szCs w:val="22"/>
+        </w:rPr>
+        <w:t>Die Studierenden können die Konzepte der einzelnen Schichten auf konkrete Beispiele anwenden, indem sie Kommunikationsvorgänge der korrekten Schicht zuordnen</w:t>
+      </w:r>
+      <w:bookmarkEnd w:id="19"/>
+    </w:p>
+    <w:p>
+      <w:pPr>
+        <w:pStyle w:val="Heading3"/>
+        <w:bidi w:val="0"/>
+        <w:jc w:val="start"/>
+        <w:rPr/>
+      </w:pPr>
+      <w:r>
+        <w:rPr/>
+        <w:t>Formulierte Frage</w:t>
+      </w:r>
+    </w:p>
+    <w:p>
+      <w:pPr>
+        <w:pStyle w:val="FirstParagraph"/>
+        <w:bidi w:val="0"/>
+        <w:jc w:val="start"/>
+        <w:rPr>
+          <w:sz w:val="22"/>
+          <w:szCs w:val="22"/>
+        </w:rPr>
+      </w:pPr>
+      <w:r>
+        <w:rPr>
+          <w:sz w:val="22"/>
+          <w:szCs w:val="22"/>
+        </w:rPr>
+        <w:t>Frage: Ermitteln Sie, welche Schichten des Modells Adressierung als Kernaufgabe ausführen.</w:t>
+      </w:r>
+    </w:p>
+    <w:p>
+      <w:pPr>
+        <w:pStyle w:val="BodyText"/>
+        <w:bidi w:val="0"/>
+        <w:jc w:val="start"/>
+        <w:rPr>
+          <w:sz w:val="22"/>
+          <w:szCs w:val="22"/>
+        </w:rPr>
+      </w:pPr>
+      <w:r>
+        <w:rPr>
+          <w:sz w:val="22"/>
+          <w:szCs w:val="22"/>
+        </w:rPr>
+        <w:t>Antwortmöglichkeiten:</w:t>
       </w:r>
     </w:p>
     <w:p>
       <w:pPr>
         <w:pStyle w:val="Compact"/>
         <w:numPr>
-          <w:ilvl w:val="1"/>
-          <w:numId w:val="1"/>
+          <w:ilvl w:val="0"/>
+          <w:numId w:val="17"/>
         </w:numPr>
         <w:bidi w:val="0"/>
         <w:jc w:val="start"/>
-        <w:rPr/>
-      </w:pPr>
-      <w:r>
-        <w:rPr>
-          <w:sz w:val="22"/>
-          <w:szCs w:val="22"/>
-        </w:rPr>
-        <w:t xml:space="preserve">Notieren Sie gegebenenfalls problematische Antworten/Antwortoptionen in </w:t>
-      </w:r>
-      <w:r>
-        <w:rPr>
-          <w:rStyle w:val="VerbatimChar"/>
-          <w:sz w:val="22"/>
-          <w:szCs w:val="22"/>
-        </w:rPr>
-        <w:t>answer_problems</w:t>
-      </w:r>
-    </w:p>
-    <w:p>
-      <w:pPr>
-        <w:pStyle w:val="Compact"/>
-        <w:numPr>
-          <w:ilvl w:val="1"/>
-          <w:numId w:val="1"/>
-        </w:numPr>
-        <w:bidi w:val="0"/>
-        <w:jc w:val="start"/>
-        <w:rPr>
-          <w:sz w:val="22"/>
-          <w:szCs w:val="22"/>
-        </w:rPr>
-      </w:pPr>
-      <w:r>
-        <w:rPr>
-          <w:sz w:val="22"/>
-          <w:szCs w:val="22"/>
-        </w:rPr>
-        <w:t>Ergänzen Sie bei Bedarf Kommentare</w:t>
-      </w:r>
-    </w:p>
-    <w:p>
-      <w:pPr>
-        <w:pStyle w:val="FirstParagraph"/>
-        <w:bidi w:val="0"/>
-        <w:jc w:val="start"/>
-        <w:rPr>
-          <w:sz w:val="24"/>
-          <w:szCs w:val="24"/>
-        </w:rPr>
-      </w:pPr>
-      <w:r>
-        <w:rPr>
-          <w:b/>
-          <w:bCs/>
-          <w:sz w:val="24"/>
-          <w:szCs w:val="24"/>
-        </w:rPr>
-        <w:t>Bewertungsfokus:</w:t>
+        <w:rPr>
+          <w:sz w:val="22"/>
+          <w:szCs w:val="22"/>
+        </w:rPr>
+      </w:pPr>
+      <w:r>
+        <w:rPr>
+          <w:sz w:val="22"/>
+          <w:szCs w:val="22"/>
+        </w:rPr>
+        <w:t>Data Link Layer (Schicht 2), Network Layer (Schicht 3) und Transport Layer (Schicht 4) (Richtig)</w:t>
       </w:r>
     </w:p>
     <w:p>
@@ -897,7 +3087,7 @@
           <w:sz w:val="22"/>
           <w:szCs w:val="22"/>
         </w:rPr>
-        <w:t>Welches Bloom-Level wird tatsächlich erreicht?</w:t>
+        <w:t>Network Layer (Schicht 3), Transport Layer (Schicht 4) und Application Layer (Schicht 7) (Falsch)</w:t>
       </w:r>
     </w:p>
     <w:p>
@@ -914,134 +3104,12 @@
           <w:szCs w:val="22"/>
         </w:rPr>
       </w:pPr>
-      <w:bookmarkStart w:id="3" w:name="schritt-3-bewertung-durchführen"/>
-      <w:bookmarkStart w:id="4" w:name="anleitung-für-studierende"/>
-      <w:r>
-        <w:rPr>
-          <w:sz w:val="22"/>
-          <w:szCs w:val="22"/>
-        </w:rPr>
-        <w:t>Gibt es bestimmte qualitative Unterschiede zwischen MCQ und Open-Ended Fragen?</w:t>
-      </w:r>
-      <w:bookmarkEnd w:id="3"/>
-      <w:bookmarkEnd w:id="4"/>
-    </w:p>
-    <w:p>
-      <w:pPr>
-        <w:pStyle w:val="Heading2"/>
-        <w:bidi w:val="0"/>
-        <w:jc w:val="start"/>
-        <w:rPr/>
-      </w:pPr>
-      <w:r>
-        <w:rPr/>
-        <w:t>Dankbarkeit</w:t>
-      </w:r>
-    </w:p>
-    <w:p>
-      <w:pPr>
-        <w:pStyle w:val="FirstParagraph"/>
-        <w:bidi w:val="0"/>
-        <w:jc w:val="start"/>
-        <w:rPr>
-          <w:sz w:val="22"/>
-          <w:szCs w:val="22"/>
-        </w:rPr>
-      </w:pPr>
-      <w:bookmarkStart w:id="5" w:name="dankbarkeit"/>
-      <w:bookmarkStart w:id="6" w:name="X7fc9fe659a2ddf9bc287dedc346b5edd195f883"/>
-      <w:r>
-        <w:rPr>
-          <w:sz w:val="22"/>
-          <w:szCs w:val="22"/>
-        </w:rPr>
-        <w:t>Vielen Dank für Ihre Unterstützung bei der Evaluation! Ihre Einschätzungen sind wertvoll für die Forschung.</w:t>
-      </w:r>
-      <w:bookmarkEnd w:id="5"/>
-      <w:bookmarkEnd w:id="6"/>
-    </w:p>
-    <w:p>
-      <w:pPr>
-        <w:pStyle w:val="BodyText"/>
-        <w:bidi w:val="0"/>
-        <w:jc w:val="start"/>
-        <w:rPr/>
-      </w:pPr>
-      <w:r>
-        <w:rPr/>
-      </w:r>
-    </w:p>
-    <w:p>
-      <w:pPr>
-        <w:pStyle w:val="BodyText"/>
-        <w:bidi w:val="0"/>
-        <w:jc w:val="start"/>
-        <w:rPr/>
-      </w:pPr>
-      <w:r>
-        <w:rPr/>
-      </w:r>
-    </w:p>
-    <w:p>
-      <w:pPr>
-        <w:pStyle w:val="BodyText"/>
-        <w:bidi w:val="0"/>
-        <w:jc w:val="start"/>
-        <w:rPr/>
-      </w:pPr>
-      <w:r>
-        <w:rPr/>
-      </w:r>
-    </w:p>
-    <w:p>
-      <w:pPr>
-        <w:pStyle w:val="Heading1"/>
-        <w:bidi w:val="0"/>
-        <w:jc w:val="start"/>
-        <w:rPr/>
-      </w:pPr>
-      <w:r>
-        <w:rPr/>
-        <w:t>Bewertungsrubrik für LLM-generierte Fragen</w:t>
-      </w:r>
-    </w:p>
-    <w:p>
-      <w:pPr>
-        <w:pStyle w:val="Heading2"/>
-        <w:bidi w:val="0"/>
-        <w:jc w:val="start"/>
-        <w:rPr/>
-      </w:pPr>
-      <w:r>
-        <w:rPr/>
-        <w:t>Relevanz/Relevance</w:t>
-      </w:r>
-    </w:p>
-    <w:p>
-      <w:pPr>
-        <w:pStyle w:val="FirstParagraph"/>
-        <w:bidi w:val="0"/>
-        <w:jc w:val="start"/>
-        <w:rPr>
-          <w:sz w:val="22"/>
-          <w:szCs w:val="22"/>
-        </w:rPr>
-      </w:pPr>
-      <w:r>
-        <w:rPr>
-          <w:b/>
-          <w:bCs/>
-          <w:sz w:val="22"/>
-          <w:szCs w:val="22"/>
-        </w:rPr>
-        <w:t>Fragestellung:</w:t>
-      </w:r>
-      <w:r>
-        <w:rPr>
-          <w:sz w:val="22"/>
-          <w:szCs w:val="22"/>
-        </w:rPr>
-        <w:t xml:space="preserve"> Wie gut bezieht sich die Frage auf den Inhalt des bereitgestellten Textes?</w:t>
+      <w:r>
+        <w:rPr>
+          <w:sz w:val="22"/>
+          <w:szCs w:val="22"/>
+        </w:rPr>
+        <w:t>Physical Layer (Schicht 1), Data Link Layer (Schicht 2) und Network Layer (Schicht 3) (Falsch)</w:t>
       </w:r>
     </w:p>
     <w:p>
@@ -1058,2125 +3126,7 @@
           <w:szCs w:val="22"/>
         </w:rPr>
       </w:pPr>
-      <w:r>
-        <w:rPr>
-          <w:b/>
-          <w:bCs/>
-          <w:sz w:val="22"/>
-          <w:szCs w:val="22"/>
-        </w:rPr>
-        <w:t>5 - Überaus relevant:</w:t>
-      </w:r>
-      <w:r>
-        <w:rPr>
-          <w:sz w:val="22"/>
-          <w:szCs w:val="22"/>
-        </w:rPr>
-        <w:t xml:space="preserve"> Bezieht sich auf zentrale Themen und korrekte Fachbegriffe</w:t>
-      </w:r>
-    </w:p>
-    <w:p>
-      <w:pPr>
-        <w:pStyle w:val="Compact"/>
-        <w:numPr>
-          <w:ilvl w:val="1"/>
-          <w:numId w:val="1"/>
-        </w:numPr>
-        <w:bidi w:val="0"/>
-        <w:jc w:val="start"/>
-        <w:rPr>
-          <w:sz w:val="22"/>
-          <w:szCs w:val="22"/>
-        </w:rPr>
-      </w:pPr>
-      <w:r>
-        <w:rPr>
-          <w:sz w:val="22"/>
-          <w:szCs w:val="22"/>
-        </w:rPr>
-        <w:t>Bsp.: “Welche Kernaufgaben erfüllt der Data Link Layer und worin unterscheiden sich diese hinsichtlich ihrer Zielsetzung?”</w:t>
-      </w:r>
-    </w:p>
-    <w:p>
-      <w:pPr>
-        <w:pStyle w:val="Compact"/>
-        <w:numPr>
-          <w:ilvl w:val="0"/>
-          <w:numId w:val="1"/>
-        </w:numPr>
-        <w:bidi w:val="0"/>
-        <w:jc w:val="start"/>
-        <w:rPr>
-          <w:sz w:val="22"/>
-          <w:szCs w:val="22"/>
-        </w:rPr>
-      </w:pPr>
-      <w:r>
-        <w:rPr>
-          <w:b/>
-          <w:bCs/>
-          <w:sz w:val="22"/>
-          <w:szCs w:val="22"/>
-        </w:rPr>
-        <w:t>4 - Relevant:</w:t>
-      </w:r>
-      <w:r>
-        <w:rPr>
-          <w:sz w:val="22"/>
-          <w:szCs w:val="22"/>
-        </w:rPr>
-        <w:t xml:space="preserve"> Bezieht sich auf wichtige Textinhalte</w:t>
-      </w:r>
-    </w:p>
-    <w:p>
-      <w:pPr>
-        <w:pStyle w:val="Compact"/>
-        <w:numPr>
-          <w:ilvl w:val="0"/>
-          <w:numId w:val="1"/>
-        </w:numPr>
-        <w:bidi w:val="0"/>
-        <w:jc w:val="start"/>
-        <w:rPr>
-          <w:sz w:val="22"/>
-          <w:szCs w:val="22"/>
-        </w:rPr>
-      </w:pPr>
-      <w:r>
-        <w:rPr>
-          <w:b/>
-          <w:bCs/>
-          <w:sz w:val="22"/>
-          <w:szCs w:val="22"/>
-        </w:rPr>
-        <w:t>3 - Mäßig relevant:</w:t>
-      </w:r>
-      <w:r>
-        <w:rPr>
-          <w:sz w:val="22"/>
-          <w:szCs w:val="22"/>
-        </w:rPr>
-        <w:t xml:space="preserve"> Behandelt eher nebensächliche Aspekte des Textes</w:t>
-      </w:r>
-    </w:p>
-    <w:p>
-      <w:pPr>
-        <w:pStyle w:val="Compact"/>
-        <w:numPr>
-          <w:ilvl w:val="0"/>
-          <w:numId w:val="1"/>
-        </w:numPr>
-        <w:bidi w:val="0"/>
-        <w:jc w:val="start"/>
-        <w:rPr>
-          <w:sz w:val="22"/>
-          <w:szCs w:val="22"/>
-        </w:rPr>
-      </w:pPr>
-      <w:r>
-        <w:rPr>
-          <w:b/>
-          <w:bCs/>
-          <w:sz w:val="22"/>
-          <w:szCs w:val="22"/>
-        </w:rPr>
-        <w:t>2 - Weniger relevant:</w:t>
-      </w:r>
-      <w:r>
-        <w:rPr>
-          <w:sz w:val="22"/>
-          <w:szCs w:val="22"/>
-        </w:rPr>
-        <w:t xml:space="preserve"> Nur oberflächlicher Textbezug</w:t>
-      </w:r>
-    </w:p>
-    <w:p>
-      <w:pPr>
-        <w:pStyle w:val="Compact"/>
-        <w:numPr>
-          <w:ilvl w:val="0"/>
-          <w:numId w:val="1"/>
-        </w:numPr>
-        <w:bidi w:val="0"/>
-        <w:jc w:val="start"/>
-        <w:rPr>
-          <w:sz w:val="22"/>
-          <w:szCs w:val="22"/>
-        </w:rPr>
-      </w:pPr>
-      <w:r>
-        <w:rPr>
-          <w:b/>
-          <w:bCs/>
-          <w:sz w:val="22"/>
-          <w:szCs w:val="22"/>
-        </w:rPr>
-        <w:t>1 - Nicht relevant:</w:t>
-      </w:r>
-      <w:r>
-        <w:rPr>
-          <w:sz w:val="22"/>
-          <w:szCs w:val="22"/>
-        </w:rPr>
-        <w:t xml:space="preserve"> Kein Bezug zum Textinhalt</w:t>
-      </w:r>
-    </w:p>
-    <w:p>
-      <w:pPr>
-        <w:pStyle w:val="Compact"/>
-        <w:numPr>
-          <w:ilvl w:val="1"/>
-          <w:numId w:val="1"/>
-        </w:numPr>
-        <w:bidi w:val="0"/>
-        <w:jc w:val="start"/>
-        <w:rPr>
-          <w:sz w:val="22"/>
-          <w:szCs w:val="22"/>
-        </w:rPr>
-      </w:pPr>
-      <w:bookmarkStart w:id="7" w:name="relevanzrelevance"/>
-      <w:r>
-        <w:rPr>
-          <w:sz w:val="22"/>
-          <w:szCs w:val="22"/>
-        </w:rPr>
-        <w:t>Bsp.: “Welche Programmiersprache wird am häufigsten für die Implementierung von Netzwerkprotokollen verwendet?”</w:t>
-      </w:r>
-      <w:bookmarkEnd w:id="7"/>
-    </w:p>
-    <w:p>
-      <w:pPr>
-        <w:pStyle w:val="Heading2"/>
-        <w:bidi w:val="0"/>
-        <w:jc w:val="start"/>
-        <w:rPr/>
-      </w:pPr>
-      <w:r>
-        <w:rPr/>
-        <w:t>Klarheit/Clarity</w:t>
-      </w:r>
-    </w:p>
-    <w:p>
-      <w:pPr>
-        <w:pStyle w:val="FirstParagraph"/>
-        <w:bidi w:val="0"/>
-        <w:jc w:val="start"/>
-        <w:rPr>
-          <w:sz w:val="22"/>
-          <w:szCs w:val="22"/>
-        </w:rPr>
-      </w:pPr>
-      <w:r>
-        <w:rPr>
-          <w:b/>
-          <w:bCs/>
-          <w:sz w:val="22"/>
-          <w:szCs w:val="22"/>
-        </w:rPr>
-        <w:t>Fragestellung:</w:t>
-      </w:r>
-      <w:r>
-        <w:rPr>
-          <w:sz w:val="22"/>
-          <w:szCs w:val="22"/>
-        </w:rPr>
-        <w:t xml:space="preserve"> Wie eindeutig und verständlich ist die Frage formuliert?</w:t>
-      </w:r>
-    </w:p>
-    <w:p>
-      <w:pPr>
-        <w:pStyle w:val="Compact"/>
-        <w:numPr>
-          <w:ilvl w:val="0"/>
-          <w:numId w:val="1"/>
-        </w:numPr>
-        <w:bidi w:val="0"/>
-        <w:jc w:val="start"/>
-        <w:rPr>
-          <w:sz w:val="22"/>
-          <w:szCs w:val="22"/>
-        </w:rPr>
-      </w:pPr>
-      <w:r>
-        <w:rPr>
-          <w:b/>
-          <w:bCs/>
-          <w:sz w:val="22"/>
-          <w:szCs w:val="22"/>
-        </w:rPr>
-        <w:t>5 - Sehr klar:</w:t>
-      </w:r>
-      <w:r>
-        <w:rPr>
-          <w:sz w:val="22"/>
-          <w:szCs w:val="22"/>
-        </w:rPr>
-        <w:t xml:space="preserve"> Präzise, eindeutig formuliert, keine Mehrdeutigkeiten</w:t>
-      </w:r>
-    </w:p>
-    <w:p>
-      <w:pPr>
-        <w:pStyle w:val="Compact"/>
-        <w:numPr>
-          <w:ilvl w:val="1"/>
-          <w:numId w:val="10"/>
-        </w:numPr>
-        <w:bidi w:val="0"/>
-        <w:jc w:val="start"/>
-        <w:rPr>
-          <w:sz w:val="22"/>
-          <w:szCs w:val="22"/>
-        </w:rPr>
-      </w:pPr>
-      <w:r>
-        <w:rPr>
-          <w:sz w:val="22"/>
-          <w:szCs w:val="22"/>
-        </w:rPr>
-        <w:t>Bsp.: “Nennen Sie die Kernaufgaben der Session Layer und erläutern Sie jeweils deren Funktion.”</w:t>
-      </w:r>
-    </w:p>
-    <w:p>
-      <w:pPr>
-        <w:pStyle w:val="Compact"/>
-        <w:numPr>
-          <w:ilvl w:val="0"/>
-          <w:numId w:val="1"/>
-        </w:numPr>
-        <w:bidi w:val="0"/>
-        <w:jc w:val="start"/>
-        <w:rPr>
-          <w:sz w:val="22"/>
-          <w:szCs w:val="22"/>
-        </w:rPr>
-      </w:pPr>
-      <w:r>
-        <w:rPr>
-          <w:b/>
-          <w:bCs/>
-          <w:sz w:val="22"/>
-          <w:szCs w:val="22"/>
-        </w:rPr>
-        <w:t>4 - Klar:</w:t>
-      </w:r>
-      <w:r>
-        <w:rPr>
-          <w:sz w:val="22"/>
-          <w:szCs w:val="22"/>
-        </w:rPr>
-        <w:t xml:space="preserve"> Verständlich mit minimalen Unklarheiten</w:t>
-      </w:r>
-    </w:p>
-    <w:p>
-      <w:pPr>
-        <w:pStyle w:val="Compact"/>
-        <w:numPr>
-          <w:ilvl w:val="0"/>
-          <w:numId w:val="1"/>
-        </w:numPr>
-        <w:bidi w:val="0"/>
-        <w:jc w:val="start"/>
-        <w:rPr>
-          <w:sz w:val="22"/>
-          <w:szCs w:val="22"/>
-        </w:rPr>
-      </w:pPr>
-      <w:r>
-        <w:rPr>
-          <w:b/>
-          <w:bCs/>
-          <w:sz w:val="22"/>
-          <w:szCs w:val="22"/>
-        </w:rPr>
-        <w:t>3 - Mäßig klar:</w:t>
-      </w:r>
-      <w:r>
-        <w:rPr>
-          <w:sz w:val="22"/>
-          <w:szCs w:val="22"/>
-        </w:rPr>
-        <w:t xml:space="preserve"> Enthält einige unklare Formulierungen</w:t>
-      </w:r>
-    </w:p>
-    <w:p>
-      <w:pPr>
-        <w:pStyle w:val="Compact"/>
-        <w:numPr>
-          <w:ilvl w:val="0"/>
-          <w:numId w:val="1"/>
-        </w:numPr>
-        <w:bidi w:val="0"/>
-        <w:jc w:val="start"/>
-        <w:rPr>
-          <w:sz w:val="22"/>
-          <w:szCs w:val="22"/>
-        </w:rPr>
-      </w:pPr>
-      <w:r>
-        <w:rPr>
-          <w:b/>
-          <w:bCs/>
-          <w:sz w:val="22"/>
-          <w:szCs w:val="22"/>
-        </w:rPr>
-        <w:t>2 - Unklar:</w:t>
-      </w:r>
-      <w:r>
-        <w:rPr>
-          <w:sz w:val="22"/>
-          <w:szCs w:val="22"/>
-        </w:rPr>
-        <w:t xml:space="preserve"> Enthält mehrere mehrdeutige oder verwirrende Elemente</w:t>
-      </w:r>
-    </w:p>
-    <w:p>
-      <w:pPr>
-        <w:pStyle w:val="Compact"/>
-        <w:numPr>
-          <w:ilvl w:val="0"/>
-          <w:numId w:val="1"/>
-        </w:numPr>
-        <w:bidi w:val="0"/>
-        <w:jc w:val="start"/>
-        <w:rPr>
-          <w:sz w:val="22"/>
-          <w:szCs w:val="22"/>
-        </w:rPr>
-      </w:pPr>
-      <w:r>
-        <w:rPr>
-          <w:b/>
-          <w:bCs/>
-          <w:sz w:val="22"/>
-          <w:szCs w:val="22"/>
-        </w:rPr>
-        <w:t>1 - Sehr unklar:</w:t>
-      </w:r>
-      <w:r>
-        <w:rPr>
-          <w:sz w:val="22"/>
-          <w:szCs w:val="22"/>
-        </w:rPr>
-        <w:t xml:space="preserve"> Schwer verständlich oder grammatikalisch fehlerhaft</w:t>
-      </w:r>
-    </w:p>
-    <w:p>
-      <w:pPr>
-        <w:pStyle w:val="Compact"/>
-        <w:numPr>
-          <w:ilvl w:val="1"/>
-          <w:numId w:val="1"/>
-        </w:numPr>
-        <w:bidi w:val="0"/>
-        <w:jc w:val="start"/>
-        <w:rPr>
-          <w:sz w:val="22"/>
-          <w:szCs w:val="22"/>
-        </w:rPr>
-      </w:pPr>
-      <w:bookmarkStart w:id="8" w:name="klarheitclarity"/>
-      <w:r>
-        <w:rPr>
-          <w:sz w:val="22"/>
-          <w:szCs w:val="22"/>
-        </w:rPr>
-        <w:t>Bsp.: “Inwiefern spielt die Schicht eine Rolle bei dem, was passiert, wenn Kommunikation stattfindet?”</w:t>
-      </w:r>
-      <w:bookmarkEnd w:id="8"/>
-    </w:p>
-    <w:p>
-      <w:pPr>
-        <w:pStyle w:val="Heading2"/>
-        <w:bidi w:val="0"/>
-        <w:jc w:val="start"/>
-        <w:rPr/>
-      </w:pPr>
-      <w:r>
-        <w:rPr/>
-        <w:t>Beantwortbarkeit/Answerability</w:t>
-      </w:r>
-    </w:p>
-    <w:p>
-      <w:pPr>
-        <w:pStyle w:val="FirstParagraph"/>
-        <w:bidi w:val="0"/>
-        <w:jc w:val="start"/>
-        <w:rPr>
-          <w:sz w:val="22"/>
-          <w:szCs w:val="22"/>
-        </w:rPr>
-      </w:pPr>
-      <w:r>
-        <w:rPr>
-          <w:b/>
-          <w:bCs/>
-          <w:sz w:val="22"/>
-          <w:szCs w:val="22"/>
-        </w:rPr>
-        <w:t>Fragestellung:</w:t>
-      </w:r>
-      <w:r>
-        <w:rPr>
-          <w:sz w:val="22"/>
-          <w:szCs w:val="22"/>
-        </w:rPr>
-        <w:t xml:space="preserve"> Wie gut können Studierende die Frage mit den verfügbaren Textinformationen beantworten?</w:t>
-      </w:r>
-    </w:p>
-    <w:p>
-      <w:pPr>
-        <w:pStyle w:val="Compact"/>
-        <w:numPr>
-          <w:ilvl w:val="0"/>
-          <w:numId w:val="1"/>
-        </w:numPr>
-        <w:bidi w:val="0"/>
-        <w:jc w:val="start"/>
-        <w:rPr>
-          <w:sz w:val="22"/>
-          <w:szCs w:val="22"/>
-        </w:rPr>
-      </w:pPr>
-      <w:r>
-        <w:rPr>
-          <w:b/>
-          <w:bCs/>
-          <w:sz w:val="22"/>
-          <w:szCs w:val="22"/>
-        </w:rPr>
-        <w:t>5 - Vollständig beantwortbar:</w:t>
-      </w:r>
-      <w:r>
-        <w:rPr>
-          <w:sz w:val="22"/>
-          <w:szCs w:val="22"/>
-        </w:rPr>
-        <w:t xml:space="preserve"> Alle Infos explizit im Text verfügbar</w:t>
-      </w:r>
-    </w:p>
-    <w:p>
-      <w:pPr>
-        <w:pStyle w:val="Compact"/>
-        <w:numPr>
-          <w:ilvl w:val="1"/>
-          <w:numId w:val="1"/>
-        </w:numPr>
-        <w:bidi w:val="0"/>
-        <w:jc w:val="start"/>
-        <w:rPr>
-          <w:sz w:val="22"/>
-          <w:szCs w:val="22"/>
-        </w:rPr>
-      </w:pPr>
-      <w:r>
-        <w:rPr>
-          <w:sz w:val="22"/>
-          <w:szCs w:val="22"/>
-        </w:rPr>
-        <w:t>Bsp: “Welche Kernaufgaben hat der Presentation Layer?”</w:t>
-      </w:r>
-    </w:p>
-    <w:p>
-      <w:pPr>
-        <w:pStyle w:val="Compact"/>
-        <w:numPr>
-          <w:ilvl w:val="0"/>
-          <w:numId w:val="1"/>
-        </w:numPr>
-        <w:bidi w:val="0"/>
-        <w:jc w:val="start"/>
-        <w:rPr>
-          <w:sz w:val="22"/>
-          <w:szCs w:val="22"/>
-        </w:rPr>
-      </w:pPr>
-      <w:r>
-        <w:rPr>
-          <w:b/>
-          <w:bCs/>
-          <w:sz w:val="22"/>
-          <w:szCs w:val="22"/>
-        </w:rPr>
-        <w:t>4 - Gut beantwortbar:</w:t>
-      </w:r>
-      <w:r>
-        <w:rPr>
-          <w:sz w:val="22"/>
-          <w:szCs w:val="22"/>
-        </w:rPr>
-        <w:t xml:space="preserve"> Die meisten Infos im Text, minimale Schlüsse nötig</w:t>
-      </w:r>
-    </w:p>
-    <w:p>
-      <w:pPr>
-        <w:pStyle w:val="Compact"/>
-        <w:numPr>
-          <w:ilvl w:val="0"/>
-          <w:numId w:val="1"/>
-        </w:numPr>
-        <w:bidi w:val="0"/>
-        <w:jc w:val="start"/>
-        <w:rPr>
-          <w:sz w:val="22"/>
-          <w:szCs w:val="22"/>
-        </w:rPr>
-      </w:pPr>
-      <w:r>
-        <w:rPr>
-          <w:b/>
-          <w:bCs/>
-          <w:sz w:val="22"/>
-          <w:szCs w:val="22"/>
-        </w:rPr>
-        <w:t>3 - Teilweise beantwortbar:</w:t>
-      </w:r>
-      <w:r>
-        <w:rPr>
-          <w:sz w:val="22"/>
-          <w:szCs w:val="22"/>
-        </w:rPr>
-        <w:t xml:space="preserve"> Grundinfos vorhanden, moderate Interpretation nötig</w:t>
-      </w:r>
-    </w:p>
-    <w:p>
-      <w:pPr>
-        <w:pStyle w:val="Compact"/>
-        <w:numPr>
-          <w:ilvl w:val="0"/>
-          <w:numId w:val="1"/>
-        </w:numPr>
-        <w:bidi w:val="0"/>
-        <w:jc w:val="start"/>
-        <w:rPr>
-          <w:sz w:val="22"/>
-          <w:szCs w:val="22"/>
-        </w:rPr>
-      </w:pPr>
-      <w:r>
-        <w:rPr>
-          <w:b/>
-          <w:bCs/>
-          <w:sz w:val="22"/>
-          <w:szCs w:val="22"/>
-        </w:rPr>
-        <w:t>2 - Schwer beantwortbar:</w:t>
-      </w:r>
-      <w:r>
-        <w:rPr>
-          <w:sz w:val="22"/>
-          <w:szCs w:val="22"/>
-        </w:rPr>
-        <w:t xml:space="preserve"> Wenige relevante Infos, viel eigene Ableitung erforderlich</w:t>
-      </w:r>
-    </w:p>
-    <w:p>
-      <w:pPr>
-        <w:pStyle w:val="Compact"/>
-        <w:numPr>
-          <w:ilvl w:val="0"/>
-          <w:numId w:val="1"/>
-        </w:numPr>
-        <w:bidi w:val="0"/>
-        <w:jc w:val="start"/>
-        <w:rPr>
-          <w:sz w:val="22"/>
-          <w:szCs w:val="22"/>
-        </w:rPr>
-      </w:pPr>
-      <w:r>
-        <w:rPr>
-          <w:b/>
-          <w:bCs/>
-          <w:sz w:val="22"/>
-          <w:szCs w:val="22"/>
-        </w:rPr>
-        <w:t>1 - Nicht beantwortbar:</w:t>
-      </w:r>
-      <w:r>
-        <w:rPr>
-          <w:sz w:val="22"/>
-          <w:szCs w:val="22"/>
-        </w:rPr>
-        <w:t xml:space="preserve"> Benötigte Informationen fehlen größtenteils</w:t>
-      </w:r>
-    </w:p>
-    <w:p>
-      <w:pPr>
-        <w:pStyle w:val="Compact"/>
-        <w:numPr>
-          <w:ilvl w:val="1"/>
-          <w:numId w:val="1"/>
-        </w:numPr>
-        <w:bidi w:val="0"/>
-        <w:jc w:val="start"/>
-        <w:rPr>
-          <w:sz w:val="22"/>
-          <w:szCs w:val="22"/>
-        </w:rPr>
-      </w:pPr>
-      <w:bookmarkStart w:id="9" w:name="beantwortbarkeitanswerability"/>
-      <w:r>
-        <w:rPr>
-          <w:sz w:val="22"/>
-          <w:szCs w:val="22"/>
-        </w:rPr>
-        <w:t>Bsp.: “Vergleichen Sie die Effizienz des ISO-OSI-Modells mit modernen Software-Defined-Networking-Ansätzen.”</w:t>
-      </w:r>
-      <w:bookmarkEnd w:id="9"/>
-    </w:p>
-    <w:p>
-      <w:pPr>
-        <w:pStyle w:val="Heading2"/>
-        <w:bidi w:val="0"/>
-        <w:jc w:val="start"/>
-        <w:rPr/>
-      </w:pPr>
-      <w:r>
-        <w:rPr/>
-        <w:t>Herausforderung/Challenging</w:t>
-      </w:r>
-    </w:p>
-    <w:p>
-      <w:pPr>
-        <w:pStyle w:val="FirstParagraph"/>
-        <w:bidi w:val="0"/>
-        <w:jc w:val="start"/>
-        <w:rPr>
-          <w:sz w:val="22"/>
-          <w:szCs w:val="22"/>
-        </w:rPr>
-      </w:pPr>
-      <w:r>
-        <w:rPr>
-          <w:b/>
-          <w:bCs/>
-          <w:sz w:val="22"/>
-          <w:szCs w:val="22"/>
-        </w:rPr>
-        <w:t>Fragestellung:</w:t>
-      </w:r>
-      <w:r>
-        <w:rPr>
-          <w:sz w:val="22"/>
-          <w:szCs w:val="22"/>
-        </w:rPr>
-        <w:t xml:space="preserve"> Wie anspruchsvoll ist die kognitive Anforderung der Frage?</w:t>
-      </w:r>
-    </w:p>
-    <w:p>
-      <w:pPr>
-        <w:pStyle w:val="Compact"/>
-        <w:numPr>
-          <w:ilvl w:val="0"/>
-          <w:numId w:val="1"/>
-        </w:numPr>
-        <w:bidi w:val="0"/>
-        <w:jc w:val="start"/>
-        <w:rPr>
-          <w:sz w:val="22"/>
-          <w:szCs w:val="22"/>
-        </w:rPr>
-      </w:pPr>
-      <w:r>
-        <w:rPr>
-          <w:b/>
-          <w:bCs/>
-          <w:sz w:val="22"/>
-          <w:szCs w:val="22"/>
-        </w:rPr>
-        <w:t>5 - Sehr herausfordernd:</w:t>
-      </w:r>
-      <w:r>
-        <w:rPr>
-          <w:sz w:val="22"/>
-          <w:szCs w:val="22"/>
-        </w:rPr>
-        <w:t xml:space="preserve"> Erfordert tiefgehende Analyse des gesamten Textes</w:t>
-      </w:r>
-    </w:p>
-    <w:p>
-      <w:pPr>
-        <w:pStyle w:val="Compact"/>
-        <w:numPr>
-          <w:ilvl w:val="1"/>
-          <w:numId w:val="1"/>
-        </w:numPr>
-        <w:bidi w:val="0"/>
-        <w:jc w:val="start"/>
-        <w:rPr>
-          <w:sz w:val="22"/>
-          <w:szCs w:val="22"/>
-        </w:rPr>
-      </w:pPr>
-      <w:r>
-        <w:rPr>
-          <w:sz w:val="22"/>
-          <w:szCs w:val="22"/>
-        </w:rPr>
-        <w:t>Bsp.: “Analysieren Sie, warum Flusssteuerung auf mehreren OSI-Schichten implementiert wird, und bewerten Sie die Notwendigkeit dieser Redundanz.”</w:t>
-      </w:r>
-    </w:p>
-    <w:p>
-      <w:pPr>
-        <w:pStyle w:val="Compact"/>
-        <w:numPr>
-          <w:ilvl w:val="0"/>
-          <w:numId w:val="1"/>
-        </w:numPr>
-        <w:bidi w:val="0"/>
-        <w:jc w:val="start"/>
-        <w:rPr>
-          <w:sz w:val="22"/>
-          <w:szCs w:val="22"/>
-        </w:rPr>
-      </w:pPr>
-      <w:r>
-        <w:rPr>
-          <w:b/>
-          <w:bCs/>
-          <w:sz w:val="22"/>
-          <w:szCs w:val="22"/>
-        </w:rPr>
-        <w:t>4 - Herausfordernd:</w:t>
-      </w:r>
-      <w:r>
-        <w:rPr>
-          <w:sz w:val="22"/>
-          <w:szCs w:val="22"/>
-        </w:rPr>
-        <w:t xml:space="preserve"> Erfordert Integration von weit auseinanderliegenden Informationen</w:t>
-      </w:r>
-    </w:p>
-    <w:p>
-      <w:pPr>
-        <w:pStyle w:val="Compact"/>
-        <w:numPr>
-          <w:ilvl w:val="0"/>
-          <w:numId w:val="1"/>
-        </w:numPr>
-        <w:bidi w:val="0"/>
-        <w:jc w:val="start"/>
-        <w:rPr>
-          <w:sz w:val="22"/>
-          <w:szCs w:val="22"/>
-        </w:rPr>
-      </w:pPr>
-      <w:r>
-        <w:rPr>
-          <w:b/>
-          <w:bCs/>
-          <w:sz w:val="22"/>
-          <w:szCs w:val="22"/>
-        </w:rPr>
-        <w:t>3 - Mäßig herausfordernd:</w:t>
-      </w:r>
-      <w:r>
-        <w:rPr>
-          <w:sz w:val="22"/>
-          <w:szCs w:val="22"/>
-        </w:rPr>
-        <w:t xml:space="preserve"> Erfordert Verständnis und einfache Anwendung</w:t>
-      </w:r>
-    </w:p>
-    <w:p>
-      <w:pPr>
-        <w:pStyle w:val="Compact"/>
-        <w:numPr>
-          <w:ilvl w:val="0"/>
-          <w:numId w:val="1"/>
-        </w:numPr>
-        <w:bidi w:val="0"/>
-        <w:jc w:val="start"/>
-        <w:rPr>
-          <w:sz w:val="22"/>
-          <w:szCs w:val="22"/>
-        </w:rPr>
-      </w:pPr>
-      <w:r>
-        <w:rPr>
-          <w:b/>
-          <w:bCs/>
-          <w:sz w:val="22"/>
-          <w:szCs w:val="22"/>
-        </w:rPr>
-        <w:t>2 - Wenig herausfordernd:</w:t>
-      </w:r>
-      <w:r>
-        <w:rPr>
-          <w:sz w:val="22"/>
-          <w:szCs w:val="22"/>
-        </w:rPr>
-        <w:t xml:space="preserve"> Erfordert Auffinden und Wiedergeben</w:t>
-      </w:r>
-    </w:p>
-    <w:p>
-      <w:pPr>
-        <w:pStyle w:val="Compact"/>
-        <w:numPr>
-          <w:ilvl w:val="0"/>
-          <w:numId w:val="1"/>
-        </w:numPr>
-        <w:bidi w:val="0"/>
-        <w:jc w:val="start"/>
-        <w:rPr>
-          <w:sz w:val="22"/>
-          <w:szCs w:val="22"/>
-        </w:rPr>
-      </w:pPr>
-      <w:r>
-        <w:rPr>
-          <w:b/>
-          <w:bCs/>
-          <w:sz w:val="22"/>
-          <w:szCs w:val="22"/>
-        </w:rPr>
-        <w:t>1 - Nicht herausfordernd:</w:t>
-      </w:r>
-      <w:r>
-        <w:rPr>
-          <w:sz w:val="22"/>
-          <w:szCs w:val="22"/>
-        </w:rPr>
-        <w:t xml:space="preserve"> Trivial (Abschreiben oder Ja/Nein)</w:t>
-      </w:r>
-    </w:p>
-    <w:p>
-      <w:pPr>
-        <w:pStyle w:val="Compact"/>
-        <w:numPr>
-          <w:ilvl w:val="1"/>
-          <w:numId w:val="1"/>
-        </w:numPr>
-        <w:bidi w:val="0"/>
-        <w:jc w:val="start"/>
-        <w:rPr>
-          <w:sz w:val="22"/>
-          <w:szCs w:val="22"/>
-        </w:rPr>
-      </w:pPr>
-      <w:bookmarkStart w:id="10" w:name="herausforderungchallenging"/>
-      <w:r>
-        <w:rPr>
-          <w:sz w:val="22"/>
-          <w:szCs w:val="22"/>
-        </w:rPr>
-        <w:t>Bsp.: “Wie viele Kernaufgaben hat der Physical Layer?”</w:t>
-      </w:r>
-      <w:bookmarkEnd w:id="10"/>
-    </w:p>
-    <w:p>
-      <w:pPr>
-        <w:pStyle w:val="Heading2"/>
-        <w:bidi w:val="0"/>
-        <w:jc w:val="start"/>
-        <w:rPr/>
-      </w:pPr>
-      <w:r>
-        <w:rPr/>
-        <w:t>Wertigkeit/Value bzgl. Lernzielintegration</w:t>
-      </w:r>
-    </w:p>
-    <w:p>
-      <w:pPr>
-        <w:pStyle w:val="FirstParagraph"/>
-        <w:bidi w:val="0"/>
-        <w:jc w:val="start"/>
-        <w:rPr>
-          <w:sz w:val="22"/>
-          <w:szCs w:val="22"/>
-        </w:rPr>
-      </w:pPr>
-      <w:r>
-        <w:rPr>
-          <w:b/>
-          <w:bCs/>
-          <w:sz w:val="22"/>
-          <w:szCs w:val="22"/>
-        </w:rPr>
-        <w:t>Fragestellung:</w:t>
-      </w:r>
-      <w:r>
-        <w:rPr>
-          <w:sz w:val="22"/>
-          <w:szCs w:val="22"/>
-        </w:rPr>
-        <w:t xml:space="preserve"> Wie zentral ist das in der Frage behandelte Fachkonzept für das angestrebte Lernziel des Moduls?</w:t>
-      </w:r>
-    </w:p>
-    <w:p>
-      <w:pPr>
-        <w:pStyle w:val="Compact"/>
-        <w:numPr>
-          <w:ilvl w:val="0"/>
-          <w:numId w:val="1"/>
-        </w:numPr>
-        <w:bidi w:val="0"/>
-        <w:jc w:val="start"/>
-        <w:rPr>
-          <w:sz w:val="22"/>
-          <w:szCs w:val="22"/>
-        </w:rPr>
-      </w:pPr>
-      <w:r>
-        <w:rPr>
-          <w:b/>
-          <w:bCs/>
-          <w:sz w:val="22"/>
-          <w:szCs w:val="22"/>
-        </w:rPr>
-        <w:t>5 - Sehr Hoch:</w:t>
-      </w:r>
-      <w:r>
-        <w:rPr>
-          <w:sz w:val="22"/>
-          <w:szCs w:val="22"/>
-        </w:rPr>
-        <w:t xml:space="preserve"> Behandelt Kernkonzept und zentrales Lernziel (hochrelevant)</w:t>
-      </w:r>
-    </w:p>
-    <w:p>
-      <w:pPr>
-        <w:pStyle w:val="Compact"/>
-        <w:numPr>
-          <w:ilvl w:val="1"/>
-          <w:numId w:val="1"/>
-        </w:numPr>
-        <w:bidi w:val="0"/>
-        <w:jc w:val="start"/>
-        <w:rPr>
-          <w:sz w:val="22"/>
-          <w:szCs w:val="22"/>
-        </w:rPr>
-      </w:pPr>
-      <w:r>
-        <w:rPr>
-          <w:sz w:val="22"/>
-          <w:szCs w:val="22"/>
-        </w:rPr>
-        <w:t>Bsp.: “Erklären Sie das Zusammenspiel von Codierung, Transport und Decodierung bei der Übertragung logischer Werte auf physikalischer Ebene.”</w:t>
-      </w:r>
-    </w:p>
-    <w:p>
-      <w:pPr>
-        <w:pStyle w:val="Compact"/>
-        <w:numPr>
-          <w:ilvl w:val="0"/>
-          <w:numId w:val="1"/>
-        </w:numPr>
-        <w:bidi w:val="0"/>
-        <w:jc w:val="start"/>
-        <w:rPr>
-          <w:sz w:val="22"/>
-          <w:szCs w:val="22"/>
-        </w:rPr>
-      </w:pPr>
-      <w:r>
-        <w:rPr>
-          <w:b/>
-          <w:bCs/>
-          <w:sz w:val="22"/>
-          <w:szCs w:val="22"/>
-        </w:rPr>
-        <w:t>4 - Hoch:</w:t>
-      </w:r>
-      <w:r>
-        <w:rPr>
-          <w:sz w:val="22"/>
-          <w:szCs w:val="22"/>
-        </w:rPr>
-        <w:t xml:space="preserve"> Behandelt wichtiges, relevantes Konzept</w:t>
-      </w:r>
-    </w:p>
-    <w:p>
-      <w:pPr>
-        <w:pStyle w:val="Compact"/>
-        <w:numPr>
-          <w:ilvl w:val="0"/>
-          <w:numId w:val="1"/>
-        </w:numPr>
-        <w:bidi w:val="0"/>
-        <w:jc w:val="start"/>
-        <w:rPr>
-          <w:sz w:val="22"/>
-          <w:szCs w:val="22"/>
-        </w:rPr>
-      </w:pPr>
-      <w:r>
-        <w:rPr>
-          <w:b/>
-          <w:bCs/>
-          <w:sz w:val="22"/>
-          <w:szCs w:val="22"/>
-        </w:rPr>
-        <w:t>3 - Mäßig:</w:t>
-      </w:r>
-      <w:r>
-        <w:rPr>
-          <w:sz w:val="22"/>
-          <w:szCs w:val="22"/>
-        </w:rPr>
-        <w:t xml:space="preserve"> Behandelt Grundlagen oder deskriptive Aspekte</w:t>
-      </w:r>
-    </w:p>
-    <w:p>
-      <w:pPr>
-        <w:pStyle w:val="Compact"/>
-        <w:numPr>
-          <w:ilvl w:val="0"/>
-          <w:numId w:val="1"/>
-        </w:numPr>
-        <w:bidi w:val="0"/>
-        <w:jc w:val="start"/>
-        <w:rPr>
-          <w:sz w:val="22"/>
-          <w:szCs w:val="22"/>
-        </w:rPr>
-      </w:pPr>
-      <w:r>
-        <w:rPr>
-          <w:b/>
-          <w:bCs/>
-          <w:sz w:val="22"/>
-          <w:szCs w:val="22"/>
-        </w:rPr>
-        <w:t>2 - Gering:</w:t>
-      </w:r>
-      <w:r>
-        <w:rPr>
-          <w:sz w:val="22"/>
-          <w:szCs w:val="22"/>
-        </w:rPr>
-        <w:t xml:space="preserve"> Fokussiert auf nebensächliches Detail oder ist ineffizient</w:t>
-      </w:r>
-    </w:p>
-    <w:p>
-      <w:pPr>
-        <w:pStyle w:val="Compact"/>
-        <w:numPr>
-          <w:ilvl w:val="0"/>
-          <w:numId w:val="1"/>
-        </w:numPr>
-        <w:bidi w:val="0"/>
-        <w:jc w:val="start"/>
-        <w:rPr>
-          <w:sz w:val="22"/>
-          <w:szCs w:val="22"/>
-        </w:rPr>
-      </w:pPr>
-      <w:r>
-        <w:rPr>
-          <w:b/>
-          <w:bCs/>
-          <w:sz w:val="22"/>
-          <w:szCs w:val="22"/>
-        </w:rPr>
-        <w:t>1 - Nicht vorhanden:</w:t>
-      </w:r>
-      <w:r>
-        <w:rPr>
-          <w:sz w:val="22"/>
-          <w:szCs w:val="22"/>
-        </w:rPr>
-        <w:t xml:space="preserve"> Behandelt irrelevante Details (nicht Teil des Lernziels)</w:t>
-      </w:r>
-    </w:p>
-    <w:p>
-      <w:pPr>
-        <w:pStyle w:val="Compact"/>
-        <w:numPr>
-          <w:ilvl w:val="1"/>
-          <w:numId w:val="1"/>
-        </w:numPr>
-        <w:bidi w:val="0"/>
-        <w:jc w:val="start"/>
-        <w:rPr>
-          <w:sz w:val="22"/>
-          <w:szCs w:val="22"/>
-        </w:rPr>
-      </w:pPr>
-      <w:bookmarkStart w:id="11" w:name="Xc726736414fc4f5118f498bc21832f0e03ad1b3"/>
-      <w:r>
-        <w:rPr>
-          <w:sz w:val="22"/>
-          <w:szCs w:val="22"/>
-        </w:rPr>
-        <w:t>Bsp.: “Nennen Sie ein Beispiel für ein Kabel, das zur Datenübertragung verwendet werden kann.”</w:t>
-      </w:r>
-      <w:bookmarkEnd w:id="11"/>
-    </w:p>
-    <w:p>
-      <w:pPr>
-        <w:pStyle w:val="Heading2"/>
-        <w:bidi w:val="0"/>
-        <w:jc w:val="start"/>
-        <w:rPr/>
-      </w:pPr>
-      <w:r>
-        <w:rPr/>
-        <w:t>Sprachqualität/Language</w:t>
-      </w:r>
-    </w:p>
-    <w:p>
-      <w:pPr>
-        <w:pStyle w:val="FirstParagraph"/>
-        <w:bidi w:val="0"/>
-        <w:jc w:val="start"/>
-        <w:rPr>
-          <w:sz w:val="22"/>
-          <w:szCs w:val="22"/>
-        </w:rPr>
-      </w:pPr>
-      <w:r>
-        <w:rPr>
-          <w:b/>
-          <w:bCs/>
-          <w:sz w:val="22"/>
-          <w:szCs w:val="22"/>
-        </w:rPr>
-        <w:t>Fragestellung:</w:t>
-      </w:r>
-      <w:r>
-        <w:rPr>
-          <w:sz w:val="22"/>
-          <w:szCs w:val="22"/>
-        </w:rPr>
-        <w:t xml:space="preserve"> Wie angemessen ist die sprachliche Qualität der Frage?</w:t>
-      </w:r>
-    </w:p>
-    <w:p>
-      <w:pPr>
-        <w:pStyle w:val="Compact"/>
-        <w:numPr>
-          <w:ilvl w:val="0"/>
-          <w:numId w:val="1"/>
-        </w:numPr>
-        <w:bidi w:val="0"/>
-        <w:jc w:val="start"/>
-        <w:rPr>
-          <w:sz w:val="22"/>
-          <w:szCs w:val="22"/>
-        </w:rPr>
-      </w:pPr>
-      <w:r>
-        <w:rPr>
-          <w:b/>
-          <w:bCs/>
-          <w:sz w:val="22"/>
-          <w:szCs w:val="22"/>
-        </w:rPr>
-        <w:t>5 - Ausgezeichnet:</w:t>
-      </w:r>
-      <w:r>
-        <w:rPr>
-          <w:sz w:val="22"/>
-          <w:szCs w:val="22"/>
-        </w:rPr>
-        <w:t xml:space="preserve"> Präzise, angemessen, gut verständlich</w:t>
-      </w:r>
-    </w:p>
-    <w:p>
-      <w:pPr>
-        <w:pStyle w:val="Compact"/>
-        <w:numPr>
-          <w:ilvl w:val="1"/>
-          <w:numId w:val="1"/>
-        </w:numPr>
-        <w:bidi w:val="0"/>
-        <w:jc w:val="start"/>
-        <w:rPr>
-          <w:sz w:val="22"/>
-          <w:szCs w:val="22"/>
-        </w:rPr>
-      </w:pPr>
-      <w:r>
-        <w:rPr>
-          <w:sz w:val="22"/>
-          <w:szCs w:val="22"/>
-        </w:rPr>
-        <w:t>Bsp.: “Ermitteln Sie, welche OSI-Schicht für das Setzen von Synchronisationspunkten verantwortlich ist, und erläutern Sie deren Zweck.”</w:t>
-      </w:r>
-    </w:p>
-    <w:p>
-      <w:pPr>
-        <w:pStyle w:val="Compact"/>
-        <w:numPr>
-          <w:ilvl w:val="0"/>
-          <w:numId w:val="1"/>
-        </w:numPr>
-        <w:bidi w:val="0"/>
-        <w:jc w:val="start"/>
-        <w:rPr>
-          <w:sz w:val="22"/>
-          <w:szCs w:val="22"/>
-        </w:rPr>
-      </w:pPr>
-      <w:r>
-        <w:rPr>
-          <w:b/>
-          <w:bCs/>
-          <w:sz w:val="22"/>
-          <w:szCs w:val="22"/>
-        </w:rPr>
-        <w:t>4 - Gut:</w:t>
-      </w:r>
-      <w:r>
-        <w:rPr>
-          <w:sz w:val="22"/>
-          <w:szCs w:val="22"/>
-        </w:rPr>
-        <w:t xml:space="preserve"> Verständlich mit kleinen Schwächen</w:t>
-      </w:r>
-    </w:p>
-    <w:p>
-      <w:pPr>
-        <w:pStyle w:val="Compact"/>
-        <w:numPr>
-          <w:ilvl w:val="0"/>
-          <w:numId w:val="1"/>
-        </w:numPr>
-        <w:bidi w:val="0"/>
-        <w:jc w:val="start"/>
-        <w:rPr>
-          <w:sz w:val="22"/>
-          <w:szCs w:val="22"/>
-        </w:rPr>
-      </w:pPr>
-      <w:r>
-        <w:rPr>
-          <w:b/>
-          <w:bCs/>
-          <w:sz w:val="22"/>
-          <w:szCs w:val="22"/>
-        </w:rPr>
-        <w:t>3 - Befriedigend:</w:t>
-      </w:r>
-      <w:r>
-        <w:rPr>
-          <w:sz w:val="22"/>
-          <w:szCs w:val="22"/>
-        </w:rPr>
-        <w:t xml:space="preserve"> Umständlich oder unpräzise</w:t>
-      </w:r>
-    </w:p>
-    <w:p>
-      <w:pPr>
-        <w:pStyle w:val="Compact"/>
-        <w:numPr>
-          <w:ilvl w:val="0"/>
-          <w:numId w:val="1"/>
-        </w:numPr>
-        <w:bidi w:val="0"/>
-        <w:jc w:val="start"/>
-        <w:rPr>
-          <w:sz w:val="22"/>
-          <w:szCs w:val="22"/>
-        </w:rPr>
-      </w:pPr>
-      <w:r>
-        <w:rPr>
-          <w:b/>
-          <w:bCs/>
-          <w:sz w:val="22"/>
-          <w:szCs w:val="22"/>
-        </w:rPr>
-        <w:t>2 - Mangelhaft:</w:t>
-      </w:r>
-      <w:r>
-        <w:rPr>
-          <w:sz w:val="22"/>
-          <w:szCs w:val="22"/>
-        </w:rPr>
-        <w:t xml:space="preserve"> Schwerfällig, weitschweifig oder unnötig komplex</w:t>
-      </w:r>
-    </w:p>
-    <w:p>
-      <w:pPr>
-        <w:pStyle w:val="Compact"/>
-        <w:numPr>
-          <w:ilvl w:val="0"/>
-          <w:numId w:val="1"/>
-        </w:numPr>
-        <w:bidi w:val="0"/>
-        <w:jc w:val="start"/>
-        <w:rPr>
-          <w:sz w:val="22"/>
-          <w:szCs w:val="22"/>
-        </w:rPr>
-      </w:pPr>
-      <w:r>
-        <w:rPr>
-          <w:b/>
-          <w:bCs/>
-          <w:sz w:val="22"/>
-          <w:szCs w:val="22"/>
-        </w:rPr>
-        <w:t>1 - Ungenügend:</w:t>
-      </w:r>
-      <w:r>
-        <w:rPr>
-          <w:sz w:val="22"/>
-          <w:szCs w:val="22"/>
-        </w:rPr>
-        <w:t xml:space="preserve"> Schwer verständlich oder unangemessen</w:t>
-      </w:r>
-    </w:p>
-    <w:p>
-      <w:pPr>
-        <w:pStyle w:val="Compact"/>
-        <w:numPr>
-          <w:ilvl w:val="1"/>
-          <w:numId w:val="1"/>
-        </w:numPr>
-        <w:bidi w:val="0"/>
-        <w:jc w:val="start"/>
-        <w:rPr>
-          <w:sz w:val="22"/>
-          <w:szCs w:val="22"/>
-        </w:rPr>
-      </w:pPr>
-      <w:bookmarkStart w:id="12" w:name="sprachqualitätlanguage"/>
-      <w:r>
-        <w:rPr>
-          <w:sz w:val="22"/>
-          <w:szCs w:val="22"/>
-        </w:rPr>
-        <w:t>Bsp.: “Im Kontext der vielschichtigen und diversen Betrachtungsweise der Aufgabenbereiche, die dem Physical Layer im Rahmen des OSI-Referenzmodells zugeschrieben werden können, erläutern Sie diese unter Berücksichtigung sämtlicher relevanter Aspekte.”</w:t>
-      </w:r>
-      <w:bookmarkEnd w:id="12"/>
-    </w:p>
-    <w:p>
-      <w:pPr>
-        <w:pStyle w:val="Heading2"/>
-        <w:bidi w:val="0"/>
-        <w:jc w:val="start"/>
-        <w:rPr/>
-      </w:pPr>
-      <w:r>
-        <w:rPr/>
-        <w:t>Bloom’s Level (Stufen 1-6)</w:t>
-      </w:r>
-    </w:p>
-    <w:p>
-      <w:pPr>
-        <w:pStyle w:val="FirstParagraph"/>
-        <w:bidi w:val="0"/>
-        <w:jc w:val="start"/>
-        <w:rPr>
-          <w:sz w:val="22"/>
-          <w:szCs w:val="22"/>
-        </w:rPr>
-      </w:pPr>
-      <w:r>
-        <w:rPr>
-          <w:b/>
-          <w:bCs/>
-          <w:sz w:val="22"/>
-          <w:szCs w:val="22"/>
-        </w:rPr>
-        <w:t>Fragestellung:</w:t>
-      </w:r>
-      <w:r>
-        <w:rPr>
-          <w:sz w:val="22"/>
-          <w:szCs w:val="22"/>
-        </w:rPr>
-        <w:t xml:space="preserve"> Welche kognitive Stufe der Bloom’schen Taxonomie wird durch die Frage angesprochen?</w:t>
-      </w:r>
-    </w:p>
-    <w:p>
-      <w:pPr>
-        <w:pStyle w:val="Compact"/>
-        <w:numPr>
-          <w:ilvl w:val="0"/>
-          <w:numId w:val="11"/>
-        </w:numPr>
-        <w:bidi w:val="0"/>
-        <w:jc w:val="start"/>
-        <w:rPr>
-          <w:sz w:val="22"/>
-          <w:szCs w:val="22"/>
-        </w:rPr>
-      </w:pPr>
-      <w:r>
-        <w:rPr>
-          <w:b/>
-          <w:bCs/>
-          <w:sz w:val="22"/>
-          <w:szCs w:val="22"/>
-        </w:rPr>
-        <w:t>Remembering:</w:t>
-      </w:r>
-      <w:r>
-        <w:rPr>
-          <w:sz w:val="22"/>
-          <w:szCs w:val="22"/>
-        </w:rPr>
-        <w:t xml:space="preserve"> Abruf relevanten Wissens aus dem Langzeitgedächtnis, indem der Schwerpunkt auf dem Erkennen und Erinnern von Fakten liegt.</w:t>
-      </w:r>
-    </w:p>
-    <w:p>
-      <w:pPr>
-        <w:pStyle w:val="Compact"/>
-        <w:numPr>
-          <w:ilvl w:val="1"/>
-          <w:numId w:val="1"/>
-        </w:numPr>
-        <w:bidi w:val="0"/>
-        <w:jc w:val="start"/>
-        <w:rPr>
-          <w:sz w:val="22"/>
-          <w:szCs w:val="22"/>
-        </w:rPr>
-      </w:pPr>
-      <w:r>
-        <w:rPr>
-          <w:sz w:val="22"/>
-          <w:szCs w:val="22"/>
-        </w:rPr>
-        <w:t>Verben: Definieren, beschreiben, aufzählen, identifizieren, auflisten, zuordnen, benennen, skizzieren, zitieren, auswählen</w:t>
-      </w:r>
-    </w:p>
-    <w:p>
-      <w:pPr>
-        <w:pStyle w:val="Compact"/>
-        <w:numPr>
-          <w:ilvl w:val="0"/>
-          <w:numId w:val="6"/>
-        </w:numPr>
-        <w:bidi w:val="0"/>
-        <w:jc w:val="start"/>
-        <w:rPr>
-          <w:sz w:val="22"/>
-          <w:szCs w:val="22"/>
-        </w:rPr>
-      </w:pPr>
-      <w:r>
-        <w:rPr>
-          <w:b/>
-          <w:bCs/>
-          <w:sz w:val="22"/>
-          <w:szCs w:val="22"/>
-        </w:rPr>
-        <w:t>Understanding:</w:t>
-      </w:r>
-      <w:r>
-        <w:rPr>
-          <w:sz w:val="22"/>
-          <w:szCs w:val="22"/>
-        </w:rPr>
-        <w:t xml:space="preserve"> Erkennen der Bedeutung von Anweisungen, z.B. mündlicher, schriftlicher und grafischer Kommunikation.</w:t>
-      </w:r>
-    </w:p>
-    <w:p>
-      <w:pPr>
-        <w:pStyle w:val="Compact"/>
-        <w:numPr>
-          <w:ilvl w:val="1"/>
-          <w:numId w:val="1"/>
-        </w:numPr>
-        <w:bidi w:val="0"/>
-        <w:jc w:val="start"/>
-        <w:rPr>
-          <w:sz w:val="22"/>
-          <w:szCs w:val="22"/>
-        </w:rPr>
-      </w:pPr>
-      <w:r>
-        <w:rPr>
-          <w:sz w:val="22"/>
-          <w:szCs w:val="22"/>
-        </w:rPr>
-        <w:t>Verben: Klarstellen, klassifizieren, vergleichen, gegenüberstellen, detaillieren, erklären, umschreiben, neu schreiben, zusammenfassen, übersetzen</w:t>
-      </w:r>
-    </w:p>
-    <w:p>
-      <w:pPr>
-        <w:pStyle w:val="Compact"/>
-        <w:numPr>
-          <w:ilvl w:val="0"/>
-          <w:numId w:val="6"/>
-        </w:numPr>
-        <w:bidi w:val="0"/>
-        <w:jc w:val="start"/>
-        <w:rPr>
-          <w:sz w:val="22"/>
-          <w:szCs w:val="22"/>
-        </w:rPr>
-      </w:pPr>
-      <w:r>
-        <w:rPr>
-          <w:b/>
-          <w:bCs/>
-          <w:sz w:val="22"/>
-          <w:szCs w:val="22"/>
-        </w:rPr>
-        <w:t>Applying:</w:t>
-      </w:r>
-      <w:r>
-        <w:rPr>
-          <w:sz w:val="22"/>
-          <w:szCs w:val="22"/>
-        </w:rPr>
-        <w:t xml:space="preserve"> Durchführen oder Anwenden eines Verfahrens in einer bestimmten Situation.</w:t>
-      </w:r>
-    </w:p>
-    <w:p>
-      <w:pPr>
-        <w:pStyle w:val="Compact"/>
-        <w:numPr>
-          <w:ilvl w:val="1"/>
-          <w:numId w:val="1"/>
-        </w:numPr>
-        <w:bidi w:val="0"/>
-        <w:jc w:val="start"/>
-        <w:rPr>
-          <w:sz w:val="22"/>
-          <w:szCs w:val="22"/>
-        </w:rPr>
-      </w:pPr>
-      <w:r>
-        <w:rPr>
-          <w:sz w:val="22"/>
-          <w:szCs w:val="22"/>
-        </w:rPr>
-        <w:t>Verben: Anwenden, Berechnen, Vorführen, Ermitteln, Untersuchen, Veranschaulichen, Verändern, Simulieren, Lösen, Nutzen</w:t>
-      </w:r>
-    </w:p>
-    <w:p>
-      <w:pPr>
-        <w:pStyle w:val="Compact"/>
-        <w:numPr>
-          <w:ilvl w:val="0"/>
-          <w:numId w:val="6"/>
-        </w:numPr>
-        <w:bidi w:val="0"/>
-        <w:jc w:val="start"/>
-        <w:rPr>
-          <w:sz w:val="22"/>
-          <w:szCs w:val="22"/>
-        </w:rPr>
-      </w:pPr>
-      <w:r>
-        <w:rPr>
-          <w:b/>
-          <w:bCs/>
-          <w:sz w:val="22"/>
-          <w:szCs w:val="22"/>
-        </w:rPr>
-        <w:t>Analyzing:</w:t>
-      </w:r>
-      <w:r>
-        <w:rPr>
-          <w:sz w:val="22"/>
-          <w:szCs w:val="22"/>
-        </w:rPr>
-        <w:t xml:space="preserve"> Zerlegung von Material in seine Bestandteile und Bestimmung ihrer Beziehungen zueinander oder zu einer Gesamtstruktur oder einem Gesamtzweck.</w:t>
-      </w:r>
-    </w:p>
-    <w:p>
-      <w:pPr>
-        <w:pStyle w:val="Compact"/>
-        <w:numPr>
-          <w:ilvl w:val="1"/>
-          <w:numId w:val="1"/>
-        </w:numPr>
-        <w:bidi w:val="0"/>
-        <w:jc w:val="start"/>
-        <w:rPr>
-          <w:sz w:val="22"/>
-          <w:szCs w:val="22"/>
-        </w:rPr>
-      </w:pPr>
-      <w:r>
-        <w:rPr>
-          <w:sz w:val="22"/>
-          <w:szCs w:val="22"/>
-        </w:rPr>
-        <w:t>Verben: Analysieren, zerlegen, erkennen, differenzieren, unterscheiden, prüfen, untersuchen, optimieren, in Beziehung setzen, trennen</w:t>
-      </w:r>
-    </w:p>
-    <w:p>
-      <w:pPr>
-        <w:pStyle w:val="Compact"/>
-        <w:numPr>
-          <w:ilvl w:val="0"/>
-          <w:numId w:val="6"/>
-        </w:numPr>
-        <w:bidi w:val="0"/>
-        <w:jc w:val="start"/>
-        <w:rPr>
-          <w:sz w:val="22"/>
-          <w:szCs w:val="22"/>
-        </w:rPr>
-      </w:pPr>
-      <w:r>
-        <w:rPr>
-          <w:b/>
-          <w:bCs/>
-          <w:sz w:val="22"/>
-          <w:szCs w:val="22"/>
-        </w:rPr>
-        <w:t>Evaluating:</w:t>
-      </w:r>
-      <w:r>
-        <w:rPr>
-          <w:sz w:val="22"/>
-          <w:szCs w:val="22"/>
-        </w:rPr>
-        <w:t xml:space="preserve"> Urteile auf der Grundlage etablierter Kriterien und Standards fällen.</w:t>
-      </w:r>
-    </w:p>
-    <w:p>
-      <w:pPr>
-        <w:pStyle w:val="Compact"/>
-        <w:numPr>
-          <w:ilvl w:val="1"/>
-          <w:numId w:val="1"/>
-        </w:numPr>
-        <w:bidi w:val="0"/>
-        <w:jc w:val="start"/>
-        <w:rPr>
-          <w:sz w:val="22"/>
-          <w:szCs w:val="22"/>
-        </w:rPr>
-      </w:pPr>
-      <w:r>
-        <w:rPr>
-          <w:sz w:val="22"/>
-          <w:szCs w:val="22"/>
-        </w:rPr>
-        <w:t>Verben: Bewerten, schlussfolgern, kritisieren, verteidigen, bewerten, benoten, interpretieren, beurteilen, begründen, überprüfen</w:t>
-      </w:r>
-    </w:p>
-    <w:p>
-      <w:pPr>
-        <w:pStyle w:val="Compact"/>
-        <w:numPr>
-          <w:ilvl w:val="0"/>
-          <w:numId w:val="6"/>
-        </w:numPr>
-        <w:bidi w:val="0"/>
-        <w:jc w:val="start"/>
-        <w:rPr>
-          <w:sz w:val="22"/>
-          <w:szCs w:val="22"/>
-        </w:rPr>
-      </w:pPr>
-      <w:r>
-        <w:rPr>
-          <w:b/>
-          <w:bCs/>
-          <w:sz w:val="22"/>
-          <w:szCs w:val="22"/>
-        </w:rPr>
-        <w:t>Creating:</w:t>
-      </w:r>
-      <w:r>
-        <w:rPr>
-          <w:sz w:val="22"/>
-          <w:szCs w:val="22"/>
-        </w:rPr>
-        <w:t xml:space="preserve"> Zusammenfügen oder Neuorganisieren von Elementen zu einem zusammenhängenden Ganzen.</w:t>
-      </w:r>
-    </w:p>
-    <w:p>
-      <w:pPr>
-        <w:pStyle w:val="Compact"/>
-        <w:numPr>
-          <w:ilvl w:val="1"/>
-          <w:numId w:val="1"/>
-        </w:numPr>
-        <w:bidi w:val="0"/>
-        <w:jc w:val="start"/>
-        <w:rPr>
-          <w:sz w:val="22"/>
-          <w:szCs w:val="22"/>
-        </w:rPr>
-      </w:pPr>
-      <w:bookmarkStart w:id="13" w:name="blooms-level-stufen-1-6"/>
-      <w:bookmarkStart w:id="14" w:name="X5adecf790d361ef61a0e462edd7ab013df4437a"/>
-      <w:r>
-        <w:rPr>
-          <w:sz w:val="22"/>
-          <w:szCs w:val="22"/>
-        </w:rPr>
-        <w:t>Verben: Zusammenstellen, codieren, kompilieren, konstruieren, erstellen, entwerfen, entwickeln, erweitern, verbessern, reorganisieren</w:t>
-      </w:r>
-      <w:bookmarkEnd w:id="13"/>
-      <w:bookmarkEnd w:id="14"/>
-    </w:p>
-    <w:p>
-      <w:pPr>
-        <w:pStyle w:val="Compact"/>
-        <w:bidi w:val="0"/>
-        <w:jc w:val="start"/>
-        <w:rPr/>
-      </w:pPr>
-      <w:r>
-        <w:rPr/>
-      </w:r>
-    </w:p>
-    <w:p>
-      <w:pPr>
-        <w:pStyle w:val="Compact"/>
-        <w:bidi w:val="0"/>
-        <w:jc w:val="start"/>
-        <w:rPr/>
-      </w:pPr>
-      <w:r>
-        <w:rPr/>
-      </w:r>
-    </w:p>
-    <w:p>
-      <w:pPr>
-        <w:pStyle w:val="Compact"/>
-        <w:bidi w:val="0"/>
-        <w:jc w:val="start"/>
-        <w:rPr/>
-      </w:pPr>
-      <w:r>
-        <w:rPr/>
-      </w:r>
-    </w:p>
-    <w:p>
-      <w:pPr>
-        <w:pStyle w:val="Compact"/>
-        <w:bidi w:val="0"/>
-        <w:jc w:val="start"/>
-        <w:rPr/>
-      </w:pPr>
-      <w:r>
-        <w:rPr/>
-      </w:r>
-    </w:p>
-    <w:p>
-      <w:pPr>
-        <w:pStyle w:val="Compact"/>
-        <w:bidi w:val="0"/>
-        <w:jc w:val="start"/>
-        <w:rPr/>
-      </w:pPr>
-      <w:r>
-        <w:rPr/>
-      </w:r>
-    </w:p>
-    <w:p>
-      <w:pPr>
-        <w:pStyle w:val="Compact"/>
-        <w:bidi w:val="0"/>
-        <w:jc w:val="start"/>
-        <w:rPr/>
-      </w:pPr>
-      <w:r>
-        <w:rPr/>
-      </w:r>
-    </w:p>
-    <w:p>
-      <w:pPr>
-        <w:pStyle w:val="Compact"/>
-        <w:bidi w:val="0"/>
-        <w:jc w:val="start"/>
-        <w:rPr/>
-      </w:pPr>
-      <w:r>
-        <w:rPr/>
-      </w:r>
-    </w:p>
-    <w:p>
-      <w:pPr>
-        <w:pStyle w:val="Compact"/>
-        <w:bidi w:val="0"/>
-        <w:jc w:val="start"/>
-        <w:rPr/>
-      </w:pPr>
-      <w:r>
-        <w:rPr/>
-      </w:r>
-    </w:p>
-    <w:p>
-      <w:pPr>
-        <w:pStyle w:val="Compact"/>
-        <w:bidi w:val="0"/>
-        <w:jc w:val="start"/>
-        <w:rPr/>
-      </w:pPr>
-      <w:r>
-        <w:rPr/>
-      </w:r>
-    </w:p>
-    <w:p>
-      <w:pPr>
-        <w:pStyle w:val="Compact"/>
-        <w:bidi w:val="0"/>
-        <w:jc w:val="start"/>
-        <w:rPr/>
-      </w:pPr>
-      <w:r>
-        <w:rPr/>
-      </w:r>
-    </w:p>
-    <w:p>
-      <w:pPr>
-        <w:pStyle w:val="Compact"/>
-        <w:bidi w:val="0"/>
-        <w:jc w:val="start"/>
-        <w:rPr/>
-      </w:pPr>
-      <w:r>
-        <w:rPr/>
-      </w:r>
-    </w:p>
-    <w:p>
-      <w:pPr>
-        <w:pStyle w:val="Compact"/>
-        <w:bidi w:val="0"/>
-        <w:jc w:val="start"/>
-        <w:rPr/>
-      </w:pPr>
-      <w:r>
-        <w:rPr/>
-      </w:r>
-    </w:p>
-    <w:p>
-      <w:pPr>
-        <w:pStyle w:val="Compact"/>
-        <w:bidi w:val="0"/>
-        <w:jc w:val="start"/>
-        <w:rPr/>
-      </w:pPr>
-      <w:r>
-        <w:rPr/>
-      </w:r>
-    </w:p>
-    <w:p>
-      <w:pPr>
-        <w:pStyle w:val="Compact"/>
-        <w:bidi w:val="0"/>
-        <w:jc w:val="start"/>
-        <w:rPr/>
-      </w:pPr>
-      <w:r>
-        <w:rPr/>
-      </w:r>
-    </w:p>
-    <w:p>
-      <w:pPr>
-        <w:pStyle w:val="Compact"/>
-        <w:bidi w:val="0"/>
-        <w:jc w:val="start"/>
-        <w:rPr/>
-      </w:pPr>
-      <w:r>
-        <w:rPr/>
-      </w:r>
-    </w:p>
-    <w:p>
-      <w:pPr>
-        <w:pStyle w:val="Compact"/>
-        <w:bidi w:val="0"/>
-        <w:jc w:val="start"/>
-        <w:rPr/>
-      </w:pPr>
-      <w:r>
-        <w:rPr/>
-      </w:r>
-    </w:p>
-    <w:p>
-      <w:pPr>
-        <w:pStyle w:val="Compact"/>
-        <w:bidi w:val="0"/>
-        <w:jc w:val="start"/>
-        <w:rPr/>
-      </w:pPr>
-      <w:r>
-        <w:rPr/>
-      </w:r>
-    </w:p>
-    <w:p>
-      <w:pPr>
-        <w:pStyle w:val="Compact"/>
-        <w:bidi w:val="0"/>
-        <w:jc w:val="start"/>
-        <w:rPr/>
-      </w:pPr>
-      <w:r>
-        <w:rPr/>
-      </w:r>
-    </w:p>
-    <w:p>
-      <w:pPr>
-        <w:pStyle w:val="Heading2"/>
-        <w:bidi w:val="0"/>
-        <w:jc w:val="start"/>
-        <w:rPr/>
-      </w:pPr>
-      <w:r>
-        <w:rPr/>
-        <w:t>Multiple-Choice Question</w:t>
-      </w:r>
-    </w:p>
-    <w:p>
-      <w:pPr>
-        <w:pStyle w:val="Heading3"/>
-        <w:bidi w:val="0"/>
-        <w:jc w:val="start"/>
-        <w:rPr/>
-      </w:pPr>
-      <w:r>
-        <w:rPr/>
-        <w:t>Lernziel</w:t>
-      </w:r>
-    </w:p>
-    <w:p>
-      <w:pPr>
-        <w:pStyle w:val="FirstParagraph"/>
-        <w:bidi w:val="0"/>
-        <w:jc w:val="start"/>
-        <w:rPr>
-          <w:sz w:val="22"/>
-          <w:szCs w:val="22"/>
-        </w:rPr>
-      </w:pPr>
-      <w:bookmarkStart w:id="15" w:name="lernziel"/>
-      <w:r>
-        <w:rPr>
-          <w:sz w:val="22"/>
-          <w:szCs w:val="22"/>
-        </w:rPr>
-        <w:t>Die Studierenden können die Konzepte der einzelnen Schichten auf konkrete Beispiele anwenden, indem sie Kommunikationsvorgänge der korrekten Schicht zuordnen</w:t>
-      </w:r>
-      <w:bookmarkEnd w:id="15"/>
-    </w:p>
-    <w:p>
-      <w:pPr>
-        <w:pStyle w:val="Heading3"/>
-        <w:bidi w:val="0"/>
-        <w:jc w:val="start"/>
-        <w:rPr/>
-      </w:pPr>
-      <w:r>
-        <w:rPr/>
-        <w:t>Formulierte Frage</w:t>
-      </w:r>
-    </w:p>
-    <w:p>
-      <w:pPr>
-        <w:pStyle w:val="FirstParagraph"/>
-        <w:bidi w:val="0"/>
-        <w:jc w:val="start"/>
-        <w:rPr>
-          <w:sz w:val="22"/>
-          <w:szCs w:val="22"/>
-        </w:rPr>
-      </w:pPr>
-      <w:r>
-        <w:rPr>
-          <w:sz w:val="22"/>
-          <w:szCs w:val="22"/>
-        </w:rPr>
-        <w:t>Frage: Ermitteln Sie, welche Schichten des Modells Adressierung als Kernaufgabe ausführen.</w:t>
-      </w:r>
-    </w:p>
-    <w:p>
-      <w:pPr>
-        <w:pStyle w:val="BodyText"/>
-        <w:bidi w:val="0"/>
-        <w:jc w:val="start"/>
-        <w:rPr>
-          <w:sz w:val="22"/>
-          <w:szCs w:val="22"/>
-        </w:rPr>
-      </w:pPr>
-      <w:r>
-        <w:rPr>
-          <w:sz w:val="22"/>
-          <w:szCs w:val="22"/>
-        </w:rPr>
-        <w:t>Antwortmöglichkeiten:</w:t>
-      </w:r>
-    </w:p>
-    <w:p>
-      <w:pPr>
-        <w:pStyle w:val="Compact"/>
-        <w:numPr>
-          <w:ilvl w:val="0"/>
-          <w:numId w:val="12"/>
-        </w:numPr>
-        <w:bidi w:val="0"/>
-        <w:jc w:val="start"/>
-        <w:rPr>
-          <w:sz w:val="22"/>
-          <w:szCs w:val="22"/>
-        </w:rPr>
-      </w:pPr>
-      <w:r>
-        <w:rPr>
-          <w:sz w:val="22"/>
-          <w:szCs w:val="22"/>
-        </w:rPr>
-        <w:t>Data Link Layer (Schicht 2), Network Layer (Schicht 3) und Transport Layer (Schicht 4) (Richtig)</w:t>
-      </w:r>
-    </w:p>
-    <w:p>
-      <w:pPr>
-        <w:pStyle w:val="Compact"/>
-        <w:numPr>
-          <w:ilvl w:val="0"/>
-          <w:numId w:val="1"/>
-        </w:numPr>
-        <w:bidi w:val="0"/>
-        <w:jc w:val="start"/>
-        <w:rPr>
-          <w:sz w:val="22"/>
-          <w:szCs w:val="22"/>
-        </w:rPr>
-      </w:pPr>
-      <w:r>
-        <w:rPr>
-          <w:sz w:val="22"/>
-          <w:szCs w:val="22"/>
-        </w:rPr>
-        <w:t>Network Layer (Schicht 3), Transport Layer (Schicht 4) und Application Layer (Schicht 7) (Falsch)</w:t>
-      </w:r>
-    </w:p>
-    <w:p>
-      <w:pPr>
-        <w:pStyle w:val="Compact"/>
-        <w:numPr>
-          <w:ilvl w:val="0"/>
-          <w:numId w:val="1"/>
-        </w:numPr>
-        <w:bidi w:val="0"/>
-        <w:jc w:val="start"/>
-        <w:rPr>
-          <w:sz w:val="22"/>
-          <w:szCs w:val="22"/>
-        </w:rPr>
-      </w:pPr>
-      <w:r>
-        <w:rPr>
-          <w:sz w:val="22"/>
-          <w:szCs w:val="22"/>
-        </w:rPr>
-        <w:t>Physical Layer (Schicht 1), Data Link Layer (Schicht 2) und Network Layer (Schicht 3) (Falsch)</w:t>
-      </w:r>
-    </w:p>
-    <w:p>
-      <w:pPr>
-        <w:pStyle w:val="Compact"/>
-        <w:numPr>
-          <w:ilvl w:val="0"/>
-          <w:numId w:val="1"/>
-        </w:numPr>
-        <w:bidi w:val="0"/>
-        <w:jc w:val="start"/>
-        <w:rPr>
-          <w:sz w:val="22"/>
-          <w:szCs w:val="22"/>
-        </w:rPr>
-      </w:pPr>
-      <w:bookmarkStart w:id="16" w:name="formulierte-frage"/>
+      <w:bookmarkStart w:id="20" w:name="formulierte-frage"/>
       <w:r>
         <w:rPr>
           <w:sz w:val="22"/>
@@ -3184,7 +3134,7 @@
         </w:rPr>
         <w:t>Schicht 2 (Identifikation), Schicht 3 (Netzwerk-übergreifend) und Schicht 4 (Teilnehmer) (Richtig)</w:t>
       </w:r>
-      <w:bookmarkEnd w:id="16"/>
+      <w:bookmarkEnd w:id="20"/>
     </w:p>
     <w:p>
       <w:pPr>
@@ -4797,8 +4747,8 @@
           <w:szCs w:val="22"/>
         </w:rPr>
       </w:pPr>
-      <w:bookmarkStart w:id="17" w:name="quelltext"/>
-      <w:bookmarkStart w:id="18" w:name="multiple-choice-question"/>
+      <w:bookmarkStart w:id="21" w:name="multiple-choice-question"/>
+      <w:bookmarkStart w:id="22" w:name="quelltext"/>
       <w:r>
         <w:rPr>
           <w:i/>
@@ -4808,8 +4758,197 @@
         </w:rPr>
         <w:t>Stark abhängig von der jeweiligen Anwendung! Daher wenig Systematisierung möglich.</w:t>
       </w:r>
-      <w:bookmarkEnd w:id="17"/>
-      <w:bookmarkEnd w:id="18"/>
+      <w:bookmarkEnd w:id="21"/>
+      <w:bookmarkEnd w:id="22"/>
+    </w:p>
+    <w:p>
+      <w:pPr>
+        <w:pStyle w:val="BodyText"/>
+        <w:bidi w:val="0"/>
+        <w:jc w:val="start"/>
+        <w:rPr>
+          <w:i/>
+          <w:iCs/>
+          <w:sz w:val="22"/>
+          <w:szCs w:val="22"/>
+        </w:rPr>
+      </w:pPr>
+      <w:r>
+        <w:rPr>
+          <w:i/>
+          <w:iCs/>
+          <w:sz w:val="22"/>
+          <w:szCs w:val="22"/>
+        </w:rPr>
+      </w:r>
+    </w:p>
+    <w:p>
+      <w:pPr>
+        <w:pStyle w:val="BodyText"/>
+        <w:bidi w:val="0"/>
+        <w:jc w:val="start"/>
+        <w:rPr>
+          <w:i/>
+          <w:iCs/>
+          <w:sz w:val="22"/>
+          <w:szCs w:val="22"/>
+        </w:rPr>
+      </w:pPr>
+      <w:r>
+        <w:rPr>
+          <w:i/>
+          <w:iCs/>
+          <w:sz w:val="22"/>
+          <w:szCs w:val="22"/>
+        </w:rPr>
+      </w:r>
+    </w:p>
+    <w:p>
+      <w:pPr>
+        <w:pStyle w:val="BodyText"/>
+        <w:bidi w:val="0"/>
+        <w:jc w:val="start"/>
+        <w:rPr>
+          <w:i/>
+          <w:iCs/>
+          <w:sz w:val="22"/>
+          <w:szCs w:val="22"/>
+        </w:rPr>
+      </w:pPr>
+      <w:r>
+        <w:rPr>
+          <w:i/>
+          <w:iCs/>
+          <w:sz w:val="22"/>
+          <w:szCs w:val="22"/>
+        </w:rPr>
+      </w:r>
+    </w:p>
+    <w:p>
+      <w:pPr>
+        <w:pStyle w:val="BodyText"/>
+        <w:bidi w:val="0"/>
+        <w:jc w:val="start"/>
+        <w:rPr>
+          <w:i/>
+          <w:iCs/>
+          <w:sz w:val="22"/>
+          <w:szCs w:val="22"/>
+        </w:rPr>
+      </w:pPr>
+      <w:r>
+        <w:rPr>
+          <w:i/>
+          <w:iCs/>
+          <w:sz w:val="22"/>
+          <w:szCs w:val="22"/>
+        </w:rPr>
+      </w:r>
+    </w:p>
+    <w:p>
+      <w:pPr>
+        <w:pStyle w:val="BodyText"/>
+        <w:bidi w:val="0"/>
+        <w:jc w:val="start"/>
+        <w:rPr>
+          <w:i/>
+          <w:iCs/>
+          <w:sz w:val="22"/>
+          <w:szCs w:val="22"/>
+        </w:rPr>
+      </w:pPr>
+      <w:r>
+        <w:rPr>
+          <w:i/>
+          <w:iCs/>
+          <w:sz w:val="22"/>
+          <w:szCs w:val="22"/>
+        </w:rPr>
+      </w:r>
+    </w:p>
+    <w:p>
+      <w:pPr>
+        <w:pStyle w:val="BodyText"/>
+        <w:bidi w:val="0"/>
+        <w:jc w:val="start"/>
+        <w:rPr>
+          <w:i/>
+          <w:iCs/>
+          <w:sz w:val="22"/>
+          <w:szCs w:val="22"/>
+        </w:rPr>
+      </w:pPr>
+      <w:r>
+        <w:rPr>
+          <w:i/>
+          <w:iCs/>
+          <w:sz w:val="22"/>
+          <w:szCs w:val="22"/>
+        </w:rPr>
+      </w:r>
+    </w:p>
+    <w:p>
+      <w:pPr>
+        <w:pStyle w:val="BodyText"/>
+        <w:bidi w:val="0"/>
+        <w:jc w:val="start"/>
+        <w:rPr>
+          <w:i/>
+          <w:iCs/>
+          <w:sz w:val="22"/>
+          <w:szCs w:val="22"/>
+        </w:rPr>
+      </w:pPr>
+      <w:r>
+        <w:rPr>
+          <w:i/>
+          <w:iCs/>
+          <w:sz w:val="22"/>
+          <w:szCs w:val="22"/>
+        </w:rPr>
+      </w:r>
+    </w:p>
+    <w:p>
+      <w:pPr>
+        <w:pStyle w:val="BodyText"/>
+        <w:bidi w:val="0"/>
+        <w:jc w:val="start"/>
+        <w:rPr>
+          <w:i/>
+          <w:iCs/>
+          <w:sz w:val="22"/>
+          <w:szCs w:val="22"/>
+        </w:rPr>
+      </w:pPr>
+      <w:r>
+        <w:rPr>
+          <w:i/>
+          <w:iCs/>
+          <w:sz w:val="22"/>
+          <w:szCs w:val="22"/>
+        </w:rPr>
+      </w:r>
+    </w:p>
+    <w:p>
+      <w:pPr>
+        <w:pStyle w:val="BodyText"/>
+        <w:bidi w:val="0"/>
+        <w:jc w:val="start"/>
+        <w:rPr>
+          <w:i/>
+          <w:iCs/>
+          <w:sz w:val="22"/>
+          <w:szCs w:val="22"/>
+        </w:rPr>
+      </w:pPr>
+      <w:r>
+        <w:rPr>
+          <w:i/>
+          <w:iCs/>
+          <w:sz w:val="22"/>
+          <w:szCs w:val="22"/>
+        </w:rPr>
+      </w:r>
     </w:p>
     <w:tbl>
       <w:tblPr>
@@ -4846,17 +4985,21 @@
               <w:jc w:val="start"/>
               <w:rPr>
                 <w:rFonts w:ascii="Calibri" w:hAnsi="Calibri" w:eastAsia="" w:cs=""/>
-                <w:sz w:val="24"/>
-                <w:szCs w:val="24"/>
+                <w:b/>
+                <w:bCs/>
+                <w:sz w:val="21"/>
+                <w:szCs w:val="21"/>
               </w:rPr>
             </w:pPr>
             <w:r>
               <w:rPr>
                 <w:rFonts w:eastAsia="" w:cs="" w:ascii="Calibri" w:hAnsi="Calibri"/>
-                <w:sz w:val="21"/>
-                <w:szCs w:val="21"/>
-              </w:rPr>
-              <w:t>Relevance</w:t>
+                <w:b/>
+                <w:bCs/>
+                <w:sz w:val="21"/>
+                <w:szCs w:val="21"/>
+              </w:rPr>
+              <w:t>Question-based:</w:t>
             </w:r>
           </w:p>
         </w:tc>
@@ -4877,16 +5020,17 @@
               <w:jc w:val="start"/>
               <w:rPr>
                 <w:rFonts w:ascii="Calibri" w:hAnsi="Calibri" w:eastAsia="" w:cs=""/>
-                <w:sz w:val="24"/>
-                <w:szCs w:val="24"/>
+                <w:sz w:val="21"/>
+                <w:szCs w:val="21"/>
               </w:rPr>
             </w:pPr>
             <w:r>
               <w:rPr>
                 <w:rFonts w:eastAsia="" w:cs="" w:ascii="Calibri" w:hAnsi="Calibri"/>
-                <w:sz w:val="24"/>
-                <w:szCs w:val="24"/>
-              </w:rPr>
+                <w:sz w:val="21"/>
+                <w:szCs w:val="21"/>
+              </w:rPr>
+              <w:t>----------------------------------------------------------------------------------------</w:t>
             </w:r>
           </w:p>
         </w:tc>
@@ -4907,9 +5051,8 @@
               <w:bidi w:val="0"/>
               <w:jc w:val="start"/>
               <w:rPr>
-                <w:rFonts w:ascii="Calibri" w:hAnsi="Calibri" w:eastAsia="" w:cs=""/>
-                <w:sz w:val="24"/>
-                <w:szCs w:val="24"/>
+                <w:sz w:val="21"/>
+                <w:szCs w:val="21"/>
               </w:rPr>
             </w:pPr>
             <w:r>
@@ -4938,15 +5081,15 @@
               <w:jc w:val="start"/>
               <w:rPr>
                 <w:rFonts w:ascii="Calibri" w:hAnsi="Calibri" w:eastAsia="" w:cs=""/>
-                <w:sz w:val="24"/>
-                <w:szCs w:val="24"/>
+                <w:sz w:val="21"/>
+                <w:szCs w:val="21"/>
               </w:rPr>
             </w:pPr>
             <w:r>
               <w:rPr>
                 <w:rFonts w:eastAsia="" w:cs="" w:ascii="Calibri" w:hAnsi="Calibri"/>
-                <w:sz w:val="24"/>
-                <w:szCs w:val="24"/>
+                <w:sz w:val="21"/>
+                <w:szCs w:val="21"/>
               </w:rPr>
             </w:r>
           </w:p>
@@ -4968,9 +5111,8 @@
               <w:bidi w:val="0"/>
               <w:jc w:val="start"/>
               <w:rPr>
-                <w:rFonts w:ascii="Calibri" w:hAnsi="Calibri" w:eastAsia="" w:cs=""/>
-                <w:sz w:val="24"/>
-                <w:szCs w:val="24"/>
+                <w:sz w:val="21"/>
+                <w:szCs w:val="21"/>
               </w:rPr>
             </w:pPr>
             <w:r>
@@ -4979,7 +5121,7 @@
                 <w:sz w:val="21"/>
                 <w:szCs w:val="21"/>
               </w:rPr>
-              <w:t>Answerability</w:t>
+              <w:t>Challenging</w:t>
             </w:r>
           </w:p>
         </w:tc>
@@ -4999,15 +5141,15 @@
               <w:jc w:val="start"/>
               <w:rPr>
                 <w:rFonts w:ascii="Calibri" w:hAnsi="Calibri" w:eastAsia="" w:cs=""/>
-                <w:sz w:val="24"/>
-                <w:szCs w:val="24"/>
+                <w:sz w:val="21"/>
+                <w:szCs w:val="21"/>
               </w:rPr>
             </w:pPr>
             <w:r>
               <w:rPr>
                 <w:rFonts w:eastAsia="" w:cs="" w:ascii="Calibri" w:hAnsi="Calibri"/>
-                <w:sz w:val="24"/>
-                <w:szCs w:val="24"/>
+                <w:sz w:val="21"/>
+                <w:szCs w:val="21"/>
               </w:rPr>
             </w:r>
           </w:p>
@@ -5029,9 +5171,8 @@
               <w:bidi w:val="0"/>
               <w:jc w:val="start"/>
               <w:rPr>
-                <w:rFonts w:ascii="Calibri" w:hAnsi="Calibri" w:eastAsia="" w:cs=""/>
-                <w:sz w:val="24"/>
-                <w:szCs w:val="24"/>
+                <w:sz w:val="21"/>
+                <w:szCs w:val="21"/>
               </w:rPr>
             </w:pPr>
             <w:r>
@@ -5040,7 +5181,7 @@
                 <w:sz w:val="21"/>
                 <w:szCs w:val="21"/>
               </w:rPr>
-              <w:t>Challenging</w:t>
+              <w:t>Value</w:t>
             </w:r>
           </w:p>
         </w:tc>
@@ -5060,15 +5201,15 @@
               <w:jc w:val="start"/>
               <w:rPr>
                 <w:rFonts w:ascii="Calibri" w:hAnsi="Calibri" w:eastAsia="" w:cs=""/>
-                <w:sz w:val="24"/>
-                <w:szCs w:val="24"/>
+                <w:sz w:val="21"/>
+                <w:szCs w:val="21"/>
               </w:rPr>
             </w:pPr>
             <w:r>
               <w:rPr>
                 <w:rFonts w:eastAsia="" w:cs="" w:ascii="Calibri" w:hAnsi="Calibri"/>
-                <w:sz w:val="24"/>
-                <w:szCs w:val="24"/>
+                <w:sz w:val="21"/>
+                <w:szCs w:val="21"/>
               </w:rPr>
             </w:r>
           </w:p>
@@ -5090,9 +5231,8 @@
               <w:bidi w:val="0"/>
               <w:jc w:val="start"/>
               <w:rPr>
-                <w:rFonts w:ascii="Calibri" w:hAnsi="Calibri" w:eastAsia="" w:cs=""/>
-                <w:sz w:val="24"/>
-                <w:szCs w:val="24"/>
+                <w:sz w:val="21"/>
+                <w:szCs w:val="21"/>
               </w:rPr>
             </w:pPr>
             <w:r>
@@ -5101,7 +5241,7 @@
                 <w:sz w:val="21"/>
                 <w:szCs w:val="21"/>
               </w:rPr>
-              <w:t>Value</w:t>
+              <w:t>Language</w:t>
             </w:r>
           </w:p>
         </w:tc>
@@ -5121,15 +5261,15 @@
               <w:jc w:val="start"/>
               <w:rPr>
                 <w:rFonts w:ascii="Calibri" w:hAnsi="Calibri" w:eastAsia="" w:cs=""/>
-                <w:sz w:val="24"/>
-                <w:szCs w:val="24"/>
+                <w:sz w:val="21"/>
+                <w:szCs w:val="21"/>
               </w:rPr>
             </w:pPr>
             <w:r>
               <w:rPr>
                 <w:rFonts w:eastAsia="" w:cs="" w:ascii="Calibri" w:hAnsi="Calibri"/>
-                <w:sz w:val="24"/>
-                <w:szCs w:val="24"/>
+                <w:sz w:val="21"/>
+                <w:szCs w:val="21"/>
               </w:rPr>
             </w:r>
           </w:p>
@@ -5151,18 +5291,16 @@
               <w:bidi w:val="0"/>
               <w:jc w:val="start"/>
               <w:rPr>
-                <w:rFonts w:ascii="Calibri" w:hAnsi="Calibri" w:eastAsia="" w:cs=""/>
-                <w:sz w:val="24"/>
-                <w:szCs w:val="24"/>
+                <w:sz w:val="21"/>
+                <w:szCs w:val="21"/>
               </w:rPr>
             </w:pPr>
             <w:r>
               <w:rPr>
-                <w:rFonts w:eastAsia="" w:cs="" w:ascii="Calibri" w:hAnsi="Calibri"/>
-                <w:sz w:val="21"/>
-                <w:szCs w:val="21"/>
-              </w:rPr>
-              <w:t>Language</w:t>
+                <w:sz w:val="21"/>
+                <w:szCs w:val="21"/>
+              </w:rPr>
+              <w:t>Bloom-Level</w:t>
             </w:r>
           </w:p>
         </w:tc>
@@ -5182,15 +5320,15 @@
               <w:jc w:val="start"/>
               <w:rPr>
                 <w:rFonts w:ascii="Calibri" w:hAnsi="Calibri" w:eastAsia="" w:cs=""/>
-                <w:sz w:val="24"/>
-                <w:szCs w:val="24"/>
+                <w:sz w:val="21"/>
+                <w:szCs w:val="21"/>
               </w:rPr>
             </w:pPr>
             <w:r>
               <w:rPr>
                 <w:rFonts w:eastAsia="" w:cs="" w:ascii="Calibri" w:hAnsi="Calibri"/>
-                <w:sz w:val="24"/>
-                <w:szCs w:val="24"/>
+                <w:sz w:val="21"/>
+                <w:szCs w:val="21"/>
               </w:rPr>
             </w:r>
           </w:p>
@@ -5212,18 +5350,16 @@
               <w:bidi w:val="0"/>
               <w:jc w:val="start"/>
               <w:rPr>
-                <w:rFonts w:ascii="Calibri" w:hAnsi="Calibri" w:eastAsia="" w:cs=""/>
-                <w:sz w:val="24"/>
-                <w:szCs w:val="24"/>
+                <w:sz w:val="21"/>
+                <w:szCs w:val="21"/>
               </w:rPr>
             </w:pPr>
             <w:r>
               <w:rPr>
-                <w:rFonts w:eastAsia="" w:cs="" w:ascii="Calibri" w:hAnsi="Calibri"/>
-                <w:sz w:val="21"/>
-                <w:szCs w:val="21"/>
-              </w:rPr>
-              <w:t>Correctness</w:t>
+                <w:sz w:val="21"/>
+                <w:szCs w:val="21"/>
+              </w:rPr>
+              <w:t>Comments</w:t>
             </w:r>
           </w:p>
         </w:tc>
@@ -5243,15 +5379,15 @@
               <w:jc w:val="start"/>
               <w:rPr>
                 <w:rFonts w:ascii="Calibri" w:hAnsi="Calibri" w:eastAsia="" w:cs=""/>
-                <w:sz w:val="24"/>
-                <w:szCs w:val="24"/>
+                <w:sz w:val="21"/>
+                <w:szCs w:val="21"/>
               </w:rPr>
             </w:pPr>
             <w:r>
               <w:rPr>
                 <w:rFonts w:eastAsia="" w:cs="" w:ascii="Calibri" w:hAnsi="Calibri"/>
-                <w:sz w:val="24"/>
-                <w:szCs w:val="24"/>
+                <w:sz w:val="21"/>
+                <w:szCs w:val="21"/>
               </w:rPr>
             </w:r>
           </w:p>
@@ -5273,9 +5409,315 @@
               <w:bidi w:val="0"/>
               <w:jc w:val="start"/>
               <w:rPr>
+                <w:sz w:val="21"/>
+                <w:szCs w:val="21"/>
+              </w:rPr>
+            </w:pPr>
+            <w:r>
+              <w:rPr>
+                <w:rFonts w:eastAsia="" w:cs="" w:ascii="Calibri" w:hAnsi="Calibri"/>
+                <w:sz w:val="21"/>
+                <w:szCs w:val="21"/>
+              </w:rPr>
+              <w:t>----------------------------------------</w:t>
+            </w:r>
+          </w:p>
+        </w:tc>
+        <w:tc>
+          <w:tcPr>
+            <w:tcW w:w="5868" w:type="dxa"/>
+            <w:tcBorders>
+              <w:start w:val="single" w:sz="4" w:space="0" w:color="000000"/>
+              <w:bottom w:val="single" w:sz="4" w:space="0" w:color="000000"/>
+              <w:end w:val="single" w:sz="4" w:space="0" w:color="000000"/>
+            </w:tcBorders>
+          </w:tcPr>
+          <w:p>
+            <w:pPr>
+              <w:pStyle w:val="TableContents"/>
+              <w:bidi w:val="0"/>
+              <w:jc w:val="start"/>
+              <w:rPr>
                 <w:rFonts w:ascii="Calibri" w:hAnsi="Calibri" w:eastAsia="" w:cs=""/>
-                <w:sz w:val="24"/>
-                <w:szCs w:val="24"/>
+                <w:sz w:val="21"/>
+                <w:szCs w:val="21"/>
+              </w:rPr>
+            </w:pPr>
+            <w:r>
+              <w:rPr>
+                <w:rFonts w:eastAsia="" w:cs="" w:ascii="Calibri" w:hAnsi="Calibri"/>
+                <w:sz w:val="21"/>
+                <w:szCs w:val="21"/>
+              </w:rPr>
+              <w:t>----------------------------------------------------------------------------------------</w:t>
+            </w:r>
+          </w:p>
+        </w:tc>
+      </w:tr>
+      <w:tr>
+        <w:trPr/>
+        <w:tc>
+          <w:tcPr>
+            <w:tcW w:w="2742" w:type="dxa"/>
+            <w:tcBorders>
+              <w:start w:val="single" w:sz="4" w:space="0" w:color="000000"/>
+              <w:bottom w:val="single" w:sz="4" w:space="0" w:color="000000"/>
+            </w:tcBorders>
+          </w:tcPr>
+          <w:p>
+            <w:pPr>
+              <w:pStyle w:val="TableContents"/>
+              <w:bidi w:val="0"/>
+              <w:jc w:val="start"/>
+              <w:rPr>
+                <w:rFonts w:ascii="Calibri" w:hAnsi="Calibri" w:eastAsia="" w:cs=""/>
+                <w:b/>
+                <w:bCs/>
+                <w:sz w:val="21"/>
+                <w:szCs w:val="21"/>
+              </w:rPr>
+            </w:pPr>
+            <w:r>
+              <w:rPr>
+                <w:rFonts w:eastAsia="" w:cs="" w:ascii="Calibri" w:hAnsi="Calibri"/>
+                <w:b/>
+                <w:bCs/>
+                <w:sz w:val="21"/>
+                <w:szCs w:val="21"/>
+              </w:rPr>
+              <w:t>Answer-based:</w:t>
+            </w:r>
+          </w:p>
+        </w:tc>
+        <w:tc>
+          <w:tcPr>
+            <w:tcW w:w="5868" w:type="dxa"/>
+            <w:tcBorders>
+              <w:start w:val="single" w:sz="4" w:space="0" w:color="000000"/>
+              <w:bottom w:val="single" w:sz="4" w:space="0" w:color="000000"/>
+              <w:end w:val="single" w:sz="4" w:space="0" w:color="000000"/>
+            </w:tcBorders>
+          </w:tcPr>
+          <w:p>
+            <w:pPr>
+              <w:pStyle w:val="TableContents"/>
+              <w:bidi w:val="0"/>
+              <w:jc w:val="start"/>
+              <w:rPr>
+                <w:rFonts w:ascii="Calibri" w:hAnsi="Calibri" w:eastAsia="" w:cs=""/>
+                <w:sz w:val="21"/>
+                <w:szCs w:val="21"/>
+              </w:rPr>
+            </w:pPr>
+            <w:r>
+              <w:rPr>
+                <w:rFonts w:eastAsia="" w:cs="" w:ascii="Calibri" w:hAnsi="Calibri"/>
+                <w:sz w:val="21"/>
+                <w:szCs w:val="21"/>
+              </w:rPr>
+              <w:t>----------------------------------------------------------------------------------------</w:t>
+            </w:r>
+          </w:p>
+        </w:tc>
+      </w:tr>
+      <w:tr>
+        <w:trPr/>
+        <w:tc>
+          <w:tcPr>
+            <w:tcW w:w="2742" w:type="dxa"/>
+            <w:tcBorders>
+              <w:start w:val="single" w:sz="4" w:space="0" w:color="000000"/>
+              <w:bottom w:val="single" w:sz="4" w:space="0" w:color="000000"/>
+            </w:tcBorders>
+          </w:tcPr>
+          <w:p>
+            <w:pPr>
+              <w:pStyle w:val="TableContents"/>
+              <w:bidi w:val="0"/>
+              <w:jc w:val="start"/>
+              <w:rPr>
+                <w:sz w:val="21"/>
+                <w:szCs w:val="21"/>
+              </w:rPr>
+            </w:pPr>
+            <w:r>
+              <w:rPr>
+                <w:rFonts w:eastAsia="" w:cs="" w:ascii="Calibri" w:hAnsi="Calibri"/>
+                <w:sz w:val="21"/>
+                <w:szCs w:val="21"/>
+              </w:rPr>
+              <w:t>Clarity</w:t>
+            </w:r>
+          </w:p>
+        </w:tc>
+        <w:tc>
+          <w:tcPr>
+            <w:tcW w:w="5868" w:type="dxa"/>
+            <w:tcBorders>
+              <w:start w:val="single" w:sz="4" w:space="0" w:color="000000"/>
+              <w:bottom w:val="single" w:sz="4" w:space="0" w:color="000000"/>
+              <w:end w:val="single" w:sz="4" w:space="0" w:color="000000"/>
+            </w:tcBorders>
+          </w:tcPr>
+          <w:p>
+            <w:pPr>
+              <w:pStyle w:val="TableContents"/>
+              <w:bidi w:val="0"/>
+              <w:jc w:val="start"/>
+              <w:rPr>
+                <w:rFonts w:ascii="Calibri" w:hAnsi="Calibri" w:eastAsia="" w:cs=""/>
+                <w:sz w:val="21"/>
+                <w:szCs w:val="21"/>
+              </w:rPr>
+            </w:pPr>
+            <w:r>
+              <w:rPr>
+                <w:rFonts w:eastAsia="" w:cs="" w:ascii="Calibri" w:hAnsi="Calibri"/>
+                <w:sz w:val="21"/>
+                <w:szCs w:val="21"/>
+              </w:rPr>
+            </w:r>
+          </w:p>
+        </w:tc>
+      </w:tr>
+      <w:tr>
+        <w:trPr/>
+        <w:tc>
+          <w:tcPr>
+            <w:tcW w:w="2742" w:type="dxa"/>
+            <w:tcBorders>
+              <w:start w:val="single" w:sz="4" w:space="0" w:color="000000"/>
+              <w:bottom w:val="single" w:sz="4" w:space="0" w:color="000000"/>
+            </w:tcBorders>
+          </w:tcPr>
+          <w:p>
+            <w:pPr>
+              <w:pStyle w:val="TableContents"/>
+              <w:bidi w:val="0"/>
+              <w:jc w:val="start"/>
+              <w:rPr>
+                <w:sz w:val="21"/>
+                <w:szCs w:val="21"/>
+              </w:rPr>
+            </w:pPr>
+            <w:r>
+              <w:rPr>
+                <w:rFonts w:eastAsia="" w:cs="" w:ascii="Calibri" w:hAnsi="Calibri"/>
+                <w:sz w:val="21"/>
+                <w:szCs w:val="21"/>
+              </w:rPr>
+              <w:t>Language</w:t>
+            </w:r>
+          </w:p>
+        </w:tc>
+        <w:tc>
+          <w:tcPr>
+            <w:tcW w:w="5868" w:type="dxa"/>
+            <w:tcBorders>
+              <w:start w:val="single" w:sz="4" w:space="0" w:color="000000"/>
+              <w:bottom w:val="single" w:sz="4" w:space="0" w:color="000000"/>
+              <w:end w:val="single" w:sz="4" w:space="0" w:color="000000"/>
+            </w:tcBorders>
+          </w:tcPr>
+          <w:p>
+            <w:pPr>
+              <w:pStyle w:val="TableContents"/>
+              <w:bidi w:val="0"/>
+              <w:jc w:val="start"/>
+              <w:rPr>
+                <w:rFonts w:ascii="Calibri" w:hAnsi="Calibri" w:eastAsia="" w:cs=""/>
+                <w:sz w:val="21"/>
+                <w:szCs w:val="21"/>
+              </w:rPr>
+            </w:pPr>
+            <w:r>
+              <w:rPr>
+                <w:rFonts w:eastAsia="" w:cs="" w:ascii="Calibri" w:hAnsi="Calibri"/>
+                <w:sz w:val="21"/>
+                <w:szCs w:val="21"/>
+              </w:rPr>
+            </w:r>
+          </w:p>
+        </w:tc>
+      </w:tr>
+      <w:tr>
+        <w:trPr/>
+        <w:tc>
+          <w:tcPr>
+            <w:tcW w:w="2742" w:type="dxa"/>
+            <w:tcBorders>
+              <w:start w:val="single" w:sz="4" w:space="0" w:color="000000"/>
+              <w:bottom w:val="single" w:sz="4" w:space="0" w:color="000000"/>
+            </w:tcBorders>
+          </w:tcPr>
+          <w:p>
+            <w:pPr>
+              <w:pStyle w:val="TableContents"/>
+              <w:bidi w:val="0"/>
+              <w:jc w:val="start"/>
+              <w:rPr>
+                <w:sz w:val="21"/>
+                <w:szCs w:val="21"/>
+              </w:rPr>
+            </w:pPr>
+            <w:r>
+              <w:rPr>
+                <w:rFonts w:eastAsia="" w:cs="" w:ascii="Calibri" w:hAnsi="Calibri"/>
+                <w:sz w:val="21"/>
+                <w:szCs w:val="21"/>
+              </w:rPr>
+              <w:t>Bloom-Level</w:t>
+            </w:r>
+          </w:p>
+        </w:tc>
+        <w:tc>
+          <w:tcPr>
+            <w:tcW w:w="5868" w:type="dxa"/>
+            <w:tcBorders>
+              <w:start w:val="single" w:sz="4" w:space="0" w:color="000000"/>
+              <w:bottom w:val="single" w:sz="4" w:space="0" w:color="000000"/>
+              <w:end w:val="single" w:sz="4" w:space="0" w:color="000000"/>
+            </w:tcBorders>
+          </w:tcPr>
+          <w:p>
+            <w:pPr>
+              <w:pStyle w:val="TableContents"/>
+              <w:bidi w:val="0"/>
+              <w:jc w:val="start"/>
+              <w:rPr>
+                <w:rFonts w:ascii="Calibri" w:hAnsi="Calibri" w:eastAsia="" w:cs=""/>
+                <w:sz w:val="21"/>
+                <w:szCs w:val="21"/>
+              </w:rPr>
+            </w:pPr>
+            <w:r>
+              <w:rPr>
+                <w:rFonts w:eastAsia="" w:cs="" w:ascii="Calibri" w:hAnsi="Calibri"/>
+                <w:sz w:val="21"/>
+                <w:szCs w:val="21"/>
+              </w:rPr>
+            </w:r>
+          </w:p>
+        </w:tc>
+      </w:tr>
+      <w:tr>
+        <w:trPr/>
+        <w:tc>
+          <w:tcPr>
+            <w:tcW w:w="2742" w:type="dxa"/>
+            <w:tcBorders>
+              <w:start w:val="single" w:sz="4" w:space="0" w:color="000000"/>
+              <w:bottom w:val="single" w:sz="4" w:space="0" w:color="000000"/>
+            </w:tcBorders>
+          </w:tcPr>
+          <w:p>
+            <w:pPr>
+              <w:pStyle w:val="TableContents"/>
+              <w:bidi w:val="0"/>
+              <w:jc w:val="start"/>
+              <w:rPr>
+                <w:sz w:val="21"/>
+                <w:szCs w:val="21"/>
               </w:rPr>
             </w:pPr>
             <w:r>
@@ -5304,24 +5746,22 @@
               <w:jc w:val="start"/>
               <w:rPr>
                 <w:rFonts w:ascii="Calibri" w:hAnsi="Calibri" w:eastAsia="" w:cs=""/>
-                <w:sz w:val="24"/>
-                <w:szCs w:val="24"/>
+                <w:sz w:val="21"/>
+                <w:szCs w:val="21"/>
               </w:rPr>
             </w:pPr>
             <w:r>
               <w:rPr>
                 <w:rFonts w:eastAsia="" w:cs="" w:ascii="Calibri" w:hAnsi="Calibri"/>
-                <w:sz w:val="24"/>
-                <w:szCs w:val="24"/>
+                <w:sz w:val="21"/>
+                <w:szCs w:val="21"/>
               </w:rPr>
             </w:r>
           </w:p>
         </w:tc>
       </w:tr>
       <w:tr>
-        <w:trPr>
-          <w:trHeight w:val="312" w:hRule="atLeast"/>
-        </w:trPr>
+        <w:trPr/>
         <w:tc>
           <w:tcPr>
             <w:tcW w:w="2742" w:type="dxa"/>
@@ -5336,9 +5776,8 @@
               <w:bidi w:val="0"/>
               <w:jc w:val="start"/>
               <w:rPr>
-                <w:rFonts w:ascii="Calibri" w:hAnsi="Calibri" w:eastAsia="" w:cs=""/>
-                <w:sz w:val="24"/>
-                <w:szCs w:val="24"/>
+                <w:sz w:val="21"/>
+                <w:szCs w:val="21"/>
               </w:rPr>
             </w:pPr>
             <w:r>
@@ -5367,15 +5806,15 @@
               <w:jc w:val="start"/>
               <w:rPr>
                 <w:rFonts w:ascii="Calibri" w:hAnsi="Calibri" w:eastAsia="" w:cs=""/>
-                <w:sz w:val="24"/>
-                <w:szCs w:val="24"/>
+                <w:sz w:val="21"/>
+                <w:szCs w:val="21"/>
               </w:rPr>
             </w:pPr>
             <w:r>
               <w:rPr>
                 <w:rFonts w:eastAsia="" w:cs="" w:ascii="Calibri" w:hAnsi="Calibri"/>
-                <w:sz w:val="24"/>
-                <w:szCs w:val="24"/>
+                <w:sz w:val="21"/>
+                <w:szCs w:val="21"/>
               </w:rPr>
             </w:r>
           </w:p>
@@ -5406,6 +5845,182 @@
     </w:p>
     <w:p>
       <w:pPr>
+        <w:pStyle w:val="Normal"/>
+        <w:bidi w:val="0"/>
+        <w:jc w:val="start"/>
+        <w:rPr/>
+      </w:pPr>
+      <w:r>
+        <w:rPr/>
+      </w:r>
+    </w:p>
+    <w:p>
+      <w:pPr>
+        <w:pStyle w:val="Normal"/>
+        <w:bidi w:val="0"/>
+        <w:jc w:val="start"/>
+        <w:rPr/>
+      </w:pPr>
+      <w:r>
+        <w:rPr/>
+      </w:r>
+    </w:p>
+    <w:p>
+      <w:pPr>
+        <w:pStyle w:val="Normal"/>
+        <w:bidi w:val="0"/>
+        <w:jc w:val="start"/>
+        <w:rPr/>
+      </w:pPr>
+      <w:r>
+        <w:rPr/>
+      </w:r>
+    </w:p>
+    <w:p>
+      <w:pPr>
+        <w:pStyle w:val="Normal"/>
+        <w:bidi w:val="0"/>
+        <w:jc w:val="start"/>
+        <w:rPr/>
+      </w:pPr>
+      <w:r>
+        <w:rPr/>
+      </w:r>
+    </w:p>
+    <w:p>
+      <w:pPr>
+        <w:pStyle w:val="Normal"/>
+        <w:bidi w:val="0"/>
+        <w:jc w:val="start"/>
+        <w:rPr/>
+      </w:pPr>
+      <w:r>
+        <w:rPr/>
+      </w:r>
+    </w:p>
+    <w:p>
+      <w:pPr>
+        <w:pStyle w:val="Normal"/>
+        <w:bidi w:val="0"/>
+        <w:jc w:val="start"/>
+        <w:rPr/>
+      </w:pPr>
+      <w:r>
+        <w:rPr/>
+      </w:r>
+    </w:p>
+    <w:p>
+      <w:pPr>
+        <w:pStyle w:val="Normal"/>
+        <w:bidi w:val="0"/>
+        <w:jc w:val="start"/>
+        <w:rPr/>
+      </w:pPr>
+      <w:r>
+        <w:rPr/>
+      </w:r>
+    </w:p>
+    <w:p>
+      <w:pPr>
+        <w:pStyle w:val="Normal"/>
+        <w:bidi w:val="0"/>
+        <w:jc w:val="start"/>
+        <w:rPr/>
+      </w:pPr>
+      <w:r>
+        <w:rPr/>
+      </w:r>
+    </w:p>
+    <w:p>
+      <w:pPr>
+        <w:pStyle w:val="Normal"/>
+        <w:bidi w:val="0"/>
+        <w:jc w:val="start"/>
+        <w:rPr/>
+      </w:pPr>
+      <w:r>
+        <w:rPr/>
+      </w:r>
+    </w:p>
+    <w:p>
+      <w:pPr>
+        <w:pStyle w:val="Normal"/>
+        <w:bidi w:val="0"/>
+        <w:jc w:val="start"/>
+        <w:rPr/>
+      </w:pPr>
+      <w:r>
+        <w:rPr/>
+      </w:r>
+    </w:p>
+    <w:p>
+      <w:pPr>
+        <w:pStyle w:val="Normal"/>
+        <w:bidi w:val="0"/>
+        <w:jc w:val="start"/>
+        <w:rPr/>
+      </w:pPr>
+      <w:r>
+        <w:rPr/>
+      </w:r>
+    </w:p>
+    <w:p>
+      <w:pPr>
+        <w:pStyle w:val="Normal"/>
+        <w:bidi w:val="0"/>
+        <w:jc w:val="start"/>
+        <w:rPr/>
+      </w:pPr>
+      <w:r>
+        <w:rPr/>
+      </w:r>
+    </w:p>
+    <w:p>
+      <w:pPr>
+        <w:pStyle w:val="Normal"/>
+        <w:bidi w:val="0"/>
+        <w:jc w:val="start"/>
+        <w:rPr/>
+      </w:pPr>
+      <w:r>
+        <w:rPr/>
+      </w:r>
+    </w:p>
+    <w:p>
+      <w:pPr>
+        <w:pStyle w:val="Normal"/>
+        <w:bidi w:val="0"/>
+        <w:jc w:val="start"/>
+        <w:rPr/>
+      </w:pPr>
+      <w:r>
+        <w:rPr/>
+      </w:r>
+    </w:p>
+    <w:p>
+      <w:pPr>
+        <w:pStyle w:val="Normal"/>
+        <w:bidi w:val="0"/>
+        <w:jc w:val="start"/>
+        <w:rPr/>
+      </w:pPr>
+      <w:r>
+        <w:rPr/>
+      </w:r>
+    </w:p>
+    <w:p>
+      <w:pPr>
+        <w:pStyle w:val="Normal"/>
+        <w:bidi w:val="0"/>
+        <w:jc w:val="start"/>
+        <w:rPr/>
+      </w:pPr>
+      <w:r>
+        <w:rPr/>
+      </w:r>
+    </w:p>
+    <w:p>
+      <w:pPr>
         <w:pStyle w:val="Heading2"/>
         <w:bidi w:val="0"/>
         <w:jc w:val="start"/>
@@ -5438,7 +6053,7 @@
           <w:szCs w:val="22"/>
         </w:rPr>
       </w:pPr>
-      <w:bookmarkStart w:id="19" w:name="lernziel_Copy_1"/>
+      <w:bookmarkStart w:id="23" w:name="lernziel_Copy_1"/>
       <w:r>
         <w:rPr>
           <w:sz w:val="22"/>
@@ -5446,7 +6061,7 @@
         </w:rPr>
         <w:t>Die Studierenden können die Beziehungen zwischen den Schichten des ISO-OSI-Modells erklären und die Kernaufgaben jeder Schicht in eigenen Worten beschreiben</w:t>
       </w:r>
-      <w:bookmarkEnd w:id="19"/>
+      <w:bookmarkEnd w:id="23"/>
     </w:p>
     <w:p>
       <w:pPr>
@@ -5614,8 +6229,8 @@
           <w:szCs w:val="22"/>
         </w:rPr>
       </w:pPr>
-      <w:bookmarkStart w:id="20" w:name="formulierte-frage_Copy_1"/>
-      <w:bookmarkStart w:id="21" w:name="open-ended-question"/>
+      <w:bookmarkStart w:id="24" w:name="open-ended-question"/>
+      <w:bookmarkStart w:id="25" w:name="formulierte-frage_Copy_1"/>
       <w:r>
         <w:rPr>
           <w:sz w:val="22"/>
@@ -5623,8 +6238,19 @@
         </w:rPr>
         <w:t>Schicht 7 (Application): Festlegung von Konzepten, Protokollelementen und Verhalten für spezifische Anwendungen. (Richtig)</w:t>
       </w:r>
-      <w:bookmarkEnd w:id="20"/>
-      <w:bookmarkEnd w:id="21"/>
+      <w:bookmarkEnd w:id="24"/>
+      <w:bookmarkEnd w:id="25"/>
+    </w:p>
+    <w:p>
+      <w:pPr>
+        <w:pStyle w:val="BodyText"/>
+        <w:bidi w:val="0"/>
+        <w:jc w:val="start"/>
+        <w:rPr/>
+      </w:pPr>
+      <w:r>
+        <w:rPr/>
+      </w:r>
     </w:p>
     <w:p>
       <w:pPr>
@@ -5705,17 +6331,21 @@
               <w:jc w:val="start"/>
               <w:rPr>
                 <w:rFonts w:ascii="Calibri" w:hAnsi="Calibri" w:eastAsia="" w:cs=""/>
-                <w:sz w:val="24"/>
-                <w:szCs w:val="24"/>
+                <w:b/>
+                <w:bCs/>
+                <w:sz w:val="21"/>
+                <w:szCs w:val="21"/>
               </w:rPr>
             </w:pPr>
             <w:r>
               <w:rPr>
                 <w:rFonts w:eastAsia="" w:cs="" w:ascii="Calibri" w:hAnsi="Calibri"/>
-                <w:sz w:val="21"/>
-                <w:szCs w:val="21"/>
-              </w:rPr>
-              <w:t>Relevance</w:t>
+                <w:b/>
+                <w:bCs/>
+                <w:sz w:val="21"/>
+                <w:szCs w:val="21"/>
+              </w:rPr>
+              <w:t>Question-based:</w:t>
             </w:r>
           </w:p>
         </w:tc>
@@ -5736,16 +6366,17 @@
               <w:jc w:val="start"/>
               <w:rPr>
                 <w:rFonts w:ascii="Calibri" w:hAnsi="Calibri" w:eastAsia="" w:cs=""/>
-                <w:sz w:val="24"/>
-                <w:szCs w:val="24"/>
+                <w:sz w:val="21"/>
+                <w:szCs w:val="21"/>
               </w:rPr>
             </w:pPr>
             <w:r>
               <w:rPr>
                 <w:rFonts w:eastAsia="" w:cs="" w:ascii="Calibri" w:hAnsi="Calibri"/>
-                <w:sz w:val="24"/>
-                <w:szCs w:val="24"/>
-              </w:rPr>
+                <w:sz w:val="21"/>
+                <w:szCs w:val="21"/>
+              </w:rPr>
+              <w:t>----------------------------------------------------------------------------------------</w:t>
             </w:r>
           </w:p>
         </w:tc>
@@ -5766,9 +6397,8 @@
               <w:bidi w:val="0"/>
               <w:jc w:val="start"/>
               <w:rPr>
-                <w:rFonts w:ascii="Calibri" w:hAnsi="Calibri" w:eastAsia="" w:cs=""/>
-                <w:sz w:val="24"/>
-                <w:szCs w:val="24"/>
+                <w:sz w:val="21"/>
+                <w:szCs w:val="21"/>
               </w:rPr>
             </w:pPr>
             <w:r>
@@ -5797,15 +6427,15 @@
               <w:jc w:val="start"/>
               <w:rPr>
                 <w:rFonts w:ascii="Calibri" w:hAnsi="Calibri" w:eastAsia="" w:cs=""/>
-                <w:sz w:val="24"/>
-                <w:szCs w:val="24"/>
+                <w:sz w:val="21"/>
+                <w:szCs w:val="21"/>
               </w:rPr>
             </w:pPr>
             <w:r>
               <w:rPr>
                 <w:rFonts w:eastAsia="" w:cs="" w:ascii="Calibri" w:hAnsi="Calibri"/>
-                <w:sz w:val="24"/>
-                <w:szCs w:val="24"/>
+                <w:sz w:val="21"/>
+                <w:szCs w:val="21"/>
               </w:rPr>
             </w:r>
           </w:p>
@@ -5827,9 +6457,8 @@
               <w:bidi w:val="0"/>
               <w:jc w:val="start"/>
               <w:rPr>
-                <w:rFonts w:ascii="Calibri" w:hAnsi="Calibri" w:eastAsia="" w:cs=""/>
-                <w:sz w:val="24"/>
-                <w:szCs w:val="24"/>
+                <w:sz w:val="21"/>
+                <w:szCs w:val="21"/>
               </w:rPr>
             </w:pPr>
             <w:r>
@@ -5838,7 +6467,7 @@
                 <w:sz w:val="21"/>
                 <w:szCs w:val="21"/>
               </w:rPr>
-              <w:t>Answerability</w:t>
+              <w:t>Challenging</w:t>
             </w:r>
           </w:p>
         </w:tc>
@@ -5858,15 +6487,15 @@
               <w:jc w:val="start"/>
               <w:rPr>
                 <w:rFonts w:ascii="Calibri" w:hAnsi="Calibri" w:eastAsia="" w:cs=""/>
-                <w:sz w:val="24"/>
-                <w:szCs w:val="24"/>
+                <w:sz w:val="21"/>
+                <w:szCs w:val="21"/>
               </w:rPr>
             </w:pPr>
             <w:r>
               <w:rPr>
                 <w:rFonts w:eastAsia="" w:cs="" w:ascii="Calibri" w:hAnsi="Calibri"/>
-                <w:sz w:val="24"/>
-                <w:szCs w:val="24"/>
+                <w:sz w:val="21"/>
+                <w:szCs w:val="21"/>
               </w:rPr>
             </w:r>
           </w:p>
@@ -5888,9 +6517,8 @@
               <w:bidi w:val="0"/>
               <w:jc w:val="start"/>
               <w:rPr>
-                <w:rFonts w:ascii="Calibri" w:hAnsi="Calibri" w:eastAsia="" w:cs=""/>
-                <w:sz w:val="24"/>
-                <w:szCs w:val="24"/>
+                <w:sz w:val="21"/>
+                <w:szCs w:val="21"/>
               </w:rPr>
             </w:pPr>
             <w:r>
@@ -5899,7 +6527,7 @@
                 <w:sz w:val="21"/>
                 <w:szCs w:val="21"/>
               </w:rPr>
-              <w:t>Challenging</w:t>
+              <w:t>Value</w:t>
             </w:r>
           </w:p>
         </w:tc>
@@ -5919,15 +6547,15 @@
               <w:jc w:val="start"/>
               <w:rPr>
                 <w:rFonts w:ascii="Calibri" w:hAnsi="Calibri" w:eastAsia="" w:cs=""/>
-                <w:sz w:val="24"/>
-                <w:szCs w:val="24"/>
+                <w:sz w:val="21"/>
+                <w:szCs w:val="21"/>
               </w:rPr>
             </w:pPr>
             <w:r>
               <w:rPr>
                 <w:rFonts w:eastAsia="" w:cs="" w:ascii="Calibri" w:hAnsi="Calibri"/>
-                <w:sz w:val="24"/>
-                <w:szCs w:val="24"/>
+                <w:sz w:val="21"/>
+                <w:szCs w:val="21"/>
               </w:rPr>
             </w:r>
           </w:p>
@@ -5949,9 +6577,8 @@
               <w:bidi w:val="0"/>
               <w:jc w:val="start"/>
               <w:rPr>
-                <w:rFonts w:ascii="Calibri" w:hAnsi="Calibri" w:eastAsia="" w:cs=""/>
-                <w:sz w:val="24"/>
-                <w:szCs w:val="24"/>
+                <w:sz w:val="21"/>
+                <w:szCs w:val="21"/>
               </w:rPr>
             </w:pPr>
             <w:r>
@@ -5960,7 +6587,7 @@
                 <w:sz w:val="21"/>
                 <w:szCs w:val="21"/>
               </w:rPr>
-              <w:t>Value</w:t>
+              <w:t>Language</w:t>
             </w:r>
           </w:p>
         </w:tc>
@@ -5980,15 +6607,15 @@
               <w:jc w:val="start"/>
               <w:rPr>
                 <w:rFonts w:ascii="Calibri" w:hAnsi="Calibri" w:eastAsia="" w:cs=""/>
-                <w:sz w:val="24"/>
-                <w:szCs w:val="24"/>
+                <w:sz w:val="21"/>
+                <w:szCs w:val="21"/>
               </w:rPr>
             </w:pPr>
             <w:r>
               <w:rPr>
                 <w:rFonts w:eastAsia="" w:cs="" w:ascii="Calibri" w:hAnsi="Calibri"/>
-                <w:sz w:val="24"/>
-                <w:szCs w:val="24"/>
+                <w:sz w:val="21"/>
+                <w:szCs w:val="21"/>
               </w:rPr>
             </w:r>
           </w:p>
@@ -6010,18 +6637,16 @@
               <w:bidi w:val="0"/>
               <w:jc w:val="start"/>
               <w:rPr>
-                <w:rFonts w:ascii="Calibri" w:hAnsi="Calibri" w:eastAsia="" w:cs=""/>
-                <w:sz w:val="24"/>
-                <w:szCs w:val="24"/>
+                <w:sz w:val="21"/>
+                <w:szCs w:val="21"/>
               </w:rPr>
             </w:pPr>
             <w:r>
               <w:rPr>
-                <w:rFonts w:eastAsia="" w:cs="" w:ascii="Calibri" w:hAnsi="Calibri"/>
-                <w:sz w:val="21"/>
-                <w:szCs w:val="21"/>
-              </w:rPr>
-              <w:t>Language</w:t>
+                <w:sz w:val="21"/>
+                <w:szCs w:val="21"/>
+              </w:rPr>
+              <w:t>Bloom-Level</w:t>
             </w:r>
           </w:p>
         </w:tc>
@@ -6041,15 +6666,15 @@
               <w:jc w:val="start"/>
               <w:rPr>
                 <w:rFonts w:ascii="Calibri" w:hAnsi="Calibri" w:eastAsia="" w:cs=""/>
-                <w:sz w:val="24"/>
-                <w:szCs w:val="24"/>
+                <w:sz w:val="21"/>
+                <w:szCs w:val="21"/>
               </w:rPr>
             </w:pPr>
             <w:r>
               <w:rPr>
                 <w:rFonts w:eastAsia="" w:cs="" w:ascii="Calibri" w:hAnsi="Calibri"/>
-                <w:sz w:val="24"/>
-                <w:szCs w:val="24"/>
+                <w:sz w:val="21"/>
+                <w:szCs w:val="21"/>
               </w:rPr>
             </w:r>
           </w:p>
@@ -6071,18 +6696,16 @@
               <w:bidi w:val="0"/>
               <w:jc w:val="start"/>
               <w:rPr>
-                <w:rFonts w:ascii="Calibri" w:hAnsi="Calibri" w:eastAsia="" w:cs=""/>
-                <w:sz w:val="24"/>
-                <w:szCs w:val="24"/>
+                <w:sz w:val="21"/>
+                <w:szCs w:val="21"/>
               </w:rPr>
             </w:pPr>
             <w:r>
               <w:rPr>
-                <w:rFonts w:eastAsia="" w:cs="" w:ascii="Calibri" w:hAnsi="Calibri"/>
-                <w:sz w:val="21"/>
-                <w:szCs w:val="21"/>
-              </w:rPr>
-              <w:t>Correctness</w:t>
+                <w:sz w:val="21"/>
+                <w:szCs w:val="21"/>
+              </w:rPr>
+              <w:t>Comments</w:t>
             </w:r>
           </w:p>
         </w:tc>
@@ -6102,15 +6725,15 @@
               <w:jc w:val="start"/>
               <w:rPr>
                 <w:rFonts w:ascii="Calibri" w:hAnsi="Calibri" w:eastAsia="" w:cs=""/>
-                <w:sz w:val="24"/>
-                <w:szCs w:val="24"/>
+                <w:sz w:val="21"/>
+                <w:szCs w:val="21"/>
               </w:rPr>
             </w:pPr>
             <w:r>
               <w:rPr>
                 <w:rFonts w:eastAsia="" w:cs="" w:ascii="Calibri" w:hAnsi="Calibri"/>
-                <w:sz w:val="24"/>
-                <w:szCs w:val="24"/>
+                <w:sz w:val="21"/>
+                <w:szCs w:val="21"/>
               </w:rPr>
             </w:r>
           </w:p>
@@ -6132,9 +6755,315 @@
               <w:bidi w:val="0"/>
               <w:jc w:val="start"/>
               <w:rPr>
+                <w:sz w:val="21"/>
+                <w:szCs w:val="21"/>
+              </w:rPr>
+            </w:pPr>
+            <w:r>
+              <w:rPr>
+                <w:rFonts w:eastAsia="" w:cs="" w:ascii="Calibri" w:hAnsi="Calibri"/>
+                <w:sz w:val="21"/>
+                <w:szCs w:val="21"/>
+              </w:rPr>
+              <w:t>----------------------------------------</w:t>
+            </w:r>
+          </w:p>
+        </w:tc>
+        <w:tc>
+          <w:tcPr>
+            <w:tcW w:w="5868" w:type="dxa"/>
+            <w:tcBorders>
+              <w:start w:val="single" w:sz="4" w:space="0" w:color="000000"/>
+              <w:bottom w:val="single" w:sz="4" w:space="0" w:color="000000"/>
+              <w:end w:val="single" w:sz="4" w:space="0" w:color="000000"/>
+            </w:tcBorders>
+          </w:tcPr>
+          <w:p>
+            <w:pPr>
+              <w:pStyle w:val="TableContents"/>
+              <w:bidi w:val="0"/>
+              <w:jc w:val="start"/>
+              <w:rPr>
                 <w:rFonts w:ascii="Calibri" w:hAnsi="Calibri" w:eastAsia="" w:cs=""/>
-                <w:sz w:val="24"/>
-                <w:szCs w:val="24"/>
+                <w:sz w:val="21"/>
+                <w:szCs w:val="21"/>
+              </w:rPr>
+            </w:pPr>
+            <w:r>
+              <w:rPr>
+                <w:rFonts w:eastAsia="" w:cs="" w:ascii="Calibri" w:hAnsi="Calibri"/>
+                <w:sz w:val="21"/>
+                <w:szCs w:val="21"/>
+              </w:rPr>
+              <w:t>----------------------------------------------------------------------------------------</w:t>
+            </w:r>
+          </w:p>
+        </w:tc>
+      </w:tr>
+      <w:tr>
+        <w:trPr/>
+        <w:tc>
+          <w:tcPr>
+            <w:tcW w:w="2742" w:type="dxa"/>
+            <w:tcBorders>
+              <w:start w:val="single" w:sz="4" w:space="0" w:color="000000"/>
+              <w:bottom w:val="single" w:sz="4" w:space="0" w:color="000000"/>
+            </w:tcBorders>
+          </w:tcPr>
+          <w:p>
+            <w:pPr>
+              <w:pStyle w:val="TableContents"/>
+              <w:bidi w:val="0"/>
+              <w:jc w:val="start"/>
+              <w:rPr>
+                <w:rFonts w:ascii="Calibri" w:hAnsi="Calibri" w:eastAsia="" w:cs=""/>
+                <w:b/>
+                <w:bCs/>
+                <w:sz w:val="21"/>
+                <w:szCs w:val="21"/>
+              </w:rPr>
+            </w:pPr>
+            <w:r>
+              <w:rPr>
+                <w:rFonts w:eastAsia="" w:cs="" w:ascii="Calibri" w:hAnsi="Calibri"/>
+                <w:b/>
+                <w:bCs/>
+                <w:sz w:val="21"/>
+                <w:szCs w:val="21"/>
+              </w:rPr>
+              <w:t>Answer-based:</w:t>
+            </w:r>
+          </w:p>
+        </w:tc>
+        <w:tc>
+          <w:tcPr>
+            <w:tcW w:w="5868" w:type="dxa"/>
+            <w:tcBorders>
+              <w:start w:val="single" w:sz="4" w:space="0" w:color="000000"/>
+              <w:bottom w:val="single" w:sz="4" w:space="0" w:color="000000"/>
+              <w:end w:val="single" w:sz="4" w:space="0" w:color="000000"/>
+            </w:tcBorders>
+          </w:tcPr>
+          <w:p>
+            <w:pPr>
+              <w:pStyle w:val="TableContents"/>
+              <w:bidi w:val="0"/>
+              <w:jc w:val="start"/>
+              <w:rPr>
+                <w:rFonts w:ascii="Calibri" w:hAnsi="Calibri" w:eastAsia="" w:cs=""/>
+                <w:sz w:val="21"/>
+                <w:szCs w:val="21"/>
+              </w:rPr>
+            </w:pPr>
+            <w:r>
+              <w:rPr>
+                <w:rFonts w:eastAsia="" w:cs="" w:ascii="Calibri" w:hAnsi="Calibri"/>
+                <w:sz w:val="21"/>
+                <w:szCs w:val="21"/>
+              </w:rPr>
+              <w:t>----------------------------------------------------------------------------------------</w:t>
+            </w:r>
+          </w:p>
+        </w:tc>
+      </w:tr>
+      <w:tr>
+        <w:trPr/>
+        <w:tc>
+          <w:tcPr>
+            <w:tcW w:w="2742" w:type="dxa"/>
+            <w:tcBorders>
+              <w:start w:val="single" w:sz="4" w:space="0" w:color="000000"/>
+              <w:bottom w:val="single" w:sz="4" w:space="0" w:color="000000"/>
+            </w:tcBorders>
+          </w:tcPr>
+          <w:p>
+            <w:pPr>
+              <w:pStyle w:val="TableContents"/>
+              <w:bidi w:val="0"/>
+              <w:jc w:val="start"/>
+              <w:rPr>
+                <w:sz w:val="21"/>
+                <w:szCs w:val="21"/>
+              </w:rPr>
+            </w:pPr>
+            <w:r>
+              <w:rPr>
+                <w:rFonts w:eastAsia="" w:cs="" w:ascii="Calibri" w:hAnsi="Calibri"/>
+                <w:sz w:val="21"/>
+                <w:szCs w:val="21"/>
+              </w:rPr>
+              <w:t>Clarity</w:t>
+            </w:r>
+          </w:p>
+        </w:tc>
+        <w:tc>
+          <w:tcPr>
+            <w:tcW w:w="5868" w:type="dxa"/>
+            <w:tcBorders>
+              <w:start w:val="single" w:sz="4" w:space="0" w:color="000000"/>
+              <w:bottom w:val="single" w:sz="4" w:space="0" w:color="000000"/>
+              <w:end w:val="single" w:sz="4" w:space="0" w:color="000000"/>
+            </w:tcBorders>
+          </w:tcPr>
+          <w:p>
+            <w:pPr>
+              <w:pStyle w:val="TableContents"/>
+              <w:bidi w:val="0"/>
+              <w:jc w:val="start"/>
+              <w:rPr>
+                <w:rFonts w:ascii="Calibri" w:hAnsi="Calibri" w:eastAsia="" w:cs=""/>
+                <w:sz w:val="21"/>
+                <w:szCs w:val="21"/>
+              </w:rPr>
+            </w:pPr>
+            <w:r>
+              <w:rPr>
+                <w:rFonts w:eastAsia="" w:cs="" w:ascii="Calibri" w:hAnsi="Calibri"/>
+                <w:sz w:val="21"/>
+                <w:szCs w:val="21"/>
+              </w:rPr>
+            </w:r>
+          </w:p>
+        </w:tc>
+      </w:tr>
+      <w:tr>
+        <w:trPr/>
+        <w:tc>
+          <w:tcPr>
+            <w:tcW w:w="2742" w:type="dxa"/>
+            <w:tcBorders>
+              <w:start w:val="single" w:sz="4" w:space="0" w:color="000000"/>
+              <w:bottom w:val="single" w:sz="4" w:space="0" w:color="000000"/>
+            </w:tcBorders>
+          </w:tcPr>
+          <w:p>
+            <w:pPr>
+              <w:pStyle w:val="TableContents"/>
+              <w:bidi w:val="0"/>
+              <w:jc w:val="start"/>
+              <w:rPr>
+                <w:sz w:val="21"/>
+                <w:szCs w:val="21"/>
+              </w:rPr>
+            </w:pPr>
+            <w:r>
+              <w:rPr>
+                <w:rFonts w:eastAsia="" w:cs="" w:ascii="Calibri" w:hAnsi="Calibri"/>
+                <w:sz w:val="21"/>
+                <w:szCs w:val="21"/>
+              </w:rPr>
+              <w:t>Language</w:t>
+            </w:r>
+          </w:p>
+        </w:tc>
+        <w:tc>
+          <w:tcPr>
+            <w:tcW w:w="5868" w:type="dxa"/>
+            <w:tcBorders>
+              <w:start w:val="single" w:sz="4" w:space="0" w:color="000000"/>
+              <w:bottom w:val="single" w:sz="4" w:space="0" w:color="000000"/>
+              <w:end w:val="single" w:sz="4" w:space="0" w:color="000000"/>
+            </w:tcBorders>
+          </w:tcPr>
+          <w:p>
+            <w:pPr>
+              <w:pStyle w:val="TableContents"/>
+              <w:bidi w:val="0"/>
+              <w:jc w:val="start"/>
+              <w:rPr>
+                <w:rFonts w:ascii="Calibri" w:hAnsi="Calibri" w:eastAsia="" w:cs=""/>
+                <w:sz w:val="21"/>
+                <w:szCs w:val="21"/>
+              </w:rPr>
+            </w:pPr>
+            <w:r>
+              <w:rPr>
+                <w:rFonts w:eastAsia="" w:cs="" w:ascii="Calibri" w:hAnsi="Calibri"/>
+                <w:sz w:val="21"/>
+                <w:szCs w:val="21"/>
+              </w:rPr>
+            </w:r>
+          </w:p>
+        </w:tc>
+      </w:tr>
+      <w:tr>
+        <w:trPr/>
+        <w:tc>
+          <w:tcPr>
+            <w:tcW w:w="2742" w:type="dxa"/>
+            <w:tcBorders>
+              <w:start w:val="single" w:sz="4" w:space="0" w:color="000000"/>
+              <w:bottom w:val="single" w:sz="4" w:space="0" w:color="000000"/>
+            </w:tcBorders>
+          </w:tcPr>
+          <w:p>
+            <w:pPr>
+              <w:pStyle w:val="TableContents"/>
+              <w:bidi w:val="0"/>
+              <w:jc w:val="start"/>
+              <w:rPr>
+                <w:sz w:val="21"/>
+                <w:szCs w:val="21"/>
+              </w:rPr>
+            </w:pPr>
+            <w:r>
+              <w:rPr>
+                <w:rFonts w:eastAsia="" w:cs="" w:ascii="Calibri" w:hAnsi="Calibri"/>
+                <w:sz w:val="21"/>
+                <w:szCs w:val="21"/>
+              </w:rPr>
+              <w:t>Bloom-Level</w:t>
+            </w:r>
+          </w:p>
+        </w:tc>
+        <w:tc>
+          <w:tcPr>
+            <w:tcW w:w="5868" w:type="dxa"/>
+            <w:tcBorders>
+              <w:start w:val="single" w:sz="4" w:space="0" w:color="000000"/>
+              <w:bottom w:val="single" w:sz="4" w:space="0" w:color="000000"/>
+              <w:end w:val="single" w:sz="4" w:space="0" w:color="000000"/>
+            </w:tcBorders>
+          </w:tcPr>
+          <w:p>
+            <w:pPr>
+              <w:pStyle w:val="TableContents"/>
+              <w:bidi w:val="0"/>
+              <w:jc w:val="start"/>
+              <w:rPr>
+                <w:rFonts w:ascii="Calibri" w:hAnsi="Calibri" w:eastAsia="" w:cs=""/>
+                <w:sz w:val="21"/>
+                <w:szCs w:val="21"/>
+              </w:rPr>
+            </w:pPr>
+            <w:r>
+              <w:rPr>
+                <w:rFonts w:eastAsia="" w:cs="" w:ascii="Calibri" w:hAnsi="Calibri"/>
+                <w:sz w:val="21"/>
+                <w:szCs w:val="21"/>
+              </w:rPr>
+            </w:r>
+          </w:p>
+        </w:tc>
+      </w:tr>
+      <w:tr>
+        <w:trPr/>
+        <w:tc>
+          <w:tcPr>
+            <w:tcW w:w="2742" w:type="dxa"/>
+            <w:tcBorders>
+              <w:start w:val="single" w:sz="4" w:space="0" w:color="000000"/>
+              <w:bottom w:val="single" w:sz="4" w:space="0" w:color="000000"/>
+            </w:tcBorders>
+          </w:tcPr>
+          <w:p>
+            <w:pPr>
+              <w:pStyle w:val="TableContents"/>
+              <w:bidi w:val="0"/>
+              <w:jc w:val="start"/>
+              <w:rPr>
+                <w:sz w:val="21"/>
+                <w:szCs w:val="21"/>
               </w:rPr>
             </w:pPr>
             <w:r>
@@ -6163,24 +7092,22 @@
               <w:jc w:val="start"/>
               <w:rPr>
                 <w:rFonts w:ascii="Calibri" w:hAnsi="Calibri" w:eastAsia="" w:cs=""/>
-                <w:sz w:val="24"/>
-                <w:szCs w:val="24"/>
+                <w:sz w:val="21"/>
+                <w:szCs w:val="21"/>
               </w:rPr>
             </w:pPr>
             <w:r>
               <w:rPr>
                 <w:rFonts w:eastAsia="" w:cs="" w:ascii="Calibri" w:hAnsi="Calibri"/>
-                <w:sz w:val="24"/>
-                <w:szCs w:val="24"/>
+                <w:sz w:val="21"/>
+                <w:szCs w:val="21"/>
               </w:rPr>
             </w:r>
           </w:p>
         </w:tc>
       </w:tr>
       <w:tr>
-        <w:trPr>
-          <w:trHeight w:val="312" w:hRule="atLeast"/>
-        </w:trPr>
+        <w:trPr/>
         <w:tc>
           <w:tcPr>
             <w:tcW w:w="2742" w:type="dxa"/>
@@ -6195,9 +7122,8 @@
               <w:bidi w:val="0"/>
               <w:jc w:val="start"/>
               <w:rPr>
-                <w:rFonts w:ascii="Calibri" w:hAnsi="Calibri" w:eastAsia="" w:cs=""/>
-                <w:sz w:val="24"/>
-                <w:szCs w:val="24"/>
+                <w:sz w:val="21"/>
+                <w:szCs w:val="21"/>
               </w:rPr>
             </w:pPr>
             <w:r>
@@ -6226,15 +7152,15 @@
               <w:jc w:val="start"/>
               <w:rPr>
                 <w:rFonts w:ascii="Calibri" w:hAnsi="Calibri" w:eastAsia="" w:cs=""/>
-                <w:sz w:val="24"/>
-                <w:szCs w:val="24"/>
+                <w:sz w:val="21"/>
+                <w:szCs w:val="21"/>
               </w:rPr>
             </w:pPr>
             <w:r>
               <w:rPr>
                 <w:rFonts w:eastAsia="" w:cs="" w:ascii="Calibri" w:hAnsi="Calibri"/>
-                <w:sz w:val="24"/>
-                <w:szCs w:val="24"/>
+                <w:sz w:val="21"/>
+                <w:szCs w:val="21"/>
               </w:rPr>
             </w:r>
           </w:p>
@@ -6255,7 +7181,7 @@
     <w:sectPr>
       <w:type w:val="nextPage"/>
       <w:pgSz w:w="12240" w:h="15840"/>
-      <w:pgMar w:left="1786" w:right="1786" w:gutter="0" w:header="0" w:top="1134" w:footer="0" w:bottom="1134"/>
+      <w:pgMar w:left="720" w:right="2851" w:gutter="0" w:header="0" w:top="1134" w:footer="0" w:bottom="1134"/>
       <w:pgNumType w:fmt="decimal"/>
       <w:formProt w:val="false"/>
       <w:textDirection w:val="lrTb"/>
@@ -6534,7 +7460,9 @@
         </w:tabs>
         <w:ind w:start="720" w:hanging="360"/>
       </w:pPr>
-      <w:rPr/>
+      <w:rPr>
+        <w:rFonts w:ascii="Noto Serif" w:hAnsi="Noto Serif" w:cs="Symbol"/>
+      </w:rPr>
     </w:lvl>
     <w:lvl w:ilvl="1">
       <w:start w:val="1"/>
@@ -6547,7 +7475,9 @@
         </w:tabs>
         <w:ind w:start="1440" w:hanging="360"/>
       </w:pPr>
-      <w:rPr/>
+      <w:rPr>
+        <w:rFonts w:cs="Courier New"/>
+      </w:rPr>
     </w:lvl>
     <w:lvl w:ilvl="2">
       <w:start w:val="1"/>
@@ -6560,7 +7490,9 @@
         </w:tabs>
         <w:ind w:start="2160" w:hanging="360"/>
       </w:pPr>
-      <w:rPr/>
+      <w:rPr>
+        <w:rFonts w:cs="Wingdings"/>
+      </w:rPr>
     </w:lvl>
     <w:lvl w:ilvl="3">
       <w:start w:val="1"/>
@@ -6573,7 +7505,9 @@
         </w:tabs>
         <w:ind w:start="2880" w:hanging="360"/>
       </w:pPr>
-      <w:rPr/>
+      <w:rPr>
+        <w:rFonts w:ascii="Noto Serif" w:hAnsi="Noto Serif" w:cs="Symbol"/>
+      </w:rPr>
     </w:lvl>
     <w:lvl w:ilvl="4">
       <w:start w:val="1"/>
@@ -6586,7 +7520,9 @@
         </w:tabs>
         <w:ind w:start="3600" w:hanging="360"/>
       </w:pPr>
-      <w:rPr/>
+      <w:rPr>
+        <w:rFonts w:cs="Courier New"/>
+      </w:rPr>
     </w:lvl>
     <w:lvl w:ilvl="5">
       <w:start w:val="1"/>
@@ -6599,7 +7535,9 @@
         </w:tabs>
         <w:ind w:start="4320" w:hanging="360"/>
       </w:pPr>
-      <w:rPr/>
+      <w:rPr>
+        <w:rFonts w:cs="Wingdings"/>
+      </w:rPr>
     </w:lvl>
     <w:lvl w:ilvl="6">
       <w:start w:val="1"/>
@@ -6612,7 +7550,9 @@
         </w:tabs>
         <w:ind w:start="5040" w:hanging="360"/>
       </w:pPr>
-      <w:rPr/>
+      <w:rPr>
+        <w:rFonts w:ascii="Noto Serif" w:hAnsi="Noto Serif" w:cs="Symbol"/>
+      </w:rPr>
     </w:lvl>
     <w:lvl w:ilvl="7">
       <w:start w:val="1"/>
@@ -6625,7 +7565,9 @@
         </w:tabs>
         <w:ind w:start="5760" w:hanging="360"/>
       </w:pPr>
-      <w:rPr/>
+      <w:rPr>
+        <w:rFonts w:cs="Courier New"/>
+      </w:rPr>
     </w:lvl>
     <w:lvl w:ilvl="8">
       <w:start w:val="1"/>
@@ -6638,7 +7580,9 @@
         </w:tabs>
         <w:ind w:start="6480" w:hanging="360"/>
       </w:pPr>
-      <w:rPr/>
+      <w:rPr>
+        <w:rFonts w:cs="Wingdings"/>
+      </w:rPr>
     </w:lvl>
   </w:abstractNum>
   <w:abstractNum w:abstractNumId="4">
@@ -6762,9 +7706,8 @@
   </w:abstractNum>
   <w:abstractNum w:abstractNumId="5">
     <w:lvl w:ilvl="0">
-      <w:start w:val="1"/>
-      <w:numFmt w:val="decimal"/>
-      <w:lvlText w:val="%1."/>
+      <w:numFmt w:val="bullet"/>
+      <w:lvlText w:val=""/>
       <w:lvlJc w:val="start"/>
       <w:pPr>
         <w:tabs>
@@ -6773,13 +7716,13 @@
         <w:ind w:start="720" w:hanging="360"/>
       </w:pPr>
       <w:rPr>
-        <w:rFonts w:ascii="Noto Serif" w:hAnsi="Noto Serif" w:cs="Symbol"/>
+        <w:rFonts w:ascii="Symbol" w:hAnsi="Symbol" w:cs="Symbol" w:hint="default"/>
       </w:rPr>
     </w:lvl>
     <w:lvl w:ilvl="1">
-      <w:start w:val="1"/>
-      <w:numFmt w:val="decimal"/>
-      <w:lvlText w:val="%2."/>
+      <w:start w:val="0"/>
+      <w:numFmt w:val="bullet"/>
+      <w:lvlText w:val="o"/>
       <w:lvlJc w:val="start"/>
       <w:pPr>
         <w:tabs>
@@ -6788,13 +7731,13 @@
         <w:ind w:start="1440" w:hanging="360"/>
       </w:pPr>
       <w:rPr>
-        <w:rFonts w:cs="Courier New"/>
+        <w:rFonts w:ascii="Courier New" w:hAnsi="Courier New" w:cs="Courier New" w:hint="default"/>
       </w:rPr>
     </w:lvl>
     <w:lvl w:ilvl="2">
-      <w:start w:val="1"/>
-      <w:numFmt w:val="decimal"/>
-      <w:lvlText w:val="%3."/>
+      <w:start w:val="0"/>
+      <w:numFmt w:val="bullet"/>
+      <w:lvlText w:val=""/>
       <w:lvlJc w:val="start"/>
       <w:pPr>
         <w:tabs>
@@ -6803,13 +7746,13 @@
         <w:ind w:start="2160" w:hanging="360"/>
       </w:pPr>
       <w:rPr>
-        <w:rFonts w:cs="Wingdings"/>
+        <w:rFonts w:ascii="Wingdings" w:hAnsi="Wingdings" w:cs="Wingdings" w:hint="default"/>
       </w:rPr>
     </w:lvl>
     <w:lvl w:ilvl="3">
-      <w:start w:val="1"/>
-      <w:numFmt w:val="decimal"/>
-      <w:lvlText w:val="%4."/>
+      <w:start w:val="0"/>
+      <w:numFmt w:val="bullet"/>
+      <w:lvlText w:val=""/>
       <w:lvlJc w:val="start"/>
       <w:pPr>
         <w:tabs>
@@ -6818,13 +7761,13 @@
         <w:ind w:start="2880" w:hanging="360"/>
       </w:pPr>
       <w:rPr>
-        <w:rFonts w:ascii="Noto Serif" w:hAnsi="Noto Serif" w:cs="Symbol"/>
+        <w:rFonts w:ascii="Symbol" w:hAnsi="Symbol" w:cs="Symbol" w:hint="default"/>
       </w:rPr>
     </w:lvl>
     <w:lvl w:ilvl="4">
-      <w:start w:val="1"/>
-      <w:numFmt w:val="decimal"/>
-      <w:lvlText w:val="%5."/>
+      <w:start w:val="0"/>
+      <w:numFmt w:val="bullet"/>
+      <w:lvlText w:val="o"/>
       <w:lvlJc w:val="start"/>
       <w:pPr>
         <w:tabs>
@@ -6833,13 +7776,13 @@
         <w:ind w:start="3600" w:hanging="360"/>
       </w:pPr>
       <w:rPr>
-        <w:rFonts w:cs="Courier New"/>
+        <w:rFonts w:ascii="Courier New" w:hAnsi="Courier New" w:cs="Courier New" w:hint="default"/>
       </w:rPr>
     </w:lvl>
     <w:lvl w:ilvl="5">
-      <w:start w:val="1"/>
-      <w:numFmt w:val="decimal"/>
-      <w:lvlText w:val="%6."/>
+      <w:start w:val="0"/>
+      <w:numFmt w:val="bullet"/>
+      <w:lvlText w:val=""/>
       <w:lvlJc w:val="start"/>
       <w:pPr>
         <w:tabs>
@@ -6848,13 +7791,13 @@
         <w:ind w:start="4320" w:hanging="360"/>
       </w:pPr>
       <w:rPr>
-        <w:rFonts w:cs="Wingdings"/>
+        <w:rFonts w:ascii="Wingdings" w:hAnsi="Wingdings" w:cs="Wingdings" w:hint="default"/>
       </w:rPr>
     </w:lvl>
     <w:lvl w:ilvl="6">
-      <w:start w:val="1"/>
-      <w:numFmt w:val="decimal"/>
-      <w:lvlText w:val="%7."/>
+      <w:start w:val="0"/>
+      <w:numFmt w:val="bullet"/>
+      <w:lvlText w:val=""/>
       <w:lvlJc w:val="start"/>
       <w:pPr>
         <w:tabs>
@@ -6863,13 +7806,13 @@
         <w:ind w:start="5040" w:hanging="360"/>
       </w:pPr>
       <w:rPr>
-        <w:rFonts w:ascii="Noto Serif" w:hAnsi="Noto Serif" w:cs="Symbol"/>
+        <w:rFonts w:ascii="Symbol" w:hAnsi="Symbol" w:cs="Symbol" w:hint="default"/>
       </w:rPr>
     </w:lvl>
     <w:lvl w:ilvl="7">
-      <w:start w:val="1"/>
-      <w:numFmt w:val="decimal"/>
-      <w:lvlText w:val="%8."/>
+      <w:start w:val="0"/>
+      <w:numFmt w:val="bullet"/>
+      <w:lvlText w:val="o"/>
       <w:lvlJc w:val="start"/>
       <w:pPr>
         <w:tabs>
@@ -6878,13 +7821,13 @@
         <w:ind w:start="5760" w:hanging="360"/>
       </w:pPr>
       <w:rPr>
-        <w:rFonts w:cs="Courier New"/>
+        <w:rFonts w:ascii="Courier New" w:hAnsi="Courier New" w:cs="Courier New" w:hint="default"/>
       </w:rPr>
     </w:lvl>
     <w:lvl w:ilvl="8">
-      <w:start w:val="1"/>
-      <w:numFmt w:val="decimal"/>
-      <w:lvlText w:val="%9."/>
+      <w:start w:val="0"/>
+      <w:numFmt w:val="bullet"/>
+      <w:lvlText w:val=""/>
       <w:lvlJc w:val="start"/>
       <w:pPr>
         <w:tabs>
@@ -6893,15 +7836,14 @@
         <w:ind w:start="6480" w:hanging="360"/>
       </w:pPr>
       <w:rPr>
-        <w:rFonts w:cs="Wingdings"/>
+        <w:rFonts w:ascii="Wingdings" w:hAnsi="Wingdings" w:cs="Wingdings" w:hint="default"/>
       </w:rPr>
     </w:lvl>
   </w:abstractNum>
   <w:abstractNum w:abstractNumId="6">
     <w:lvl w:ilvl="0">
-      <w:start w:val="1"/>
-      <w:numFmt w:val="decimal"/>
-      <w:lvlText w:val="%1."/>
+      <w:numFmt w:val="bullet"/>
+      <w:lvlText w:val=""/>
       <w:lvlJc w:val="start"/>
       <w:pPr>
         <w:tabs>
@@ -6909,12 +7851,14 @@
         </w:tabs>
         <w:ind w:start="720" w:hanging="360"/>
       </w:pPr>
-      <w:rPr/>
+      <w:rPr>
+        <w:rFonts w:ascii="Symbol" w:hAnsi="Symbol" w:cs="Symbol" w:hint="default"/>
+      </w:rPr>
     </w:lvl>
     <w:lvl w:ilvl="1">
-      <w:start w:val="1"/>
-      <w:numFmt w:val="decimal"/>
-      <w:lvlText w:val="%2."/>
+      <w:start w:val="0"/>
+      <w:numFmt w:val="bullet"/>
+      <w:lvlText w:val="o"/>
       <w:lvlJc w:val="start"/>
       <w:pPr>
         <w:tabs>
@@ -6922,12 +7866,14 @@
         </w:tabs>
         <w:ind w:start="1440" w:hanging="360"/>
       </w:pPr>
-      <w:rPr/>
+      <w:rPr>
+        <w:rFonts w:ascii="Courier New" w:hAnsi="Courier New" w:cs="Courier New" w:hint="default"/>
+      </w:rPr>
     </w:lvl>
     <w:lvl w:ilvl="2">
-      <w:start w:val="1"/>
-      <w:numFmt w:val="decimal"/>
-      <w:lvlText w:val="%3."/>
+      <w:start w:val="0"/>
+      <w:numFmt w:val="bullet"/>
+      <w:lvlText w:val=""/>
       <w:lvlJc w:val="start"/>
       <w:pPr>
         <w:tabs>
@@ -6935,12 +7881,14 @@
         </w:tabs>
         <w:ind w:start="2160" w:hanging="360"/>
       </w:pPr>
-      <w:rPr/>
+      <w:rPr>
+        <w:rFonts w:ascii="Wingdings" w:hAnsi="Wingdings" w:cs="Wingdings" w:hint="default"/>
+      </w:rPr>
     </w:lvl>
     <w:lvl w:ilvl="3">
-      <w:start w:val="1"/>
-      <w:numFmt w:val="decimal"/>
-      <w:lvlText w:val="%4."/>
+      <w:start w:val="0"/>
+      <w:numFmt w:val="bullet"/>
+      <w:lvlText w:val=""/>
       <w:lvlJc w:val="start"/>
       <w:pPr>
         <w:tabs>
@@ -6948,12 +7896,14 @@
         </w:tabs>
         <w:ind w:start="2880" w:hanging="360"/>
       </w:pPr>
-      <w:rPr/>
+      <w:rPr>
+        <w:rFonts w:ascii="Symbol" w:hAnsi="Symbol" w:cs="Symbol" w:hint="default"/>
+      </w:rPr>
     </w:lvl>
     <w:lvl w:ilvl="4">
-      <w:start w:val="1"/>
-      <w:numFmt w:val="decimal"/>
-      <w:lvlText w:val="%5."/>
+      <w:start w:val="0"/>
+      <w:numFmt w:val="bullet"/>
+      <w:lvlText w:val="o"/>
       <w:lvlJc w:val="start"/>
       <w:pPr>
         <w:tabs>
@@ -6961,12 +7911,14 @@
         </w:tabs>
         <w:ind w:start="3600" w:hanging="360"/>
       </w:pPr>
-      <w:rPr/>
+      <w:rPr>
+        <w:rFonts w:ascii="Courier New" w:hAnsi="Courier New" w:cs="Courier New" w:hint="default"/>
+      </w:rPr>
     </w:lvl>
     <w:lvl w:ilvl="5">
-      <w:start w:val="1"/>
-      <w:numFmt w:val="decimal"/>
-      <w:lvlText w:val="%6."/>
+      <w:start w:val="0"/>
+      <w:numFmt w:val="bullet"/>
+      <w:lvlText w:val=""/>
       <w:lvlJc w:val="start"/>
       <w:pPr>
         <w:tabs>
@@ -6974,12 +7926,14 @@
         </w:tabs>
         <w:ind w:start="4320" w:hanging="360"/>
       </w:pPr>
-      <w:rPr/>
+      <w:rPr>
+        <w:rFonts w:ascii="Wingdings" w:hAnsi="Wingdings" w:cs="Wingdings" w:hint="default"/>
+      </w:rPr>
     </w:lvl>
     <w:lvl w:ilvl="6">
-      <w:start w:val="1"/>
-      <w:numFmt w:val="decimal"/>
-      <w:lvlText w:val="%7."/>
+      <w:start w:val="0"/>
+      <w:numFmt w:val="bullet"/>
+      <w:lvlText w:val=""/>
       <w:lvlJc w:val="start"/>
       <w:pPr>
         <w:tabs>
@@ -6987,12 +7941,14 @@
         </w:tabs>
         <w:ind w:start="5040" w:hanging="360"/>
       </w:pPr>
-      <w:rPr/>
+      <w:rPr>
+        <w:rFonts w:ascii="Symbol" w:hAnsi="Symbol" w:cs="Symbol" w:hint="default"/>
+      </w:rPr>
     </w:lvl>
     <w:lvl w:ilvl="7">
-      <w:start w:val="1"/>
-      <w:numFmt w:val="decimal"/>
-      <w:lvlText w:val="%8."/>
+      <w:start w:val="0"/>
+      <w:numFmt w:val="bullet"/>
+      <w:lvlText w:val="o"/>
       <w:lvlJc w:val="start"/>
       <w:pPr>
         <w:tabs>
@@ -7000,12 +7956,14 @@
         </w:tabs>
         <w:ind w:start="5760" w:hanging="360"/>
       </w:pPr>
-      <w:rPr/>
+      <w:rPr>
+        <w:rFonts w:ascii="Courier New" w:hAnsi="Courier New" w:cs="Courier New" w:hint="default"/>
+      </w:rPr>
     </w:lvl>
     <w:lvl w:ilvl="8">
-      <w:start w:val="1"/>
-      <w:numFmt w:val="decimal"/>
-      <w:lvlText w:val="%9."/>
+      <w:start w:val="0"/>
+      <w:numFmt w:val="bullet"/>
+      <w:lvlText w:val=""/>
       <w:lvlJc w:val="start"/>
       <w:pPr>
         <w:tabs>
@@ -7013,7 +7971,9 @@
         </w:tabs>
         <w:ind w:start="6480" w:hanging="360"/>
       </w:pPr>
-      <w:rPr/>
+      <w:rPr>
+        <w:rFonts w:ascii="Wingdings" w:hAnsi="Wingdings" w:cs="Wingdings" w:hint="default"/>
+      </w:rPr>
     </w:lvl>
   </w:abstractNum>
   <w:abstractNum w:abstractNumId="7">
@@ -7153,6 +8113,669 @@
     </w:lvl>
   </w:abstractNum>
   <w:abstractNum w:abstractNumId="8">
+    <w:lvl w:ilvl="0">
+      <w:numFmt w:val="bullet"/>
+      <w:lvlText w:val=""/>
+      <w:lvlJc w:val="start"/>
+      <w:pPr>
+        <w:tabs>
+          <w:tab w:val="num" w:pos="0"/>
+        </w:tabs>
+        <w:ind w:start="720" w:hanging="360"/>
+      </w:pPr>
+      <w:rPr>
+        <w:rFonts w:ascii="Symbol" w:hAnsi="Symbol" w:cs="Symbol" w:hint="default"/>
+      </w:rPr>
+    </w:lvl>
+    <w:lvl w:ilvl="1">
+      <w:start w:val="0"/>
+      <w:numFmt w:val="bullet"/>
+      <w:lvlText w:val="o"/>
+      <w:lvlJc w:val="start"/>
+      <w:pPr>
+        <w:tabs>
+          <w:tab w:val="num" w:pos="0"/>
+        </w:tabs>
+        <w:ind w:start="1440" w:hanging="360"/>
+      </w:pPr>
+      <w:rPr>
+        <w:rFonts w:ascii="Courier New" w:hAnsi="Courier New" w:cs="Courier New" w:hint="default"/>
+      </w:rPr>
+    </w:lvl>
+    <w:lvl w:ilvl="2">
+      <w:start w:val="0"/>
+      <w:numFmt w:val="bullet"/>
+      <w:lvlText w:val=""/>
+      <w:lvlJc w:val="start"/>
+      <w:pPr>
+        <w:tabs>
+          <w:tab w:val="num" w:pos="0"/>
+        </w:tabs>
+        <w:ind w:start="2160" w:hanging="360"/>
+      </w:pPr>
+      <w:rPr>
+        <w:rFonts w:ascii="Wingdings" w:hAnsi="Wingdings" w:cs="Wingdings" w:hint="default"/>
+      </w:rPr>
+    </w:lvl>
+    <w:lvl w:ilvl="3">
+      <w:start w:val="0"/>
+      <w:numFmt w:val="bullet"/>
+      <w:lvlText w:val=""/>
+      <w:lvlJc w:val="start"/>
+      <w:pPr>
+        <w:tabs>
+          <w:tab w:val="num" w:pos="0"/>
+        </w:tabs>
+        <w:ind w:start="2880" w:hanging="360"/>
+      </w:pPr>
+      <w:rPr>
+        <w:rFonts w:ascii="Symbol" w:hAnsi="Symbol" w:cs="Symbol" w:hint="default"/>
+      </w:rPr>
+    </w:lvl>
+    <w:lvl w:ilvl="4">
+      <w:start w:val="0"/>
+      <w:numFmt w:val="bullet"/>
+      <w:lvlText w:val="o"/>
+      <w:lvlJc w:val="start"/>
+      <w:pPr>
+        <w:tabs>
+          <w:tab w:val="num" w:pos="0"/>
+        </w:tabs>
+        <w:ind w:start="3600" w:hanging="360"/>
+      </w:pPr>
+      <w:rPr>
+        <w:rFonts w:ascii="Courier New" w:hAnsi="Courier New" w:cs="Courier New" w:hint="default"/>
+      </w:rPr>
+    </w:lvl>
+    <w:lvl w:ilvl="5">
+      <w:start w:val="0"/>
+      <w:numFmt w:val="bullet"/>
+      <w:lvlText w:val=""/>
+      <w:lvlJc w:val="start"/>
+      <w:pPr>
+        <w:tabs>
+          <w:tab w:val="num" w:pos="0"/>
+        </w:tabs>
+        <w:ind w:start="4320" w:hanging="360"/>
+      </w:pPr>
+      <w:rPr>
+        <w:rFonts w:ascii="Wingdings" w:hAnsi="Wingdings" w:cs="Wingdings" w:hint="default"/>
+      </w:rPr>
+    </w:lvl>
+    <w:lvl w:ilvl="6">
+      <w:start w:val="0"/>
+      <w:numFmt w:val="bullet"/>
+      <w:lvlText w:val=""/>
+      <w:lvlJc w:val="start"/>
+      <w:pPr>
+        <w:tabs>
+          <w:tab w:val="num" w:pos="0"/>
+        </w:tabs>
+        <w:ind w:start="5040" w:hanging="360"/>
+      </w:pPr>
+      <w:rPr>
+        <w:rFonts w:ascii="Symbol" w:hAnsi="Symbol" w:cs="Symbol" w:hint="default"/>
+      </w:rPr>
+    </w:lvl>
+    <w:lvl w:ilvl="7">
+      <w:start w:val="0"/>
+      <w:numFmt w:val="bullet"/>
+      <w:lvlText w:val="o"/>
+      <w:lvlJc w:val="start"/>
+      <w:pPr>
+        <w:tabs>
+          <w:tab w:val="num" w:pos="0"/>
+        </w:tabs>
+        <w:ind w:start="5760" w:hanging="360"/>
+      </w:pPr>
+      <w:rPr>
+        <w:rFonts w:ascii="Courier New" w:hAnsi="Courier New" w:cs="Courier New" w:hint="default"/>
+      </w:rPr>
+    </w:lvl>
+    <w:lvl w:ilvl="8">
+      <w:start w:val="0"/>
+      <w:numFmt w:val="bullet"/>
+      <w:lvlText w:val=""/>
+      <w:lvlJc w:val="start"/>
+      <w:pPr>
+        <w:tabs>
+          <w:tab w:val="num" w:pos="0"/>
+        </w:tabs>
+        <w:ind w:start="6480" w:hanging="360"/>
+      </w:pPr>
+      <w:rPr>
+        <w:rFonts w:ascii="Wingdings" w:hAnsi="Wingdings" w:cs="Wingdings" w:hint="default"/>
+      </w:rPr>
+    </w:lvl>
+  </w:abstractNum>
+  <w:abstractNum w:abstractNumId="9">
+    <w:lvl w:ilvl="0">
+      <w:numFmt w:val="bullet"/>
+      <w:lvlText w:val=""/>
+      <w:lvlJc w:val="start"/>
+      <w:pPr>
+        <w:tabs>
+          <w:tab w:val="num" w:pos="0"/>
+        </w:tabs>
+        <w:ind w:start="720" w:hanging="360"/>
+      </w:pPr>
+      <w:rPr>
+        <w:rFonts w:ascii="Symbol" w:hAnsi="Symbol" w:cs="Symbol" w:hint="default"/>
+      </w:rPr>
+    </w:lvl>
+    <w:lvl w:ilvl="1">
+      <w:start w:val="0"/>
+      <w:numFmt w:val="bullet"/>
+      <w:lvlText w:val="o"/>
+      <w:lvlJc w:val="start"/>
+      <w:pPr>
+        <w:tabs>
+          <w:tab w:val="num" w:pos="0"/>
+        </w:tabs>
+        <w:ind w:start="1440" w:hanging="360"/>
+      </w:pPr>
+      <w:rPr>
+        <w:rFonts w:ascii="Courier New" w:hAnsi="Courier New" w:cs="Courier New" w:hint="default"/>
+      </w:rPr>
+    </w:lvl>
+    <w:lvl w:ilvl="2">
+      <w:start w:val="0"/>
+      <w:numFmt w:val="bullet"/>
+      <w:lvlText w:val=""/>
+      <w:lvlJc w:val="start"/>
+      <w:pPr>
+        <w:tabs>
+          <w:tab w:val="num" w:pos="0"/>
+        </w:tabs>
+        <w:ind w:start="2160" w:hanging="360"/>
+      </w:pPr>
+      <w:rPr>
+        <w:rFonts w:ascii="Wingdings" w:hAnsi="Wingdings" w:cs="Wingdings" w:hint="default"/>
+      </w:rPr>
+    </w:lvl>
+    <w:lvl w:ilvl="3">
+      <w:start w:val="0"/>
+      <w:numFmt w:val="bullet"/>
+      <w:lvlText w:val=""/>
+      <w:lvlJc w:val="start"/>
+      <w:pPr>
+        <w:tabs>
+          <w:tab w:val="num" w:pos="0"/>
+        </w:tabs>
+        <w:ind w:start="2880" w:hanging="360"/>
+      </w:pPr>
+      <w:rPr>
+        <w:rFonts w:ascii="Symbol" w:hAnsi="Symbol" w:cs="Symbol" w:hint="default"/>
+      </w:rPr>
+    </w:lvl>
+    <w:lvl w:ilvl="4">
+      <w:start w:val="0"/>
+      <w:numFmt w:val="bullet"/>
+      <w:lvlText w:val="o"/>
+      <w:lvlJc w:val="start"/>
+      <w:pPr>
+        <w:tabs>
+          <w:tab w:val="num" w:pos="0"/>
+        </w:tabs>
+        <w:ind w:start="3600" w:hanging="360"/>
+      </w:pPr>
+      <w:rPr>
+        <w:rFonts w:ascii="Courier New" w:hAnsi="Courier New" w:cs="Courier New" w:hint="default"/>
+      </w:rPr>
+    </w:lvl>
+    <w:lvl w:ilvl="5">
+      <w:start w:val="0"/>
+      <w:numFmt w:val="bullet"/>
+      <w:lvlText w:val=""/>
+      <w:lvlJc w:val="start"/>
+      <w:pPr>
+        <w:tabs>
+          <w:tab w:val="num" w:pos="0"/>
+        </w:tabs>
+        <w:ind w:start="4320" w:hanging="360"/>
+      </w:pPr>
+      <w:rPr>
+        <w:rFonts w:ascii="Wingdings" w:hAnsi="Wingdings" w:cs="Wingdings" w:hint="default"/>
+      </w:rPr>
+    </w:lvl>
+    <w:lvl w:ilvl="6">
+      <w:start w:val="0"/>
+      <w:numFmt w:val="bullet"/>
+      <w:lvlText w:val=""/>
+      <w:lvlJc w:val="start"/>
+      <w:pPr>
+        <w:tabs>
+          <w:tab w:val="num" w:pos="0"/>
+        </w:tabs>
+        <w:ind w:start="5040" w:hanging="360"/>
+      </w:pPr>
+      <w:rPr>
+        <w:rFonts w:ascii="Symbol" w:hAnsi="Symbol" w:cs="Symbol" w:hint="default"/>
+      </w:rPr>
+    </w:lvl>
+    <w:lvl w:ilvl="7">
+      <w:start w:val="0"/>
+      <w:numFmt w:val="bullet"/>
+      <w:lvlText w:val="o"/>
+      <w:lvlJc w:val="start"/>
+      <w:pPr>
+        <w:tabs>
+          <w:tab w:val="num" w:pos="0"/>
+        </w:tabs>
+        <w:ind w:start="5760" w:hanging="360"/>
+      </w:pPr>
+      <w:rPr>
+        <w:rFonts w:ascii="Courier New" w:hAnsi="Courier New" w:cs="Courier New" w:hint="default"/>
+      </w:rPr>
+    </w:lvl>
+    <w:lvl w:ilvl="8">
+      <w:start w:val="0"/>
+      <w:numFmt w:val="bullet"/>
+      <w:lvlText w:val=""/>
+      <w:lvlJc w:val="start"/>
+      <w:pPr>
+        <w:tabs>
+          <w:tab w:val="num" w:pos="0"/>
+        </w:tabs>
+        <w:ind w:start="6480" w:hanging="360"/>
+      </w:pPr>
+      <w:rPr>
+        <w:rFonts w:ascii="Wingdings" w:hAnsi="Wingdings" w:cs="Wingdings" w:hint="default"/>
+      </w:rPr>
+    </w:lvl>
+  </w:abstractNum>
+  <w:abstractNum w:abstractNumId="10">
+    <w:lvl w:ilvl="0">
+      <w:start w:val="1"/>
+      <w:numFmt w:val="decimal"/>
+      <w:lvlText w:val="%1."/>
+      <w:lvlJc w:val="start"/>
+      <w:pPr>
+        <w:tabs>
+          <w:tab w:val="num" w:pos="0"/>
+        </w:tabs>
+        <w:ind w:start="720" w:hanging="360"/>
+      </w:pPr>
+      <w:rPr/>
+    </w:lvl>
+    <w:lvl w:ilvl="1">
+      <w:start w:val="1"/>
+      <w:numFmt w:val="decimal"/>
+      <w:lvlText w:val="%2."/>
+      <w:lvlJc w:val="start"/>
+      <w:pPr>
+        <w:tabs>
+          <w:tab w:val="num" w:pos="0"/>
+        </w:tabs>
+        <w:ind w:start="1440" w:hanging="360"/>
+      </w:pPr>
+      <w:rPr/>
+    </w:lvl>
+    <w:lvl w:ilvl="2">
+      <w:start w:val="1"/>
+      <w:numFmt w:val="decimal"/>
+      <w:lvlText w:val="%3."/>
+      <w:lvlJc w:val="start"/>
+      <w:pPr>
+        <w:tabs>
+          <w:tab w:val="num" w:pos="0"/>
+        </w:tabs>
+        <w:ind w:start="2160" w:hanging="360"/>
+      </w:pPr>
+      <w:rPr/>
+    </w:lvl>
+    <w:lvl w:ilvl="3">
+      <w:start w:val="1"/>
+      <w:numFmt w:val="decimal"/>
+      <w:lvlText w:val="%4."/>
+      <w:lvlJc w:val="start"/>
+      <w:pPr>
+        <w:tabs>
+          <w:tab w:val="num" w:pos="0"/>
+        </w:tabs>
+        <w:ind w:start="2880" w:hanging="360"/>
+      </w:pPr>
+      <w:rPr/>
+    </w:lvl>
+    <w:lvl w:ilvl="4">
+      <w:start w:val="1"/>
+      <w:numFmt w:val="decimal"/>
+      <w:lvlText w:val="%5."/>
+      <w:lvlJc w:val="start"/>
+      <w:pPr>
+        <w:tabs>
+          <w:tab w:val="num" w:pos="0"/>
+        </w:tabs>
+        <w:ind w:start="3600" w:hanging="360"/>
+      </w:pPr>
+      <w:rPr/>
+    </w:lvl>
+    <w:lvl w:ilvl="5">
+      <w:start w:val="1"/>
+      <w:numFmt w:val="decimal"/>
+      <w:lvlText w:val="%6."/>
+      <w:lvlJc w:val="start"/>
+      <w:pPr>
+        <w:tabs>
+          <w:tab w:val="num" w:pos="0"/>
+        </w:tabs>
+        <w:ind w:start="4320" w:hanging="360"/>
+      </w:pPr>
+      <w:rPr/>
+    </w:lvl>
+    <w:lvl w:ilvl="6">
+      <w:start w:val="1"/>
+      <w:numFmt w:val="decimal"/>
+      <w:lvlText w:val="%7."/>
+      <w:lvlJc w:val="start"/>
+      <w:pPr>
+        <w:tabs>
+          <w:tab w:val="num" w:pos="0"/>
+        </w:tabs>
+        <w:ind w:start="5040" w:hanging="360"/>
+      </w:pPr>
+      <w:rPr/>
+    </w:lvl>
+    <w:lvl w:ilvl="7">
+      <w:start w:val="1"/>
+      <w:numFmt w:val="decimal"/>
+      <w:lvlText w:val="%8."/>
+      <w:lvlJc w:val="start"/>
+      <w:pPr>
+        <w:tabs>
+          <w:tab w:val="num" w:pos="0"/>
+        </w:tabs>
+        <w:ind w:start="5760" w:hanging="360"/>
+      </w:pPr>
+      <w:rPr/>
+    </w:lvl>
+    <w:lvl w:ilvl="8">
+      <w:start w:val="1"/>
+      <w:numFmt w:val="decimal"/>
+      <w:lvlText w:val="%9."/>
+      <w:lvlJc w:val="start"/>
+      <w:pPr>
+        <w:tabs>
+          <w:tab w:val="num" w:pos="0"/>
+        </w:tabs>
+        <w:ind w:start="6480" w:hanging="360"/>
+      </w:pPr>
+      <w:rPr/>
+    </w:lvl>
+  </w:abstractNum>
+  <w:abstractNum w:abstractNumId="11">
+    <w:lvl w:ilvl="0">
+      <w:numFmt w:val="bullet"/>
+      <w:lvlText w:val=""/>
+      <w:lvlJc w:val="start"/>
+      <w:pPr>
+        <w:tabs>
+          <w:tab w:val="num" w:pos="0"/>
+        </w:tabs>
+        <w:ind w:start="720" w:hanging="360"/>
+      </w:pPr>
+      <w:rPr>
+        <w:rFonts w:ascii="Symbol" w:hAnsi="Symbol" w:cs="Symbol" w:hint="default"/>
+      </w:rPr>
+    </w:lvl>
+    <w:lvl w:ilvl="1">
+      <w:start w:val="0"/>
+      <w:numFmt w:val="bullet"/>
+      <w:lvlText w:val="o"/>
+      <w:lvlJc w:val="start"/>
+      <w:pPr>
+        <w:tabs>
+          <w:tab w:val="num" w:pos="0"/>
+        </w:tabs>
+        <w:ind w:start="1440" w:hanging="360"/>
+      </w:pPr>
+      <w:rPr>
+        <w:rFonts w:ascii="Courier New" w:hAnsi="Courier New" w:cs="Courier New" w:hint="default"/>
+      </w:rPr>
+    </w:lvl>
+    <w:lvl w:ilvl="2">
+      <w:start w:val="0"/>
+      <w:numFmt w:val="bullet"/>
+      <w:lvlText w:val=""/>
+      <w:lvlJc w:val="start"/>
+      <w:pPr>
+        <w:tabs>
+          <w:tab w:val="num" w:pos="0"/>
+        </w:tabs>
+        <w:ind w:start="2160" w:hanging="360"/>
+      </w:pPr>
+      <w:rPr>
+        <w:rFonts w:ascii="Wingdings" w:hAnsi="Wingdings" w:cs="Wingdings" w:hint="default"/>
+      </w:rPr>
+    </w:lvl>
+    <w:lvl w:ilvl="3">
+      <w:start w:val="0"/>
+      <w:numFmt w:val="bullet"/>
+      <w:lvlText w:val=""/>
+      <w:lvlJc w:val="start"/>
+      <w:pPr>
+        <w:tabs>
+          <w:tab w:val="num" w:pos="0"/>
+        </w:tabs>
+        <w:ind w:start="2880" w:hanging="360"/>
+      </w:pPr>
+      <w:rPr>
+        <w:rFonts w:ascii="Symbol" w:hAnsi="Symbol" w:cs="Symbol" w:hint="default"/>
+      </w:rPr>
+    </w:lvl>
+    <w:lvl w:ilvl="4">
+      <w:start w:val="0"/>
+      <w:numFmt w:val="bullet"/>
+      <w:lvlText w:val="o"/>
+      <w:lvlJc w:val="start"/>
+      <w:pPr>
+        <w:tabs>
+          <w:tab w:val="num" w:pos="0"/>
+        </w:tabs>
+        <w:ind w:start="3600" w:hanging="360"/>
+      </w:pPr>
+      <w:rPr>
+        <w:rFonts w:ascii="Courier New" w:hAnsi="Courier New" w:cs="Courier New" w:hint="default"/>
+      </w:rPr>
+    </w:lvl>
+    <w:lvl w:ilvl="5">
+      <w:start w:val="0"/>
+      <w:numFmt w:val="bullet"/>
+      <w:lvlText w:val=""/>
+      <w:lvlJc w:val="start"/>
+      <w:pPr>
+        <w:tabs>
+          <w:tab w:val="num" w:pos="0"/>
+        </w:tabs>
+        <w:ind w:start="4320" w:hanging="360"/>
+      </w:pPr>
+      <w:rPr>
+        <w:rFonts w:ascii="Wingdings" w:hAnsi="Wingdings" w:cs="Wingdings" w:hint="default"/>
+      </w:rPr>
+    </w:lvl>
+    <w:lvl w:ilvl="6">
+      <w:start w:val="0"/>
+      <w:numFmt w:val="bullet"/>
+      <w:lvlText w:val=""/>
+      <w:lvlJc w:val="start"/>
+      <w:pPr>
+        <w:tabs>
+          <w:tab w:val="num" w:pos="0"/>
+        </w:tabs>
+        <w:ind w:start="5040" w:hanging="360"/>
+      </w:pPr>
+      <w:rPr>
+        <w:rFonts w:ascii="Symbol" w:hAnsi="Symbol" w:cs="Symbol" w:hint="default"/>
+      </w:rPr>
+    </w:lvl>
+    <w:lvl w:ilvl="7">
+      <w:start w:val="0"/>
+      <w:numFmt w:val="bullet"/>
+      <w:lvlText w:val="o"/>
+      <w:lvlJc w:val="start"/>
+      <w:pPr>
+        <w:tabs>
+          <w:tab w:val="num" w:pos="0"/>
+        </w:tabs>
+        <w:ind w:start="5760" w:hanging="360"/>
+      </w:pPr>
+      <w:rPr>
+        <w:rFonts w:ascii="Courier New" w:hAnsi="Courier New" w:cs="Courier New" w:hint="default"/>
+      </w:rPr>
+    </w:lvl>
+    <w:lvl w:ilvl="8">
+      <w:start w:val="0"/>
+      <w:numFmt w:val="bullet"/>
+      <w:lvlText w:val=""/>
+      <w:lvlJc w:val="start"/>
+      <w:pPr>
+        <w:tabs>
+          <w:tab w:val="num" w:pos="0"/>
+        </w:tabs>
+        <w:ind w:start="6480" w:hanging="360"/>
+      </w:pPr>
+      <w:rPr>
+        <w:rFonts w:ascii="Wingdings" w:hAnsi="Wingdings" w:cs="Wingdings" w:hint="default"/>
+      </w:rPr>
+    </w:lvl>
+  </w:abstractNum>
+  <w:abstractNum w:abstractNumId="12">
+    <w:lvl w:ilvl="0">
+      <w:numFmt w:val="bullet"/>
+      <w:lvlText w:val=""/>
+      <w:lvlJc w:val="start"/>
+      <w:pPr>
+        <w:tabs>
+          <w:tab w:val="num" w:pos="0"/>
+        </w:tabs>
+        <w:ind w:start="720" w:hanging="360"/>
+      </w:pPr>
+      <w:rPr>
+        <w:rFonts w:ascii="Symbol" w:hAnsi="Symbol" w:cs="Symbol" w:hint="default"/>
+      </w:rPr>
+    </w:lvl>
+    <w:lvl w:ilvl="1">
+      <w:start w:val="0"/>
+      <w:numFmt w:val="bullet"/>
+      <w:lvlText w:val="o"/>
+      <w:lvlJc w:val="start"/>
+      <w:pPr>
+        <w:tabs>
+          <w:tab w:val="num" w:pos="0"/>
+        </w:tabs>
+        <w:ind w:start="1440" w:hanging="360"/>
+      </w:pPr>
+      <w:rPr>
+        <w:rFonts w:ascii="Courier New" w:hAnsi="Courier New" w:cs="Courier New" w:hint="default"/>
+      </w:rPr>
+    </w:lvl>
+    <w:lvl w:ilvl="2">
+      <w:start w:val="0"/>
+      <w:numFmt w:val="bullet"/>
+      <w:lvlText w:val=""/>
+      <w:lvlJc w:val="start"/>
+      <w:pPr>
+        <w:tabs>
+          <w:tab w:val="num" w:pos="0"/>
+        </w:tabs>
+        <w:ind w:start="2160" w:hanging="360"/>
+      </w:pPr>
+      <w:rPr>
+        <w:rFonts w:ascii="Wingdings" w:hAnsi="Wingdings" w:cs="Wingdings" w:hint="default"/>
+      </w:rPr>
+    </w:lvl>
+    <w:lvl w:ilvl="3">
+      <w:start w:val="0"/>
+      <w:numFmt w:val="bullet"/>
+      <w:lvlText w:val=""/>
+      <w:lvlJc w:val="start"/>
+      <w:pPr>
+        <w:tabs>
+          <w:tab w:val="num" w:pos="0"/>
+        </w:tabs>
+        <w:ind w:start="2880" w:hanging="360"/>
+      </w:pPr>
+      <w:rPr>
+        <w:rFonts w:ascii="Symbol" w:hAnsi="Symbol" w:cs="Symbol" w:hint="default"/>
+      </w:rPr>
+    </w:lvl>
+    <w:lvl w:ilvl="4">
+      <w:start w:val="0"/>
+      <w:numFmt w:val="bullet"/>
+      <w:lvlText w:val="o"/>
+      <w:lvlJc w:val="start"/>
+      <w:pPr>
+        <w:tabs>
+          <w:tab w:val="num" w:pos="0"/>
+        </w:tabs>
+        <w:ind w:start="3600" w:hanging="360"/>
+      </w:pPr>
+      <w:rPr>
+        <w:rFonts w:ascii="Courier New" w:hAnsi="Courier New" w:cs="Courier New" w:hint="default"/>
+      </w:rPr>
+    </w:lvl>
+    <w:lvl w:ilvl="5">
+      <w:start w:val="0"/>
+      <w:numFmt w:val="bullet"/>
+      <w:lvlText w:val=""/>
+      <w:lvlJc w:val="start"/>
+      <w:pPr>
+        <w:tabs>
+          <w:tab w:val="num" w:pos="0"/>
+        </w:tabs>
+        <w:ind w:start="4320" w:hanging="360"/>
+      </w:pPr>
+      <w:rPr>
+        <w:rFonts w:ascii="Wingdings" w:hAnsi="Wingdings" w:cs="Wingdings" w:hint="default"/>
+      </w:rPr>
+    </w:lvl>
+    <w:lvl w:ilvl="6">
+      <w:start w:val="0"/>
+      <w:numFmt w:val="bullet"/>
+      <w:lvlText w:val=""/>
+      <w:lvlJc w:val="start"/>
+      <w:pPr>
+        <w:tabs>
+          <w:tab w:val="num" w:pos="0"/>
+        </w:tabs>
+        <w:ind w:start="5040" w:hanging="360"/>
+      </w:pPr>
+      <w:rPr>
+        <w:rFonts w:ascii="Symbol" w:hAnsi="Symbol" w:cs="Symbol" w:hint="default"/>
+      </w:rPr>
+    </w:lvl>
+    <w:lvl w:ilvl="7">
+      <w:start w:val="0"/>
+      <w:numFmt w:val="bullet"/>
+      <w:lvlText w:val="o"/>
+      <w:lvlJc w:val="start"/>
+      <w:pPr>
+        <w:tabs>
+          <w:tab w:val="num" w:pos="0"/>
+        </w:tabs>
+        <w:ind w:start="5760" w:hanging="360"/>
+      </w:pPr>
+      <w:rPr>
+        <w:rFonts w:ascii="Courier New" w:hAnsi="Courier New" w:cs="Courier New" w:hint="default"/>
+      </w:rPr>
+    </w:lvl>
+    <w:lvl w:ilvl="8">
+      <w:start w:val="0"/>
+      <w:numFmt w:val="bullet"/>
+      <w:lvlText w:val=""/>
+      <w:lvlJc w:val="start"/>
+      <w:pPr>
+        <w:tabs>
+          <w:tab w:val="num" w:pos="0"/>
+        </w:tabs>
+        <w:ind w:start="6480" w:hanging="360"/>
+      </w:pPr>
+      <w:rPr>
+        <w:rFonts w:ascii="Wingdings" w:hAnsi="Wingdings" w:cs="Wingdings" w:hint="default"/>
+      </w:rPr>
+    </w:lvl>
+  </w:abstractNum>
+  <w:abstractNum w:abstractNumId="13">
     <w:lvl w:ilvl="0">
       <w:start w:val="1"/>
       <w:numFmt w:val="none"/>
@@ -7296,12 +8919,27 @@
     <w:abstractNumId w:val="8"/>
   </w:num>
   <w:num w:numId="9">
-    <w:abstractNumId w:val="4"/>
+    <w:abstractNumId w:val="9"/>
+  </w:num>
+  <w:num w:numId="10">
+    <w:abstractNumId w:val="10"/>
+  </w:num>
+  <w:num w:numId="11">
+    <w:abstractNumId w:val="11"/>
+  </w:num>
+  <w:num w:numId="12">
+    <w:abstractNumId w:val="12"/>
+  </w:num>
+  <w:num w:numId="13">
+    <w:abstractNumId w:val="13"/>
+  </w:num>
+  <w:num w:numId="14">
+    <w:abstractNumId w:val="10"/>
     <w:lvlOverride w:ilvl="0">
       <w:startOverride w:val="1"/>
     </w:lvlOverride>
   </w:num>
-  <w:num w:numId="10">
+  <w:num w:numId="15">
     <w:abstractNumId w:val="1"/>
     <w:lvlOverride w:ilvl="0">
       <w:lvl w:ilvl="0">
@@ -7482,13 +9120,13 @@
       </w:lvl>
     </w:lvlOverride>
   </w:num>
-  <w:num w:numId="11">
-    <w:abstractNumId w:val="6"/>
+  <w:num w:numId="16">
+    <w:abstractNumId w:val="4"/>
     <w:lvlOverride w:ilvl="0">
       <w:startOverride w:val="1"/>
     </w:lvlOverride>
   </w:num>
-  <w:num w:numId="12">
+  <w:num w:numId="17">
     <w:abstractNumId w:val="1"/>
     <w:lvlOverride w:ilvl="0">
       <w:startOverride w:val="1"/>

--- a/20_experiments/80_workshop/e2/s2/workshop2-2.docx
+++ b/20_experiments/80_workshop/e2/s2/workshop2-2.docx
@@ -8,7 +8,6 @@
         <w:spacing w:before="480" w:after="0"/>
         <w:rPr/>
       </w:pPr>
-      <w:bookmarkStart w:id="0" w:name="X7fc9fe659a2ddf9bc287dedc346b5edd195f883"/>
       <w:r>
         <w:rPr/>
         <w:t>Überblick des Experiments 2 – Ausführung durch Malte Grube</w:t>
@@ -35,7 +34,7 @@
         <w:pStyle w:val="Heading2"/>
         <w:rPr/>
       </w:pPr>
-      <w:bookmarkStart w:id="1" w:name="experimentaufbau"/>
+      <w:bookmarkStart w:id="0" w:name="experimentaufbau"/>
       <w:r>
         <w:rPr/>
         <w:t>Experimentaufbau</w:t>
@@ -88,21 +87,7 @@
           <w:sz w:val="22"/>
           <w:szCs w:val="22"/>
         </w:rPr>
-        <w:t>Zusammenfügen der Informationen aller 7 Layer zu einem Text, welcher in das vorliegende .</w:t>
-      </w:r>
-      <w:r>
-        <w:rPr>
-          <w:sz w:val="22"/>
-          <w:szCs w:val="22"/>
-        </w:rPr>
-        <w:t xml:space="preserve">docx </w:t>
-      </w:r>
-      <w:r>
-        <w:rPr>
-          <w:sz w:val="22"/>
-          <w:szCs w:val="22"/>
-        </w:rPr>
-        <w:t>Dokument integriert wurde</w:t>
+        <w:t>Zusammenfügen der Informationen aller 7 Layer zu einem Text, welcher in das vorliegende .docx Dokument integriert wurde</w:t>
       </w:r>
     </w:p>
     <w:p>
@@ -120,7 +105,23 @@
           <w:sz w:val="22"/>
           <w:szCs w:val="22"/>
         </w:rPr>
-        <w:t>Wertigkeit der</w:t>
+        <w:t>Wertigkeit der Fragen:</w:t>
+      </w:r>
+    </w:p>
+    <w:p>
+      <w:pPr>
+        <w:pStyle w:val="BodyText"/>
+        <w:rPr>
+          <w:sz w:val="22"/>
+          <w:szCs w:val="22"/>
+        </w:rPr>
+      </w:pPr>
+      <w:r>
+        <w:rPr>
+          <w:sz w:val="22"/>
+          <w:szCs w:val="22"/>
+        </w:rPr>
+        <w:t xml:space="preserve">In jede Frage wurde ein bestimmtes Lernziel integriert, an das jeweilige Bloom-Level geknüpft (1/6). Das Einhalten des Lernziels soll mit der </w:t>
       </w:r>
       <w:r>
         <w:rPr>
@@ -129,31 +130,6 @@
           <w:sz w:val="22"/>
           <w:szCs w:val="22"/>
         </w:rPr>
-        <w:t xml:space="preserve"> Fragen:</w:t>
-      </w:r>
-    </w:p>
-    <w:p>
-      <w:pPr>
-        <w:pStyle w:val="BodyText"/>
-        <w:rPr>
-          <w:sz w:val="22"/>
-          <w:szCs w:val="22"/>
-        </w:rPr>
-      </w:pPr>
-      <w:r>
-        <w:rPr>
-          <w:sz w:val="22"/>
-          <w:szCs w:val="22"/>
-        </w:rPr>
-        <w:t xml:space="preserve">In jede Frage wurde ein bestimmtes Lernziel integriert, an das jeweilige Bloom-Level geknüpft (1/6). Das Einhalten des Lernziels soll mit der </w:t>
-      </w:r>
-      <w:r>
-        <w:rPr>
-          <w:b/>
-          <w:bCs/>
-          <w:sz w:val="22"/>
-          <w:szCs w:val="22"/>
-        </w:rPr>
         <w:t>Wertigkeit</w:t>
       </w:r>
       <w:r>
@@ -163,14 +139,13 @@
         </w:rPr>
         <w:t>-Kategorie in der Rubrik bewertet werden. Dies wurde eingebunden, da die Wertigkeit einer Frage ein wichtiger Aspekt der Fragequalität ist, jedoch nicht über eine Zahl allein abgebildet werden kann.</w:t>
       </w:r>
-      <w:bookmarkEnd w:id="1"/>
+      <w:bookmarkEnd w:id="0"/>
     </w:p>
     <w:p>
       <w:pPr>
         <w:pStyle w:val="Heading2"/>
         <w:rPr/>
       </w:pPr>
-      <w:bookmarkStart w:id="2" w:name="anleitung-für-experten"/>
       <w:r>
         <w:rPr/>
         <w:t>Anleitung für Experten</w:t>
@@ -181,7 +156,7 @@
         <w:pStyle w:val="Heading3"/>
         <w:rPr/>
       </w:pPr>
-      <w:bookmarkStart w:id="3" w:name="schritt-1-bewertungskriterien-verstehen"/>
+      <w:bookmarkStart w:id="1" w:name="schritt-1-bewertungskriterien-verstehen"/>
       <w:r>
         <w:rPr/>
         <w:t>Schritt 1: Bewertungskriterien verstehen</w:t>
@@ -226,7 +201,7 @@
         <w:pStyle w:val="Compact"/>
         <w:numPr>
           <w:ilvl w:val="0"/>
-          <w:numId w:val="7"/>
+          <w:numId w:val="3"/>
         </w:numPr>
         <w:rPr>
           <w:sz w:val="22"/>
@@ -255,7 +230,7 @@
         <w:pStyle w:val="Compact"/>
         <w:numPr>
           <w:ilvl w:val="0"/>
-          <w:numId w:val="7"/>
+          <w:numId w:val="3"/>
         </w:numPr>
         <w:rPr>
           <w:sz w:val="22"/>
@@ -284,7 +259,7 @@
         <w:pStyle w:val="Compact"/>
         <w:numPr>
           <w:ilvl w:val="0"/>
-          <w:numId w:val="7"/>
+          <w:numId w:val="3"/>
         </w:numPr>
         <w:rPr>
           <w:sz w:val="22"/>
@@ -313,7 +288,7 @@
         <w:pStyle w:val="Compact"/>
         <w:numPr>
           <w:ilvl w:val="0"/>
-          <w:numId w:val="7"/>
+          <w:numId w:val="3"/>
         </w:numPr>
         <w:rPr>
           <w:sz w:val="22"/>
@@ -342,7 +317,7 @@
         <w:pStyle w:val="Compact"/>
         <w:numPr>
           <w:ilvl w:val="0"/>
-          <w:numId w:val="7"/>
+          <w:numId w:val="3"/>
         </w:numPr>
         <w:rPr>
           <w:sz w:val="22"/>
@@ -364,6 +339,36 @@
           <w:szCs w:val="22"/>
         </w:rPr>
         <w:t xml:space="preserve"> Welches kognitive Level wird in dieser Frage erreicht?</w:t>
+      </w:r>
+    </w:p>
+    <w:p>
+      <w:pPr>
+        <w:pStyle w:val="Compact"/>
+        <w:rPr>
+          <w:sz w:val="22"/>
+          <w:szCs w:val="22"/>
+        </w:rPr>
+      </w:pPr>
+      <w:r>
+        <w:rPr>
+          <w:sz w:val="22"/>
+          <w:szCs w:val="22"/>
+        </w:rPr>
+      </w:r>
+    </w:p>
+    <w:p>
+      <w:pPr>
+        <w:pStyle w:val="Compact"/>
+        <w:rPr>
+          <w:sz w:val="22"/>
+          <w:szCs w:val="22"/>
+        </w:rPr>
+      </w:pPr>
+      <w:r>
+        <w:rPr>
+          <w:sz w:val="22"/>
+          <w:szCs w:val="22"/>
+        </w:rPr>
       </w:r>
     </w:p>
     <w:p>
@@ -419,7 +424,7 @@
         <w:pStyle w:val="Compact"/>
         <w:numPr>
           <w:ilvl w:val="0"/>
-          <w:numId w:val="7"/>
+          <w:numId w:val="3"/>
         </w:numPr>
         <w:rPr>
           <w:sz w:val="22"/>
@@ -448,7 +453,7 @@
         <w:pStyle w:val="Compact"/>
         <w:numPr>
           <w:ilvl w:val="0"/>
-          <w:numId w:val="7"/>
+          <w:numId w:val="3"/>
         </w:numPr>
         <w:rPr>
           <w:sz w:val="22"/>
@@ -477,7 +482,7 @@
         <w:pStyle w:val="Compact"/>
         <w:numPr>
           <w:ilvl w:val="0"/>
-          <w:numId w:val="7"/>
+          <w:numId w:val="3"/>
         </w:numPr>
         <w:rPr>
           <w:sz w:val="22"/>
@@ -500,14 +505,14 @@
         </w:rPr>
         <w:t xml:space="preserve"> Welches kognitive Level wird durch die Antwort umgesetzt?</w:t>
       </w:r>
-      <w:bookmarkEnd w:id="3"/>
+      <w:bookmarkEnd w:id="1"/>
     </w:p>
     <w:p>
       <w:pPr>
         <w:pStyle w:val="Heading3"/>
         <w:rPr/>
       </w:pPr>
-      <w:bookmarkStart w:id="4" w:name="schritt-2-tabellen-struktur-verstehen"/>
+      <w:bookmarkStart w:id="2" w:name="schritt-2-tabellen-struktur-verstehen"/>
       <w:r>
         <w:rPr/>
         <w:t>Schritt 2: Tabellen-Struktur verstehen</w:t>
@@ -534,7 +539,7 @@
         <w:pStyle w:val="Compact"/>
         <w:numPr>
           <w:ilvl w:val="0"/>
-          <w:numId w:val="7"/>
+          <w:numId w:val="3"/>
         </w:numPr>
         <w:rPr>
           <w:sz w:val="22"/>
@@ -554,7 +559,7 @@
         <w:pStyle w:val="Compact"/>
         <w:numPr>
           <w:ilvl w:val="0"/>
-          <w:numId w:val="7"/>
+          <w:numId w:val="3"/>
         </w:numPr>
         <w:rPr>
           <w:sz w:val="22"/>
@@ -574,7 +579,7 @@
         <w:pStyle w:val="Compact"/>
         <w:numPr>
           <w:ilvl w:val="0"/>
-          <w:numId w:val="7"/>
+          <w:numId w:val="3"/>
         </w:numPr>
         <w:rPr/>
       </w:pPr>
@@ -599,7 +604,7 @@
         <w:pStyle w:val="Compact"/>
         <w:numPr>
           <w:ilvl w:val="0"/>
-          <w:numId w:val="7"/>
+          <w:numId w:val="3"/>
         </w:numPr>
         <w:rPr/>
       </w:pPr>
@@ -618,17 +623,1535 @@
         </w:rPr>
         <w:t>: Für zusätzliche Anmerkungen</w:t>
       </w:r>
+      <w:bookmarkEnd w:id="2"/>
+    </w:p>
+    <w:p>
+      <w:pPr>
+        <w:pStyle w:val="Heading3"/>
+        <w:rPr/>
+      </w:pPr>
+      <w:r>
+        <w:rPr/>
+        <w:t>Schritt 3: Bewertung durchführen</w:t>
+      </w:r>
+    </w:p>
+    <w:p>
+      <w:pPr>
+        <w:pStyle w:val="Compact"/>
+        <w:numPr>
+          <w:ilvl w:val="0"/>
+          <w:numId w:val="9"/>
+        </w:numPr>
+        <w:rPr>
+          <w:sz w:val="22"/>
+          <w:szCs w:val="22"/>
+        </w:rPr>
+      </w:pPr>
+      <w:r>
+        <w:rPr>
+          <w:sz w:val="22"/>
+          <w:szCs w:val="22"/>
+        </w:rPr>
+        <w:t>Schauen Sie das Experiment-Dokument an</w:t>
+      </w:r>
+    </w:p>
+    <w:p>
+      <w:pPr>
+        <w:pStyle w:val="Compact"/>
+        <w:numPr>
+          <w:ilvl w:val="0"/>
+          <w:numId w:val="5"/>
+        </w:numPr>
+        <w:rPr>
+          <w:sz w:val="22"/>
+          <w:szCs w:val="22"/>
+        </w:rPr>
+      </w:pPr>
+      <w:r>
+        <w:rPr>
+          <w:sz w:val="22"/>
+          <w:szCs w:val="22"/>
+        </w:rPr>
+        <w:t>Verschaffen Sie sich einen Überblick über die ISO-OSI-Layer-Inhalte durch das Lesen des Textes im Dokument</w:t>
+      </w:r>
+    </w:p>
+    <w:p>
+      <w:pPr>
+        <w:pStyle w:val="Compact"/>
+        <w:numPr>
+          <w:ilvl w:val="0"/>
+          <w:numId w:val="5"/>
+        </w:numPr>
+        <w:rPr>
+          <w:sz w:val="22"/>
+          <w:szCs w:val="22"/>
+        </w:rPr>
+      </w:pPr>
+      <w:r>
+        <w:rPr>
+          <w:sz w:val="22"/>
+          <w:szCs w:val="22"/>
+        </w:rPr>
+        <w:t>Für jedes Fragenkonstrukt:</w:t>
+      </w:r>
+    </w:p>
+    <w:p>
+      <w:pPr>
+        <w:pStyle w:val="Compact"/>
+        <w:numPr>
+          <w:ilvl w:val="1"/>
+          <w:numId w:val="3"/>
+        </w:numPr>
+        <w:rPr>
+          <w:sz w:val="22"/>
+          <w:szCs w:val="22"/>
+        </w:rPr>
+      </w:pPr>
+      <w:r>
+        <w:rPr>
+          <w:sz w:val="22"/>
+          <w:szCs w:val="22"/>
+        </w:rPr>
+        <w:t>Lesen Sie die Frage sorgfältig</w:t>
+      </w:r>
+    </w:p>
+    <w:p>
+      <w:pPr>
+        <w:pStyle w:val="Compact"/>
+        <w:numPr>
+          <w:ilvl w:val="1"/>
+          <w:numId w:val="3"/>
+        </w:numPr>
+        <w:rPr>
+          <w:sz w:val="22"/>
+          <w:szCs w:val="22"/>
+        </w:rPr>
+      </w:pPr>
+      <w:r>
+        <w:rPr>
+          <w:sz w:val="22"/>
+          <w:szCs w:val="22"/>
+        </w:rPr>
+        <w:t>Bewerten Sie nach den 5 Kategorien der Rubrik für die Frage</w:t>
+      </w:r>
+    </w:p>
+    <w:p>
+      <w:pPr>
+        <w:pStyle w:val="Compact"/>
+        <w:numPr>
+          <w:ilvl w:val="1"/>
+          <w:numId w:val="3"/>
+        </w:numPr>
+        <w:rPr>
+          <w:sz w:val="22"/>
+          <w:szCs w:val="22"/>
+        </w:rPr>
+      </w:pPr>
+      <w:r>
+        <w:rPr>
+          <w:sz w:val="22"/>
+          <w:szCs w:val="22"/>
+        </w:rPr>
+        <w:t>Bewerten Sie nach den 3 Kategorien der Rubrik für die Antworten</w:t>
+      </w:r>
+    </w:p>
+    <w:p>
+      <w:pPr>
+        <w:pStyle w:val="Compact"/>
+        <w:numPr>
+          <w:ilvl w:val="1"/>
+          <w:numId w:val="3"/>
+        </w:numPr>
+        <w:rPr>
+          <w:sz w:val="22"/>
+          <w:szCs w:val="22"/>
+        </w:rPr>
+      </w:pPr>
+      <w:r>
+        <w:rPr>
+          <w:sz w:val="22"/>
+          <w:szCs w:val="22"/>
+        </w:rPr>
+        <w:t>Notieren Sie Ihre Bewertungen entsprechend in die Tabelle</w:t>
+      </w:r>
+    </w:p>
+    <w:p>
+      <w:pPr>
+        <w:pStyle w:val="Compact"/>
+        <w:numPr>
+          <w:ilvl w:val="1"/>
+          <w:numId w:val="3"/>
+        </w:numPr>
+        <w:rPr/>
+      </w:pPr>
+      <w:r>
+        <w:rPr>
+          <w:sz w:val="22"/>
+          <w:szCs w:val="22"/>
+        </w:rPr>
+        <w:t xml:space="preserve">Notieren Sie gegebenenfalls problematische Antworten/Antwortoptionen in </w:t>
+      </w:r>
+      <w:r>
+        <w:rPr>
+          <w:rStyle w:val="VerbatimChar"/>
+          <w:sz w:val="22"/>
+          <w:szCs w:val="22"/>
+        </w:rPr>
+        <w:t>answer_problems</w:t>
+      </w:r>
+      <w:r>
+        <w:rPr>
+          <w:sz w:val="22"/>
+          <w:szCs w:val="22"/>
+        </w:rPr>
+        <w:t>, und warum diese problematisch sind</w:t>
+      </w:r>
+    </w:p>
+    <w:p>
+      <w:pPr>
+        <w:pStyle w:val="Compact"/>
+        <w:numPr>
+          <w:ilvl w:val="1"/>
+          <w:numId w:val="3"/>
+        </w:numPr>
+        <w:rPr/>
+      </w:pPr>
+      <w:r>
+        <w:rPr>
+          <w:sz w:val="22"/>
+          <w:szCs w:val="22"/>
+        </w:rPr>
+        <w:t xml:space="preserve">Ergänzen Sie bei Bedarf weitere Kommentare in </w:t>
+      </w:r>
+      <w:r>
+        <w:rPr>
+          <w:rStyle w:val="VerbatimChar"/>
+          <w:sz w:val="22"/>
+          <w:szCs w:val="22"/>
+        </w:rPr>
+        <w:t>comments</w:t>
+      </w:r>
+    </w:p>
+    <w:p>
+      <w:pPr>
+        <w:pStyle w:val="FirstParagraph"/>
+        <w:rPr>
+          <w:sz w:val="22"/>
+          <w:szCs w:val="22"/>
+        </w:rPr>
+      </w:pPr>
+      <w:r>
+        <w:rPr>
+          <w:b/>
+          <w:bCs/>
+          <w:sz w:val="22"/>
+          <w:szCs w:val="22"/>
+        </w:rPr>
+        <w:t>Bewertungsfokus:</w:t>
+      </w:r>
+    </w:p>
+    <w:p>
+      <w:pPr>
+        <w:pStyle w:val="Compact"/>
+        <w:numPr>
+          <w:ilvl w:val="0"/>
+          <w:numId w:val="3"/>
+        </w:numPr>
+        <w:rPr>
+          <w:sz w:val="22"/>
+          <w:szCs w:val="22"/>
+        </w:rPr>
+      </w:pPr>
+      <w:r>
+        <w:rPr>
+          <w:sz w:val="22"/>
+          <w:szCs w:val="22"/>
+        </w:rPr>
+        <w:t>Welches Bloom-Level wird tatsächlich erreicht?</w:t>
+      </w:r>
+    </w:p>
+    <w:p>
+      <w:pPr>
+        <w:pStyle w:val="Compact"/>
+        <w:numPr>
+          <w:ilvl w:val="0"/>
+          <w:numId w:val="3"/>
+        </w:numPr>
+        <w:rPr>
+          <w:sz w:val="22"/>
+          <w:szCs w:val="22"/>
+        </w:rPr>
+      </w:pPr>
+      <w:bookmarkStart w:id="3" w:name="schritt-3-bewertung-durchführen"/>
+      <w:bookmarkStart w:id="4" w:name="anleitung-für-experten"/>
+      <w:r>
+        <w:rPr>
+          <w:sz w:val="22"/>
+          <w:szCs w:val="22"/>
+        </w:rPr>
+        <w:t>Gibt es bestimmte qualitative Unterschiede zwischen MCQ und Open-Ended Fragen?</w:t>
+      </w:r>
+      <w:bookmarkEnd w:id="3"/>
       <w:bookmarkEnd w:id="4"/>
     </w:p>
     <w:p>
       <w:pPr>
-        <w:pStyle w:val="Heading3"/>
-        <w:rPr/>
-      </w:pPr>
-      <w:bookmarkStart w:id="5" w:name="schritt-3-bewertung-durchführen"/>
-      <w:r>
-        <w:rPr/>
-        <w:t>Schritt 3: Bewertung durchführen</w:t>
+        <w:pStyle w:val="Heading2"/>
+        <w:rPr/>
+      </w:pPr>
+      <w:r>
+        <w:rPr/>
+        <w:t>Dankbarkeit</w:t>
+      </w:r>
+    </w:p>
+    <w:p>
+      <w:pPr>
+        <w:pStyle w:val="FirstParagraph"/>
+        <w:rPr>
+          <w:sz w:val="22"/>
+          <w:szCs w:val="22"/>
+        </w:rPr>
+      </w:pPr>
+      <w:bookmarkStart w:id="5" w:name="dankbarkeit"/>
+      <w:bookmarkStart w:id="6" w:name="X7fc9fe659a2ddf9bc287dedc346b5edd195f883"/>
+      <w:r>
+        <w:rPr>
+          <w:sz w:val="22"/>
+          <w:szCs w:val="22"/>
+        </w:rPr>
+        <w:t>Vielen Dank für Ihre Unterstützung bei der Evaluation! Ihre Einschätzungen sind wertvoll für die Forschung.</w:t>
+      </w:r>
+      <w:bookmarkEnd w:id="5"/>
+      <w:bookmarkEnd w:id="6"/>
+    </w:p>
+    <w:p>
+      <w:pPr>
+        <w:pStyle w:val="BodyText"/>
+        <w:bidi w:val="0"/>
+        <w:jc w:val="start"/>
+        <w:rPr/>
+      </w:pPr>
+      <w:r>
+        <w:rPr/>
+      </w:r>
+    </w:p>
+    <w:p>
+      <w:pPr>
+        <w:pStyle w:val="Heading1"/>
+        <w:rPr/>
+      </w:pPr>
+      <w:r>
+        <w:rPr/>
+        <w:t>Bewertungsrubrik für LLM-generierte Fragen</w:t>
+      </w:r>
+    </w:p>
+    <w:p>
+      <w:pPr>
+        <w:pStyle w:val="Heading2"/>
+        <w:rPr/>
+      </w:pPr>
+      <w:r>
+        <w:rPr/>
+        <w:t>Klarheit/Clarity</w:t>
+      </w:r>
+    </w:p>
+    <w:p>
+      <w:pPr>
+        <w:pStyle w:val="FirstParagraph"/>
+        <w:rPr>
+          <w:sz w:val="21"/>
+          <w:szCs w:val="21"/>
+        </w:rPr>
+      </w:pPr>
+      <w:r>
+        <w:rPr>
+          <w:b/>
+          <w:bCs/>
+          <w:sz w:val="21"/>
+          <w:szCs w:val="21"/>
+        </w:rPr>
+        <w:t>Fragestellung:</w:t>
+      </w:r>
+      <w:r>
+        <w:rPr>
+          <w:sz w:val="21"/>
+          <w:szCs w:val="21"/>
+        </w:rPr>
+        <w:t xml:space="preserve"> Wie präzise und inhaltlich eindeutig ist die Frage aus Dozierendenperspektive formuliert? Bewerten Sie auch die inhaltliche Klarheit im Nachhinein für die Beantwortung der Frage.</w:t>
+      </w:r>
+    </w:p>
+    <w:p>
+      <w:pPr>
+        <w:pStyle w:val="BodyText"/>
+        <w:rPr>
+          <w:sz w:val="21"/>
+          <w:szCs w:val="21"/>
+        </w:rPr>
+      </w:pPr>
+      <w:r>
+        <w:rPr>
+          <w:i/>
+          <w:iCs/>
+          <w:sz w:val="21"/>
+          <w:szCs w:val="21"/>
+        </w:rPr>
+        <w:t>Hinweis: Hier geht es um inhaltliche Verständlichkeit und Eindeutigkeit, nicht um sprachliche Formulierungen.</w:t>
+      </w:r>
+    </w:p>
+    <w:p>
+      <w:pPr>
+        <w:pStyle w:val="Compact"/>
+        <w:numPr>
+          <w:ilvl w:val="0"/>
+          <w:numId w:val="2"/>
+        </w:numPr>
+        <w:rPr>
+          <w:sz w:val="21"/>
+          <w:szCs w:val="21"/>
+        </w:rPr>
+      </w:pPr>
+      <w:r>
+        <w:rPr>
+          <w:b/>
+          <w:bCs/>
+          <w:sz w:val="21"/>
+          <w:szCs w:val="21"/>
+        </w:rPr>
+        <w:t>5 - Sehr klar:</w:t>
+      </w:r>
+      <w:r>
+        <w:rPr>
+          <w:sz w:val="21"/>
+          <w:szCs w:val="21"/>
+        </w:rPr>
+        <w:t xml:space="preserve"> Inhaltlich präzise und eindeutig formuliert, keine Mehrdeutigkeiten</w:t>
+      </w:r>
+    </w:p>
+    <w:p>
+      <w:pPr>
+        <w:pStyle w:val="Compact"/>
+        <w:numPr>
+          <w:ilvl w:val="1"/>
+          <w:numId w:val="2"/>
+        </w:numPr>
+        <w:rPr>
+          <w:sz w:val="21"/>
+          <w:szCs w:val="21"/>
+        </w:rPr>
+      </w:pPr>
+      <w:r>
+        <w:rPr>
+          <w:sz w:val="21"/>
+          <w:szCs w:val="21"/>
+        </w:rPr>
+        <w:t>Bsp.: “Nennen Sie die Kernaufgaben des Session Layer und erläutern Sie jeweils deren Funktion.”</w:t>
+      </w:r>
+    </w:p>
+    <w:p>
+      <w:pPr>
+        <w:pStyle w:val="Compact"/>
+        <w:numPr>
+          <w:ilvl w:val="0"/>
+          <w:numId w:val="2"/>
+        </w:numPr>
+        <w:rPr>
+          <w:sz w:val="21"/>
+          <w:szCs w:val="21"/>
+        </w:rPr>
+      </w:pPr>
+      <w:r>
+        <w:rPr>
+          <w:b/>
+          <w:bCs/>
+          <w:sz w:val="21"/>
+          <w:szCs w:val="21"/>
+        </w:rPr>
+        <w:t>4 - Klar:</w:t>
+      </w:r>
+      <w:r>
+        <w:rPr>
+          <w:sz w:val="21"/>
+          <w:szCs w:val="21"/>
+        </w:rPr>
+        <w:t xml:space="preserve"> Inhaltlich verständlich mit minimalen Unklarheiten</w:t>
+      </w:r>
+    </w:p>
+    <w:p>
+      <w:pPr>
+        <w:pStyle w:val="Compact"/>
+        <w:numPr>
+          <w:ilvl w:val="0"/>
+          <w:numId w:val="2"/>
+        </w:numPr>
+        <w:rPr>
+          <w:sz w:val="21"/>
+          <w:szCs w:val="21"/>
+        </w:rPr>
+      </w:pPr>
+      <w:r>
+        <w:rPr>
+          <w:b/>
+          <w:bCs/>
+          <w:sz w:val="21"/>
+          <w:szCs w:val="21"/>
+        </w:rPr>
+        <w:t>3 - Mäßig klar:</w:t>
+      </w:r>
+      <w:r>
+        <w:rPr>
+          <w:sz w:val="21"/>
+          <w:szCs w:val="21"/>
+        </w:rPr>
+        <w:t xml:space="preserve"> Enthält einige inhaltlich unklare Formulierungen</w:t>
+      </w:r>
+    </w:p>
+    <w:p>
+      <w:pPr>
+        <w:pStyle w:val="Compact"/>
+        <w:numPr>
+          <w:ilvl w:val="0"/>
+          <w:numId w:val="2"/>
+        </w:numPr>
+        <w:rPr>
+          <w:sz w:val="21"/>
+          <w:szCs w:val="21"/>
+        </w:rPr>
+      </w:pPr>
+      <w:r>
+        <w:rPr>
+          <w:b/>
+          <w:bCs/>
+          <w:sz w:val="21"/>
+          <w:szCs w:val="21"/>
+        </w:rPr>
+        <w:t>2 - Unklar:</w:t>
+      </w:r>
+      <w:r>
+        <w:rPr>
+          <w:sz w:val="21"/>
+          <w:szCs w:val="21"/>
+        </w:rPr>
+        <w:t xml:space="preserve"> Enthält mehrere mehrdeutige oder verwirrende inhaltliche Elemente</w:t>
+      </w:r>
+    </w:p>
+    <w:p>
+      <w:pPr>
+        <w:pStyle w:val="Compact"/>
+        <w:numPr>
+          <w:ilvl w:val="0"/>
+          <w:numId w:val="2"/>
+        </w:numPr>
+        <w:rPr>
+          <w:sz w:val="21"/>
+          <w:szCs w:val="21"/>
+        </w:rPr>
+      </w:pPr>
+      <w:r>
+        <w:rPr>
+          <w:b/>
+          <w:bCs/>
+          <w:sz w:val="21"/>
+          <w:szCs w:val="21"/>
+        </w:rPr>
+        <w:t>1 - Sehr unklar:</w:t>
+      </w:r>
+      <w:r>
+        <w:rPr>
+          <w:sz w:val="21"/>
+          <w:szCs w:val="21"/>
+        </w:rPr>
+        <w:t xml:space="preserve"> Inhaltlich unverständlich, Fragenintention nicht erkennbar</w:t>
+      </w:r>
+    </w:p>
+    <w:p>
+      <w:pPr>
+        <w:pStyle w:val="Compact"/>
+        <w:numPr>
+          <w:ilvl w:val="1"/>
+          <w:numId w:val="2"/>
+        </w:numPr>
+        <w:rPr>
+          <w:sz w:val="21"/>
+          <w:szCs w:val="21"/>
+        </w:rPr>
+      </w:pPr>
+      <w:bookmarkStart w:id="7" w:name="klarheitclarity"/>
+      <w:r>
+        <w:rPr>
+          <w:sz w:val="21"/>
+          <w:szCs w:val="21"/>
+        </w:rPr>
+        <w:t>Bsp.: “Inwiefern spielt die Schicht eine Rolle bei dem, was passiert, wenn Kommunikation stattfindet?”</w:t>
+      </w:r>
+      <w:bookmarkEnd w:id="7"/>
+    </w:p>
+    <w:p>
+      <w:pPr>
+        <w:pStyle w:val="Heading2"/>
+        <w:rPr/>
+      </w:pPr>
+      <w:r>
+        <w:rPr/>
+        <w:t>Herausforderung/Challenging</w:t>
+      </w:r>
+    </w:p>
+    <w:p>
+      <w:pPr>
+        <w:pStyle w:val="FirstParagraph"/>
+        <w:rPr>
+          <w:sz w:val="21"/>
+          <w:szCs w:val="21"/>
+        </w:rPr>
+      </w:pPr>
+      <w:r>
+        <w:rPr>
+          <w:b/>
+          <w:bCs/>
+          <w:sz w:val="21"/>
+          <w:szCs w:val="21"/>
+        </w:rPr>
+        <w:t>Fragestellung:</w:t>
+      </w:r>
+      <w:r>
+        <w:rPr>
+          <w:sz w:val="21"/>
+          <w:szCs w:val="21"/>
+        </w:rPr>
+        <w:t xml:space="preserve"> Wie viel kognitive Anstrengung erfordert die Beantwortung der Frage aus Studierendenperspektive?</w:t>
+      </w:r>
+    </w:p>
+    <w:p>
+      <w:pPr>
+        <w:pStyle w:val="BodyText"/>
+        <w:rPr>
+          <w:sz w:val="21"/>
+          <w:szCs w:val="21"/>
+        </w:rPr>
+      </w:pPr>
+      <w:r>
+        <w:rPr>
+          <w:i/>
+          <w:iCs/>
+          <w:sz w:val="21"/>
+          <w:szCs w:val="21"/>
+        </w:rPr>
+        <w:t>Hinweis: Nicht die Bloom-Taxonomie als Grundlage nehmen, sondern die tatsächlich benötigte kognitive Last einschätzen.</w:t>
+      </w:r>
+    </w:p>
+    <w:p>
+      <w:pPr>
+        <w:pStyle w:val="Compact"/>
+        <w:numPr>
+          <w:ilvl w:val="0"/>
+          <w:numId w:val="2"/>
+        </w:numPr>
+        <w:rPr>
+          <w:sz w:val="21"/>
+          <w:szCs w:val="21"/>
+        </w:rPr>
+      </w:pPr>
+      <w:r>
+        <w:rPr>
+          <w:b/>
+          <w:bCs/>
+          <w:sz w:val="21"/>
+          <w:szCs w:val="21"/>
+        </w:rPr>
+        <w:t>5 - Sehr herausfordernd:</w:t>
+      </w:r>
+      <w:r>
+        <w:rPr>
+          <w:sz w:val="21"/>
+          <w:szCs w:val="21"/>
+        </w:rPr>
+        <w:t xml:space="preserve"> Erfordert mehrfaches Lesen des gesamten Textes und Verknüpfung vieler Informationen</w:t>
+      </w:r>
+    </w:p>
+    <w:p>
+      <w:pPr>
+        <w:pStyle w:val="Compact"/>
+        <w:numPr>
+          <w:ilvl w:val="1"/>
+          <w:numId w:val="2"/>
+        </w:numPr>
+        <w:rPr>
+          <w:sz w:val="21"/>
+          <w:szCs w:val="21"/>
+        </w:rPr>
+      </w:pPr>
+      <w:r>
+        <w:rPr>
+          <w:sz w:val="21"/>
+          <w:szCs w:val="21"/>
+        </w:rPr>
+        <w:t>Bsp.: “Analysieren Sie, warum Flusssteuerung auf mehreren OSI-Schichten implementiert wird, und bewerten Sie die Notwendigkeit dieser Redundanz.”</w:t>
+      </w:r>
+    </w:p>
+    <w:p>
+      <w:pPr>
+        <w:pStyle w:val="Compact"/>
+        <w:numPr>
+          <w:ilvl w:val="0"/>
+          <w:numId w:val="2"/>
+        </w:numPr>
+        <w:rPr>
+          <w:sz w:val="21"/>
+          <w:szCs w:val="21"/>
+        </w:rPr>
+      </w:pPr>
+      <w:r>
+        <w:rPr>
+          <w:b/>
+          <w:bCs/>
+          <w:sz w:val="21"/>
+          <w:szCs w:val="21"/>
+        </w:rPr>
+        <w:t>4 - Herausfordernd:</w:t>
+      </w:r>
+      <w:r>
+        <w:rPr>
+          <w:sz w:val="21"/>
+          <w:szCs w:val="21"/>
+        </w:rPr>
+        <w:t xml:space="preserve"> Erfordert Zusammenführen von Informationen aus verschiedenen Textabschnitten</w:t>
+      </w:r>
+    </w:p>
+    <w:p>
+      <w:pPr>
+        <w:pStyle w:val="Compact"/>
+        <w:numPr>
+          <w:ilvl w:val="0"/>
+          <w:numId w:val="2"/>
+        </w:numPr>
+        <w:rPr>
+          <w:sz w:val="21"/>
+          <w:szCs w:val="21"/>
+        </w:rPr>
+      </w:pPr>
+      <w:r>
+        <w:rPr>
+          <w:b/>
+          <w:bCs/>
+          <w:sz w:val="21"/>
+          <w:szCs w:val="21"/>
+        </w:rPr>
+        <w:t>3 - Mäßig herausfordernd:</w:t>
+      </w:r>
+      <w:r>
+        <w:rPr>
+          <w:sz w:val="21"/>
+          <w:szCs w:val="21"/>
+        </w:rPr>
+        <w:t xml:space="preserve"> Erfordert Nachdenken und eigenes Formulieren, nicht nur Ablesen</w:t>
+      </w:r>
+    </w:p>
+    <w:p>
+      <w:pPr>
+        <w:pStyle w:val="Compact"/>
+        <w:numPr>
+          <w:ilvl w:val="0"/>
+          <w:numId w:val="2"/>
+        </w:numPr>
+        <w:rPr>
+          <w:sz w:val="21"/>
+          <w:szCs w:val="21"/>
+        </w:rPr>
+      </w:pPr>
+      <w:r>
+        <w:rPr>
+          <w:b/>
+          <w:bCs/>
+          <w:sz w:val="21"/>
+          <w:szCs w:val="21"/>
+        </w:rPr>
+        <w:t>2 - Wenig herausfordernd:</w:t>
+      </w:r>
+      <w:r>
+        <w:rPr>
+          <w:sz w:val="21"/>
+          <w:szCs w:val="21"/>
+        </w:rPr>
+        <w:t xml:space="preserve"> Erfordert gezieltes Suchen und Wiedergeben einer Textstelle</w:t>
+      </w:r>
+    </w:p>
+    <w:p>
+      <w:pPr>
+        <w:pStyle w:val="Compact"/>
+        <w:numPr>
+          <w:ilvl w:val="0"/>
+          <w:numId w:val="2"/>
+        </w:numPr>
+        <w:rPr>
+          <w:sz w:val="21"/>
+          <w:szCs w:val="21"/>
+        </w:rPr>
+      </w:pPr>
+      <w:r>
+        <w:rPr>
+          <w:b/>
+          <w:bCs/>
+          <w:sz w:val="21"/>
+          <w:szCs w:val="21"/>
+        </w:rPr>
+        <w:t>1 - Nicht herausfordernd:</w:t>
+      </w:r>
+      <w:r>
+        <w:rPr>
+          <w:sz w:val="21"/>
+          <w:szCs w:val="21"/>
+        </w:rPr>
+        <w:t xml:space="preserve"> Antwort kann direkt abgelesen oder mit einem Wort beantwortet werden</w:t>
+      </w:r>
+    </w:p>
+    <w:p>
+      <w:pPr>
+        <w:pStyle w:val="Compact"/>
+        <w:numPr>
+          <w:ilvl w:val="1"/>
+          <w:numId w:val="2"/>
+        </w:numPr>
+        <w:rPr>
+          <w:sz w:val="21"/>
+          <w:szCs w:val="21"/>
+        </w:rPr>
+      </w:pPr>
+      <w:bookmarkStart w:id="8" w:name="herausforderungchallenging"/>
+      <w:r>
+        <w:rPr>
+          <w:sz w:val="21"/>
+          <w:szCs w:val="21"/>
+        </w:rPr>
+        <w:t>Bsp.: “Wie viele Kernaufgaben hat der Physical Layer?”</w:t>
+      </w:r>
+      <w:bookmarkEnd w:id="8"/>
+    </w:p>
+    <w:p>
+      <w:pPr>
+        <w:pStyle w:val="Heading2"/>
+        <w:rPr/>
+      </w:pPr>
+      <w:r>
+        <w:rPr/>
+        <w:t>Wertigkeit/Value bzgl. Lernzielintegration</w:t>
+      </w:r>
+    </w:p>
+    <w:p>
+      <w:pPr>
+        <w:pStyle w:val="FirstParagraph"/>
+        <w:rPr>
+          <w:sz w:val="21"/>
+          <w:szCs w:val="21"/>
+        </w:rPr>
+      </w:pPr>
+      <w:r>
+        <w:rPr>
+          <w:b/>
+          <w:bCs/>
+          <w:sz w:val="21"/>
+          <w:szCs w:val="21"/>
+        </w:rPr>
+        <w:t>Fragestellung:</w:t>
+      </w:r>
+      <w:r>
+        <w:rPr>
+          <w:sz w:val="21"/>
+          <w:szCs w:val="21"/>
+        </w:rPr>
+        <w:t xml:space="preserve"> Wie zentral ist das in der Frage behandelte Fachkonzept für das angestrebte Lernziel des Moduls? Nehmen Sie bei der Bewertung die Perspektive der Dozierenden ein.</w:t>
+      </w:r>
+    </w:p>
+    <w:p>
+      <w:pPr>
+        <w:pStyle w:val="BodyText"/>
+        <w:rPr>
+          <w:sz w:val="21"/>
+          <w:szCs w:val="21"/>
+        </w:rPr>
+      </w:pPr>
+      <w:r>
+        <w:rPr>
+          <w:i/>
+          <w:iCs/>
+          <w:sz w:val="21"/>
+          <w:szCs w:val="21"/>
+        </w:rPr>
+        <w:t>Hinweis: Diese Kategorie bewertet, wie gut die Frage dazu beiträgt, das beschriebene Lernziel des Moduls zu erreichen.</w:t>
+      </w:r>
+    </w:p>
+    <w:p>
+      <w:pPr>
+        <w:pStyle w:val="Compact"/>
+        <w:numPr>
+          <w:ilvl w:val="0"/>
+          <w:numId w:val="2"/>
+        </w:numPr>
+        <w:rPr>
+          <w:sz w:val="21"/>
+          <w:szCs w:val="21"/>
+        </w:rPr>
+      </w:pPr>
+      <w:r>
+        <w:rPr>
+          <w:b/>
+          <w:bCs/>
+          <w:sz w:val="21"/>
+          <w:szCs w:val="21"/>
+        </w:rPr>
+        <w:t>5 - Sehr Hoch:</w:t>
+      </w:r>
+      <w:r>
+        <w:rPr>
+          <w:sz w:val="21"/>
+          <w:szCs w:val="21"/>
+        </w:rPr>
+        <w:t xml:space="preserve"> Behandelt Kernkonzept und zentrales Lernziel (hochrelevant)</w:t>
+      </w:r>
+    </w:p>
+    <w:p>
+      <w:pPr>
+        <w:pStyle w:val="Compact"/>
+        <w:numPr>
+          <w:ilvl w:val="1"/>
+          <w:numId w:val="2"/>
+        </w:numPr>
+        <w:rPr>
+          <w:sz w:val="21"/>
+          <w:szCs w:val="21"/>
+        </w:rPr>
+      </w:pPr>
+      <w:r>
+        <w:rPr>
+          <w:sz w:val="21"/>
+          <w:szCs w:val="21"/>
+        </w:rPr>
+        <w:t>Bsp.: “Erklären Sie das Zusammenspiel von Codierung, Transport und Decodierung bei der Übertragung logischer Werte auf physikalischer Ebene.”</w:t>
+      </w:r>
+    </w:p>
+    <w:p>
+      <w:pPr>
+        <w:pStyle w:val="Compact"/>
+        <w:numPr>
+          <w:ilvl w:val="0"/>
+          <w:numId w:val="2"/>
+        </w:numPr>
+        <w:rPr>
+          <w:sz w:val="21"/>
+          <w:szCs w:val="21"/>
+        </w:rPr>
+      </w:pPr>
+      <w:r>
+        <w:rPr>
+          <w:b/>
+          <w:bCs/>
+          <w:sz w:val="21"/>
+          <w:szCs w:val="21"/>
+        </w:rPr>
+        <w:t>4 - Hoch:</w:t>
+      </w:r>
+      <w:r>
+        <w:rPr>
+          <w:sz w:val="21"/>
+          <w:szCs w:val="21"/>
+        </w:rPr>
+        <w:t xml:space="preserve"> Behandelt grundlegendes Konzept zum Lernziel</w:t>
+      </w:r>
+    </w:p>
+    <w:p>
+      <w:pPr>
+        <w:pStyle w:val="Compact"/>
+        <w:numPr>
+          <w:ilvl w:val="0"/>
+          <w:numId w:val="2"/>
+        </w:numPr>
+        <w:rPr>
+          <w:sz w:val="21"/>
+          <w:szCs w:val="21"/>
+        </w:rPr>
+      </w:pPr>
+      <w:r>
+        <w:rPr>
+          <w:b/>
+          <w:bCs/>
+          <w:sz w:val="21"/>
+          <w:szCs w:val="21"/>
+        </w:rPr>
+        <w:t>3 - Mäßig:</w:t>
+      </w:r>
+      <w:r>
+        <w:rPr>
+          <w:sz w:val="21"/>
+          <w:szCs w:val="21"/>
+        </w:rPr>
+        <w:t xml:space="preserve"> Behandelt Grundlagen, die aber nicht direkt zum Lernziel passen (oder gehen darüber hinaus)</w:t>
+      </w:r>
+    </w:p>
+    <w:p>
+      <w:pPr>
+        <w:pStyle w:val="Compact"/>
+        <w:numPr>
+          <w:ilvl w:val="0"/>
+          <w:numId w:val="2"/>
+        </w:numPr>
+        <w:rPr>
+          <w:sz w:val="21"/>
+          <w:szCs w:val="21"/>
+        </w:rPr>
+      </w:pPr>
+      <w:r>
+        <w:rPr>
+          <w:b/>
+          <w:bCs/>
+          <w:sz w:val="21"/>
+          <w:szCs w:val="21"/>
+        </w:rPr>
+        <w:t>2 - Gering:</w:t>
+      </w:r>
+      <w:r>
+        <w:rPr>
+          <w:sz w:val="21"/>
+          <w:szCs w:val="21"/>
+        </w:rPr>
+        <w:t xml:space="preserve"> Fokussiert auf nebensächliches Detail oder ist ineffizient für das Lernziel</w:t>
+      </w:r>
+    </w:p>
+    <w:p>
+      <w:pPr>
+        <w:pStyle w:val="Compact"/>
+        <w:numPr>
+          <w:ilvl w:val="0"/>
+          <w:numId w:val="2"/>
+        </w:numPr>
+        <w:rPr>
+          <w:sz w:val="21"/>
+          <w:szCs w:val="21"/>
+        </w:rPr>
+      </w:pPr>
+      <w:r>
+        <w:rPr>
+          <w:b/>
+          <w:bCs/>
+          <w:sz w:val="21"/>
+          <w:szCs w:val="21"/>
+        </w:rPr>
+        <w:t>1 - Nicht vorhanden:</w:t>
+      </w:r>
+      <w:r>
+        <w:rPr>
+          <w:sz w:val="21"/>
+          <w:szCs w:val="21"/>
+        </w:rPr>
+        <w:t xml:space="preserve"> Passt gar nicht zum Lernziel</w:t>
+      </w:r>
+    </w:p>
+    <w:p>
+      <w:pPr>
+        <w:pStyle w:val="Compact"/>
+        <w:numPr>
+          <w:ilvl w:val="1"/>
+          <w:numId w:val="2"/>
+        </w:numPr>
+        <w:rPr>
+          <w:sz w:val="21"/>
+          <w:szCs w:val="21"/>
+        </w:rPr>
+      </w:pPr>
+      <w:bookmarkStart w:id="9" w:name="Xc726736414fc4f5118f498bc21832f0e03ad1b3"/>
+      <w:r>
+        <w:rPr>
+          <w:sz w:val="21"/>
+          <w:szCs w:val="21"/>
+        </w:rPr>
+        <w:t>Bsp.: “Nennen Sie ein Beispiel für ein Kabel, das zur Datenübertragung verwendet werden kann.”</w:t>
+      </w:r>
+      <w:bookmarkEnd w:id="9"/>
+    </w:p>
+    <w:p>
+      <w:pPr>
+        <w:pStyle w:val="Heading2"/>
+        <w:rPr/>
+      </w:pPr>
+      <w:r>
+        <w:rPr/>
+        <w:t>Sprachqualität/Language</w:t>
+      </w:r>
+    </w:p>
+    <w:p>
+      <w:pPr>
+        <w:pStyle w:val="FirstParagraph"/>
+        <w:rPr>
+          <w:sz w:val="21"/>
+          <w:szCs w:val="21"/>
+        </w:rPr>
+      </w:pPr>
+      <w:r>
+        <w:rPr>
+          <w:b/>
+          <w:bCs/>
+          <w:sz w:val="21"/>
+          <w:szCs w:val="21"/>
+        </w:rPr>
+        <w:t>Fragestellung:</w:t>
+      </w:r>
+      <w:r>
+        <w:rPr>
+          <w:sz w:val="21"/>
+          <w:szCs w:val="21"/>
+        </w:rPr>
+        <w:t xml:space="preserve"> Wie angemessen ist aus Dozierendenperspektive die sprachliche Formulierung hinsichtlich Grammatik und Verständlichkeit? Bewerten Sie auch die sprachliche Präzision im Nachhinein für die Beantwortung der Frage.</w:t>
+      </w:r>
+    </w:p>
+    <w:p>
+      <w:pPr>
+        <w:pStyle w:val="BodyText"/>
+        <w:rPr>
+          <w:sz w:val="21"/>
+          <w:szCs w:val="21"/>
+        </w:rPr>
+      </w:pPr>
+      <w:r>
+        <w:rPr>
+          <w:i/>
+          <w:iCs/>
+          <w:sz w:val="21"/>
+          <w:szCs w:val="21"/>
+        </w:rPr>
+        <w:t>Hinweis: Hier geht es ausschließlich um die sprachliche Form und Präzision, nicht um den Inhalt.</w:t>
+      </w:r>
+    </w:p>
+    <w:p>
+      <w:pPr>
+        <w:pStyle w:val="Compact"/>
+        <w:numPr>
+          <w:ilvl w:val="0"/>
+          <w:numId w:val="2"/>
+        </w:numPr>
+        <w:rPr>
+          <w:sz w:val="21"/>
+          <w:szCs w:val="21"/>
+        </w:rPr>
+      </w:pPr>
+      <w:r>
+        <w:rPr>
+          <w:b/>
+          <w:bCs/>
+          <w:sz w:val="21"/>
+          <w:szCs w:val="21"/>
+        </w:rPr>
+        <w:t>5 - Ausgezeichnet:</w:t>
+      </w:r>
+      <w:r>
+        <w:rPr>
+          <w:sz w:val="21"/>
+          <w:szCs w:val="21"/>
+        </w:rPr>
+        <w:t xml:space="preserve"> Präzise, angemessen, gut verständlich</w:t>
+      </w:r>
+    </w:p>
+    <w:p>
+      <w:pPr>
+        <w:pStyle w:val="Compact"/>
+        <w:numPr>
+          <w:ilvl w:val="1"/>
+          <w:numId w:val="2"/>
+        </w:numPr>
+        <w:rPr>
+          <w:sz w:val="21"/>
+          <w:szCs w:val="21"/>
+        </w:rPr>
+      </w:pPr>
+      <w:r>
+        <w:rPr>
+          <w:sz w:val="21"/>
+          <w:szCs w:val="21"/>
+        </w:rPr>
+        <w:t>Bsp.: “Ermitteln Sie, welche OSI-Schicht für das Setzen von Synchronisationspunkten verantwortlich ist, und erläutern Sie deren Zweck.”</w:t>
+      </w:r>
+    </w:p>
+    <w:p>
+      <w:pPr>
+        <w:pStyle w:val="Compact"/>
+        <w:numPr>
+          <w:ilvl w:val="0"/>
+          <w:numId w:val="2"/>
+        </w:numPr>
+        <w:rPr>
+          <w:sz w:val="21"/>
+          <w:szCs w:val="21"/>
+        </w:rPr>
+      </w:pPr>
+      <w:r>
+        <w:rPr>
+          <w:b/>
+          <w:bCs/>
+          <w:sz w:val="21"/>
+          <w:szCs w:val="21"/>
+        </w:rPr>
+        <w:t>4 - Gut:</w:t>
+      </w:r>
+      <w:r>
+        <w:rPr>
+          <w:sz w:val="21"/>
+          <w:szCs w:val="21"/>
+        </w:rPr>
+        <w:t xml:space="preserve"> Verständlich mit kleinen Schwächen</w:t>
+      </w:r>
+    </w:p>
+    <w:p>
+      <w:pPr>
+        <w:pStyle w:val="Compact"/>
+        <w:numPr>
+          <w:ilvl w:val="0"/>
+          <w:numId w:val="2"/>
+        </w:numPr>
+        <w:rPr>
+          <w:sz w:val="21"/>
+          <w:szCs w:val="21"/>
+        </w:rPr>
+      </w:pPr>
+      <w:r>
+        <w:rPr>
+          <w:b/>
+          <w:bCs/>
+          <w:sz w:val="21"/>
+          <w:szCs w:val="21"/>
+        </w:rPr>
+        <w:t>3 - Befriedigend:</w:t>
+      </w:r>
+      <w:r>
+        <w:rPr>
+          <w:sz w:val="21"/>
+          <w:szCs w:val="21"/>
+        </w:rPr>
+        <w:t xml:space="preserve"> Umständlich oder unpräzise</w:t>
+      </w:r>
+    </w:p>
+    <w:p>
+      <w:pPr>
+        <w:pStyle w:val="Compact"/>
+        <w:numPr>
+          <w:ilvl w:val="0"/>
+          <w:numId w:val="2"/>
+        </w:numPr>
+        <w:rPr>
+          <w:sz w:val="21"/>
+          <w:szCs w:val="21"/>
+        </w:rPr>
+      </w:pPr>
+      <w:r>
+        <w:rPr>
+          <w:b/>
+          <w:bCs/>
+          <w:sz w:val="21"/>
+          <w:szCs w:val="21"/>
+        </w:rPr>
+        <w:t>2 - Mangelhaft:</w:t>
+      </w:r>
+      <w:r>
+        <w:rPr>
+          <w:sz w:val="21"/>
+          <w:szCs w:val="21"/>
+        </w:rPr>
+        <w:t xml:space="preserve"> Schwerfällig, weitschweifig oder unnötig komplex</w:t>
+      </w:r>
+    </w:p>
+    <w:p>
+      <w:pPr>
+        <w:pStyle w:val="Compact"/>
+        <w:numPr>
+          <w:ilvl w:val="0"/>
+          <w:numId w:val="2"/>
+        </w:numPr>
+        <w:rPr>
+          <w:sz w:val="21"/>
+          <w:szCs w:val="21"/>
+        </w:rPr>
+      </w:pPr>
+      <w:r>
+        <w:rPr>
+          <w:b/>
+          <w:bCs/>
+          <w:sz w:val="21"/>
+          <w:szCs w:val="21"/>
+        </w:rPr>
+        <w:t>1 - Ungenügend:</w:t>
+      </w:r>
+      <w:r>
+        <w:rPr>
+          <w:sz w:val="21"/>
+          <w:szCs w:val="21"/>
+        </w:rPr>
+        <w:t xml:space="preserve"> Gar nicht verständlich</w:t>
+      </w:r>
+    </w:p>
+    <w:p>
+      <w:pPr>
+        <w:pStyle w:val="Compact"/>
+        <w:numPr>
+          <w:ilvl w:val="1"/>
+          <w:numId w:val="2"/>
+        </w:numPr>
+        <w:rPr>
+          <w:sz w:val="21"/>
+          <w:szCs w:val="21"/>
+        </w:rPr>
+      </w:pPr>
+      <w:bookmarkStart w:id="10" w:name="sprachqualitätlanguage"/>
+      <w:r>
+        <w:rPr>
+          <w:sz w:val="21"/>
+          <w:szCs w:val="21"/>
+        </w:rPr>
+        <w:t>Bsp.: “Im Kontext der vielschichtigen und diversen Betrachtungsweise der Aufgabenbereiche, die dem Physical Layer im Rahmen des OSI-Referenzmodells zugeschrieben werden können, erläutern Sie diese unter Berücksichtigung relevanter Aspekte.”</w:t>
+      </w:r>
+      <w:bookmarkEnd w:id="10"/>
+    </w:p>
+    <w:p>
+      <w:pPr>
+        <w:pStyle w:val="Heading2"/>
+        <w:rPr/>
+      </w:pPr>
+      <w:r>
+        <w:rPr/>
+        <w:t>Bloom’s Level (Stufen 1-6)</w:t>
+      </w:r>
+    </w:p>
+    <w:p>
+      <w:pPr>
+        <w:pStyle w:val="FirstParagraph"/>
+        <w:rPr>
+          <w:sz w:val="21"/>
+          <w:szCs w:val="21"/>
+        </w:rPr>
+      </w:pPr>
+      <w:r>
+        <w:rPr>
+          <w:b/>
+          <w:bCs/>
+          <w:sz w:val="21"/>
+          <w:szCs w:val="21"/>
+        </w:rPr>
+        <w:t>Fragestellung:</w:t>
+      </w:r>
+      <w:r>
+        <w:rPr>
+          <w:sz w:val="21"/>
+          <w:szCs w:val="21"/>
+        </w:rPr>
+        <w:t xml:space="preserve"> Welche kognitive Stufe der Bloom’schen Taxonomie wird aus Dozierendenperspektive durch die Frage angesprochen? Bewerten Sie auch das Level im Nachhinein für die Beantwortung der Frage.</w:t>
+      </w:r>
+    </w:p>
+    <w:p>
+      <w:pPr>
+        <w:pStyle w:val="BodyText"/>
+        <w:rPr>
+          <w:sz w:val="21"/>
+          <w:szCs w:val="21"/>
+        </w:rPr>
+      </w:pPr>
+      <w:r>
+        <w:rPr>
+          <w:i/>
+          <w:iCs/>
+          <w:sz w:val="21"/>
+          <w:szCs w:val="21"/>
+        </w:rPr>
+        <w:t>Hinweis: Es kann eine Diskrepanz zwischen dem Bloom-Level der Frage und dem der Antwort vorliegen. Deswegen müssen beide Bestandteile bewertet werden.</w:t>
+      </w:r>
+    </w:p>
+    <w:p>
+      <w:pPr>
+        <w:pStyle w:val="Compact"/>
+        <w:numPr>
+          <w:ilvl w:val="0"/>
+          <w:numId w:val="10"/>
+        </w:numPr>
+        <w:rPr>
+          <w:sz w:val="21"/>
+          <w:szCs w:val="21"/>
+        </w:rPr>
+      </w:pPr>
+      <w:r>
+        <w:rPr>
+          <w:b/>
+          <w:bCs/>
+          <w:sz w:val="21"/>
+          <w:szCs w:val="21"/>
+        </w:rPr>
+        <w:t>Remembering:</w:t>
+      </w:r>
+      <w:r>
+        <w:rPr>
+          <w:sz w:val="21"/>
+          <w:szCs w:val="21"/>
+        </w:rPr>
+        <w:t xml:space="preserve"> Abruf relevanten Wissens aus dem Langzeitgedächtnis, indem der Schwerpunkt auf dem Erkennen und Erinnern von Fakten liegt.</w:t>
+      </w:r>
+    </w:p>
+    <w:p>
+      <w:pPr>
+        <w:pStyle w:val="Compact"/>
+        <w:numPr>
+          <w:ilvl w:val="1"/>
+          <w:numId w:val="2"/>
+        </w:numPr>
+        <w:rPr>
+          <w:sz w:val="21"/>
+          <w:szCs w:val="21"/>
+        </w:rPr>
+      </w:pPr>
+      <w:r>
+        <w:rPr>
+          <w:sz w:val="21"/>
+          <w:szCs w:val="21"/>
+        </w:rPr>
+        <w:t>Verben: Definieren, beschreiben, aufzählen, identifizieren, auflisten, zuordnen, benennen, skizzieren, zitieren, auswählen</w:t>
+      </w:r>
+    </w:p>
+    <w:p>
+      <w:pPr>
+        <w:pStyle w:val="Compact"/>
+        <w:numPr>
+          <w:ilvl w:val="0"/>
+          <w:numId w:val="11"/>
+        </w:numPr>
+        <w:rPr>
+          <w:sz w:val="21"/>
+          <w:szCs w:val="21"/>
+        </w:rPr>
+      </w:pPr>
+      <w:r>
+        <w:rPr>
+          <w:b/>
+          <w:bCs/>
+          <w:sz w:val="21"/>
+          <w:szCs w:val="21"/>
+        </w:rPr>
+        <w:t>Understanding:</w:t>
+      </w:r>
+      <w:r>
+        <w:rPr>
+          <w:sz w:val="21"/>
+          <w:szCs w:val="21"/>
+        </w:rPr>
+        <w:t xml:space="preserve"> Erkennen der Bedeutung von Anweisungen, z.B. mündlicher, schriftlicher und grafischer Kommunikation.</w:t>
+      </w:r>
+    </w:p>
+    <w:p>
+      <w:pPr>
+        <w:pStyle w:val="Compact"/>
+        <w:numPr>
+          <w:ilvl w:val="1"/>
+          <w:numId w:val="2"/>
+        </w:numPr>
+        <w:rPr>
+          <w:sz w:val="21"/>
+          <w:szCs w:val="21"/>
+        </w:rPr>
+      </w:pPr>
+      <w:r>
+        <w:rPr>
+          <w:sz w:val="21"/>
+          <w:szCs w:val="21"/>
+        </w:rPr>
+        <w:t>Verben: Klarstellen, klassifizieren, vergleichen, gegenüberstellen, detaillieren, erklären, umschreiben, neu schreiben, zusammenfassen, übersetzen</w:t>
+      </w:r>
+    </w:p>
+    <w:p>
+      <w:pPr>
+        <w:pStyle w:val="Compact"/>
+        <w:numPr>
+          <w:ilvl w:val="0"/>
+          <w:numId w:val="12"/>
+        </w:numPr>
+        <w:rPr>
+          <w:sz w:val="21"/>
+          <w:szCs w:val="21"/>
+        </w:rPr>
+      </w:pPr>
+      <w:r>
+        <w:rPr>
+          <w:b/>
+          <w:bCs/>
+          <w:sz w:val="21"/>
+          <w:szCs w:val="21"/>
+        </w:rPr>
+        <w:t>Applying:</w:t>
+      </w:r>
+      <w:r>
+        <w:rPr>
+          <w:sz w:val="21"/>
+          <w:szCs w:val="21"/>
+        </w:rPr>
+        <w:t xml:space="preserve"> Durchführen oder Anwenden eines Verfahrens in einer bestimmten Situation.</w:t>
+      </w:r>
+    </w:p>
+    <w:p>
+      <w:pPr>
+        <w:pStyle w:val="Compact"/>
+        <w:numPr>
+          <w:ilvl w:val="1"/>
+          <w:numId w:val="2"/>
+        </w:numPr>
+        <w:rPr>
+          <w:sz w:val="21"/>
+          <w:szCs w:val="21"/>
+        </w:rPr>
+      </w:pPr>
+      <w:r>
+        <w:rPr>
+          <w:sz w:val="21"/>
+          <w:szCs w:val="21"/>
+        </w:rPr>
+        <w:t>Verben: Anwenden, Berechnen, Vorführen, Ermitteln, Untersuchen, Veranschaulichen, Verändern, Simulieren, Lösen, Nutzen</w:t>
+      </w:r>
+    </w:p>
+    <w:p>
+      <w:pPr>
+        <w:pStyle w:val="Compact"/>
+        <w:numPr>
+          <w:ilvl w:val="0"/>
+          <w:numId w:val="13"/>
+        </w:numPr>
+        <w:rPr>
+          <w:sz w:val="21"/>
+          <w:szCs w:val="21"/>
+        </w:rPr>
+      </w:pPr>
+      <w:r>
+        <w:rPr>
+          <w:b/>
+          <w:bCs/>
+          <w:sz w:val="21"/>
+          <w:szCs w:val="21"/>
+        </w:rPr>
+        <w:t>Analyzing:</w:t>
+      </w:r>
+      <w:r>
+        <w:rPr>
+          <w:sz w:val="21"/>
+          <w:szCs w:val="21"/>
+        </w:rPr>
+        <w:t xml:space="preserve"> Zerlegung von Material in seine Bestandteile und Bestimmung ihrer Beziehungen zueinander oder zu einer Gesamtstruktur oder einem Gesamtzweck.</w:t>
+      </w:r>
+    </w:p>
+    <w:p>
+      <w:pPr>
+        <w:pStyle w:val="Compact"/>
+        <w:numPr>
+          <w:ilvl w:val="1"/>
+          <w:numId w:val="2"/>
+        </w:numPr>
+        <w:rPr>
+          <w:sz w:val="21"/>
+          <w:szCs w:val="21"/>
+        </w:rPr>
+      </w:pPr>
+      <w:r>
+        <w:rPr>
+          <w:sz w:val="21"/>
+          <w:szCs w:val="21"/>
+        </w:rPr>
+        <w:t>Verben: Analysieren, zerlegen, erkennen, differenzieren, unterscheiden, prüfen, untersuchen, optimieren, in Beziehung setzen, trennen</w:t>
       </w:r>
     </w:p>
     <w:p>
@@ -639,16 +2162,45 @@
           <w:numId w:val="14"/>
         </w:numPr>
         <w:rPr>
-          <w:sz w:val="22"/>
-          <w:szCs w:val="22"/>
-        </w:rPr>
-      </w:pPr>
-      <w:r>
-        <w:rPr>
-          <w:sz w:val="22"/>
-          <w:szCs w:val="22"/>
-        </w:rPr>
-        <w:t>Schauen Sie das Experiment-Dokument an</w:t>
+          <w:sz w:val="21"/>
+          <w:szCs w:val="21"/>
+        </w:rPr>
+      </w:pPr>
+      <w:r>
+        <w:rPr>
+          <w:b/>
+          <w:bCs/>
+          <w:sz w:val="21"/>
+          <w:szCs w:val="21"/>
+        </w:rPr>
+        <w:t>Evaluating:</w:t>
+      </w:r>
+      <w:r>
+        <w:rPr>
+          <w:sz w:val="21"/>
+          <w:szCs w:val="21"/>
+        </w:rPr>
+        <w:t xml:space="preserve"> Urteile auf der Grundlage etablierter Kriterien und Standards fällen.</w:t>
+      </w:r>
+    </w:p>
+    <w:p>
+      <w:pPr>
+        <w:pStyle w:val="Compact"/>
+        <w:numPr>
+          <w:ilvl w:val="1"/>
+          <w:numId w:val="2"/>
+        </w:numPr>
+        <w:rPr>
+          <w:sz w:val="21"/>
+          <w:szCs w:val="21"/>
+        </w:rPr>
+      </w:pPr>
+      <w:r>
+        <w:rPr>
+          <w:sz w:val="21"/>
+          <w:szCs w:val="21"/>
+        </w:rPr>
+        <w:t>Verben: Bewerten, schlussfolgern, kritisieren, verteidigen, bewerten, benoten, interpretieren, beurteilen, begründen, überprüfen</w:t>
       </w:r>
     </w:p>
     <w:p>
@@ -656,19 +2208,177 @@
         <w:pStyle w:val="Compact"/>
         <w:numPr>
           <w:ilvl w:val="0"/>
-          <w:numId w:val="10"/>
+          <w:numId w:val="15"/>
         </w:numPr>
         <w:rPr>
-          <w:sz w:val="22"/>
-          <w:szCs w:val="22"/>
-        </w:rPr>
-      </w:pPr>
-      <w:r>
-        <w:rPr>
-          <w:sz w:val="22"/>
-          <w:szCs w:val="22"/>
-        </w:rPr>
-        <w:t>Verschaffen Sie sich einen Überblick über die ISO-OSI-Layer-Inhalte durch das Lesen des Textes im Dokument</w:t>
+          <w:sz w:val="21"/>
+          <w:szCs w:val="21"/>
+        </w:rPr>
+      </w:pPr>
+      <w:r>
+        <w:rPr>
+          <w:b/>
+          <w:bCs/>
+          <w:sz w:val="21"/>
+          <w:szCs w:val="21"/>
+        </w:rPr>
+        <w:t>Creating:</w:t>
+      </w:r>
+      <w:r>
+        <w:rPr>
+          <w:sz w:val="21"/>
+          <w:szCs w:val="21"/>
+        </w:rPr>
+        <w:t xml:space="preserve"> Zusammenfügen oder Neuorganisieren von Elementen zu einem zusammenhängenden Ganzen.</w:t>
+      </w:r>
+    </w:p>
+    <w:p>
+      <w:pPr>
+        <w:pStyle w:val="Compact"/>
+        <w:numPr>
+          <w:ilvl w:val="1"/>
+          <w:numId w:val="2"/>
+        </w:numPr>
+        <w:rPr>
+          <w:sz w:val="21"/>
+          <w:szCs w:val="21"/>
+        </w:rPr>
+      </w:pPr>
+      <w:bookmarkStart w:id="11" w:name="blooms-level-stufen-1-6"/>
+      <w:bookmarkStart w:id="12" w:name="X5adecf790d361ef61a0e462edd7ab013df4437a"/>
+      <w:r>
+        <w:rPr>
+          <w:sz w:val="21"/>
+          <w:szCs w:val="21"/>
+        </w:rPr>
+        <w:t>Verben: Zusammenstellen, codieren, kompilieren, konstruieren, erstellen, entwerfen, entwickeln, erweitern, verbessern, reorganisieren</w:t>
+      </w:r>
+      <w:bookmarkEnd w:id="11"/>
+      <w:bookmarkEnd w:id="12"/>
+    </w:p>
+    <w:p>
+      <w:pPr>
+        <w:pStyle w:val="Compact"/>
+        <w:bidi w:val="0"/>
+        <w:jc w:val="start"/>
+        <w:rPr/>
+      </w:pPr>
+      <w:r>
+        <w:rPr/>
+      </w:r>
+    </w:p>
+    <w:p>
+      <w:pPr>
+        <w:pStyle w:val="Compact"/>
+        <w:bidi w:val="0"/>
+        <w:jc w:val="start"/>
+        <w:rPr/>
+      </w:pPr>
+      <w:r>
+        <w:rPr/>
+      </w:r>
+    </w:p>
+    <w:p>
+      <w:pPr>
+        <w:pStyle w:val="Compact"/>
+        <w:bidi w:val="0"/>
+        <w:jc w:val="start"/>
+        <w:rPr/>
+      </w:pPr>
+      <w:r>
+        <w:rPr/>
+      </w:r>
+    </w:p>
+    <w:p>
+      <w:pPr>
+        <w:pStyle w:val="Heading2"/>
+        <w:bidi w:val="0"/>
+        <w:jc w:val="start"/>
+        <w:rPr/>
+      </w:pPr>
+      <w:r>
+        <w:rPr/>
+        <w:t>Multiple-Choice Question</w:t>
+      </w:r>
+    </w:p>
+    <w:p>
+      <w:pPr>
+        <w:pStyle w:val="Heading3"/>
+        <w:bidi w:val="0"/>
+        <w:jc w:val="start"/>
+        <w:rPr/>
+      </w:pPr>
+      <w:r>
+        <w:rPr/>
+        <w:t>Lernziel</w:t>
+      </w:r>
+    </w:p>
+    <w:p>
+      <w:pPr>
+        <w:pStyle w:val="FirstParagraph"/>
+        <w:bidi w:val="0"/>
+        <w:jc w:val="start"/>
+        <w:rPr>
+          <w:sz w:val="22"/>
+          <w:szCs w:val="22"/>
+        </w:rPr>
+      </w:pPr>
+      <w:bookmarkStart w:id="13" w:name="lernziel"/>
+      <w:r>
+        <w:rPr>
+          <w:sz w:val="22"/>
+          <w:szCs w:val="22"/>
+        </w:rPr>
+        <w:t>Die Studierenden können die Konzepte der einzelnen Schichten auf konkrete Beispiele anwenden, indem sie Kommunikationsvorgänge der korrekten Schicht zuordnen</w:t>
+      </w:r>
+      <w:bookmarkEnd w:id="13"/>
+    </w:p>
+    <w:p>
+      <w:pPr>
+        <w:pStyle w:val="Heading3"/>
+        <w:bidi w:val="0"/>
+        <w:jc w:val="start"/>
+        <w:rPr/>
+      </w:pPr>
+      <w:r>
+        <w:rPr/>
+        <w:t>Formulierte Frage</w:t>
+      </w:r>
+    </w:p>
+    <w:p>
+      <w:pPr>
+        <w:pStyle w:val="FirstParagraph"/>
+        <w:bidi w:val="0"/>
+        <w:jc w:val="start"/>
+        <w:rPr>
+          <w:sz w:val="22"/>
+          <w:szCs w:val="22"/>
+        </w:rPr>
+      </w:pPr>
+      <w:r>
+        <w:rPr>
+          <w:sz w:val="22"/>
+          <w:szCs w:val="22"/>
+        </w:rPr>
+        <w:t>Frage: Ermitteln Sie, welche Schichten des Modells Adressierung als Kernaufgabe ausführen.</w:t>
+      </w:r>
+    </w:p>
+    <w:p>
+      <w:pPr>
+        <w:pStyle w:val="BodyText"/>
+        <w:bidi w:val="0"/>
+        <w:jc w:val="start"/>
+        <w:rPr>
+          <w:sz w:val="22"/>
+          <w:szCs w:val="22"/>
+        </w:rPr>
+      </w:pPr>
+      <w:r>
+        <w:rPr>
+          <w:sz w:val="22"/>
+          <w:szCs w:val="22"/>
+        </w:rPr>
+        <w:t>Antwortmöglichkeiten:</w:t>
       </w:r>
     </w:p>
     <w:p>
@@ -676,322 +2386,21 @@
         <w:pStyle w:val="Compact"/>
         <w:numPr>
           <w:ilvl w:val="0"/>
-          <w:numId w:val="10"/>
+          <w:numId w:val="16"/>
         </w:numPr>
-        <w:rPr>
-          <w:sz w:val="22"/>
-          <w:szCs w:val="22"/>
-        </w:rPr>
-      </w:pPr>
-      <w:r>
-        <w:rPr>
-          <w:sz w:val="22"/>
-          <w:szCs w:val="22"/>
-        </w:rPr>
-        <w:t>Für jedes Fragenkonstrukt:</w:t>
-      </w:r>
-    </w:p>
-    <w:p>
-      <w:pPr>
-        <w:pStyle w:val="Compact"/>
-        <w:numPr>
-          <w:ilvl w:val="1"/>
-          <w:numId w:val="7"/>
-        </w:numPr>
-        <w:rPr>
-          <w:sz w:val="22"/>
-          <w:szCs w:val="22"/>
-        </w:rPr>
-      </w:pPr>
-      <w:r>
-        <w:rPr>
-          <w:sz w:val="22"/>
-          <w:szCs w:val="22"/>
-        </w:rPr>
-        <w:t>Lesen Sie die Frage sorgfältig</w:t>
-      </w:r>
-    </w:p>
-    <w:p>
-      <w:pPr>
-        <w:pStyle w:val="Compact"/>
-        <w:numPr>
-          <w:ilvl w:val="1"/>
-          <w:numId w:val="7"/>
-        </w:numPr>
-        <w:rPr>
-          <w:sz w:val="22"/>
-          <w:szCs w:val="22"/>
-        </w:rPr>
-      </w:pPr>
-      <w:r>
-        <w:rPr>
-          <w:sz w:val="22"/>
-          <w:szCs w:val="22"/>
-        </w:rPr>
-        <w:t>Bewerten Sie nach den 5 Kategorien der Rubrik für die Frage</w:t>
-      </w:r>
-    </w:p>
-    <w:p>
-      <w:pPr>
-        <w:pStyle w:val="Compact"/>
-        <w:numPr>
-          <w:ilvl w:val="1"/>
-          <w:numId w:val="7"/>
-        </w:numPr>
-        <w:rPr>
-          <w:sz w:val="22"/>
-          <w:szCs w:val="22"/>
-        </w:rPr>
-      </w:pPr>
-      <w:r>
-        <w:rPr>
-          <w:sz w:val="22"/>
-          <w:szCs w:val="22"/>
-        </w:rPr>
-        <w:t>Bewerten Sie nach den 3 Kategorien der Rubrik für die Antworten</w:t>
-      </w:r>
-    </w:p>
-    <w:p>
-      <w:pPr>
-        <w:pStyle w:val="Compact"/>
-        <w:numPr>
-          <w:ilvl w:val="1"/>
-          <w:numId w:val="7"/>
-        </w:numPr>
-        <w:rPr>
-          <w:sz w:val="22"/>
-          <w:szCs w:val="22"/>
-        </w:rPr>
-      </w:pPr>
-      <w:r>
-        <w:rPr>
-          <w:sz w:val="22"/>
-          <w:szCs w:val="22"/>
-        </w:rPr>
-        <w:t>Notieren Sie Ihre Bewertungen entsprechend in die Tabelle</w:t>
-      </w:r>
-    </w:p>
-    <w:p>
-      <w:pPr>
-        <w:pStyle w:val="Compact"/>
-        <w:numPr>
-          <w:ilvl w:val="1"/>
-          <w:numId w:val="7"/>
-        </w:numPr>
-        <w:rPr/>
-      </w:pPr>
-      <w:r>
-        <w:rPr>
-          <w:sz w:val="22"/>
-          <w:szCs w:val="22"/>
-        </w:rPr>
-        <w:t xml:space="preserve">Notieren Sie gegebenenfalls problematische Antworten/Antwortoptionen in </w:t>
-      </w:r>
-      <w:r>
-        <w:rPr>
-          <w:rStyle w:val="VerbatimChar"/>
-          <w:sz w:val="22"/>
-          <w:szCs w:val="22"/>
-        </w:rPr>
-        <w:t>answer_problems</w:t>
-      </w:r>
-      <w:r>
-        <w:rPr>
-          <w:sz w:val="22"/>
-          <w:szCs w:val="22"/>
-        </w:rPr>
-        <w:t>, und warum diese problematisch sind</w:t>
-      </w:r>
-    </w:p>
-    <w:p>
-      <w:pPr>
-        <w:pStyle w:val="Compact"/>
-        <w:numPr>
-          <w:ilvl w:val="1"/>
-          <w:numId w:val="7"/>
-        </w:numPr>
-        <w:rPr/>
-      </w:pPr>
-      <w:r>
-        <w:rPr>
-          <w:sz w:val="22"/>
-          <w:szCs w:val="22"/>
-        </w:rPr>
-        <w:t xml:space="preserve">Ergänzen Sie bei Bedarf weitere Kommentare in </w:t>
-      </w:r>
-      <w:r>
-        <w:rPr>
-          <w:rStyle w:val="VerbatimChar"/>
-          <w:sz w:val="22"/>
-          <w:szCs w:val="22"/>
-        </w:rPr>
-        <w:t>comments</w:t>
-      </w:r>
-    </w:p>
-    <w:p>
-      <w:pPr>
-        <w:pStyle w:val="FirstParagraph"/>
-        <w:rPr>
-          <w:sz w:val="22"/>
-          <w:szCs w:val="22"/>
-        </w:rPr>
-      </w:pPr>
-      <w:r>
-        <w:rPr>
-          <w:b/>
-          <w:bCs/>
-          <w:sz w:val="22"/>
-          <w:szCs w:val="22"/>
-        </w:rPr>
-        <w:t>Bewertungsfokus:</w:t>
-      </w:r>
-    </w:p>
-    <w:p>
-      <w:pPr>
-        <w:pStyle w:val="Compact"/>
-        <w:numPr>
-          <w:ilvl w:val="0"/>
-          <w:numId w:val="7"/>
-        </w:numPr>
-        <w:rPr>
-          <w:sz w:val="22"/>
-          <w:szCs w:val="22"/>
-        </w:rPr>
-      </w:pPr>
-      <w:r>
-        <w:rPr>
-          <w:sz w:val="22"/>
-          <w:szCs w:val="22"/>
-        </w:rPr>
-        <w:t>Welches Bloom-Level wird tatsächlich erreicht?</w:t>
-      </w:r>
-    </w:p>
-    <w:p>
-      <w:pPr>
-        <w:pStyle w:val="Compact"/>
-        <w:numPr>
-          <w:ilvl w:val="0"/>
-          <w:numId w:val="7"/>
-        </w:numPr>
-        <w:rPr>
-          <w:sz w:val="22"/>
-          <w:szCs w:val="22"/>
-        </w:rPr>
-      </w:pPr>
-      <w:bookmarkStart w:id="6" w:name="anleitung-für-experten"/>
-      <w:bookmarkStart w:id="7" w:name="schritt-3-bewertung-durchführen"/>
-      <w:r>
-        <w:rPr>
-          <w:sz w:val="22"/>
-          <w:szCs w:val="22"/>
-        </w:rPr>
-        <w:t>Gibt es bestimmte qualitative Unterschiede zwischen MCQ und Open-Ended Fragen?</w:t>
-      </w:r>
-      <w:bookmarkEnd w:id="6"/>
-      <w:bookmarkEnd w:id="7"/>
-    </w:p>
-    <w:p>
-      <w:pPr>
-        <w:pStyle w:val="Heading2"/>
-        <w:rPr/>
-      </w:pPr>
-      <w:bookmarkStart w:id="8" w:name="dankbarkeit"/>
-      <w:r>
-        <w:rPr/>
-        <w:t>Dankbarkeit</w:t>
-      </w:r>
-    </w:p>
-    <w:p>
-      <w:pPr>
-        <w:pStyle w:val="FirstParagraph"/>
-        <w:rPr>
-          <w:sz w:val="22"/>
-          <w:szCs w:val="22"/>
-        </w:rPr>
-      </w:pPr>
-      <w:bookmarkStart w:id="9" w:name="X7fc9fe659a2ddf9bc287dedc346b5edd195f883"/>
-      <w:bookmarkStart w:id="10" w:name="dankbarkeit"/>
-      <w:r>
-        <w:rPr>
-          <w:sz w:val="22"/>
-          <w:szCs w:val="22"/>
-        </w:rPr>
-        <w:t>Vielen Dank für Ihre Unterstützung bei der Evaluation! Ihre Einschätzungen sind wertvoll für die Forschung.</w:t>
-      </w:r>
-      <w:bookmarkEnd w:id="9"/>
-      <w:bookmarkEnd w:id="10"/>
-    </w:p>
-    <w:p>
-      <w:pPr>
-        <w:pStyle w:val="BodyText"/>
-        <w:bidi w:val="0"/>
-        <w:jc w:val="start"/>
-        <w:rPr/>
-      </w:pPr>
-      <w:r>
-        <w:rPr/>
-      </w:r>
-    </w:p>
-    <w:p>
-      <w:pPr>
-        <w:pStyle w:val="BodyText"/>
-        <w:bidi w:val="0"/>
-        <w:jc w:val="start"/>
-        <w:rPr/>
-      </w:pPr>
-      <w:r>
-        <w:rPr/>
-      </w:r>
-    </w:p>
-    <w:p>
-      <w:pPr>
-        <w:pStyle w:val="Heading1"/>
-        <w:bidi w:val="0"/>
-        <w:jc w:val="start"/>
-        <w:rPr/>
-      </w:pPr>
-      <w:r>
-        <w:rPr/>
-        <w:t>Bewertungsrubrik für LLM-generierte Fragen</w:t>
-      </w:r>
-    </w:p>
-    <w:p>
-      <w:pPr>
-        <w:pStyle w:val="Heading2"/>
-        <w:bidi w:val="0"/>
-        <w:jc w:val="start"/>
-        <w:rPr/>
-      </w:pPr>
-      <w:r>
-        <w:rPr/>
-        <w:t>Relevanz/Relevance</w:t>
-      </w:r>
-    </w:p>
-    <w:p>
-      <w:pPr>
-        <w:pStyle w:val="FirstParagraph"/>
-        <w:bidi w:val="0"/>
-        <w:jc w:val="start"/>
-        <w:rPr>
-          <w:sz w:val="22"/>
-          <w:szCs w:val="22"/>
-        </w:rPr>
-      </w:pPr>
-      <w:r>
-        <w:rPr>
-          <w:b/>
-          <w:bCs/>
-          <w:sz w:val="22"/>
-          <w:szCs w:val="22"/>
-        </w:rPr>
-        <w:t>Fragestellung:</w:t>
-      </w:r>
-      <w:r>
-        <w:rPr>
-          <w:sz w:val="22"/>
-          <w:szCs w:val="22"/>
-        </w:rPr>
-        <w:t xml:space="preserve"> Wie gut bezieht sich die Frage auf den Inhalt des bereitgestellten Textes?</w:t>
+        <w:bidi w:val="0"/>
+        <w:jc w:val="start"/>
+        <w:rPr>
+          <w:sz w:val="22"/>
+          <w:szCs w:val="22"/>
+        </w:rPr>
+      </w:pPr>
+      <w:r>
+        <w:rPr>
+          <w:sz w:val="22"/>
+          <w:szCs w:val="22"/>
+        </w:rPr>
+        <w:t>Data Link Layer (Schicht 2), Network Layer (Schicht 3) und Transport Layer (Schicht 4) (Richtig)</w:t>
       </w:r>
     </w:p>
     <w:p>
@@ -1010,41 +2419,10 @@
       </w:pPr>
       <w:r>
         <w:rPr>
-          <w:b/>
-          <w:bCs/>
-          <w:sz w:val="22"/>
-          <w:szCs w:val="22"/>
-        </w:rPr>
-        <w:t>5 - Überaus relevant:</w:t>
-      </w:r>
-      <w:r>
-        <w:rPr>
-          <w:sz w:val="22"/>
-          <w:szCs w:val="22"/>
-        </w:rPr>
-        <w:t xml:space="preserve"> Bezieht sich auf zentrale Themen und korrekte Fachbegriffe</w:t>
-      </w:r>
-    </w:p>
-    <w:p>
-      <w:pPr>
-        <w:pStyle w:val="Compact"/>
-        <w:numPr>
-          <w:ilvl w:val="1"/>
-          <w:numId w:val="1"/>
-        </w:numPr>
-        <w:bidi w:val="0"/>
-        <w:jc w:val="start"/>
-        <w:rPr>
-          <w:sz w:val="22"/>
-          <w:szCs w:val="22"/>
-        </w:rPr>
-      </w:pPr>
-      <w:r>
-        <w:rPr>
-          <w:sz w:val="22"/>
-          <w:szCs w:val="22"/>
-        </w:rPr>
-        <w:t>Bsp.: “Welche Kernaufgaben erfüllt der Data Link Layer und worin unterscheiden sich diese hinsichtlich ihrer Zielsetzung?”</w:t>
+          <w:sz w:val="22"/>
+          <w:szCs w:val="22"/>
+        </w:rPr>
+        <w:t>Network Layer (Schicht 3), Transport Layer (Schicht 4) und Application Layer (Schicht 7) (Falsch)</w:t>
       </w:r>
     </w:p>
     <w:p>
@@ -1063,19 +2441,10 @@
       </w:pPr>
       <w:r>
         <w:rPr>
-          <w:b/>
-          <w:bCs/>
-          <w:sz w:val="22"/>
-          <w:szCs w:val="22"/>
-        </w:rPr>
-        <w:t>4 - Relevant:</w:t>
-      </w:r>
-      <w:r>
-        <w:rPr>
-          <w:sz w:val="22"/>
-          <w:szCs w:val="22"/>
-        </w:rPr>
-        <w:t xml:space="preserve"> Bezieht sich auf wichtige Textinhalte</w:t>
+          <w:sz w:val="22"/>
+          <w:szCs w:val="22"/>
+        </w:rPr>
+        <w:t>Physical Layer (Schicht 1), Data Link Layer (Schicht 2) und Network Layer (Schicht 3) (Falsch)</w:t>
       </w:r>
     </w:p>
     <w:p>
@@ -1092,2049 +2461,15 @@
           <w:szCs w:val="22"/>
         </w:rPr>
       </w:pPr>
-      <w:r>
-        <w:rPr>
-          <w:b/>
-          <w:bCs/>
-          <w:sz w:val="22"/>
-          <w:szCs w:val="22"/>
-        </w:rPr>
-        <w:t>3 - Mäßig relevant:</w:t>
-      </w:r>
-      <w:r>
-        <w:rPr>
-          <w:sz w:val="22"/>
-          <w:szCs w:val="22"/>
-        </w:rPr>
-        <w:t xml:space="preserve"> Behandelt eher nebensächliche Aspekte des Textes</w:t>
-      </w:r>
-    </w:p>
-    <w:p>
-      <w:pPr>
-        <w:pStyle w:val="Compact"/>
-        <w:numPr>
-          <w:ilvl w:val="0"/>
-          <w:numId w:val="1"/>
-        </w:numPr>
-        <w:bidi w:val="0"/>
-        <w:jc w:val="start"/>
-        <w:rPr>
-          <w:sz w:val="22"/>
-          <w:szCs w:val="22"/>
-        </w:rPr>
-      </w:pPr>
-      <w:r>
-        <w:rPr>
-          <w:b/>
-          <w:bCs/>
-          <w:sz w:val="22"/>
-          <w:szCs w:val="22"/>
-        </w:rPr>
-        <w:t>2 - Weniger relevant:</w:t>
-      </w:r>
-      <w:r>
-        <w:rPr>
-          <w:sz w:val="22"/>
-          <w:szCs w:val="22"/>
-        </w:rPr>
-        <w:t xml:space="preserve"> Nur oberflächlicher Textbezug</w:t>
-      </w:r>
-    </w:p>
-    <w:p>
-      <w:pPr>
-        <w:pStyle w:val="Compact"/>
-        <w:numPr>
-          <w:ilvl w:val="0"/>
-          <w:numId w:val="1"/>
-        </w:numPr>
-        <w:bidi w:val="0"/>
-        <w:jc w:val="start"/>
-        <w:rPr>
-          <w:sz w:val="22"/>
-          <w:szCs w:val="22"/>
-        </w:rPr>
-      </w:pPr>
-      <w:r>
-        <w:rPr>
-          <w:b/>
-          <w:bCs/>
-          <w:sz w:val="22"/>
-          <w:szCs w:val="22"/>
-        </w:rPr>
-        <w:t>1 - Nicht relevant:</w:t>
-      </w:r>
-      <w:r>
-        <w:rPr>
-          <w:sz w:val="22"/>
-          <w:szCs w:val="22"/>
-        </w:rPr>
-        <w:t xml:space="preserve"> Kein Bezug zum Textinhalt</w:t>
-      </w:r>
-    </w:p>
-    <w:p>
-      <w:pPr>
-        <w:pStyle w:val="Compact"/>
-        <w:numPr>
-          <w:ilvl w:val="1"/>
-          <w:numId w:val="1"/>
-        </w:numPr>
-        <w:bidi w:val="0"/>
-        <w:jc w:val="start"/>
-        <w:rPr>
-          <w:sz w:val="22"/>
-          <w:szCs w:val="22"/>
-        </w:rPr>
-      </w:pPr>
-      <w:bookmarkStart w:id="11" w:name="relevanzrelevance"/>
-      <w:r>
-        <w:rPr>
-          <w:sz w:val="22"/>
-          <w:szCs w:val="22"/>
-        </w:rPr>
-        <w:t>Bsp.: “Welche Programmiersprache wird am häufigsten für die Implementierung von Netzwerkprotokollen verwendet?”</w:t>
-      </w:r>
-      <w:bookmarkEnd w:id="11"/>
-    </w:p>
-    <w:p>
-      <w:pPr>
-        <w:pStyle w:val="Heading2"/>
-        <w:bidi w:val="0"/>
-        <w:jc w:val="start"/>
-        <w:rPr/>
-      </w:pPr>
-      <w:r>
-        <w:rPr/>
-        <w:t>Klarheit/Clarity</w:t>
-      </w:r>
-    </w:p>
-    <w:p>
-      <w:pPr>
-        <w:pStyle w:val="FirstParagraph"/>
-        <w:bidi w:val="0"/>
-        <w:jc w:val="start"/>
-        <w:rPr>
-          <w:sz w:val="22"/>
-          <w:szCs w:val="22"/>
-        </w:rPr>
-      </w:pPr>
-      <w:r>
-        <w:rPr>
-          <w:b/>
-          <w:bCs/>
-          <w:sz w:val="22"/>
-          <w:szCs w:val="22"/>
-        </w:rPr>
-        <w:t>Fragestellung:</w:t>
-      </w:r>
-      <w:r>
-        <w:rPr>
-          <w:sz w:val="22"/>
-          <w:szCs w:val="22"/>
-        </w:rPr>
-        <w:t xml:space="preserve"> Wie eindeutig und verständlich ist die Frage formuliert?</w:t>
-      </w:r>
-    </w:p>
-    <w:p>
-      <w:pPr>
-        <w:pStyle w:val="Compact"/>
-        <w:numPr>
-          <w:ilvl w:val="0"/>
-          <w:numId w:val="1"/>
-        </w:numPr>
-        <w:bidi w:val="0"/>
-        <w:jc w:val="start"/>
-        <w:rPr>
-          <w:sz w:val="22"/>
-          <w:szCs w:val="22"/>
-        </w:rPr>
-      </w:pPr>
-      <w:r>
-        <w:rPr>
-          <w:b/>
-          <w:bCs/>
-          <w:sz w:val="22"/>
-          <w:szCs w:val="22"/>
-        </w:rPr>
-        <w:t>5 - Sehr klar:</w:t>
-      </w:r>
-      <w:r>
-        <w:rPr>
-          <w:sz w:val="22"/>
-          <w:szCs w:val="22"/>
-        </w:rPr>
-        <w:t xml:space="preserve"> Präzise, eindeutig formuliert, keine Mehrdeutigkeiten</w:t>
-      </w:r>
-    </w:p>
-    <w:p>
-      <w:pPr>
-        <w:pStyle w:val="Compact"/>
-        <w:numPr>
-          <w:ilvl w:val="1"/>
-          <w:numId w:val="15"/>
-        </w:numPr>
-        <w:bidi w:val="0"/>
-        <w:jc w:val="start"/>
-        <w:rPr>
-          <w:sz w:val="22"/>
-          <w:szCs w:val="22"/>
-        </w:rPr>
-      </w:pPr>
-      <w:r>
-        <w:rPr>
-          <w:sz w:val="22"/>
-          <w:szCs w:val="22"/>
-        </w:rPr>
-        <w:t>Bsp.: “Nennen Sie die Kernaufgaben der Session Layer und erläutern Sie jeweils deren Funktion.”</w:t>
-      </w:r>
-    </w:p>
-    <w:p>
-      <w:pPr>
-        <w:pStyle w:val="Compact"/>
-        <w:numPr>
-          <w:ilvl w:val="0"/>
-          <w:numId w:val="1"/>
-        </w:numPr>
-        <w:bidi w:val="0"/>
-        <w:jc w:val="start"/>
-        <w:rPr>
-          <w:sz w:val="22"/>
-          <w:szCs w:val="22"/>
-        </w:rPr>
-      </w:pPr>
-      <w:r>
-        <w:rPr>
-          <w:b/>
-          <w:bCs/>
-          <w:sz w:val="22"/>
-          <w:szCs w:val="22"/>
-        </w:rPr>
-        <w:t>4 - Klar:</w:t>
-      </w:r>
-      <w:r>
-        <w:rPr>
-          <w:sz w:val="22"/>
-          <w:szCs w:val="22"/>
-        </w:rPr>
-        <w:t xml:space="preserve"> Verständlich mit minimalen Unklarheiten</w:t>
-      </w:r>
-    </w:p>
-    <w:p>
-      <w:pPr>
-        <w:pStyle w:val="Compact"/>
-        <w:numPr>
-          <w:ilvl w:val="0"/>
-          <w:numId w:val="1"/>
-        </w:numPr>
-        <w:bidi w:val="0"/>
-        <w:jc w:val="start"/>
-        <w:rPr>
-          <w:sz w:val="22"/>
-          <w:szCs w:val="22"/>
-        </w:rPr>
-      </w:pPr>
-      <w:r>
-        <w:rPr>
-          <w:b/>
-          <w:bCs/>
-          <w:sz w:val="22"/>
-          <w:szCs w:val="22"/>
-        </w:rPr>
-        <w:t>3 - Mäßig klar:</w:t>
-      </w:r>
-      <w:r>
-        <w:rPr>
-          <w:sz w:val="22"/>
-          <w:szCs w:val="22"/>
-        </w:rPr>
-        <w:t xml:space="preserve"> Enthält einige unklare Formulierungen</w:t>
-      </w:r>
-    </w:p>
-    <w:p>
-      <w:pPr>
-        <w:pStyle w:val="Compact"/>
-        <w:numPr>
-          <w:ilvl w:val="0"/>
-          <w:numId w:val="1"/>
-        </w:numPr>
-        <w:bidi w:val="0"/>
-        <w:jc w:val="start"/>
-        <w:rPr>
-          <w:sz w:val="22"/>
-          <w:szCs w:val="22"/>
-        </w:rPr>
-      </w:pPr>
-      <w:r>
-        <w:rPr>
-          <w:b/>
-          <w:bCs/>
-          <w:sz w:val="22"/>
-          <w:szCs w:val="22"/>
-        </w:rPr>
-        <w:t>2 - Unklar:</w:t>
-      </w:r>
-      <w:r>
-        <w:rPr>
-          <w:sz w:val="22"/>
-          <w:szCs w:val="22"/>
-        </w:rPr>
-        <w:t xml:space="preserve"> Enthält mehrere mehrdeutige oder verwirrende Elemente</w:t>
-      </w:r>
-    </w:p>
-    <w:p>
-      <w:pPr>
-        <w:pStyle w:val="Compact"/>
-        <w:numPr>
-          <w:ilvl w:val="0"/>
-          <w:numId w:val="1"/>
-        </w:numPr>
-        <w:bidi w:val="0"/>
-        <w:jc w:val="start"/>
-        <w:rPr>
-          <w:sz w:val="22"/>
-          <w:szCs w:val="22"/>
-        </w:rPr>
-      </w:pPr>
-      <w:r>
-        <w:rPr>
-          <w:b/>
-          <w:bCs/>
-          <w:sz w:val="22"/>
-          <w:szCs w:val="22"/>
-        </w:rPr>
-        <w:t>1 - Sehr unklar:</w:t>
-      </w:r>
-      <w:r>
-        <w:rPr>
-          <w:sz w:val="22"/>
-          <w:szCs w:val="22"/>
-        </w:rPr>
-        <w:t xml:space="preserve"> Schwer verständlich oder grammatikalisch fehlerhaft</w:t>
-      </w:r>
-    </w:p>
-    <w:p>
-      <w:pPr>
-        <w:pStyle w:val="Compact"/>
-        <w:numPr>
-          <w:ilvl w:val="1"/>
-          <w:numId w:val="1"/>
-        </w:numPr>
-        <w:bidi w:val="0"/>
-        <w:jc w:val="start"/>
-        <w:rPr>
-          <w:sz w:val="22"/>
-          <w:szCs w:val="22"/>
-        </w:rPr>
-      </w:pPr>
-      <w:bookmarkStart w:id="12" w:name="klarheitclarity"/>
-      <w:r>
-        <w:rPr>
-          <w:sz w:val="22"/>
-          <w:szCs w:val="22"/>
-        </w:rPr>
-        <w:t>Bsp.: “Inwiefern spielt die Schicht eine Rolle bei dem, was passiert, wenn Kommunikation stattfindet?”</w:t>
-      </w:r>
-      <w:bookmarkEnd w:id="12"/>
-    </w:p>
-    <w:p>
-      <w:pPr>
-        <w:pStyle w:val="Heading2"/>
-        <w:bidi w:val="0"/>
-        <w:jc w:val="start"/>
-        <w:rPr/>
-      </w:pPr>
-      <w:r>
-        <w:rPr/>
-        <w:t>Beantwortbarkeit/Answerability</w:t>
-      </w:r>
-    </w:p>
-    <w:p>
-      <w:pPr>
-        <w:pStyle w:val="FirstParagraph"/>
-        <w:bidi w:val="0"/>
-        <w:jc w:val="start"/>
-        <w:rPr>
-          <w:sz w:val="22"/>
-          <w:szCs w:val="22"/>
-        </w:rPr>
-      </w:pPr>
-      <w:r>
-        <w:rPr>
-          <w:b/>
-          <w:bCs/>
-          <w:sz w:val="22"/>
-          <w:szCs w:val="22"/>
-        </w:rPr>
-        <w:t>Fragestellung:</w:t>
-      </w:r>
-      <w:r>
-        <w:rPr>
-          <w:sz w:val="22"/>
-          <w:szCs w:val="22"/>
-        </w:rPr>
-        <w:t xml:space="preserve"> Wie gut können Studierende die Frage mit den verfügbaren Textinformationen beantworten?</w:t>
-      </w:r>
-    </w:p>
-    <w:p>
-      <w:pPr>
-        <w:pStyle w:val="Compact"/>
-        <w:numPr>
-          <w:ilvl w:val="0"/>
-          <w:numId w:val="1"/>
-        </w:numPr>
-        <w:bidi w:val="0"/>
-        <w:jc w:val="start"/>
-        <w:rPr>
-          <w:sz w:val="22"/>
-          <w:szCs w:val="22"/>
-        </w:rPr>
-      </w:pPr>
-      <w:r>
-        <w:rPr>
-          <w:b/>
-          <w:bCs/>
-          <w:sz w:val="22"/>
-          <w:szCs w:val="22"/>
-        </w:rPr>
-        <w:t>5 - Vollständig beantwortbar:</w:t>
-      </w:r>
-      <w:r>
-        <w:rPr>
-          <w:sz w:val="22"/>
-          <w:szCs w:val="22"/>
-        </w:rPr>
-        <w:t xml:space="preserve"> Alle Infos explizit im Text verfügbar</w:t>
-      </w:r>
-    </w:p>
-    <w:p>
-      <w:pPr>
-        <w:pStyle w:val="Compact"/>
-        <w:numPr>
-          <w:ilvl w:val="1"/>
-          <w:numId w:val="1"/>
-        </w:numPr>
-        <w:bidi w:val="0"/>
-        <w:jc w:val="start"/>
-        <w:rPr>
-          <w:sz w:val="22"/>
-          <w:szCs w:val="22"/>
-        </w:rPr>
-      </w:pPr>
-      <w:r>
-        <w:rPr>
-          <w:sz w:val="22"/>
-          <w:szCs w:val="22"/>
-        </w:rPr>
-        <w:t>Bsp: “Welche Kernaufgaben hat der Presentation Layer?”</w:t>
-      </w:r>
-    </w:p>
-    <w:p>
-      <w:pPr>
-        <w:pStyle w:val="Compact"/>
-        <w:numPr>
-          <w:ilvl w:val="0"/>
-          <w:numId w:val="1"/>
-        </w:numPr>
-        <w:bidi w:val="0"/>
-        <w:jc w:val="start"/>
-        <w:rPr>
-          <w:sz w:val="22"/>
-          <w:szCs w:val="22"/>
-        </w:rPr>
-      </w:pPr>
-      <w:r>
-        <w:rPr>
-          <w:b/>
-          <w:bCs/>
-          <w:sz w:val="22"/>
-          <w:szCs w:val="22"/>
-        </w:rPr>
-        <w:t>4 - Gut beantwortbar:</w:t>
-      </w:r>
-      <w:r>
-        <w:rPr>
-          <w:sz w:val="22"/>
-          <w:szCs w:val="22"/>
-        </w:rPr>
-        <w:t xml:space="preserve"> Die meisten Infos im Text, minimale Schlüsse nötig</w:t>
-      </w:r>
-    </w:p>
-    <w:p>
-      <w:pPr>
-        <w:pStyle w:val="Compact"/>
-        <w:numPr>
-          <w:ilvl w:val="0"/>
-          <w:numId w:val="1"/>
-        </w:numPr>
-        <w:bidi w:val="0"/>
-        <w:jc w:val="start"/>
-        <w:rPr>
-          <w:sz w:val="22"/>
-          <w:szCs w:val="22"/>
-        </w:rPr>
-      </w:pPr>
-      <w:r>
-        <w:rPr>
-          <w:b/>
-          <w:bCs/>
-          <w:sz w:val="22"/>
-          <w:szCs w:val="22"/>
-        </w:rPr>
-        <w:t>3 - Teilweise beantwortbar:</w:t>
-      </w:r>
-      <w:r>
-        <w:rPr>
-          <w:sz w:val="22"/>
-          <w:szCs w:val="22"/>
-        </w:rPr>
-        <w:t xml:space="preserve"> Grundinfos vorhanden, moderate Interpretation nötig</w:t>
-      </w:r>
-    </w:p>
-    <w:p>
-      <w:pPr>
-        <w:pStyle w:val="Compact"/>
-        <w:numPr>
-          <w:ilvl w:val="0"/>
-          <w:numId w:val="1"/>
-        </w:numPr>
-        <w:bidi w:val="0"/>
-        <w:jc w:val="start"/>
-        <w:rPr>
-          <w:sz w:val="22"/>
-          <w:szCs w:val="22"/>
-        </w:rPr>
-      </w:pPr>
-      <w:r>
-        <w:rPr>
-          <w:b/>
-          <w:bCs/>
-          <w:sz w:val="22"/>
-          <w:szCs w:val="22"/>
-        </w:rPr>
-        <w:t>2 - Schwer beantwortbar:</w:t>
-      </w:r>
-      <w:r>
-        <w:rPr>
-          <w:sz w:val="22"/>
-          <w:szCs w:val="22"/>
-        </w:rPr>
-        <w:t xml:space="preserve"> Wenige relevante Infos, viel eigene Ableitung erforderlich</w:t>
-      </w:r>
-    </w:p>
-    <w:p>
-      <w:pPr>
-        <w:pStyle w:val="Compact"/>
-        <w:numPr>
-          <w:ilvl w:val="0"/>
-          <w:numId w:val="1"/>
-        </w:numPr>
-        <w:bidi w:val="0"/>
-        <w:jc w:val="start"/>
-        <w:rPr>
-          <w:sz w:val="22"/>
-          <w:szCs w:val="22"/>
-        </w:rPr>
-      </w:pPr>
-      <w:r>
-        <w:rPr>
-          <w:b/>
-          <w:bCs/>
-          <w:sz w:val="22"/>
-          <w:szCs w:val="22"/>
-        </w:rPr>
-        <w:t>1 - Nicht beantwortbar:</w:t>
-      </w:r>
-      <w:r>
-        <w:rPr>
-          <w:sz w:val="22"/>
-          <w:szCs w:val="22"/>
-        </w:rPr>
-        <w:t xml:space="preserve"> Benötigte Informationen fehlen größtenteils</w:t>
-      </w:r>
-    </w:p>
-    <w:p>
-      <w:pPr>
-        <w:pStyle w:val="Compact"/>
-        <w:numPr>
-          <w:ilvl w:val="1"/>
-          <w:numId w:val="1"/>
-        </w:numPr>
-        <w:bidi w:val="0"/>
-        <w:jc w:val="start"/>
-        <w:rPr>
-          <w:sz w:val="22"/>
-          <w:szCs w:val="22"/>
-        </w:rPr>
-      </w:pPr>
-      <w:bookmarkStart w:id="13" w:name="beantwortbarkeitanswerability"/>
-      <w:r>
-        <w:rPr>
-          <w:sz w:val="22"/>
-          <w:szCs w:val="22"/>
-        </w:rPr>
-        <w:t>Bsp.: “Vergleichen Sie die Effizienz des ISO-OSI-Modells mit modernen Software-Defined-Networking-Ansätzen.”</w:t>
-      </w:r>
-      <w:bookmarkEnd w:id="13"/>
-    </w:p>
-    <w:p>
-      <w:pPr>
-        <w:pStyle w:val="Heading2"/>
-        <w:bidi w:val="0"/>
-        <w:jc w:val="start"/>
-        <w:rPr/>
-      </w:pPr>
-      <w:r>
-        <w:rPr/>
-        <w:t>Herausforderung/Challenging</w:t>
-      </w:r>
-    </w:p>
-    <w:p>
-      <w:pPr>
-        <w:pStyle w:val="FirstParagraph"/>
-        <w:bidi w:val="0"/>
-        <w:jc w:val="start"/>
-        <w:rPr>
-          <w:sz w:val="22"/>
-          <w:szCs w:val="22"/>
-        </w:rPr>
-      </w:pPr>
-      <w:r>
-        <w:rPr>
-          <w:b/>
-          <w:bCs/>
-          <w:sz w:val="22"/>
-          <w:szCs w:val="22"/>
-        </w:rPr>
-        <w:t>Fragestellung:</w:t>
-      </w:r>
-      <w:r>
-        <w:rPr>
-          <w:sz w:val="22"/>
-          <w:szCs w:val="22"/>
-        </w:rPr>
-        <w:t xml:space="preserve"> Wie anspruchsvoll ist die kognitive Anforderung der Frage?</w:t>
-      </w:r>
-    </w:p>
-    <w:p>
-      <w:pPr>
-        <w:pStyle w:val="Compact"/>
-        <w:numPr>
-          <w:ilvl w:val="0"/>
-          <w:numId w:val="1"/>
-        </w:numPr>
-        <w:bidi w:val="0"/>
-        <w:jc w:val="start"/>
-        <w:rPr>
-          <w:sz w:val="22"/>
-          <w:szCs w:val="22"/>
-        </w:rPr>
-      </w:pPr>
-      <w:r>
-        <w:rPr>
-          <w:b/>
-          <w:bCs/>
-          <w:sz w:val="22"/>
-          <w:szCs w:val="22"/>
-        </w:rPr>
-        <w:t>5 - Sehr herausfordernd:</w:t>
-      </w:r>
-      <w:r>
-        <w:rPr>
-          <w:sz w:val="22"/>
-          <w:szCs w:val="22"/>
-        </w:rPr>
-        <w:t xml:space="preserve"> Erfordert tiefgehende Analyse des gesamten Textes</w:t>
-      </w:r>
-    </w:p>
-    <w:p>
-      <w:pPr>
-        <w:pStyle w:val="Compact"/>
-        <w:numPr>
-          <w:ilvl w:val="1"/>
-          <w:numId w:val="1"/>
-        </w:numPr>
-        <w:bidi w:val="0"/>
-        <w:jc w:val="start"/>
-        <w:rPr>
-          <w:sz w:val="22"/>
-          <w:szCs w:val="22"/>
-        </w:rPr>
-      </w:pPr>
-      <w:r>
-        <w:rPr>
-          <w:sz w:val="22"/>
-          <w:szCs w:val="22"/>
-        </w:rPr>
-        <w:t>Bsp.: “Analysieren Sie, warum Flusssteuerung auf mehreren OSI-Schichten implementiert wird, und bewerten Sie die Notwendigkeit dieser Redundanz.”</w:t>
-      </w:r>
-    </w:p>
-    <w:p>
-      <w:pPr>
-        <w:pStyle w:val="Compact"/>
-        <w:numPr>
-          <w:ilvl w:val="0"/>
-          <w:numId w:val="1"/>
-        </w:numPr>
-        <w:bidi w:val="0"/>
-        <w:jc w:val="start"/>
-        <w:rPr>
-          <w:sz w:val="22"/>
-          <w:szCs w:val="22"/>
-        </w:rPr>
-      </w:pPr>
-      <w:r>
-        <w:rPr>
-          <w:b/>
-          <w:bCs/>
-          <w:sz w:val="22"/>
-          <w:szCs w:val="22"/>
-        </w:rPr>
-        <w:t>4 - Herausfordernd:</w:t>
-      </w:r>
-      <w:r>
-        <w:rPr>
-          <w:sz w:val="22"/>
-          <w:szCs w:val="22"/>
-        </w:rPr>
-        <w:t xml:space="preserve"> Erfordert Integration von weit auseinanderliegenden Informationen</w:t>
-      </w:r>
-    </w:p>
-    <w:p>
-      <w:pPr>
-        <w:pStyle w:val="Compact"/>
-        <w:numPr>
-          <w:ilvl w:val="0"/>
-          <w:numId w:val="1"/>
-        </w:numPr>
-        <w:bidi w:val="0"/>
-        <w:jc w:val="start"/>
-        <w:rPr>
-          <w:sz w:val="22"/>
-          <w:szCs w:val="22"/>
-        </w:rPr>
-      </w:pPr>
-      <w:r>
-        <w:rPr>
-          <w:b/>
-          <w:bCs/>
-          <w:sz w:val="22"/>
-          <w:szCs w:val="22"/>
-        </w:rPr>
-        <w:t>3 - Mäßig herausfordernd:</w:t>
-      </w:r>
-      <w:r>
-        <w:rPr>
-          <w:sz w:val="22"/>
-          <w:szCs w:val="22"/>
-        </w:rPr>
-        <w:t xml:space="preserve"> Erfordert Verständnis und einfache Anwendung</w:t>
-      </w:r>
-    </w:p>
-    <w:p>
-      <w:pPr>
-        <w:pStyle w:val="Compact"/>
-        <w:numPr>
-          <w:ilvl w:val="0"/>
-          <w:numId w:val="1"/>
-        </w:numPr>
-        <w:bidi w:val="0"/>
-        <w:jc w:val="start"/>
-        <w:rPr>
-          <w:sz w:val="22"/>
-          <w:szCs w:val="22"/>
-        </w:rPr>
-      </w:pPr>
-      <w:r>
-        <w:rPr>
-          <w:b/>
-          <w:bCs/>
-          <w:sz w:val="22"/>
-          <w:szCs w:val="22"/>
-        </w:rPr>
-        <w:t>2 - Wenig herausfordernd:</w:t>
-      </w:r>
-      <w:r>
-        <w:rPr>
-          <w:sz w:val="22"/>
-          <w:szCs w:val="22"/>
-        </w:rPr>
-        <w:t xml:space="preserve"> Erfordert Auffinden und Wiedergeben</w:t>
-      </w:r>
-    </w:p>
-    <w:p>
-      <w:pPr>
-        <w:pStyle w:val="Compact"/>
-        <w:numPr>
-          <w:ilvl w:val="0"/>
-          <w:numId w:val="1"/>
-        </w:numPr>
-        <w:bidi w:val="0"/>
-        <w:jc w:val="start"/>
-        <w:rPr>
-          <w:sz w:val="22"/>
-          <w:szCs w:val="22"/>
-        </w:rPr>
-      </w:pPr>
-      <w:r>
-        <w:rPr>
-          <w:b/>
-          <w:bCs/>
-          <w:sz w:val="22"/>
-          <w:szCs w:val="22"/>
-        </w:rPr>
-        <w:t>1 - Nicht herausfordernd:</w:t>
-      </w:r>
-      <w:r>
-        <w:rPr>
-          <w:sz w:val="22"/>
-          <w:szCs w:val="22"/>
-        </w:rPr>
-        <w:t xml:space="preserve"> Trivial (Abschreiben oder Ja/Nein)</w:t>
-      </w:r>
-    </w:p>
-    <w:p>
-      <w:pPr>
-        <w:pStyle w:val="Compact"/>
-        <w:numPr>
-          <w:ilvl w:val="1"/>
-          <w:numId w:val="1"/>
-        </w:numPr>
-        <w:bidi w:val="0"/>
-        <w:jc w:val="start"/>
-        <w:rPr>
-          <w:sz w:val="22"/>
-          <w:szCs w:val="22"/>
-        </w:rPr>
-      </w:pPr>
-      <w:bookmarkStart w:id="14" w:name="herausforderungchallenging"/>
-      <w:r>
-        <w:rPr>
-          <w:sz w:val="22"/>
-          <w:szCs w:val="22"/>
-        </w:rPr>
-        <w:t>Bsp.: “Wie viele Kernaufgaben hat der Physical Layer?”</w:t>
+      <w:bookmarkStart w:id="14" w:name="formulierte-frage"/>
+      <w:r>
+        <w:rPr>
+          <w:sz w:val="22"/>
+          <w:szCs w:val="22"/>
+        </w:rPr>
+        <w:t>Schicht 2 (Identifikation), Schicht 3 (Netzwerk-übergreifend) und Schicht 4 (Teilnehmer) (Richtig)</w:t>
       </w:r>
       <w:bookmarkEnd w:id="14"/>
-    </w:p>
-    <w:p>
-      <w:pPr>
-        <w:pStyle w:val="Heading2"/>
-        <w:bidi w:val="0"/>
-        <w:jc w:val="start"/>
-        <w:rPr/>
-      </w:pPr>
-      <w:r>
-        <w:rPr/>
-        <w:t>Wertigkeit/Value bzgl. Lernzielintegration</w:t>
-      </w:r>
-    </w:p>
-    <w:p>
-      <w:pPr>
-        <w:pStyle w:val="FirstParagraph"/>
-        <w:bidi w:val="0"/>
-        <w:jc w:val="start"/>
-        <w:rPr>
-          <w:sz w:val="22"/>
-          <w:szCs w:val="22"/>
-        </w:rPr>
-      </w:pPr>
-      <w:r>
-        <w:rPr>
-          <w:b/>
-          <w:bCs/>
-          <w:sz w:val="22"/>
-          <w:szCs w:val="22"/>
-        </w:rPr>
-        <w:t>Fragestellung:</w:t>
-      </w:r>
-      <w:r>
-        <w:rPr>
-          <w:sz w:val="22"/>
-          <w:szCs w:val="22"/>
-        </w:rPr>
-        <w:t xml:space="preserve"> Wie zentral ist das in der Frage behandelte Fachkonzept für das angestrebte Lernziel des Moduls?</w:t>
-      </w:r>
-    </w:p>
-    <w:p>
-      <w:pPr>
-        <w:pStyle w:val="Compact"/>
-        <w:numPr>
-          <w:ilvl w:val="0"/>
-          <w:numId w:val="1"/>
-        </w:numPr>
-        <w:bidi w:val="0"/>
-        <w:jc w:val="start"/>
-        <w:rPr>
-          <w:sz w:val="22"/>
-          <w:szCs w:val="22"/>
-        </w:rPr>
-      </w:pPr>
-      <w:r>
-        <w:rPr>
-          <w:b/>
-          <w:bCs/>
-          <w:sz w:val="22"/>
-          <w:szCs w:val="22"/>
-        </w:rPr>
-        <w:t>5 - Sehr Hoch:</w:t>
-      </w:r>
-      <w:r>
-        <w:rPr>
-          <w:sz w:val="22"/>
-          <w:szCs w:val="22"/>
-        </w:rPr>
-        <w:t xml:space="preserve"> Behandelt Kernkonzept und zentrales Lernziel (hochrelevant)</w:t>
-      </w:r>
-    </w:p>
-    <w:p>
-      <w:pPr>
-        <w:pStyle w:val="Compact"/>
-        <w:numPr>
-          <w:ilvl w:val="1"/>
-          <w:numId w:val="1"/>
-        </w:numPr>
-        <w:bidi w:val="0"/>
-        <w:jc w:val="start"/>
-        <w:rPr>
-          <w:sz w:val="22"/>
-          <w:szCs w:val="22"/>
-        </w:rPr>
-      </w:pPr>
-      <w:r>
-        <w:rPr>
-          <w:sz w:val="22"/>
-          <w:szCs w:val="22"/>
-        </w:rPr>
-        <w:t>Bsp.: “Erklären Sie das Zusammenspiel von Codierung, Transport und Decodierung bei der Übertragung logischer Werte auf physikalischer Ebene.”</w:t>
-      </w:r>
-    </w:p>
-    <w:p>
-      <w:pPr>
-        <w:pStyle w:val="Compact"/>
-        <w:numPr>
-          <w:ilvl w:val="0"/>
-          <w:numId w:val="1"/>
-        </w:numPr>
-        <w:bidi w:val="0"/>
-        <w:jc w:val="start"/>
-        <w:rPr>
-          <w:sz w:val="22"/>
-          <w:szCs w:val="22"/>
-        </w:rPr>
-      </w:pPr>
-      <w:r>
-        <w:rPr>
-          <w:b/>
-          <w:bCs/>
-          <w:sz w:val="22"/>
-          <w:szCs w:val="22"/>
-        </w:rPr>
-        <w:t>4 - Hoch:</w:t>
-      </w:r>
-      <w:r>
-        <w:rPr>
-          <w:sz w:val="22"/>
-          <w:szCs w:val="22"/>
-        </w:rPr>
-        <w:t xml:space="preserve"> Behandelt wichtiges, relevantes Konzept</w:t>
-      </w:r>
-    </w:p>
-    <w:p>
-      <w:pPr>
-        <w:pStyle w:val="Compact"/>
-        <w:numPr>
-          <w:ilvl w:val="0"/>
-          <w:numId w:val="1"/>
-        </w:numPr>
-        <w:bidi w:val="0"/>
-        <w:jc w:val="start"/>
-        <w:rPr>
-          <w:sz w:val="22"/>
-          <w:szCs w:val="22"/>
-        </w:rPr>
-      </w:pPr>
-      <w:r>
-        <w:rPr>
-          <w:b/>
-          <w:bCs/>
-          <w:sz w:val="22"/>
-          <w:szCs w:val="22"/>
-        </w:rPr>
-        <w:t>3 - Mäßig:</w:t>
-      </w:r>
-      <w:r>
-        <w:rPr>
-          <w:sz w:val="22"/>
-          <w:szCs w:val="22"/>
-        </w:rPr>
-        <w:t xml:space="preserve"> Behandelt Grundlagen oder deskriptive Aspekte</w:t>
-      </w:r>
-    </w:p>
-    <w:p>
-      <w:pPr>
-        <w:pStyle w:val="Compact"/>
-        <w:numPr>
-          <w:ilvl w:val="0"/>
-          <w:numId w:val="1"/>
-        </w:numPr>
-        <w:bidi w:val="0"/>
-        <w:jc w:val="start"/>
-        <w:rPr>
-          <w:sz w:val="22"/>
-          <w:szCs w:val="22"/>
-        </w:rPr>
-      </w:pPr>
-      <w:r>
-        <w:rPr>
-          <w:b/>
-          <w:bCs/>
-          <w:sz w:val="22"/>
-          <w:szCs w:val="22"/>
-        </w:rPr>
-        <w:t>2 - Gering:</w:t>
-      </w:r>
-      <w:r>
-        <w:rPr>
-          <w:sz w:val="22"/>
-          <w:szCs w:val="22"/>
-        </w:rPr>
-        <w:t xml:space="preserve"> Fokussiert auf nebensächliches Detail oder ist ineffizient</w:t>
-      </w:r>
-    </w:p>
-    <w:p>
-      <w:pPr>
-        <w:pStyle w:val="Compact"/>
-        <w:numPr>
-          <w:ilvl w:val="0"/>
-          <w:numId w:val="1"/>
-        </w:numPr>
-        <w:bidi w:val="0"/>
-        <w:jc w:val="start"/>
-        <w:rPr>
-          <w:sz w:val="22"/>
-          <w:szCs w:val="22"/>
-        </w:rPr>
-      </w:pPr>
-      <w:r>
-        <w:rPr>
-          <w:b/>
-          <w:bCs/>
-          <w:sz w:val="22"/>
-          <w:szCs w:val="22"/>
-        </w:rPr>
-        <w:t>1 - Nicht vorhanden:</w:t>
-      </w:r>
-      <w:r>
-        <w:rPr>
-          <w:sz w:val="22"/>
-          <w:szCs w:val="22"/>
-        </w:rPr>
-        <w:t xml:space="preserve"> Behandelt irrelevante Details (nicht Teil des Lernziels)</w:t>
-      </w:r>
-    </w:p>
-    <w:p>
-      <w:pPr>
-        <w:pStyle w:val="Compact"/>
-        <w:numPr>
-          <w:ilvl w:val="1"/>
-          <w:numId w:val="1"/>
-        </w:numPr>
-        <w:bidi w:val="0"/>
-        <w:jc w:val="start"/>
-        <w:rPr>
-          <w:sz w:val="22"/>
-          <w:szCs w:val="22"/>
-        </w:rPr>
-      </w:pPr>
-      <w:bookmarkStart w:id="15" w:name="Xc726736414fc4f5118f498bc21832f0e03ad1b3"/>
-      <w:r>
-        <w:rPr>
-          <w:sz w:val="22"/>
-          <w:szCs w:val="22"/>
-        </w:rPr>
-        <w:t>Bsp.: “Nennen Sie ein Beispiel für ein Kabel, das zur Datenübertragung verwendet werden kann.”</w:t>
-      </w:r>
-      <w:bookmarkEnd w:id="15"/>
-    </w:p>
-    <w:p>
-      <w:pPr>
-        <w:pStyle w:val="Heading2"/>
-        <w:bidi w:val="0"/>
-        <w:jc w:val="start"/>
-        <w:rPr/>
-      </w:pPr>
-      <w:r>
-        <w:rPr/>
-        <w:t>Sprachqualität/Language</w:t>
-      </w:r>
-    </w:p>
-    <w:p>
-      <w:pPr>
-        <w:pStyle w:val="FirstParagraph"/>
-        <w:bidi w:val="0"/>
-        <w:jc w:val="start"/>
-        <w:rPr>
-          <w:sz w:val="22"/>
-          <w:szCs w:val="22"/>
-        </w:rPr>
-      </w:pPr>
-      <w:r>
-        <w:rPr>
-          <w:b/>
-          <w:bCs/>
-          <w:sz w:val="22"/>
-          <w:szCs w:val="22"/>
-        </w:rPr>
-        <w:t>Fragestellung:</w:t>
-      </w:r>
-      <w:r>
-        <w:rPr>
-          <w:sz w:val="22"/>
-          <w:szCs w:val="22"/>
-        </w:rPr>
-        <w:t xml:space="preserve"> Wie angemessen ist die sprachliche Qualität der Frage?</w:t>
-      </w:r>
-    </w:p>
-    <w:p>
-      <w:pPr>
-        <w:pStyle w:val="Compact"/>
-        <w:numPr>
-          <w:ilvl w:val="0"/>
-          <w:numId w:val="1"/>
-        </w:numPr>
-        <w:bidi w:val="0"/>
-        <w:jc w:val="start"/>
-        <w:rPr>
-          <w:sz w:val="22"/>
-          <w:szCs w:val="22"/>
-        </w:rPr>
-      </w:pPr>
-      <w:r>
-        <w:rPr>
-          <w:b/>
-          <w:bCs/>
-          <w:sz w:val="22"/>
-          <w:szCs w:val="22"/>
-        </w:rPr>
-        <w:t>5 - Ausgezeichnet:</w:t>
-      </w:r>
-      <w:r>
-        <w:rPr>
-          <w:sz w:val="22"/>
-          <w:szCs w:val="22"/>
-        </w:rPr>
-        <w:t xml:space="preserve"> Präzise, angemessen, gut verständlich</w:t>
-      </w:r>
-    </w:p>
-    <w:p>
-      <w:pPr>
-        <w:pStyle w:val="Compact"/>
-        <w:numPr>
-          <w:ilvl w:val="1"/>
-          <w:numId w:val="1"/>
-        </w:numPr>
-        <w:bidi w:val="0"/>
-        <w:jc w:val="start"/>
-        <w:rPr>
-          <w:sz w:val="22"/>
-          <w:szCs w:val="22"/>
-        </w:rPr>
-      </w:pPr>
-      <w:r>
-        <w:rPr>
-          <w:sz w:val="22"/>
-          <w:szCs w:val="22"/>
-        </w:rPr>
-        <w:t>Bsp.: “Ermitteln Sie, welche OSI-Schicht für das Setzen von Synchronisationspunkten verantwortlich ist, und erläutern Sie deren Zweck.”</w:t>
-      </w:r>
-    </w:p>
-    <w:p>
-      <w:pPr>
-        <w:pStyle w:val="Compact"/>
-        <w:numPr>
-          <w:ilvl w:val="0"/>
-          <w:numId w:val="1"/>
-        </w:numPr>
-        <w:bidi w:val="0"/>
-        <w:jc w:val="start"/>
-        <w:rPr>
-          <w:sz w:val="22"/>
-          <w:szCs w:val="22"/>
-        </w:rPr>
-      </w:pPr>
-      <w:r>
-        <w:rPr>
-          <w:b/>
-          <w:bCs/>
-          <w:sz w:val="22"/>
-          <w:szCs w:val="22"/>
-        </w:rPr>
-        <w:t>4 - Gut:</w:t>
-      </w:r>
-      <w:r>
-        <w:rPr>
-          <w:sz w:val="22"/>
-          <w:szCs w:val="22"/>
-        </w:rPr>
-        <w:t xml:space="preserve"> Verständlich mit kleinen Schwächen</w:t>
-      </w:r>
-    </w:p>
-    <w:p>
-      <w:pPr>
-        <w:pStyle w:val="Compact"/>
-        <w:numPr>
-          <w:ilvl w:val="0"/>
-          <w:numId w:val="1"/>
-        </w:numPr>
-        <w:bidi w:val="0"/>
-        <w:jc w:val="start"/>
-        <w:rPr>
-          <w:sz w:val="22"/>
-          <w:szCs w:val="22"/>
-        </w:rPr>
-      </w:pPr>
-      <w:r>
-        <w:rPr>
-          <w:b/>
-          <w:bCs/>
-          <w:sz w:val="22"/>
-          <w:szCs w:val="22"/>
-        </w:rPr>
-        <w:t>3 - Befriedigend:</w:t>
-      </w:r>
-      <w:r>
-        <w:rPr>
-          <w:sz w:val="22"/>
-          <w:szCs w:val="22"/>
-        </w:rPr>
-        <w:t xml:space="preserve"> Umständlich oder unpräzise</w:t>
-      </w:r>
-    </w:p>
-    <w:p>
-      <w:pPr>
-        <w:pStyle w:val="Compact"/>
-        <w:numPr>
-          <w:ilvl w:val="0"/>
-          <w:numId w:val="1"/>
-        </w:numPr>
-        <w:bidi w:val="0"/>
-        <w:jc w:val="start"/>
-        <w:rPr>
-          <w:sz w:val="22"/>
-          <w:szCs w:val="22"/>
-        </w:rPr>
-      </w:pPr>
-      <w:r>
-        <w:rPr>
-          <w:b/>
-          <w:bCs/>
-          <w:sz w:val="22"/>
-          <w:szCs w:val="22"/>
-        </w:rPr>
-        <w:t>2 - Mangelhaft:</w:t>
-      </w:r>
-      <w:r>
-        <w:rPr>
-          <w:sz w:val="22"/>
-          <w:szCs w:val="22"/>
-        </w:rPr>
-        <w:t xml:space="preserve"> Schwerfällig, weitschweifig oder unnötig komplex</w:t>
-      </w:r>
-    </w:p>
-    <w:p>
-      <w:pPr>
-        <w:pStyle w:val="Compact"/>
-        <w:numPr>
-          <w:ilvl w:val="0"/>
-          <w:numId w:val="1"/>
-        </w:numPr>
-        <w:bidi w:val="0"/>
-        <w:jc w:val="start"/>
-        <w:rPr>
-          <w:sz w:val="22"/>
-          <w:szCs w:val="22"/>
-        </w:rPr>
-      </w:pPr>
-      <w:r>
-        <w:rPr>
-          <w:b/>
-          <w:bCs/>
-          <w:sz w:val="22"/>
-          <w:szCs w:val="22"/>
-        </w:rPr>
-        <w:t>1 - Ungenügend:</w:t>
-      </w:r>
-      <w:r>
-        <w:rPr>
-          <w:sz w:val="22"/>
-          <w:szCs w:val="22"/>
-        </w:rPr>
-        <w:t xml:space="preserve"> Schwer verständlich oder unangemessen</w:t>
-      </w:r>
-    </w:p>
-    <w:p>
-      <w:pPr>
-        <w:pStyle w:val="Compact"/>
-        <w:numPr>
-          <w:ilvl w:val="1"/>
-          <w:numId w:val="1"/>
-        </w:numPr>
-        <w:bidi w:val="0"/>
-        <w:jc w:val="start"/>
-        <w:rPr>
-          <w:sz w:val="22"/>
-          <w:szCs w:val="22"/>
-        </w:rPr>
-      </w:pPr>
-      <w:bookmarkStart w:id="16" w:name="sprachqualitätlanguage"/>
-      <w:r>
-        <w:rPr>
-          <w:sz w:val="22"/>
-          <w:szCs w:val="22"/>
-        </w:rPr>
-        <w:t>Bsp.: “Im Kontext der vielschichtigen und diversen Betrachtungsweise der Aufgabenbereiche, die dem Physical Layer im Rahmen des OSI-Referenzmodells zugeschrieben werden können, erläutern Sie diese unter Berücksichtigung sämtlicher relevanter Aspekte.”</w:t>
-      </w:r>
-      <w:bookmarkEnd w:id="16"/>
-    </w:p>
-    <w:p>
-      <w:pPr>
-        <w:pStyle w:val="Heading2"/>
-        <w:bidi w:val="0"/>
-        <w:jc w:val="start"/>
-        <w:rPr/>
-      </w:pPr>
-      <w:r>
-        <w:rPr/>
-        <w:t>Bloom’s Level (Stufen 1-6)</w:t>
-      </w:r>
-    </w:p>
-    <w:p>
-      <w:pPr>
-        <w:pStyle w:val="FirstParagraph"/>
-        <w:bidi w:val="0"/>
-        <w:jc w:val="start"/>
-        <w:rPr>
-          <w:sz w:val="22"/>
-          <w:szCs w:val="22"/>
-        </w:rPr>
-      </w:pPr>
-      <w:r>
-        <w:rPr>
-          <w:b/>
-          <w:bCs/>
-          <w:sz w:val="22"/>
-          <w:szCs w:val="22"/>
-        </w:rPr>
-        <w:t>Fragestellung:</w:t>
-      </w:r>
-      <w:r>
-        <w:rPr>
-          <w:sz w:val="22"/>
-          <w:szCs w:val="22"/>
-        </w:rPr>
-        <w:t xml:space="preserve"> Welche kognitive Stufe der Bloom’schen Taxonomie wird durch die Frage angesprochen?</w:t>
-      </w:r>
-    </w:p>
-    <w:p>
-      <w:pPr>
-        <w:pStyle w:val="Compact"/>
-        <w:numPr>
-          <w:ilvl w:val="0"/>
-          <w:numId w:val="16"/>
-        </w:numPr>
-        <w:bidi w:val="0"/>
-        <w:jc w:val="start"/>
-        <w:rPr>
-          <w:sz w:val="22"/>
-          <w:szCs w:val="22"/>
-        </w:rPr>
-      </w:pPr>
-      <w:r>
-        <w:rPr>
-          <w:b/>
-          <w:bCs/>
-          <w:sz w:val="22"/>
-          <w:szCs w:val="22"/>
-        </w:rPr>
-        <w:t>Remembering:</w:t>
-      </w:r>
-      <w:r>
-        <w:rPr>
-          <w:sz w:val="22"/>
-          <w:szCs w:val="22"/>
-        </w:rPr>
-        <w:t xml:space="preserve"> Abruf relevanten Wissens aus dem Langzeitgedächtnis, indem der Schwerpunkt auf dem Erkennen und Erinnern von Fakten liegt.</w:t>
-      </w:r>
-    </w:p>
-    <w:p>
-      <w:pPr>
-        <w:pStyle w:val="Compact"/>
-        <w:numPr>
-          <w:ilvl w:val="1"/>
-          <w:numId w:val="1"/>
-        </w:numPr>
-        <w:bidi w:val="0"/>
-        <w:jc w:val="start"/>
-        <w:rPr>
-          <w:sz w:val="22"/>
-          <w:szCs w:val="22"/>
-        </w:rPr>
-      </w:pPr>
-      <w:r>
-        <w:rPr>
-          <w:sz w:val="22"/>
-          <w:szCs w:val="22"/>
-        </w:rPr>
-        <w:t>Verben: Definieren, beschreiben, aufzählen, identifizieren, auflisten, zuordnen, benennen, skizzieren, zitieren, auswählen</w:t>
-      </w:r>
-    </w:p>
-    <w:p>
-      <w:pPr>
-        <w:pStyle w:val="Compact"/>
-        <w:numPr>
-          <w:ilvl w:val="0"/>
-          <w:numId w:val="4"/>
-        </w:numPr>
-        <w:bidi w:val="0"/>
-        <w:jc w:val="start"/>
-        <w:rPr>
-          <w:sz w:val="22"/>
-          <w:szCs w:val="22"/>
-        </w:rPr>
-      </w:pPr>
-      <w:r>
-        <w:rPr>
-          <w:b/>
-          <w:bCs/>
-          <w:sz w:val="22"/>
-          <w:szCs w:val="22"/>
-        </w:rPr>
-        <w:t>Understanding:</w:t>
-      </w:r>
-      <w:r>
-        <w:rPr>
-          <w:sz w:val="22"/>
-          <w:szCs w:val="22"/>
-        </w:rPr>
-        <w:t xml:space="preserve"> Erkennen der Bedeutung von Anweisungen, z.B. mündlicher, schriftlicher und grafischer Kommunikation.</w:t>
-      </w:r>
-    </w:p>
-    <w:p>
-      <w:pPr>
-        <w:pStyle w:val="Compact"/>
-        <w:numPr>
-          <w:ilvl w:val="1"/>
-          <w:numId w:val="1"/>
-        </w:numPr>
-        <w:bidi w:val="0"/>
-        <w:jc w:val="start"/>
-        <w:rPr>
-          <w:sz w:val="22"/>
-          <w:szCs w:val="22"/>
-        </w:rPr>
-      </w:pPr>
-      <w:r>
-        <w:rPr>
-          <w:sz w:val="22"/>
-          <w:szCs w:val="22"/>
-        </w:rPr>
-        <w:t>Verben: Klarstellen, klassifizieren, vergleichen, gegenüberstellen, detaillieren, erklären, umschreiben, neu schreiben, zusammenfassen, übersetzen</w:t>
-      </w:r>
-    </w:p>
-    <w:p>
-      <w:pPr>
-        <w:pStyle w:val="Compact"/>
-        <w:numPr>
-          <w:ilvl w:val="0"/>
-          <w:numId w:val="4"/>
-        </w:numPr>
-        <w:bidi w:val="0"/>
-        <w:jc w:val="start"/>
-        <w:rPr>
-          <w:sz w:val="22"/>
-          <w:szCs w:val="22"/>
-        </w:rPr>
-      </w:pPr>
-      <w:r>
-        <w:rPr>
-          <w:b/>
-          <w:bCs/>
-          <w:sz w:val="22"/>
-          <w:szCs w:val="22"/>
-        </w:rPr>
-        <w:t>Applying:</w:t>
-      </w:r>
-      <w:r>
-        <w:rPr>
-          <w:sz w:val="22"/>
-          <w:szCs w:val="22"/>
-        </w:rPr>
-        <w:t xml:space="preserve"> Durchführen oder Anwenden eines Verfahrens in einer bestimmten Situation.</w:t>
-      </w:r>
-    </w:p>
-    <w:p>
-      <w:pPr>
-        <w:pStyle w:val="Compact"/>
-        <w:numPr>
-          <w:ilvl w:val="1"/>
-          <w:numId w:val="1"/>
-        </w:numPr>
-        <w:bidi w:val="0"/>
-        <w:jc w:val="start"/>
-        <w:rPr>
-          <w:sz w:val="22"/>
-          <w:szCs w:val="22"/>
-        </w:rPr>
-      </w:pPr>
-      <w:r>
-        <w:rPr>
-          <w:sz w:val="22"/>
-          <w:szCs w:val="22"/>
-        </w:rPr>
-        <w:t>Verben: Anwenden, Berechnen, Vorführen, Ermitteln, Untersuchen, Veranschaulichen, Verändern, Simulieren, Lösen, Nutzen</w:t>
-      </w:r>
-    </w:p>
-    <w:p>
-      <w:pPr>
-        <w:pStyle w:val="Compact"/>
-        <w:numPr>
-          <w:ilvl w:val="0"/>
-          <w:numId w:val="4"/>
-        </w:numPr>
-        <w:bidi w:val="0"/>
-        <w:jc w:val="start"/>
-        <w:rPr>
-          <w:sz w:val="22"/>
-          <w:szCs w:val="22"/>
-        </w:rPr>
-      </w:pPr>
-      <w:r>
-        <w:rPr>
-          <w:b/>
-          <w:bCs/>
-          <w:sz w:val="22"/>
-          <w:szCs w:val="22"/>
-        </w:rPr>
-        <w:t>Analyzing:</w:t>
-      </w:r>
-      <w:r>
-        <w:rPr>
-          <w:sz w:val="22"/>
-          <w:szCs w:val="22"/>
-        </w:rPr>
-        <w:t xml:space="preserve"> Zerlegung von Material in seine Bestandteile und Bestimmung ihrer Beziehungen zueinander oder zu einer Gesamtstruktur oder einem Gesamtzweck.</w:t>
-      </w:r>
-    </w:p>
-    <w:p>
-      <w:pPr>
-        <w:pStyle w:val="Compact"/>
-        <w:numPr>
-          <w:ilvl w:val="1"/>
-          <w:numId w:val="1"/>
-        </w:numPr>
-        <w:bidi w:val="0"/>
-        <w:jc w:val="start"/>
-        <w:rPr>
-          <w:sz w:val="22"/>
-          <w:szCs w:val="22"/>
-        </w:rPr>
-      </w:pPr>
-      <w:r>
-        <w:rPr>
-          <w:sz w:val="22"/>
-          <w:szCs w:val="22"/>
-        </w:rPr>
-        <w:t>Verben: Analysieren, zerlegen, erkennen, differenzieren, unterscheiden, prüfen, untersuchen, optimieren, in Beziehung setzen, trennen</w:t>
-      </w:r>
-    </w:p>
-    <w:p>
-      <w:pPr>
-        <w:pStyle w:val="Compact"/>
-        <w:numPr>
-          <w:ilvl w:val="0"/>
-          <w:numId w:val="4"/>
-        </w:numPr>
-        <w:bidi w:val="0"/>
-        <w:jc w:val="start"/>
-        <w:rPr>
-          <w:sz w:val="22"/>
-          <w:szCs w:val="22"/>
-        </w:rPr>
-      </w:pPr>
-      <w:r>
-        <w:rPr>
-          <w:b/>
-          <w:bCs/>
-          <w:sz w:val="22"/>
-          <w:szCs w:val="22"/>
-        </w:rPr>
-        <w:t>Evaluating:</w:t>
-      </w:r>
-      <w:r>
-        <w:rPr>
-          <w:sz w:val="22"/>
-          <w:szCs w:val="22"/>
-        </w:rPr>
-        <w:t xml:space="preserve"> Urteile auf der Grundlage etablierter Kriterien und Standards fällen.</w:t>
-      </w:r>
-    </w:p>
-    <w:p>
-      <w:pPr>
-        <w:pStyle w:val="Compact"/>
-        <w:numPr>
-          <w:ilvl w:val="1"/>
-          <w:numId w:val="1"/>
-        </w:numPr>
-        <w:bidi w:val="0"/>
-        <w:jc w:val="start"/>
-        <w:rPr>
-          <w:sz w:val="22"/>
-          <w:szCs w:val="22"/>
-        </w:rPr>
-      </w:pPr>
-      <w:r>
-        <w:rPr>
-          <w:sz w:val="22"/>
-          <w:szCs w:val="22"/>
-        </w:rPr>
-        <w:t>Verben: Bewerten, schlussfolgern, kritisieren, verteidigen, bewerten, benoten, interpretieren, beurteilen, begründen, überprüfen</w:t>
-      </w:r>
-    </w:p>
-    <w:p>
-      <w:pPr>
-        <w:pStyle w:val="Compact"/>
-        <w:numPr>
-          <w:ilvl w:val="0"/>
-          <w:numId w:val="4"/>
-        </w:numPr>
-        <w:bidi w:val="0"/>
-        <w:jc w:val="start"/>
-        <w:rPr>
-          <w:sz w:val="22"/>
-          <w:szCs w:val="22"/>
-        </w:rPr>
-      </w:pPr>
-      <w:r>
-        <w:rPr>
-          <w:b/>
-          <w:bCs/>
-          <w:sz w:val="22"/>
-          <w:szCs w:val="22"/>
-        </w:rPr>
-        <w:t>Creating:</w:t>
-      </w:r>
-      <w:r>
-        <w:rPr>
-          <w:sz w:val="22"/>
-          <w:szCs w:val="22"/>
-        </w:rPr>
-        <w:t xml:space="preserve"> Zusammenfügen oder Neuorganisieren von Elementen zu einem zusammenhängenden Ganzen.</w:t>
-      </w:r>
-    </w:p>
-    <w:p>
-      <w:pPr>
-        <w:pStyle w:val="Compact"/>
-        <w:numPr>
-          <w:ilvl w:val="1"/>
-          <w:numId w:val="1"/>
-        </w:numPr>
-        <w:bidi w:val="0"/>
-        <w:jc w:val="start"/>
-        <w:rPr>
-          <w:sz w:val="22"/>
-          <w:szCs w:val="22"/>
-        </w:rPr>
-      </w:pPr>
-      <w:bookmarkStart w:id="17" w:name="X5adecf790d361ef61a0e462edd7ab013df4437a"/>
-      <w:bookmarkStart w:id="18" w:name="blooms-level-stufen-1-6"/>
-      <w:r>
-        <w:rPr>
-          <w:sz w:val="22"/>
-          <w:szCs w:val="22"/>
-        </w:rPr>
-        <w:t>Verben: Zusammenstellen, codieren, kompilieren, konstruieren, erstellen, entwerfen, entwickeln, erweitern, verbessern, reorganisieren</w:t>
-      </w:r>
-      <w:bookmarkEnd w:id="17"/>
-      <w:bookmarkEnd w:id="18"/>
-    </w:p>
-    <w:p>
-      <w:pPr>
-        <w:pStyle w:val="Compact"/>
-        <w:bidi w:val="0"/>
-        <w:jc w:val="start"/>
-        <w:rPr/>
-      </w:pPr>
-      <w:r>
-        <w:rPr/>
-      </w:r>
-    </w:p>
-    <w:p>
-      <w:pPr>
-        <w:pStyle w:val="Compact"/>
-        <w:bidi w:val="0"/>
-        <w:jc w:val="start"/>
-        <w:rPr/>
-      </w:pPr>
-      <w:r>
-        <w:rPr/>
-      </w:r>
-    </w:p>
-    <w:p>
-      <w:pPr>
-        <w:pStyle w:val="Compact"/>
-        <w:bidi w:val="0"/>
-        <w:jc w:val="start"/>
-        <w:rPr/>
-      </w:pPr>
-      <w:r>
-        <w:rPr/>
-      </w:r>
-    </w:p>
-    <w:p>
-      <w:pPr>
-        <w:pStyle w:val="Compact"/>
-        <w:bidi w:val="0"/>
-        <w:jc w:val="start"/>
-        <w:rPr/>
-      </w:pPr>
-      <w:r>
-        <w:rPr/>
-      </w:r>
-    </w:p>
-    <w:p>
-      <w:pPr>
-        <w:pStyle w:val="Compact"/>
-        <w:bidi w:val="0"/>
-        <w:jc w:val="start"/>
-        <w:rPr/>
-      </w:pPr>
-      <w:r>
-        <w:rPr/>
-      </w:r>
-    </w:p>
-    <w:p>
-      <w:pPr>
-        <w:pStyle w:val="Compact"/>
-        <w:bidi w:val="0"/>
-        <w:jc w:val="start"/>
-        <w:rPr/>
-      </w:pPr>
-      <w:r>
-        <w:rPr/>
-      </w:r>
-    </w:p>
-    <w:p>
-      <w:pPr>
-        <w:pStyle w:val="Compact"/>
-        <w:bidi w:val="0"/>
-        <w:jc w:val="start"/>
-        <w:rPr/>
-      </w:pPr>
-      <w:r>
-        <w:rPr/>
-      </w:r>
-    </w:p>
-    <w:p>
-      <w:pPr>
-        <w:pStyle w:val="Compact"/>
-        <w:bidi w:val="0"/>
-        <w:jc w:val="start"/>
-        <w:rPr/>
-      </w:pPr>
-      <w:r>
-        <w:rPr/>
-      </w:r>
-    </w:p>
-    <w:p>
-      <w:pPr>
-        <w:pStyle w:val="Compact"/>
-        <w:bidi w:val="0"/>
-        <w:jc w:val="start"/>
-        <w:rPr/>
-      </w:pPr>
-      <w:r>
-        <w:rPr/>
-      </w:r>
-    </w:p>
-    <w:p>
-      <w:pPr>
-        <w:pStyle w:val="Compact"/>
-        <w:bidi w:val="0"/>
-        <w:jc w:val="start"/>
-        <w:rPr/>
-      </w:pPr>
-      <w:r>
-        <w:rPr/>
-      </w:r>
-    </w:p>
-    <w:p>
-      <w:pPr>
-        <w:pStyle w:val="Compact"/>
-        <w:bidi w:val="0"/>
-        <w:jc w:val="start"/>
-        <w:rPr/>
-      </w:pPr>
-      <w:r>
-        <w:rPr/>
-      </w:r>
-    </w:p>
-    <w:p>
-      <w:pPr>
-        <w:pStyle w:val="Compact"/>
-        <w:bidi w:val="0"/>
-        <w:jc w:val="start"/>
-        <w:rPr/>
-      </w:pPr>
-      <w:r>
-        <w:rPr/>
-      </w:r>
-    </w:p>
-    <w:p>
-      <w:pPr>
-        <w:pStyle w:val="Compact"/>
-        <w:bidi w:val="0"/>
-        <w:jc w:val="start"/>
-        <w:rPr/>
-      </w:pPr>
-      <w:r>
-        <w:rPr/>
-      </w:r>
-    </w:p>
-    <w:p>
-      <w:pPr>
-        <w:pStyle w:val="Compact"/>
-        <w:bidi w:val="0"/>
-        <w:jc w:val="start"/>
-        <w:rPr/>
-      </w:pPr>
-      <w:r>
-        <w:rPr/>
-      </w:r>
-    </w:p>
-    <w:p>
-      <w:pPr>
-        <w:pStyle w:val="Compact"/>
-        <w:bidi w:val="0"/>
-        <w:jc w:val="start"/>
-        <w:rPr/>
-      </w:pPr>
-      <w:r>
-        <w:rPr/>
-      </w:r>
-    </w:p>
-    <w:p>
-      <w:pPr>
-        <w:pStyle w:val="Compact"/>
-        <w:bidi w:val="0"/>
-        <w:jc w:val="start"/>
-        <w:rPr/>
-      </w:pPr>
-      <w:r>
-        <w:rPr/>
-      </w:r>
-    </w:p>
-    <w:p>
-      <w:pPr>
-        <w:pStyle w:val="Compact"/>
-        <w:bidi w:val="0"/>
-        <w:jc w:val="start"/>
-        <w:rPr/>
-      </w:pPr>
-      <w:r>
-        <w:rPr/>
-      </w:r>
-    </w:p>
-    <w:p>
-      <w:pPr>
-        <w:pStyle w:val="Compact"/>
-        <w:bidi w:val="0"/>
-        <w:jc w:val="start"/>
-        <w:rPr/>
-      </w:pPr>
-      <w:r>
-        <w:rPr/>
-      </w:r>
-    </w:p>
-    <w:p>
-      <w:pPr>
-        <w:pStyle w:val="Heading2"/>
-        <w:bidi w:val="0"/>
-        <w:jc w:val="start"/>
-        <w:rPr/>
-      </w:pPr>
-      <w:r>
-        <w:rPr/>
-        <w:t>Multiple-Choice Question</w:t>
-      </w:r>
-    </w:p>
-    <w:p>
-      <w:pPr>
-        <w:pStyle w:val="Heading3"/>
-        <w:bidi w:val="0"/>
-        <w:jc w:val="start"/>
-        <w:rPr/>
-      </w:pPr>
-      <w:r>
-        <w:rPr/>
-        <w:t>Lernziel</w:t>
-      </w:r>
-    </w:p>
-    <w:p>
-      <w:pPr>
-        <w:pStyle w:val="FirstParagraph"/>
-        <w:bidi w:val="0"/>
-        <w:jc w:val="start"/>
-        <w:rPr>
-          <w:sz w:val="22"/>
-          <w:szCs w:val="22"/>
-        </w:rPr>
-      </w:pPr>
-      <w:bookmarkStart w:id="19" w:name="lernziel"/>
-      <w:r>
-        <w:rPr>
-          <w:sz w:val="22"/>
-          <w:szCs w:val="22"/>
-        </w:rPr>
-        <w:t>Die Studierenden können die Konzepte der einzelnen Schichten auf konkrete Beispiele anwenden, indem sie Kommunikationsvorgänge der korrekten Schicht zuordnen</w:t>
-      </w:r>
-      <w:bookmarkEnd w:id="19"/>
-    </w:p>
-    <w:p>
-      <w:pPr>
-        <w:pStyle w:val="Heading3"/>
-        <w:bidi w:val="0"/>
-        <w:jc w:val="start"/>
-        <w:rPr/>
-      </w:pPr>
-      <w:r>
-        <w:rPr/>
-        <w:t>Formulierte Frage</w:t>
-      </w:r>
-    </w:p>
-    <w:p>
-      <w:pPr>
-        <w:pStyle w:val="FirstParagraph"/>
-        <w:bidi w:val="0"/>
-        <w:jc w:val="start"/>
-        <w:rPr>
-          <w:sz w:val="22"/>
-          <w:szCs w:val="22"/>
-        </w:rPr>
-      </w:pPr>
-      <w:r>
-        <w:rPr>
-          <w:sz w:val="22"/>
-          <w:szCs w:val="22"/>
-        </w:rPr>
-        <w:t>Frage: Ermitteln Sie, welche Schichten des Modells Adressierung als Kernaufgabe ausführen.</w:t>
-      </w:r>
-    </w:p>
-    <w:p>
-      <w:pPr>
-        <w:pStyle w:val="BodyText"/>
-        <w:bidi w:val="0"/>
-        <w:jc w:val="start"/>
-        <w:rPr>
-          <w:sz w:val="22"/>
-          <w:szCs w:val="22"/>
-        </w:rPr>
-      </w:pPr>
-      <w:r>
-        <w:rPr>
-          <w:sz w:val="22"/>
-          <w:szCs w:val="22"/>
-        </w:rPr>
-        <w:t>Antwortmöglichkeiten:</w:t>
-      </w:r>
-    </w:p>
-    <w:p>
-      <w:pPr>
-        <w:pStyle w:val="Compact"/>
-        <w:numPr>
-          <w:ilvl w:val="0"/>
-          <w:numId w:val="17"/>
-        </w:numPr>
-        <w:bidi w:val="0"/>
-        <w:jc w:val="start"/>
-        <w:rPr>
-          <w:sz w:val="22"/>
-          <w:szCs w:val="22"/>
-        </w:rPr>
-      </w:pPr>
-      <w:r>
-        <w:rPr>
-          <w:sz w:val="22"/>
-          <w:szCs w:val="22"/>
-        </w:rPr>
-        <w:t>Data Link Layer (Schicht 2), Network Layer (Schicht 3) und Transport Layer (Schicht 4) (Richtig)</w:t>
-      </w:r>
-    </w:p>
-    <w:p>
-      <w:pPr>
-        <w:pStyle w:val="Compact"/>
-        <w:numPr>
-          <w:ilvl w:val="0"/>
-          <w:numId w:val="1"/>
-        </w:numPr>
-        <w:bidi w:val="0"/>
-        <w:jc w:val="start"/>
-        <w:rPr>
-          <w:sz w:val="22"/>
-          <w:szCs w:val="22"/>
-        </w:rPr>
-      </w:pPr>
-      <w:r>
-        <w:rPr>
-          <w:sz w:val="22"/>
-          <w:szCs w:val="22"/>
-        </w:rPr>
-        <w:t>Network Layer (Schicht 3), Transport Layer (Schicht 4) und Application Layer (Schicht 7) (Falsch)</w:t>
-      </w:r>
-    </w:p>
-    <w:p>
-      <w:pPr>
-        <w:pStyle w:val="Compact"/>
-        <w:numPr>
-          <w:ilvl w:val="0"/>
-          <w:numId w:val="1"/>
-        </w:numPr>
-        <w:bidi w:val="0"/>
-        <w:jc w:val="start"/>
-        <w:rPr>
-          <w:sz w:val="22"/>
-          <w:szCs w:val="22"/>
-        </w:rPr>
-      </w:pPr>
-      <w:r>
-        <w:rPr>
-          <w:sz w:val="22"/>
-          <w:szCs w:val="22"/>
-        </w:rPr>
-        <w:t>Physical Layer (Schicht 1), Data Link Layer (Schicht 2) und Network Layer (Schicht 3) (Falsch)</w:t>
-      </w:r>
-    </w:p>
-    <w:p>
-      <w:pPr>
-        <w:pStyle w:val="Compact"/>
-        <w:numPr>
-          <w:ilvl w:val="0"/>
-          <w:numId w:val="1"/>
-        </w:numPr>
-        <w:bidi w:val="0"/>
-        <w:jc w:val="start"/>
-        <w:rPr>
-          <w:sz w:val="22"/>
-          <w:szCs w:val="22"/>
-        </w:rPr>
-      </w:pPr>
-      <w:bookmarkStart w:id="20" w:name="formulierte-frage"/>
-      <w:r>
-        <w:rPr>
-          <w:sz w:val="22"/>
-          <w:szCs w:val="22"/>
-        </w:rPr>
-        <w:t>Schicht 2 (Identifikation), Schicht 3 (Netzwerk-übergreifend) und Schicht 4 (Teilnehmer) (Richtig)</w:t>
-      </w:r>
-      <w:bookmarkEnd w:id="20"/>
     </w:p>
     <w:p>
       <w:pPr>
@@ -3388,6 +2723,40 @@
     </w:p>
     <w:p>
       <w:pPr>
+        <w:pStyle w:val="BodyText"/>
+        <w:bidi w:val="0"/>
+        <w:jc w:val="start"/>
+        <w:rPr>
+          <w:sz w:val="22"/>
+          <w:szCs w:val="22"/>
+        </w:rPr>
+      </w:pPr>
+      <w:r>
+        <w:rPr>
+          <w:sz w:val="22"/>
+          <w:szCs w:val="22"/>
+        </w:rPr>
+      </w:r>
+    </w:p>
+    <w:p>
+      <w:pPr>
+        <w:pStyle w:val="BodyText"/>
+        <w:bidi w:val="0"/>
+        <w:jc w:val="start"/>
+        <w:rPr>
+          <w:sz w:val="22"/>
+          <w:szCs w:val="22"/>
+        </w:rPr>
+      </w:pPr>
+      <w:r>
+        <w:rPr>
+          <w:sz w:val="22"/>
+          <w:szCs w:val="22"/>
+        </w:rPr>
+      </w:r>
+    </w:p>
+    <w:p>
+      <w:pPr>
         <w:pStyle w:val="FirstParagraph"/>
         <w:bidi w:val="0"/>
         <w:jc w:val="start"/>
@@ -3906,6 +3275,48 @@
           <w:sz w:val="22"/>
           <w:szCs w:val="22"/>
         </w:rPr>
+      </w:r>
+    </w:p>
+    <w:p>
+      <w:pPr>
+        <w:pStyle w:val="FirstParagraph"/>
+        <w:bidi w:val="0"/>
+        <w:jc w:val="start"/>
+        <w:rPr>
+          <w:b/>
+          <w:bCs/>
+          <w:sz w:val="22"/>
+          <w:szCs w:val="22"/>
+        </w:rPr>
+      </w:pPr>
+      <w:r>
+        <w:rPr>
+          <w:b/>
+          <w:bCs/>
+          <w:sz w:val="22"/>
+          <w:szCs w:val="22"/>
+        </w:rPr>
+      </w:r>
+    </w:p>
+    <w:p>
+      <w:pPr>
+        <w:pStyle w:val="FirstParagraph"/>
+        <w:bidi w:val="0"/>
+        <w:jc w:val="start"/>
+        <w:rPr>
+          <w:b/>
+          <w:bCs/>
+          <w:sz w:val="22"/>
+          <w:szCs w:val="22"/>
+        </w:rPr>
+      </w:pPr>
+      <w:r>
+        <w:rPr>
+          <w:b/>
+          <w:bCs/>
+          <w:sz w:val="22"/>
+          <w:szCs w:val="22"/>
+        </w:rPr>
         <w:t>Transport Layer 4</w:t>
       </w:r>
     </w:p>
@@ -4747,8 +4158,8 @@
           <w:szCs w:val="22"/>
         </w:rPr>
       </w:pPr>
-      <w:bookmarkStart w:id="21" w:name="multiple-choice-question"/>
-      <w:bookmarkStart w:id="22" w:name="quelltext"/>
+      <w:bookmarkStart w:id="15" w:name="quelltext"/>
+      <w:bookmarkStart w:id="16" w:name="multiple-choice-question"/>
       <w:r>
         <w:rPr>
           <w:i/>
@@ -4758,8 +4169,29 @@
         </w:rPr>
         <w:t>Stark abhängig von der jeweiligen Anwendung! Daher wenig Systematisierung möglich.</w:t>
       </w:r>
-      <w:bookmarkEnd w:id="21"/>
-      <w:bookmarkEnd w:id="22"/>
+      <w:bookmarkEnd w:id="15"/>
+      <w:bookmarkEnd w:id="16"/>
+    </w:p>
+    <w:p>
+      <w:pPr>
+        <w:pStyle w:val="BodyText"/>
+        <w:bidi w:val="0"/>
+        <w:jc w:val="start"/>
+        <w:rPr>
+          <w:i/>
+          <w:iCs/>
+          <w:sz w:val="22"/>
+          <w:szCs w:val="22"/>
+        </w:rPr>
+      </w:pPr>
+      <w:r>
+        <w:rPr>
+          <w:i/>
+          <w:iCs/>
+          <w:sz w:val="22"/>
+          <w:szCs w:val="22"/>
+        </w:rPr>
+      </w:r>
     </w:p>
     <w:p>
       <w:pPr>
@@ -6021,6 +5453,28 @@
     </w:p>
     <w:p>
       <w:pPr>
+        <w:pStyle w:val="Normal"/>
+        <w:bidi w:val="0"/>
+        <w:jc w:val="start"/>
+        <w:rPr/>
+      </w:pPr>
+      <w:r>
+        <w:rPr/>
+      </w:r>
+    </w:p>
+    <w:p>
+      <w:pPr>
+        <w:pStyle w:val="Normal"/>
+        <w:bidi w:val="0"/>
+        <w:jc w:val="start"/>
+        <w:rPr/>
+      </w:pPr>
+      <w:r>
+        <w:rPr/>
+      </w:r>
+    </w:p>
+    <w:p>
+      <w:pPr>
         <w:pStyle w:val="Heading2"/>
         <w:bidi w:val="0"/>
         <w:jc w:val="start"/>
@@ -6053,7 +5507,7 @@
           <w:szCs w:val="22"/>
         </w:rPr>
       </w:pPr>
-      <w:bookmarkStart w:id="23" w:name="lernziel_Copy_1"/>
+      <w:bookmarkStart w:id="17" w:name="lernziel_Copy_1"/>
       <w:r>
         <w:rPr>
           <w:sz w:val="22"/>
@@ -6061,7 +5515,7 @@
         </w:rPr>
         <w:t>Die Studierenden können die Beziehungen zwischen den Schichten des ISO-OSI-Modells erklären und die Kernaufgaben jeder Schicht in eigenen Worten beschreiben</w:t>
       </w:r>
-      <w:bookmarkEnd w:id="23"/>
+      <w:bookmarkEnd w:id="17"/>
     </w:p>
     <w:p>
       <w:pPr>
@@ -6229,8 +5683,8 @@
           <w:szCs w:val="22"/>
         </w:rPr>
       </w:pPr>
-      <w:bookmarkStart w:id="24" w:name="open-ended-question"/>
-      <w:bookmarkStart w:id="25" w:name="formulierte-frage_Copy_1"/>
+      <w:bookmarkStart w:id="18" w:name="formulierte-frage_Copy_1"/>
+      <w:bookmarkStart w:id="19" w:name="open-ended-question"/>
       <w:r>
         <w:rPr>
           <w:sz w:val="22"/>
@@ -6238,8 +5692,20 @@
         </w:rPr>
         <w:t>Schicht 7 (Application): Festlegung von Konzepten, Protokollelementen und Verhalten für spezifische Anwendungen. (Richtig)</w:t>
       </w:r>
-      <w:bookmarkEnd w:id="24"/>
-      <w:bookmarkEnd w:id="25"/>
+      <w:bookmarkEnd w:id="18"/>
+      <w:bookmarkEnd w:id="19"/>
+    </w:p>
+    <w:p>
+      <w:pPr>
+        <w:pStyle w:val="Heading3"/>
+        <w:bidi w:val="0"/>
+        <w:jc w:val="start"/>
+        <w:rPr/>
+      </w:pPr>
+      <w:r>
+        <w:rPr/>
+        <w:t>Quelltext</w:t>
+      </w:r>
     </w:p>
     <w:p>
       <w:pPr>
@@ -6250,6 +5716,7 @@
       </w:pPr>
       <w:r>
         <w:rPr/>
+        <w:t>Der gleiche Text, siehe Multiple-Choice Question</w:t>
       </w:r>
     </w:p>
     <w:p>
@@ -7181,7 +6648,7 @@
     <w:sectPr>
       <w:type w:val="nextPage"/>
       <w:pgSz w:w="12240" w:h="15840"/>
-      <w:pgMar w:left="720" w:right="2851" w:gutter="0" w:header="0" w:top="1134" w:footer="0" w:bottom="1134"/>
+      <w:pgMar w:left="720" w:right="2851" w:gutter="0" w:header="0" w:top="864" w:footer="0" w:bottom="864"/>
       <w:pgNumType w:fmt="decimal"/>
       <w:formProt w:val="false"/>
       <w:textDirection w:val="lrTb"/>
@@ -7331,9 +6798,8 @@
   </w:abstractNum>
   <w:abstractNum w:abstractNumId="2">
     <w:lvl w:ilvl="0">
-      <w:start w:val="1"/>
-      <w:numFmt w:val="decimal"/>
-      <w:lvlText w:val="%1."/>
+      <w:numFmt w:val="bullet"/>
+      <w:lvlText w:val=""/>
       <w:lvlJc w:val="start"/>
       <w:pPr>
         <w:tabs>
@@ -7341,12 +6807,14 @@
         </w:tabs>
         <w:ind w:start="720" w:hanging="360"/>
       </w:pPr>
-      <w:rPr/>
+      <w:rPr>
+        <w:rFonts w:ascii="Symbol" w:hAnsi="Symbol" w:cs="Symbol" w:hint="default"/>
+      </w:rPr>
     </w:lvl>
     <w:lvl w:ilvl="1">
-      <w:start w:val="1"/>
-      <w:numFmt w:val="decimal"/>
-      <w:lvlText w:val="%2."/>
+      <w:start w:val="0"/>
+      <w:numFmt w:val="bullet"/>
+      <w:lvlText w:val="o"/>
       <w:lvlJc w:val="start"/>
       <w:pPr>
         <w:tabs>
@@ -7354,12 +6822,14 @@
         </w:tabs>
         <w:ind w:start="1440" w:hanging="360"/>
       </w:pPr>
-      <w:rPr/>
+      <w:rPr>
+        <w:rFonts w:ascii="Courier New" w:hAnsi="Courier New" w:cs="Courier New" w:hint="default"/>
+      </w:rPr>
     </w:lvl>
     <w:lvl w:ilvl="2">
-      <w:start w:val="1"/>
-      <w:numFmt w:val="decimal"/>
-      <w:lvlText w:val="%3."/>
+      <w:start w:val="0"/>
+      <w:numFmt w:val="bullet"/>
+      <w:lvlText w:val=""/>
       <w:lvlJc w:val="start"/>
       <w:pPr>
         <w:tabs>
@@ -7367,12 +6837,14 @@
         </w:tabs>
         <w:ind w:start="2160" w:hanging="360"/>
       </w:pPr>
-      <w:rPr/>
+      <w:rPr>
+        <w:rFonts w:ascii="Wingdings" w:hAnsi="Wingdings" w:cs="Wingdings" w:hint="default"/>
+      </w:rPr>
     </w:lvl>
     <w:lvl w:ilvl="3">
-      <w:start w:val="1"/>
-      <w:numFmt w:val="decimal"/>
-      <w:lvlText w:val="%4."/>
+      <w:start w:val="0"/>
+      <w:numFmt w:val="bullet"/>
+      <w:lvlText w:val=""/>
       <w:lvlJc w:val="start"/>
       <w:pPr>
         <w:tabs>
@@ -7380,12 +6852,14 @@
         </w:tabs>
         <w:ind w:start="2880" w:hanging="360"/>
       </w:pPr>
-      <w:rPr/>
+      <w:rPr>
+        <w:rFonts w:ascii="Symbol" w:hAnsi="Symbol" w:cs="Symbol" w:hint="default"/>
+      </w:rPr>
     </w:lvl>
     <w:lvl w:ilvl="4">
-      <w:start w:val="1"/>
-      <w:numFmt w:val="decimal"/>
-      <w:lvlText w:val="%5."/>
+      <w:start w:val="0"/>
+      <w:numFmt w:val="bullet"/>
+      <w:lvlText w:val="o"/>
       <w:lvlJc w:val="start"/>
       <w:pPr>
         <w:tabs>
@@ -7393,12 +6867,14 @@
         </w:tabs>
         <w:ind w:start="3600" w:hanging="360"/>
       </w:pPr>
-      <w:rPr/>
+      <w:rPr>
+        <w:rFonts w:ascii="Courier New" w:hAnsi="Courier New" w:cs="Courier New" w:hint="default"/>
+      </w:rPr>
     </w:lvl>
     <w:lvl w:ilvl="5">
-      <w:start w:val="1"/>
-      <w:numFmt w:val="decimal"/>
-      <w:lvlText w:val="%6."/>
+      <w:start w:val="0"/>
+      <w:numFmt w:val="bullet"/>
+      <w:lvlText w:val=""/>
       <w:lvlJc w:val="start"/>
       <w:pPr>
         <w:tabs>
@@ -7406,12 +6882,14 @@
         </w:tabs>
         <w:ind w:start="4320" w:hanging="360"/>
       </w:pPr>
-      <w:rPr/>
+      <w:rPr>
+        <w:rFonts w:ascii="Wingdings" w:hAnsi="Wingdings" w:cs="Wingdings" w:hint="default"/>
+      </w:rPr>
     </w:lvl>
     <w:lvl w:ilvl="6">
-      <w:start w:val="1"/>
-      <w:numFmt w:val="decimal"/>
-      <w:lvlText w:val="%7."/>
+      <w:start w:val="0"/>
+      <w:numFmt w:val="bullet"/>
+      <w:lvlText w:val=""/>
       <w:lvlJc w:val="start"/>
       <w:pPr>
         <w:tabs>
@@ -7419,12 +6897,14 @@
         </w:tabs>
         <w:ind w:start="5040" w:hanging="360"/>
       </w:pPr>
-      <w:rPr/>
+      <w:rPr>
+        <w:rFonts w:ascii="Symbol" w:hAnsi="Symbol" w:cs="Symbol" w:hint="default"/>
+      </w:rPr>
     </w:lvl>
     <w:lvl w:ilvl="7">
-      <w:start w:val="1"/>
-      <w:numFmt w:val="decimal"/>
-      <w:lvlText w:val="%8."/>
+      <w:start w:val="0"/>
+      <w:numFmt w:val="bullet"/>
+      <w:lvlText w:val="o"/>
       <w:lvlJc w:val="start"/>
       <w:pPr>
         <w:tabs>
@@ -7432,12 +6912,14 @@
         </w:tabs>
         <w:ind w:start="5760" w:hanging="360"/>
       </w:pPr>
-      <w:rPr/>
+      <w:rPr>
+        <w:rFonts w:ascii="Courier New" w:hAnsi="Courier New" w:cs="Courier New" w:hint="default"/>
+      </w:rPr>
     </w:lvl>
     <w:lvl w:ilvl="8">
-      <w:start w:val="1"/>
-      <w:numFmt w:val="decimal"/>
-      <w:lvlText w:val="%9."/>
+      <w:start w:val="0"/>
+      <w:numFmt w:val="bullet"/>
+      <w:lvlText w:val=""/>
       <w:lvlJc w:val="start"/>
       <w:pPr>
         <w:tabs>
@@ -7445,14 +6927,15 @@
         </w:tabs>
         <w:ind w:start="6480" w:hanging="360"/>
       </w:pPr>
-      <w:rPr/>
+      <w:rPr>
+        <w:rFonts w:ascii="Wingdings" w:hAnsi="Wingdings" w:cs="Wingdings" w:hint="default"/>
+      </w:rPr>
     </w:lvl>
   </w:abstractNum>
   <w:abstractNum w:abstractNumId="3">
     <w:lvl w:ilvl="0">
-      <w:start w:val="1"/>
-      <w:numFmt w:val="decimal"/>
-      <w:lvlText w:val="%1."/>
+      <w:numFmt w:val="bullet"/>
+      <w:lvlText w:val=""/>
       <w:lvlJc w:val="start"/>
       <w:pPr>
         <w:tabs>
@@ -7461,13 +6944,13 @@
         <w:ind w:start="720" w:hanging="360"/>
       </w:pPr>
       <w:rPr>
-        <w:rFonts w:ascii="Noto Serif" w:hAnsi="Noto Serif" w:cs="Symbol"/>
+        <w:rFonts w:ascii="Symbol" w:hAnsi="Symbol" w:cs="Symbol" w:hint="default"/>
       </w:rPr>
     </w:lvl>
     <w:lvl w:ilvl="1">
-      <w:start w:val="1"/>
-      <w:numFmt w:val="decimal"/>
-      <w:lvlText w:val="%2."/>
+      <w:start w:val="0"/>
+      <w:numFmt w:val="bullet"/>
+      <w:lvlText w:val="o"/>
       <w:lvlJc w:val="start"/>
       <w:pPr>
         <w:tabs>
@@ -7476,13 +6959,13 @@
         <w:ind w:start="1440" w:hanging="360"/>
       </w:pPr>
       <w:rPr>
-        <w:rFonts w:cs="Courier New"/>
+        <w:rFonts w:ascii="Courier New" w:hAnsi="Courier New" w:cs="Courier New" w:hint="default"/>
       </w:rPr>
     </w:lvl>
     <w:lvl w:ilvl="2">
-      <w:start w:val="1"/>
-      <w:numFmt w:val="decimal"/>
-      <w:lvlText w:val="%3."/>
+      <w:start w:val="0"/>
+      <w:numFmt w:val="bullet"/>
+      <w:lvlText w:val=""/>
       <w:lvlJc w:val="start"/>
       <w:pPr>
         <w:tabs>
@@ -7491,13 +6974,13 @@
         <w:ind w:start="2160" w:hanging="360"/>
       </w:pPr>
       <w:rPr>
-        <w:rFonts w:cs="Wingdings"/>
+        <w:rFonts w:ascii="Wingdings" w:hAnsi="Wingdings" w:cs="Wingdings" w:hint="default"/>
       </w:rPr>
     </w:lvl>
     <w:lvl w:ilvl="3">
-      <w:start w:val="1"/>
-      <w:numFmt w:val="decimal"/>
-      <w:lvlText w:val="%4."/>
+      <w:start w:val="0"/>
+      <w:numFmt w:val="bullet"/>
+      <w:lvlText w:val=""/>
       <w:lvlJc w:val="start"/>
       <w:pPr>
         <w:tabs>
@@ -7506,13 +6989,13 @@
         <w:ind w:start="2880" w:hanging="360"/>
       </w:pPr>
       <w:rPr>
-        <w:rFonts w:ascii="Noto Serif" w:hAnsi="Noto Serif" w:cs="Symbol"/>
+        <w:rFonts w:ascii="Symbol" w:hAnsi="Symbol" w:cs="Symbol" w:hint="default"/>
       </w:rPr>
     </w:lvl>
     <w:lvl w:ilvl="4">
-      <w:start w:val="1"/>
-      <w:numFmt w:val="decimal"/>
-      <w:lvlText w:val="%5."/>
+      <w:start w:val="0"/>
+      <w:numFmt w:val="bullet"/>
+      <w:lvlText w:val="o"/>
       <w:lvlJc w:val="start"/>
       <w:pPr>
         <w:tabs>
@@ -7521,13 +7004,13 @@
         <w:ind w:start="3600" w:hanging="360"/>
       </w:pPr>
       <w:rPr>
-        <w:rFonts w:cs="Courier New"/>
+        <w:rFonts w:ascii="Courier New" w:hAnsi="Courier New" w:cs="Courier New" w:hint="default"/>
       </w:rPr>
     </w:lvl>
     <w:lvl w:ilvl="5">
-      <w:start w:val="1"/>
-      <w:numFmt w:val="decimal"/>
-      <w:lvlText w:val="%6."/>
+      <w:start w:val="0"/>
+      <w:numFmt w:val="bullet"/>
+      <w:lvlText w:val=""/>
       <w:lvlJc w:val="start"/>
       <w:pPr>
         <w:tabs>
@@ -7536,13 +7019,13 @@
         <w:ind w:start="4320" w:hanging="360"/>
       </w:pPr>
       <w:rPr>
-        <w:rFonts w:cs="Wingdings"/>
+        <w:rFonts w:ascii="Wingdings" w:hAnsi="Wingdings" w:cs="Wingdings" w:hint="default"/>
       </w:rPr>
     </w:lvl>
     <w:lvl w:ilvl="6">
-      <w:start w:val="1"/>
-      <w:numFmt w:val="decimal"/>
-      <w:lvlText w:val="%7."/>
+      <w:start w:val="0"/>
+      <w:numFmt w:val="bullet"/>
+      <w:lvlText w:val=""/>
       <w:lvlJc w:val="start"/>
       <w:pPr>
         <w:tabs>
@@ -7551,13 +7034,13 @@
         <w:ind w:start="5040" w:hanging="360"/>
       </w:pPr>
       <w:rPr>
-        <w:rFonts w:ascii="Noto Serif" w:hAnsi="Noto Serif" w:cs="Symbol"/>
+        <w:rFonts w:ascii="Symbol" w:hAnsi="Symbol" w:cs="Symbol" w:hint="default"/>
       </w:rPr>
     </w:lvl>
     <w:lvl w:ilvl="7">
-      <w:start w:val="1"/>
-      <w:numFmt w:val="decimal"/>
-      <w:lvlText w:val="%8."/>
+      <w:start w:val="0"/>
+      <w:numFmt w:val="bullet"/>
+      <w:lvlText w:val="o"/>
       <w:lvlJc w:val="start"/>
       <w:pPr>
         <w:tabs>
@@ -7566,13 +7049,13 @@
         <w:ind w:start="5760" w:hanging="360"/>
       </w:pPr>
       <w:rPr>
-        <w:rFonts w:cs="Courier New"/>
+        <w:rFonts w:ascii="Courier New" w:hAnsi="Courier New" w:cs="Courier New" w:hint="default"/>
       </w:rPr>
     </w:lvl>
     <w:lvl w:ilvl="8">
-      <w:start w:val="1"/>
-      <w:numFmt w:val="decimal"/>
-      <w:lvlText w:val="%9."/>
+      <w:start w:val="0"/>
+      <w:numFmt w:val="bullet"/>
+      <w:lvlText w:val=""/>
       <w:lvlJc w:val="start"/>
       <w:pPr>
         <w:tabs>
@@ -7581,7 +7064,7 @@
         <w:ind w:start="6480" w:hanging="360"/>
       </w:pPr>
       <w:rPr>
-        <w:rFonts w:cs="Wingdings"/>
+        <w:rFonts w:ascii="Wingdings" w:hAnsi="Wingdings" w:cs="Wingdings" w:hint="default"/>
       </w:rPr>
     </w:lvl>
   </w:abstractNum>
@@ -7706,6 +7189,125 @@
   </w:abstractNum>
   <w:abstractNum w:abstractNumId="5">
     <w:lvl w:ilvl="0">
+      <w:start w:val="1"/>
+      <w:numFmt w:val="decimal"/>
+      <w:lvlText w:val="%1."/>
+      <w:lvlJc w:val="start"/>
+      <w:pPr>
+        <w:tabs>
+          <w:tab w:val="num" w:pos="0"/>
+        </w:tabs>
+        <w:ind w:start="720" w:hanging="360"/>
+      </w:pPr>
+      <w:rPr/>
+    </w:lvl>
+    <w:lvl w:ilvl="1">
+      <w:start w:val="1"/>
+      <w:numFmt w:val="decimal"/>
+      <w:lvlText w:val="%2."/>
+      <w:lvlJc w:val="start"/>
+      <w:pPr>
+        <w:tabs>
+          <w:tab w:val="num" w:pos="0"/>
+        </w:tabs>
+        <w:ind w:start="1440" w:hanging="360"/>
+      </w:pPr>
+      <w:rPr/>
+    </w:lvl>
+    <w:lvl w:ilvl="2">
+      <w:start w:val="1"/>
+      <w:numFmt w:val="decimal"/>
+      <w:lvlText w:val="%3."/>
+      <w:lvlJc w:val="start"/>
+      <w:pPr>
+        <w:tabs>
+          <w:tab w:val="num" w:pos="0"/>
+        </w:tabs>
+        <w:ind w:start="2160" w:hanging="360"/>
+      </w:pPr>
+      <w:rPr/>
+    </w:lvl>
+    <w:lvl w:ilvl="3">
+      <w:start w:val="1"/>
+      <w:numFmt w:val="decimal"/>
+      <w:lvlText w:val="%4."/>
+      <w:lvlJc w:val="start"/>
+      <w:pPr>
+        <w:tabs>
+          <w:tab w:val="num" w:pos="0"/>
+        </w:tabs>
+        <w:ind w:start="2880" w:hanging="360"/>
+      </w:pPr>
+      <w:rPr/>
+    </w:lvl>
+    <w:lvl w:ilvl="4">
+      <w:start w:val="1"/>
+      <w:numFmt w:val="decimal"/>
+      <w:lvlText w:val="%5."/>
+      <w:lvlJc w:val="start"/>
+      <w:pPr>
+        <w:tabs>
+          <w:tab w:val="num" w:pos="0"/>
+        </w:tabs>
+        <w:ind w:start="3600" w:hanging="360"/>
+      </w:pPr>
+      <w:rPr/>
+    </w:lvl>
+    <w:lvl w:ilvl="5">
+      <w:start w:val="1"/>
+      <w:numFmt w:val="decimal"/>
+      <w:lvlText w:val="%6."/>
+      <w:lvlJc w:val="start"/>
+      <w:pPr>
+        <w:tabs>
+          <w:tab w:val="num" w:pos="0"/>
+        </w:tabs>
+        <w:ind w:start="4320" w:hanging="360"/>
+      </w:pPr>
+      <w:rPr/>
+    </w:lvl>
+    <w:lvl w:ilvl="6">
+      <w:start w:val="1"/>
+      <w:numFmt w:val="decimal"/>
+      <w:lvlText w:val="%7."/>
+      <w:lvlJc w:val="start"/>
+      <w:pPr>
+        <w:tabs>
+          <w:tab w:val="num" w:pos="0"/>
+        </w:tabs>
+        <w:ind w:start="5040" w:hanging="360"/>
+      </w:pPr>
+      <w:rPr/>
+    </w:lvl>
+    <w:lvl w:ilvl="7">
+      <w:start w:val="1"/>
+      <w:numFmt w:val="decimal"/>
+      <w:lvlText w:val="%8."/>
+      <w:lvlJc w:val="start"/>
+      <w:pPr>
+        <w:tabs>
+          <w:tab w:val="num" w:pos="0"/>
+        </w:tabs>
+        <w:ind w:start="5760" w:hanging="360"/>
+      </w:pPr>
+      <w:rPr/>
+    </w:lvl>
+    <w:lvl w:ilvl="8">
+      <w:start w:val="1"/>
+      <w:numFmt w:val="decimal"/>
+      <w:lvlText w:val="%9."/>
+      <w:lvlJc w:val="start"/>
+      <w:pPr>
+        <w:tabs>
+          <w:tab w:val="num" w:pos="0"/>
+        </w:tabs>
+        <w:ind w:start="6480" w:hanging="360"/>
+      </w:pPr>
+      <w:rPr/>
+    </w:lvl>
+  </w:abstractNum>
+  <w:abstractNum w:abstractNumId="6">
+    <w:lvl w:ilvl="0">
       <w:numFmt w:val="bullet"/>
       <w:lvlText w:val=""/>
       <w:lvlJc w:val="start"/>
@@ -7840,551 +7442,7 @@
       </w:rPr>
     </w:lvl>
   </w:abstractNum>
-  <w:abstractNum w:abstractNumId="6">
-    <w:lvl w:ilvl="0">
-      <w:numFmt w:val="bullet"/>
-      <w:lvlText w:val=""/>
-      <w:lvlJc w:val="start"/>
-      <w:pPr>
-        <w:tabs>
-          <w:tab w:val="num" w:pos="0"/>
-        </w:tabs>
-        <w:ind w:start="720" w:hanging="360"/>
-      </w:pPr>
-      <w:rPr>
-        <w:rFonts w:ascii="Symbol" w:hAnsi="Symbol" w:cs="Symbol" w:hint="default"/>
-      </w:rPr>
-    </w:lvl>
-    <w:lvl w:ilvl="1">
-      <w:start w:val="0"/>
-      <w:numFmt w:val="bullet"/>
-      <w:lvlText w:val="o"/>
-      <w:lvlJc w:val="start"/>
-      <w:pPr>
-        <w:tabs>
-          <w:tab w:val="num" w:pos="0"/>
-        </w:tabs>
-        <w:ind w:start="1440" w:hanging="360"/>
-      </w:pPr>
-      <w:rPr>
-        <w:rFonts w:ascii="Courier New" w:hAnsi="Courier New" w:cs="Courier New" w:hint="default"/>
-      </w:rPr>
-    </w:lvl>
-    <w:lvl w:ilvl="2">
-      <w:start w:val="0"/>
-      <w:numFmt w:val="bullet"/>
-      <w:lvlText w:val=""/>
-      <w:lvlJc w:val="start"/>
-      <w:pPr>
-        <w:tabs>
-          <w:tab w:val="num" w:pos="0"/>
-        </w:tabs>
-        <w:ind w:start="2160" w:hanging="360"/>
-      </w:pPr>
-      <w:rPr>
-        <w:rFonts w:ascii="Wingdings" w:hAnsi="Wingdings" w:cs="Wingdings" w:hint="default"/>
-      </w:rPr>
-    </w:lvl>
-    <w:lvl w:ilvl="3">
-      <w:start w:val="0"/>
-      <w:numFmt w:val="bullet"/>
-      <w:lvlText w:val=""/>
-      <w:lvlJc w:val="start"/>
-      <w:pPr>
-        <w:tabs>
-          <w:tab w:val="num" w:pos="0"/>
-        </w:tabs>
-        <w:ind w:start="2880" w:hanging="360"/>
-      </w:pPr>
-      <w:rPr>
-        <w:rFonts w:ascii="Symbol" w:hAnsi="Symbol" w:cs="Symbol" w:hint="default"/>
-      </w:rPr>
-    </w:lvl>
-    <w:lvl w:ilvl="4">
-      <w:start w:val="0"/>
-      <w:numFmt w:val="bullet"/>
-      <w:lvlText w:val="o"/>
-      <w:lvlJc w:val="start"/>
-      <w:pPr>
-        <w:tabs>
-          <w:tab w:val="num" w:pos="0"/>
-        </w:tabs>
-        <w:ind w:start="3600" w:hanging="360"/>
-      </w:pPr>
-      <w:rPr>
-        <w:rFonts w:ascii="Courier New" w:hAnsi="Courier New" w:cs="Courier New" w:hint="default"/>
-      </w:rPr>
-    </w:lvl>
-    <w:lvl w:ilvl="5">
-      <w:start w:val="0"/>
-      <w:numFmt w:val="bullet"/>
-      <w:lvlText w:val=""/>
-      <w:lvlJc w:val="start"/>
-      <w:pPr>
-        <w:tabs>
-          <w:tab w:val="num" w:pos="0"/>
-        </w:tabs>
-        <w:ind w:start="4320" w:hanging="360"/>
-      </w:pPr>
-      <w:rPr>
-        <w:rFonts w:ascii="Wingdings" w:hAnsi="Wingdings" w:cs="Wingdings" w:hint="default"/>
-      </w:rPr>
-    </w:lvl>
-    <w:lvl w:ilvl="6">
-      <w:start w:val="0"/>
-      <w:numFmt w:val="bullet"/>
-      <w:lvlText w:val=""/>
-      <w:lvlJc w:val="start"/>
-      <w:pPr>
-        <w:tabs>
-          <w:tab w:val="num" w:pos="0"/>
-        </w:tabs>
-        <w:ind w:start="5040" w:hanging="360"/>
-      </w:pPr>
-      <w:rPr>
-        <w:rFonts w:ascii="Symbol" w:hAnsi="Symbol" w:cs="Symbol" w:hint="default"/>
-      </w:rPr>
-    </w:lvl>
-    <w:lvl w:ilvl="7">
-      <w:start w:val="0"/>
-      <w:numFmt w:val="bullet"/>
-      <w:lvlText w:val="o"/>
-      <w:lvlJc w:val="start"/>
-      <w:pPr>
-        <w:tabs>
-          <w:tab w:val="num" w:pos="0"/>
-        </w:tabs>
-        <w:ind w:start="5760" w:hanging="360"/>
-      </w:pPr>
-      <w:rPr>
-        <w:rFonts w:ascii="Courier New" w:hAnsi="Courier New" w:cs="Courier New" w:hint="default"/>
-      </w:rPr>
-    </w:lvl>
-    <w:lvl w:ilvl="8">
-      <w:start w:val="0"/>
-      <w:numFmt w:val="bullet"/>
-      <w:lvlText w:val=""/>
-      <w:lvlJc w:val="start"/>
-      <w:pPr>
-        <w:tabs>
-          <w:tab w:val="num" w:pos="0"/>
-        </w:tabs>
-        <w:ind w:start="6480" w:hanging="360"/>
-      </w:pPr>
-      <w:rPr>
-        <w:rFonts w:ascii="Wingdings" w:hAnsi="Wingdings" w:cs="Wingdings" w:hint="default"/>
-      </w:rPr>
-    </w:lvl>
-  </w:abstractNum>
   <w:abstractNum w:abstractNumId="7">
-    <w:lvl w:ilvl="0">
-      <w:numFmt w:val="bullet"/>
-      <w:lvlText w:val=""/>
-      <w:lvlJc w:val="start"/>
-      <w:pPr>
-        <w:tabs>
-          <w:tab w:val="num" w:pos="0"/>
-        </w:tabs>
-        <w:ind w:start="720" w:hanging="360"/>
-      </w:pPr>
-      <w:rPr>
-        <w:rFonts w:ascii="Symbol" w:hAnsi="Symbol" w:cs="Symbol" w:hint="default"/>
-      </w:rPr>
-    </w:lvl>
-    <w:lvl w:ilvl="1">
-      <w:start w:val="0"/>
-      <w:numFmt w:val="bullet"/>
-      <w:lvlText w:val="o"/>
-      <w:lvlJc w:val="start"/>
-      <w:pPr>
-        <w:tabs>
-          <w:tab w:val="num" w:pos="0"/>
-        </w:tabs>
-        <w:ind w:start="1440" w:hanging="360"/>
-      </w:pPr>
-      <w:rPr>
-        <w:rFonts w:ascii="Courier New" w:hAnsi="Courier New" w:cs="Courier New" w:hint="default"/>
-      </w:rPr>
-    </w:lvl>
-    <w:lvl w:ilvl="2">
-      <w:start w:val="0"/>
-      <w:numFmt w:val="bullet"/>
-      <w:lvlText w:val=""/>
-      <w:lvlJc w:val="start"/>
-      <w:pPr>
-        <w:tabs>
-          <w:tab w:val="num" w:pos="0"/>
-        </w:tabs>
-        <w:ind w:start="2160" w:hanging="360"/>
-      </w:pPr>
-      <w:rPr>
-        <w:rFonts w:ascii="Wingdings" w:hAnsi="Wingdings" w:cs="Wingdings" w:hint="default"/>
-      </w:rPr>
-    </w:lvl>
-    <w:lvl w:ilvl="3">
-      <w:start w:val="0"/>
-      <w:numFmt w:val="bullet"/>
-      <w:lvlText w:val=""/>
-      <w:lvlJc w:val="start"/>
-      <w:pPr>
-        <w:tabs>
-          <w:tab w:val="num" w:pos="0"/>
-        </w:tabs>
-        <w:ind w:start="2880" w:hanging="360"/>
-      </w:pPr>
-      <w:rPr>
-        <w:rFonts w:ascii="Symbol" w:hAnsi="Symbol" w:cs="Symbol" w:hint="default"/>
-      </w:rPr>
-    </w:lvl>
-    <w:lvl w:ilvl="4">
-      <w:start w:val="0"/>
-      <w:numFmt w:val="bullet"/>
-      <w:lvlText w:val="o"/>
-      <w:lvlJc w:val="start"/>
-      <w:pPr>
-        <w:tabs>
-          <w:tab w:val="num" w:pos="0"/>
-        </w:tabs>
-        <w:ind w:start="3600" w:hanging="360"/>
-      </w:pPr>
-      <w:rPr>
-        <w:rFonts w:ascii="Courier New" w:hAnsi="Courier New" w:cs="Courier New" w:hint="default"/>
-      </w:rPr>
-    </w:lvl>
-    <w:lvl w:ilvl="5">
-      <w:start w:val="0"/>
-      <w:numFmt w:val="bullet"/>
-      <w:lvlText w:val=""/>
-      <w:lvlJc w:val="start"/>
-      <w:pPr>
-        <w:tabs>
-          <w:tab w:val="num" w:pos="0"/>
-        </w:tabs>
-        <w:ind w:start="4320" w:hanging="360"/>
-      </w:pPr>
-      <w:rPr>
-        <w:rFonts w:ascii="Wingdings" w:hAnsi="Wingdings" w:cs="Wingdings" w:hint="default"/>
-      </w:rPr>
-    </w:lvl>
-    <w:lvl w:ilvl="6">
-      <w:start w:val="0"/>
-      <w:numFmt w:val="bullet"/>
-      <w:lvlText w:val=""/>
-      <w:lvlJc w:val="start"/>
-      <w:pPr>
-        <w:tabs>
-          <w:tab w:val="num" w:pos="0"/>
-        </w:tabs>
-        <w:ind w:start="5040" w:hanging="360"/>
-      </w:pPr>
-      <w:rPr>
-        <w:rFonts w:ascii="Symbol" w:hAnsi="Symbol" w:cs="Symbol" w:hint="default"/>
-      </w:rPr>
-    </w:lvl>
-    <w:lvl w:ilvl="7">
-      <w:start w:val="0"/>
-      <w:numFmt w:val="bullet"/>
-      <w:lvlText w:val="o"/>
-      <w:lvlJc w:val="start"/>
-      <w:pPr>
-        <w:tabs>
-          <w:tab w:val="num" w:pos="0"/>
-        </w:tabs>
-        <w:ind w:start="5760" w:hanging="360"/>
-      </w:pPr>
-      <w:rPr>
-        <w:rFonts w:ascii="Courier New" w:hAnsi="Courier New" w:cs="Courier New" w:hint="default"/>
-      </w:rPr>
-    </w:lvl>
-    <w:lvl w:ilvl="8">
-      <w:start w:val="0"/>
-      <w:numFmt w:val="bullet"/>
-      <w:lvlText w:val=""/>
-      <w:lvlJc w:val="start"/>
-      <w:pPr>
-        <w:tabs>
-          <w:tab w:val="num" w:pos="0"/>
-        </w:tabs>
-        <w:ind w:start="6480" w:hanging="360"/>
-      </w:pPr>
-      <w:rPr>
-        <w:rFonts w:ascii="Wingdings" w:hAnsi="Wingdings" w:cs="Wingdings" w:hint="default"/>
-      </w:rPr>
-    </w:lvl>
-  </w:abstractNum>
-  <w:abstractNum w:abstractNumId="8">
-    <w:lvl w:ilvl="0">
-      <w:numFmt w:val="bullet"/>
-      <w:lvlText w:val=""/>
-      <w:lvlJc w:val="start"/>
-      <w:pPr>
-        <w:tabs>
-          <w:tab w:val="num" w:pos="0"/>
-        </w:tabs>
-        <w:ind w:start="720" w:hanging="360"/>
-      </w:pPr>
-      <w:rPr>
-        <w:rFonts w:ascii="Symbol" w:hAnsi="Symbol" w:cs="Symbol" w:hint="default"/>
-      </w:rPr>
-    </w:lvl>
-    <w:lvl w:ilvl="1">
-      <w:start w:val="0"/>
-      <w:numFmt w:val="bullet"/>
-      <w:lvlText w:val="o"/>
-      <w:lvlJc w:val="start"/>
-      <w:pPr>
-        <w:tabs>
-          <w:tab w:val="num" w:pos="0"/>
-        </w:tabs>
-        <w:ind w:start="1440" w:hanging="360"/>
-      </w:pPr>
-      <w:rPr>
-        <w:rFonts w:ascii="Courier New" w:hAnsi="Courier New" w:cs="Courier New" w:hint="default"/>
-      </w:rPr>
-    </w:lvl>
-    <w:lvl w:ilvl="2">
-      <w:start w:val="0"/>
-      <w:numFmt w:val="bullet"/>
-      <w:lvlText w:val=""/>
-      <w:lvlJc w:val="start"/>
-      <w:pPr>
-        <w:tabs>
-          <w:tab w:val="num" w:pos="0"/>
-        </w:tabs>
-        <w:ind w:start="2160" w:hanging="360"/>
-      </w:pPr>
-      <w:rPr>
-        <w:rFonts w:ascii="Wingdings" w:hAnsi="Wingdings" w:cs="Wingdings" w:hint="default"/>
-      </w:rPr>
-    </w:lvl>
-    <w:lvl w:ilvl="3">
-      <w:start w:val="0"/>
-      <w:numFmt w:val="bullet"/>
-      <w:lvlText w:val=""/>
-      <w:lvlJc w:val="start"/>
-      <w:pPr>
-        <w:tabs>
-          <w:tab w:val="num" w:pos="0"/>
-        </w:tabs>
-        <w:ind w:start="2880" w:hanging="360"/>
-      </w:pPr>
-      <w:rPr>
-        <w:rFonts w:ascii="Symbol" w:hAnsi="Symbol" w:cs="Symbol" w:hint="default"/>
-      </w:rPr>
-    </w:lvl>
-    <w:lvl w:ilvl="4">
-      <w:start w:val="0"/>
-      <w:numFmt w:val="bullet"/>
-      <w:lvlText w:val="o"/>
-      <w:lvlJc w:val="start"/>
-      <w:pPr>
-        <w:tabs>
-          <w:tab w:val="num" w:pos="0"/>
-        </w:tabs>
-        <w:ind w:start="3600" w:hanging="360"/>
-      </w:pPr>
-      <w:rPr>
-        <w:rFonts w:ascii="Courier New" w:hAnsi="Courier New" w:cs="Courier New" w:hint="default"/>
-      </w:rPr>
-    </w:lvl>
-    <w:lvl w:ilvl="5">
-      <w:start w:val="0"/>
-      <w:numFmt w:val="bullet"/>
-      <w:lvlText w:val=""/>
-      <w:lvlJc w:val="start"/>
-      <w:pPr>
-        <w:tabs>
-          <w:tab w:val="num" w:pos="0"/>
-        </w:tabs>
-        <w:ind w:start="4320" w:hanging="360"/>
-      </w:pPr>
-      <w:rPr>
-        <w:rFonts w:ascii="Wingdings" w:hAnsi="Wingdings" w:cs="Wingdings" w:hint="default"/>
-      </w:rPr>
-    </w:lvl>
-    <w:lvl w:ilvl="6">
-      <w:start w:val="0"/>
-      <w:numFmt w:val="bullet"/>
-      <w:lvlText w:val=""/>
-      <w:lvlJc w:val="start"/>
-      <w:pPr>
-        <w:tabs>
-          <w:tab w:val="num" w:pos="0"/>
-        </w:tabs>
-        <w:ind w:start="5040" w:hanging="360"/>
-      </w:pPr>
-      <w:rPr>
-        <w:rFonts w:ascii="Symbol" w:hAnsi="Symbol" w:cs="Symbol" w:hint="default"/>
-      </w:rPr>
-    </w:lvl>
-    <w:lvl w:ilvl="7">
-      <w:start w:val="0"/>
-      <w:numFmt w:val="bullet"/>
-      <w:lvlText w:val="o"/>
-      <w:lvlJc w:val="start"/>
-      <w:pPr>
-        <w:tabs>
-          <w:tab w:val="num" w:pos="0"/>
-        </w:tabs>
-        <w:ind w:start="5760" w:hanging="360"/>
-      </w:pPr>
-      <w:rPr>
-        <w:rFonts w:ascii="Courier New" w:hAnsi="Courier New" w:cs="Courier New" w:hint="default"/>
-      </w:rPr>
-    </w:lvl>
-    <w:lvl w:ilvl="8">
-      <w:start w:val="0"/>
-      <w:numFmt w:val="bullet"/>
-      <w:lvlText w:val=""/>
-      <w:lvlJc w:val="start"/>
-      <w:pPr>
-        <w:tabs>
-          <w:tab w:val="num" w:pos="0"/>
-        </w:tabs>
-        <w:ind w:start="6480" w:hanging="360"/>
-      </w:pPr>
-      <w:rPr>
-        <w:rFonts w:ascii="Wingdings" w:hAnsi="Wingdings" w:cs="Wingdings" w:hint="default"/>
-      </w:rPr>
-    </w:lvl>
-  </w:abstractNum>
-  <w:abstractNum w:abstractNumId="9">
-    <w:lvl w:ilvl="0">
-      <w:numFmt w:val="bullet"/>
-      <w:lvlText w:val=""/>
-      <w:lvlJc w:val="start"/>
-      <w:pPr>
-        <w:tabs>
-          <w:tab w:val="num" w:pos="0"/>
-        </w:tabs>
-        <w:ind w:start="720" w:hanging="360"/>
-      </w:pPr>
-      <w:rPr>
-        <w:rFonts w:ascii="Symbol" w:hAnsi="Symbol" w:cs="Symbol" w:hint="default"/>
-      </w:rPr>
-    </w:lvl>
-    <w:lvl w:ilvl="1">
-      <w:start w:val="0"/>
-      <w:numFmt w:val="bullet"/>
-      <w:lvlText w:val="o"/>
-      <w:lvlJc w:val="start"/>
-      <w:pPr>
-        <w:tabs>
-          <w:tab w:val="num" w:pos="0"/>
-        </w:tabs>
-        <w:ind w:start="1440" w:hanging="360"/>
-      </w:pPr>
-      <w:rPr>
-        <w:rFonts w:ascii="Courier New" w:hAnsi="Courier New" w:cs="Courier New" w:hint="default"/>
-      </w:rPr>
-    </w:lvl>
-    <w:lvl w:ilvl="2">
-      <w:start w:val="0"/>
-      <w:numFmt w:val="bullet"/>
-      <w:lvlText w:val=""/>
-      <w:lvlJc w:val="start"/>
-      <w:pPr>
-        <w:tabs>
-          <w:tab w:val="num" w:pos="0"/>
-        </w:tabs>
-        <w:ind w:start="2160" w:hanging="360"/>
-      </w:pPr>
-      <w:rPr>
-        <w:rFonts w:ascii="Wingdings" w:hAnsi="Wingdings" w:cs="Wingdings" w:hint="default"/>
-      </w:rPr>
-    </w:lvl>
-    <w:lvl w:ilvl="3">
-      <w:start w:val="0"/>
-      <w:numFmt w:val="bullet"/>
-      <w:lvlText w:val=""/>
-      <w:lvlJc w:val="start"/>
-      <w:pPr>
-        <w:tabs>
-          <w:tab w:val="num" w:pos="0"/>
-        </w:tabs>
-        <w:ind w:start="2880" w:hanging="360"/>
-      </w:pPr>
-      <w:rPr>
-        <w:rFonts w:ascii="Symbol" w:hAnsi="Symbol" w:cs="Symbol" w:hint="default"/>
-      </w:rPr>
-    </w:lvl>
-    <w:lvl w:ilvl="4">
-      <w:start w:val="0"/>
-      <w:numFmt w:val="bullet"/>
-      <w:lvlText w:val="o"/>
-      <w:lvlJc w:val="start"/>
-      <w:pPr>
-        <w:tabs>
-          <w:tab w:val="num" w:pos="0"/>
-        </w:tabs>
-        <w:ind w:start="3600" w:hanging="360"/>
-      </w:pPr>
-      <w:rPr>
-        <w:rFonts w:ascii="Courier New" w:hAnsi="Courier New" w:cs="Courier New" w:hint="default"/>
-      </w:rPr>
-    </w:lvl>
-    <w:lvl w:ilvl="5">
-      <w:start w:val="0"/>
-      <w:numFmt w:val="bullet"/>
-      <w:lvlText w:val=""/>
-      <w:lvlJc w:val="start"/>
-      <w:pPr>
-        <w:tabs>
-          <w:tab w:val="num" w:pos="0"/>
-        </w:tabs>
-        <w:ind w:start="4320" w:hanging="360"/>
-      </w:pPr>
-      <w:rPr>
-        <w:rFonts w:ascii="Wingdings" w:hAnsi="Wingdings" w:cs="Wingdings" w:hint="default"/>
-      </w:rPr>
-    </w:lvl>
-    <w:lvl w:ilvl="6">
-      <w:start w:val="0"/>
-      <w:numFmt w:val="bullet"/>
-      <w:lvlText w:val=""/>
-      <w:lvlJc w:val="start"/>
-      <w:pPr>
-        <w:tabs>
-          <w:tab w:val="num" w:pos="0"/>
-        </w:tabs>
-        <w:ind w:start="5040" w:hanging="360"/>
-      </w:pPr>
-      <w:rPr>
-        <w:rFonts w:ascii="Symbol" w:hAnsi="Symbol" w:cs="Symbol" w:hint="default"/>
-      </w:rPr>
-    </w:lvl>
-    <w:lvl w:ilvl="7">
-      <w:start w:val="0"/>
-      <w:numFmt w:val="bullet"/>
-      <w:lvlText w:val="o"/>
-      <w:lvlJc w:val="start"/>
-      <w:pPr>
-        <w:tabs>
-          <w:tab w:val="num" w:pos="0"/>
-        </w:tabs>
-        <w:ind w:start="5760" w:hanging="360"/>
-      </w:pPr>
-      <w:rPr>
-        <w:rFonts w:ascii="Courier New" w:hAnsi="Courier New" w:cs="Courier New" w:hint="default"/>
-      </w:rPr>
-    </w:lvl>
-    <w:lvl w:ilvl="8">
-      <w:start w:val="0"/>
-      <w:numFmt w:val="bullet"/>
-      <w:lvlText w:val=""/>
-      <w:lvlJc w:val="start"/>
-      <w:pPr>
-        <w:tabs>
-          <w:tab w:val="num" w:pos="0"/>
-        </w:tabs>
-        <w:ind w:start="6480" w:hanging="360"/>
-      </w:pPr>
-      <w:rPr>
-        <w:rFonts w:ascii="Wingdings" w:hAnsi="Wingdings" w:cs="Wingdings" w:hint="default"/>
-      </w:rPr>
-    </w:lvl>
-  </w:abstractNum>
-  <w:abstractNum w:abstractNumId="10">
     <w:lvl w:ilvl="0">
       <w:start w:val="1"/>
       <w:numFmt w:val="decimal"/>
@@ -8503,279 +7561,7 @@
       <w:rPr/>
     </w:lvl>
   </w:abstractNum>
-  <w:abstractNum w:abstractNumId="11">
-    <w:lvl w:ilvl="0">
-      <w:numFmt w:val="bullet"/>
-      <w:lvlText w:val=""/>
-      <w:lvlJc w:val="start"/>
-      <w:pPr>
-        <w:tabs>
-          <w:tab w:val="num" w:pos="0"/>
-        </w:tabs>
-        <w:ind w:start="720" w:hanging="360"/>
-      </w:pPr>
-      <w:rPr>
-        <w:rFonts w:ascii="Symbol" w:hAnsi="Symbol" w:cs="Symbol" w:hint="default"/>
-      </w:rPr>
-    </w:lvl>
-    <w:lvl w:ilvl="1">
-      <w:start w:val="0"/>
-      <w:numFmt w:val="bullet"/>
-      <w:lvlText w:val="o"/>
-      <w:lvlJc w:val="start"/>
-      <w:pPr>
-        <w:tabs>
-          <w:tab w:val="num" w:pos="0"/>
-        </w:tabs>
-        <w:ind w:start="1440" w:hanging="360"/>
-      </w:pPr>
-      <w:rPr>
-        <w:rFonts w:ascii="Courier New" w:hAnsi="Courier New" w:cs="Courier New" w:hint="default"/>
-      </w:rPr>
-    </w:lvl>
-    <w:lvl w:ilvl="2">
-      <w:start w:val="0"/>
-      <w:numFmt w:val="bullet"/>
-      <w:lvlText w:val=""/>
-      <w:lvlJc w:val="start"/>
-      <w:pPr>
-        <w:tabs>
-          <w:tab w:val="num" w:pos="0"/>
-        </w:tabs>
-        <w:ind w:start="2160" w:hanging="360"/>
-      </w:pPr>
-      <w:rPr>
-        <w:rFonts w:ascii="Wingdings" w:hAnsi="Wingdings" w:cs="Wingdings" w:hint="default"/>
-      </w:rPr>
-    </w:lvl>
-    <w:lvl w:ilvl="3">
-      <w:start w:val="0"/>
-      <w:numFmt w:val="bullet"/>
-      <w:lvlText w:val=""/>
-      <w:lvlJc w:val="start"/>
-      <w:pPr>
-        <w:tabs>
-          <w:tab w:val="num" w:pos="0"/>
-        </w:tabs>
-        <w:ind w:start="2880" w:hanging="360"/>
-      </w:pPr>
-      <w:rPr>
-        <w:rFonts w:ascii="Symbol" w:hAnsi="Symbol" w:cs="Symbol" w:hint="default"/>
-      </w:rPr>
-    </w:lvl>
-    <w:lvl w:ilvl="4">
-      <w:start w:val="0"/>
-      <w:numFmt w:val="bullet"/>
-      <w:lvlText w:val="o"/>
-      <w:lvlJc w:val="start"/>
-      <w:pPr>
-        <w:tabs>
-          <w:tab w:val="num" w:pos="0"/>
-        </w:tabs>
-        <w:ind w:start="3600" w:hanging="360"/>
-      </w:pPr>
-      <w:rPr>
-        <w:rFonts w:ascii="Courier New" w:hAnsi="Courier New" w:cs="Courier New" w:hint="default"/>
-      </w:rPr>
-    </w:lvl>
-    <w:lvl w:ilvl="5">
-      <w:start w:val="0"/>
-      <w:numFmt w:val="bullet"/>
-      <w:lvlText w:val=""/>
-      <w:lvlJc w:val="start"/>
-      <w:pPr>
-        <w:tabs>
-          <w:tab w:val="num" w:pos="0"/>
-        </w:tabs>
-        <w:ind w:start="4320" w:hanging="360"/>
-      </w:pPr>
-      <w:rPr>
-        <w:rFonts w:ascii="Wingdings" w:hAnsi="Wingdings" w:cs="Wingdings" w:hint="default"/>
-      </w:rPr>
-    </w:lvl>
-    <w:lvl w:ilvl="6">
-      <w:start w:val="0"/>
-      <w:numFmt w:val="bullet"/>
-      <w:lvlText w:val=""/>
-      <w:lvlJc w:val="start"/>
-      <w:pPr>
-        <w:tabs>
-          <w:tab w:val="num" w:pos="0"/>
-        </w:tabs>
-        <w:ind w:start="5040" w:hanging="360"/>
-      </w:pPr>
-      <w:rPr>
-        <w:rFonts w:ascii="Symbol" w:hAnsi="Symbol" w:cs="Symbol" w:hint="default"/>
-      </w:rPr>
-    </w:lvl>
-    <w:lvl w:ilvl="7">
-      <w:start w:val="0"/>
-      <w:numFmt w:val="bullet"/>
-      <w:lvlText w:val="o"/>
-      <w:lvlJc w:val="start"/>
-      <w:pPr>
-        <w:tabs>
-          <w:tab w:val="num" w:pos="0"/>
-        </w:tabs>
-        <w:ind w:start="5760" w:hanging="360"/>
-      </w:pPr>
-      <w:rPr>
-        <w:rFonts w:ascii="Courier New" w:hAnsi="Courier New" w:cs="Courier New" w:hint="default"/>
-      </w:rPr>
-    </w:lvl>
-    <w:lvl w:ilvl="8">
-      <w:start w:val="0"/>
-      <w:numFmt w:val="bullet"/>
-      <w:lvlText w:val=""/>
-      <w:lvlJc w:val="start"/>
-      <w:pPr>
-        <w:tabs>
-          <w:tab w:val="num" w:pos="0"/>
-        </w:tabs>
-        <w:ind w:start="6480" w:hanging="360"/>
-      </w:pPr>
-      <w:rPr>
-        <w:rFonts w:ascii="Wingdings" w:hAnsi="Wingdings" w:cs="Wingdings" w:hint="default"/>
-      </w:rPr>
-    </w:lvl>
-  </w:abstractNum>
-  <w:abstractNum w:abstractNumId="12">
-    <w:lvl w:ilvl="0">
-      <w:numFmt w:val="bullet"/>
-      <w:lvlText w:val=""/>
-      <w:lvlJc w:val="start"/>
-      <w:pPr>
-        <w:tabs>
-          <w:tab w:val="num" w:pos="0"/>
-        </w:tabs>
-        <w:ind w:start="720" w:hanging="360"/>
-      </w:pPr>
-      <w:rPr>
-        <w:rFonts w:ascii="Symbol" w:hAnsi="Symbol" w:cs="Symbol" w:hint="default"/>
-      </w:rPr>
-    </w:lvl>
-    <w:lvl w:ilvl="1">
-      <w:start w:val="0"/>
-      <w:numFmt w:val="bullet"/>
-      <w:lvlText w:val="o"/>
-      <w:lvlJc w:val="start"/>
-      <w:pPr>
-        <w:tabs>
-          <w:tab w:val="num" w:pos="0"/>
-        </w:tabs>
-        <w:ind w:start="1440" w:hanging="360"/>
-      </w:pPr>
-      <w:rPr>
-        <w:rFonts w:ascii="Courier New" w:hAnsi="Courier New" w:cs="Courier New" w:hint="default"/>
-      </w:rPr>
-    </w:lvl>
-    <w:lvl w:ilvl="2">
-      <w:start w:val="0"/>
-      <w:numFmt w:val="bullet"/>
-      <w:lvlText w:val=""/>
-      <w:lvlJc w:val="start"/>
-      <w:pPr>
-        <w:tabs>
-          <w:tab w:val="num" w:pos="0"/>
-        </w:tabs>
-        <w:ind w:start="2160" w:hanging="360"/>
-      </w:pPr>
-      <w:rPr>
-        <w:rFonts w:ascii="Wingdings" w:hAnsi="Wingdings" w:cs="Wingdings" w:hint="default"/>
-      </w:rPr>
-    </w:lvl>
-    <w:lvl w:ilvl="3">
-      <w:start w:val="0"/>
-      <w:numFmt w:val="bullet"/>
-      <w:lvlText w:val=""/>
-      <w:lvlJc w:val="start"/>
-      <w:pPr>
-        <w:tabs>
-          <w:tab w:val="num" w:pos="0"/>
-        </w:tabs>
-        <w:ind w:start="2880" w:hanging="360"/>
-      </w:pPr>
-      <w:rPr>
-        <w:rFonts w:ascii="Symbol" w:hAnsi="Symbol" w:cs="Symbol" w:hint="default"/>
-      </w:rPr>
-    </w:lvl>
-    <w:lvl w:ilvl="4">
-      <w:start w:val="0"/>
-      <w:numFmt w:val="bullet"/>
-      <w:lvlText w:val="o"/>
-      <w:lvlJc w:val="start"/>
-      <w:pPr>
-        <w:tabs>
-          <w:tab w:val="num" w:pos="0"/>
-        </w:tabs>
-        <w:ind w:start="3600" w:hanging="360"/>
-      </w:pPr>
-      <w:rPr>
-        <w:rFonts w:ascii="Courier New" w:hAnsi="Courier New" w:cs="Courier New" w:hint="default"/>
-      </w:rPr>
-    </w:lvl>
-    <w:lvl w:ilvl="5">
-      <w:start w:val="0"/>
-      <w:numFmt w:val="bullet"/>
-      <w:lvlText w:val=""/>
-      <w:lvlJc w:val="start"/>
-      <w:pPr>
-        <w:tabs>
-          <w:tab w:val="num" w:pos="0"/>
-        </w:tabs>
-        <w:ind w:start="4320" w:hanging="360"/>
-      </w:pPr>
-      <w:rPr>
-        <w:rFonts w:ascii="Wingdings" w:hAnsi="Wingdings" w:cs="Wingdings" w:hint="default"/>
-      </w:rPr>
-    </w:lvl>
-    <w:lvl w:ilvl="6">
-      <w:start w:val="0"/>
-      <w:numFmt w:val="bullet"/>
-      <w:lvlText w:val=""/>
-      <w:lvlJc w:val="start"/>
-      <w:pPr>
-        <w:tabs>
-          <w:tab w:val="num" w:pos="0"/>
-        </w:tabs>
-        <w:ind w:start="5040" w:hanging="360"/>
-      </w:pPr>
-      <w:rPr>
-        <w:rFonts w:ascii="Symbol" w:hAnsi="Symbol" w:cs="Symbol" w:hint="default"/>
-      </w:rPr>
-    </w:lvl>
-    <w:lvl w:ilvl="7">
-      <w:start w:val="0"/>
-      <w:numFmt w:val="bullet"/>
-      <w:lvlText w:val="o"/>
-      <w:lvlJc w:val="start"/>
-      <w:pPr>
-        <w:tabs>
-          <w:tab w:val="num" w:pos="0"/>
-        </w:tabs>
-        <w:ind w:start="5760" w:hanging="360"/>
-      </w:pPr>
-      <w:rPr>
-        <w:rFonts w:ascii="Courier New" w:hAnsi="Courier New" w:cs="Courier New" w:hint="default"/>
-      </w:rPr>
-    </w:lvl>
-    <w:lvl w:ilvl="8">
-      <w:start w:val="0"/>
-      <w:numFmt w:val="bullet"/>
-      <w:lvlText w:val=""/>
-      <w:lvlJc w:val="start"/>
-      <w:pPr>
-        <w:tabs>
-          <w:tab w:val="num" w:pos="0"/>
-        </w:tabs>
-        <w:ind w:start="6480" w:hanging="360"/>
-      </w:pPr>
-      <w:rPr>
-        <w:rFonts w:ascii="Wingdings" w:hAnsi="Wingdings" w:cs="Wingdings" w:hint="default"/>
-      </w:rPr>
-    </w:lvl>
-  </w:abstractNum>
-  <w:abstractNum w:abstractNumId="13">
+  <w:abstractNum w:abstractNumId="8">
     <w:lvl w:ilvl="0">
       <w:start w:val="1"/>
       <w:numFmt w:val="none"/>
@@ -8919,33 +7705,23 @@
     <w:abstractNumId w:val="8"/>
   </w:num>
   <w:num w:numId="9">
-    <w:abstractNumId w:val="9"/>
-  </w:num>
-  <w:num w:numId="10">
-    <w:abstractNumId w:val="10"/>
-  </w:num>
-  <w:num w:numId="11">
-    <w:abstractNumId w:val="11"/>
-  </w:num>
-  <w:num w:numId="12">
-    <w:abstractNumId w:val="12"/>
-  </w:num>
-  <w:num w:numId="13">
-    <w:abstractNumId w:val="13"/>
-  </w:num>
-  <w:num w:numId="14">
-    <w:abstractNumId w:val="10"/>
+    <w:abstractNumId w:val="5"/>
     <w:lvlOverride w:ilvl="0">
       <w:startOverride w:val="1"/>
     </w:lvlOverride>
   </w:num>
-  <w:num w:numId="15">
-    <w:abstractNumId w:val="1"/>
+  <w:num w:numId="10">
+    <w:abstractNumId w:val="7"/>
+    <w:lvlOverride w:ilvl="0">
+      <w:startOverride w:val="1"/>
+    </w:lvlOverride>
+  </w:num>
+  <w:num w:numId="11">
+    <w:abstractNumId w:val="7"/>
     <w:lvlOverride w:ilvl="0">
       <w:lvl w:ilvl="0">
-        <w:start w:val="1"/>
-        <w:numFmt w:val="decimal"/>
-        <w:lvlText w:val="%1."/>
+        <w:numFmt w:val="bullet"/>
+        <w:lvlText w:val=""/>
         <w:lvlJc w:val="start"/>
         <w:pPr>
           <w:tabs>
@@ -8954,18 +7730,18 @@
           <w:ind w:start="720" w:hanging="360"/>
         </w:pPr>
         <w:rPr>
-          <w:rFonts w:ascii="Noto Serif" w:hAnsi="Noto Serif" w:cs="Symbol"/>
+          <w:rFonts w:ascii="Symbol" w:hAnsi="Symbol" w:cs="Symbol" w:hint="default"/>
         </w:rPr>
       </w:lvl>
     </w:lvlOverride>
     <w:lvlOverride w:ilvl="0">
-      <w:startOverride w:val="1"/>
+      <w:startOverride w:val="0"/>
     </w:lvlOverride>
     <w:lvlOverride w:ilvl="1">
       <w:lvl w:ilvl="1">
-        <w:start w:val="1"/>
-        <w:numFmt w:val="decimal"/>
-        <w:lvlText w:val="%2."/>
+        <w:start w:val="0"/>
+        <w:numFmt w:val="bullet"/>
+        <w:lvlText w:val="o"/>
         <w:lvlJc w:val="start"/>
         <w:pPr>
           <w:tabs>
@@ -8974,19 +7750,18 @@
           <w:ind w:start="1440" w:hanging="360"/>
         </w:pPr>
         <w:rPr>
-          <w:rFonts w:cs="Courier New"/>
+          <w:rFonts w:ascii="Courier New" w:hAnsi="Courier New" w:cs="Courier New" w:hint="default"/>
         </w:rPr>
       </w:lvl>
-      <w:startOverride w:val="1"/>
     </w:lvlOverride>
     <w:lvlOverride w:ilvl="1">
-      <w:startOverride w:val="1"/>
+      <w:startOverride w:val="0"/>
     </w:lvlOverride>
     <w:lvlOverride w:ilvl="2">
       <w:lvl w:ilvl="2">
-        <w:start w:val="1"/>
-        <w:numFmt w:val="decimal"/>
-        <w:lvlText w:val="%3."/>
+        <w:start w:val="0"/>
+        <w:numFmt w:val="bullet"/>
+        <w:lvlText w:val=""/>
         <w:lvlJc w:val="start"/>
         <w:pPr>
           <w:tabs>
@@ -8995,18 +7770,18 @@
           <w:ind w:start="2160" w:hanging="360"/>
         </w:pPr>
         <w:rPr>
-          <w:rFonts w:cs="Wingdings"/>
+          <w:rFonts w:ascii="Wingdings" w:hAnsi="Wingdings" w:cs="Wingdings" w:hint="default"/>
         </w:rPr>
       </w:lvl>
     </w:lvlOverride>
     <w:lvlOverride w:ilvl="2">
-      <w:startOverride w:val="1"/>
+      <w:startOverride w:val="0"/>
     </w:lvlOverride>
     <w:lvlOverride w:ilvl="3">
       <w:lvl w:ilvl="3">
-        <w:start w:val="1"/>
-        <w:numFmt w:val="decimal"/>
-        <w:lvlText w:val="%4."/>
+        <w:start w:val="0"/>
+        <w:numFmt w:val="bullet"/>
+        <w:lvlText w:val=""/>
         <w:lvlJc w:val="start"/>
         <w:pPr>
           <w:tabs>
@@ -9015,18 +7790,18 @@
           <w:ind w:start="2880" w:hanging="360"/>
         </w:pPr>
         <w:rPr>
-          <w:rFonts w:ascii="Noto Serif" w:hAnsi="Noto Serif" w:cs="Symbol"/>
+          <w:rFonts w:ascii="Symbol" w:hAnsi="Symbol" w:cs="Symbol" w:hint="default"/>
         </w:rPr>
       </w:lvl>
     </w:lvlOverride>
     <w:lvlOverride w:ilvl="3">
-      <w:startOverride w:val="1"/>
+      <w:startOverride w:val="0"/>
     </w:lvlOverride>
     <w:lvlOverride w:ilvl="4">
       <w:lvl w:ilvl="4">
-        <w:start w:val="1"/>
-        <w:numFmt w:val="decimal"/>
-        <w:lvlText w:val="%5."/>
+        <w:start w:val="0"/>
+        <w:numFmt w:val="bullet"/>
+        <w:lvlText w:val="o"/>
         <w:lvlJc w:val="start"/>
         <w:pPr>
           <w:tabs>
@@ -9035,18 +7810,18 @@
           <w:ind w:start="3600" w:hanging="360"/>
         </w:pPr>
         <w:rPr>
-          <w:rFonts w:cs="Courier New"/>
+          <w:rFonts w:ascii="Courier New" w:hAnsi="Courier New" w:cs="Courier New" w:hint="default"/>
         </w:rPr>
       </w:lvl>
     </w:lvlOverride>
     <w:lvlOverride w:ilvl="4">
-      <w:startOverride w:val="1"/>
+      <w:startOverride w:val="0"/>
     </w:lvlOverride>
     <w:lvlOverride w:ilvl="5">
       <w:lvl w:ilvl="5">
-        <w:start w:val="1"/>
-        <w:numFmt w:val="decimal"/>
-        <w:lvlText w:val="%6."/>
+        <w:start w:val="0"/>
+        <w:numFmt w:val="bullet"/>
+        <w:lvlText w:val=""/>
         <w:lvlJc w:val="start"/>
         <w:pPr>
           <w:tabs>
@@ -9055,18 +7830,18 @@
           <w:ind w:start="4320" w:hanging="360"/>
         </w:pPr>
         <w:rPr>
-          <w:rFonts w:cs="Wingdings"/>
+          <w:rFonts w:ascii="Wingdings" w:hAnsi="Wingdings" w:cs="Wingdings" w:hint="default"/>
         </w:rPr>
       </w:lvl>
     </w:lvlOverride>
     <w:lvlOverride w:ilvl="5">
-      <w:startOverride w:val="1"/>
+      <w:startOverride w:val="0"/>
     </w:lvlOverride>
     <w:lvlOverride w:ilvl="6">
       <w:lvl w:ilvl="6">
-        <w:start w:val="1"/>
-        <w:numFmt w:val="decimal"/>
-        <w:lvlText w:val="%7."/>
+        <w:start w:val="0"/>
+        <w:numFmt w:val="bullet"/>
+        <w:lvlText w:val=""/>
         <w:lvlJc w:val="start"/>
         <w:pPr>
           <w:tabs>
@@ -9075,18 +7850,18 @@
           <w:ind w:start="5040" w:hanging="360"/>
         </w:pPr>
         <w:rPr>
-          <w:rFonts w:ascii="Noto Serif" w:hAnsi="Noto Serif" w:cs="Symbol"/>
+          <w:rFonts w:ascii="Symbol" w:hAnsi="Symbol" w:cs="Symbol" w:hint="default"/>
         </w:rPr>
       </w:lvl>
     </w:lvlOverride>
     <w:lvlOverride w:ilvl="6">
-      <w:startOverride w:val="1"/>
+      <w:startOverride w:val="0"/>
     </w:lvlOverride>
     <w:lvlOverride w:ilvl="7">
       <w:lvl w:ilvl="7">
-        <w:start w:val="1"/>
-        <w:numFmt w:val="decimal"/>
-        <w:lvlText w:val="%8."/>
+        <w:start w:val="0"/>
+        <w:numFmt w:val="bullet"/>
+        <w:lvlText w:val="o"/>
         <w:lvlJc w:val="start"/>
         <w:pPr>
           <w:tabs>
@@ -9095,18 +7870,18 @@
           <w:ind w:start="5760" w:hanging="360"/>
         </w:pPr>
         <w:rPr>
-          <w:rFonts w:cs="Courier New"/>
+          <w:rFonts w:ascii="Courier New" w:hAnsi="Courier New" w:cs="Courier New" w:hint="default"/>
         </w:rPr>
       </w:lvl>
     </w:lvlOverride>
     <w:lvlOverride w:ilvl="7">
-      <w:startOverride w:val="1"/>
+      <w:startOverride w:val="0"/>
     </w:lvlOverride>
     <w:lvlOverride w:ilvl="8">
       <w:lvl w:ilvl="8">
-        <w:start w:val="1"/>
-        <w:numFmt w:val="decimal"/>
-        <w:lvlText w:val="%9."/>
+        <w:start w:val="0"/>
+        <w:numFmt w:val="bullet"/>
+        <w:lvlText w:val=""/>
         <w:lvlJc w:val="start"/>
         <w:pPr>
           <w:tabs>
@@ -9115,18 +7890,728 @@
           <w:ind w:start="6480" w:hanging="360"/>
         </w:pPr>
         <w:rPr>
-          <w:rFonts w:cs="Wingdings"/>
+          <w:rFonts w:ascii="Wingdings" w:hAnsi="Wingdings" w:cs="Wingdings" w:hint="default"/>
+        </w:rPr>
+      </w:lvl>
+    </w:lvlOverride>
+  </w:num>
+  <w:num w:numId="12">
+    <w:abstractNumId w:val="7"/>
+    <w:lvlOverride w:ilvl="0">
+      <w:lvl w:ilvl="0">
+        <w:numFmt w:val="bullet"/>
+        <w:lvlText w:val=""/>
+        <w:lvlJc w:val="start"/>
+        <w:pPr>
+          <w:tabs>
+            <w:tab w:val="num" w:pos="0"/>
+          </w:tabs>
+          <w:ind w:start="720" w:hanging="360"/>
+        </w:pPr>
+        <w:rPr>
+          <w:rFonts w:ascii="Symbol" w:hAnsi="Symbol" w:cs="Symbol" w:hint="default"/>
+        </w:rPr>
+      </w:lvl>
+    </w:lvlOverride>
+    <w:lvlOverride w:ilvl="0">
+      <w:startOverride w:val="0"/>
+    </w:lvlOverride>
+    <w:lvlOverride w:ilvl="1">
+      <w:lvl w:ilvl="1">
+        <w:start w:val="0"/>
+        <w:numFmt w:val="bullet"/>
+        <w:lvlText w:val="o"/>
+        <w:lvlJc w:val="start"/>
+        <w:pPr>
+          <w:tabs>
+            <w:tab w:val="num" w:pos="0"/>
+          </w:tabs>
+          <w:ind w:start="1440" w:hanging="360"/>
+        </w:pPr>
+        <w:rPr>
+          <w:rFonts w:ascii="Courier New" w:hAnsi="Courier New" w:cs="Courier New" w:hint="default"/>
+        </w:rPr>
+      </w:lvl>
+    </w:lvlOverride>
+    <w:lvlOverride w:ilvl="1">
+      <w:startOverride w:val="0"/>
+    </w:lvlOverride>
+    <w:lvlOverride w:ilvl="2">
+      <w:lvl w:ilvl="2">
+        <w:start w:val="0"/>
+        <w:numFmt w:val="bullet"/>
+        <w:lvlText w:val=""/>
+        <w:lvlJc w:val="start"/>
+        <w:pPr>
+          <w:tabs>
+            <w:tab w:val="num" w:pos="0"/>
+          </w:tabs>
+          <w:ind w:start="2160" w:hanging="360"/>
+        </w:pPr>
+        <w:rPr>
+          <w:rFonts w:ascii="Wingdings" w:hAnsi="Wingdings" w:cs="Wingdings" w:hint="default"/>
+        </w:rPr>
+      </w:lvl>
+    </w:lvlOverride>
+    <w:lvlOverride w:ilvl="2">
+      <w:startOverride w:val="0"/>
+    </w:lvlOverride>
+    <w:lvlOverride w:ilvl="3">
+      <w:lvl w:ilvl="3">
+        <w:start w:val="0"/>
+        <w:numFmt w:val="bullet"/>
+        <w:lvlText w:val=""/>
+        <w:lvlJc w:val="start"/>
+        <w:pPr>
+          <w:tabs>
+            <w:tab w:val="num" w:pos="0"/>
+          </w:tabs>
+          <w:ind w:start="2880" w:hanging="360"/>
+        </w:pPr>
+        <w:rPr>
+          <w:rFonts w:ascii="Symbol" w:hAnsi="Symbol" w:cs="Symbol" w:hint="default"/>
+        </w:rPr>
+      </w:lvl>
+    </w:lvlOverride>
+    <w:lvlOverride w:ilvl="3">
+      <w:startOverride w:val="0"/>
+    </w:lvlOverride>
+    <w:lvlOverride w:ilvl="4">
+      <w:lvl w:ilvl="4">
+        <w:start w:val="0"/>
+        <w:numFmt w:val="bullet"/>
+        <w:lvlText w:val="o"/>
+        <w:lvlJc w:val="start"/>
+        <w:pPr>
+          <w:tabs>
+            <w:tab w:val="num" w:pos="0"/>
+          </w:tabs>
+          <w:ind w:start="3600" w:hanging="360"/>
+        </w:pPr>
+        <w:rPr>
+          <w:rFonts w:ascii="Courier New" w:hAnsi="Courier New" w:cs="Courier New" w:hint="default"/>
+        </w:rPr>
+      </w:lvl>
+    </w:lvlOverride>
+    <w:lvlOverride w:ilvl="4">
+      <w:startOverride w:val="0"/>
+    </w:lvlOverride>
+    <w:lvlOverride w:ilvl="5">
+      <w:lvl w:ilvl="5">
+        <w:start w:val="0"/>
+        <w:numFmt w:val="bullet"/>
+        <w:lvlText w:val=""/>
+        <w:lvlJc w:val="start"/>
+        <w:pPr>
+          <w:tabs>
+            <w:tab w:val="num" w:pos="0"/>
+          </w:tabs>
+          <w:ind w:start="4320" w:hanging="360"/>
+        </w:pPr>
+        <w:rPr>
+          <w:rFonts w:ascii="Wingdings" w:hAnsi="Wingdings" w:cs="Wingdings" w:hint="default"/>
+        </w:rPr>
+      </w:lvl>
+    </w:lvlOverride>
+    <w:lvlOverride w:ilvl="5">
+      <w:startOverride w:val="0"/>
+    </w:lvlOverride>
+    <w:lvlOverride w:ilvl="6">
+      <w:lvl w:ilvl="6">
+        <w:start w:val="0"/>
+        <w:numFmt w:val="bullet"/>
+        <w:lvlText w:val=""/>
+        <w:lvlJc w:val="start"/>
+        <w:pPr>
+          <w:tabs>
+            <w:tab w:val="num" w:pos="0"/>
+          </w:tabs>
+          <w:ind w:start="5040" w:hanging="360"/>
+        </w:pPr>
+        <w:rPr>
+          <w:rFonts w:ascii="Symbol" w:hAnsi="Symbol" w:cs="Symbol" w:hint="default"/>
+        </w:rPr>
+      </w:lvl>
+    </w:lvlOverride>
+    <w:lvlOverride w:ilvl="6">
+      <w:startOverride w:val="0"/>
+    </w:lvlOverride>
+    <w:lvlOverride w:ilvl="7">
+      <w:lvl w:ilvl="7">
+        <w:start w:val="0"/>
+        <w:numFmt w:val="bullet"/>
+        <w:lvlText w:val="o"/>
+        <w:lvlJc w:val="start"/>
+        <w:pPr>
+          <w:tabs>
+            <w:tab w:val="num" w:pos="0"/>
+          </w:tabs>
+          <w:ind w:start="5760" w:hanging="360"/>
+        </w:pPr>
+        <w:rPr>
+          <w:rFonts w:ascii="Courier New" w:hAnsi="Courier New" w:cs="Courier New" w:hint="default"/>
+        </w:rPr>
+      </w:lvl>
+    </w:lvlOverride>
+    <w:lvlOverride w:ilvl="7">
+      <w:startOverride w:val="0"/>
+    </w:lvlOverride>
+    <w:lvlOverride w:ilvl="8">
+      <w:lvl w:ilvl="8">
+        <w:start w:val="0"/>
+        <w:numFmt w:val="bullet"/>
+        <w:lvlText w:val=""/>
+        <w:lvlJc w:val="start"/>
+        <w:pPr>
+          <w:tabs>
+            <w:tab w:val="num" w:pos="0"/>
+          </w:tabs>
+          <w:ind w:start="6480" w:hanging="360"/>
+        </w:pPr>
+        <w:rPr>
+          <w:rFonts w:ascii="Wingdings" w:hAnsi="Wingdings" w:cs="Wingdings" w:hint="default"/>
+        </w:rPr>
+      </w:lvl>
+    </w:lvlOverride>
+  </w:num>
+  <w:num w:numId="13">
+    <w:abstractNumId w:val="7"/>
+    <w:lvlOverride w:ilvl="0">
+      <w:lvl w:ilvl="0">
+        <w:numFmt w:val="bullet"/>
+        <w:lvlText w:val=""/>
+        <w:lvlJc w:val="start"/>
+        <w:pPr>
+          <w:tabs>
+            <w:tab w:val="num" w:pos="0"/>
+          </w:tabs>
+          <w:ind w:start="720" w:hanging="360"/>
+        </w:pPr>
+        <w:rPr>
+          <w:rFonts w:ascii="Symbol" w:hAnsi="Symbol" w:cs="Symbol" w:hint="default"/>
+        </w:rPr>
+      </w:lvl>
+    </w:lvlOverride>
+    <w:lvlOverride w:ilvl="0">
+      <w:startOverride w:val="0"/>
+    </w:lvlOverride>
+    <w:lvlOverride w:ilvl="1">
+      <w:lvl w:ilvl="1">
+        <w:start w:val="0"/>
+        <w:numFmt w:val="bullet"/>
+        <w:lvlText w:val="o"/>
+        <w:lvlJc w:val="start"/>
+        <w:pPr>
+          <w:tabs>
+            <w:tab w:val="num" w:pos="0"/>
+          </w:tabs>
+          <w:ind w:start="1440" w:hanging="360"/>
+        </w:pPr>
+        <w:rPr>
+          <w:rFonts w:ascii="Courier New" w:hAnsi="Courier New" w:cs="Courier New" w:hint="default"/>
+        </w:rPr>
+      </w:lvl>
+    </w:lvlOverride>
+    <w:lvlOverride w:ilvl="1">
+      <w:startOverride w:val="0"/>
+    </w:lvlOverride>
+    <w:lvlOverride w:ilvl="2">
+      <w:lvl w:ilvl="2">
+        <w:start w:val="0"/>
+        <w:numFmt w:val="bullet"/>
+        <w:lvlText w:val=""/>
+        <w:lvlJc w:val="start"/>
+        <w:pPr>
+          <w:tabs>
+            <w:tab w:val="num" w:pos="0"/>
+          </w:tabs>
+          <w:ind w:start="2160" w:hanging="360"/>
+        </w:pPr>
+        <w:rPr>
+          <w:rFonts w:ascii="Wingdings" w:hAnsi="Wingdings" w:cs="Wingdings" w:hint="default"/>
+        </w:rPr>
+      </w:lvl>
+    </w:lvlOverride>
+    <w:lvlOverride w:ilvl="2">
+      <w:startOverride w:val="0"/>
+    </w:lvlOverride>
+    <w:lvlOverride w:ilvl="3">
+      <w:lvl w:ilvl="3">
+        <w:start w:val="0"/>
+        <w:numFmt w:val="bullet"/>
+        <w:lvlText w:val=""/>
+        <w:lvlJc w:val="start"/>
+        <w:pPr>
+          <w:tabs>
+            <w:tab w:val="num" w:pos="0"/>
+          </w:tabs>
+          <w:ind w:start="2880" w:hanging="360"/>
+        </w:pPr>
+        <w:rPr>
+          <w:rFonts w:ascii="Symbol" w:hAnsi="Symbol" w:cs="Symbol" w:hint="default"/>
+        </w:rPr>
+      </w:lvl>
+    </w:lvlOverride>
+    <w:lvlOverride w:ilvl="3">
+      <w:startOverride w:val="0"/>
+    </w:lvlOverride>
+    <w:lvlOverride w:ilvl="4">
+      <w:lvl w:ilvl="4">
+        <w:start w:val="0"/>
+        <w:numFmt w:val="bullet"/>
+        <w:lvlText w:val="o"/>
+        <w:lvlJc w:val="start"/>
+        <w:pPr>
+          <w:tabs>
+            <w:tab w:val="num" w:pos="0"/>
+          </w:tabs>
+          <w:ind w:start="3600" w:hanging="360"/>
+        </w:pPr>
+        <w:rPr>
+          <w:rFonts w:ascii="Courier New" w:hAnsi="Courier New" w:cs="Courier New" w:hint="default"/>
+        </w:rPr>
+      </w:lvl>
+    </w:lvlOverride>
+    <w:lvlOverride w:ilvl="4">
+      <w:startOverride w:val="0"/>
+    </w:lvlOverride>
+    <w:lvlOverride w:ilvl="5">
+      <w:lvl w:ilvl="5">
+        <w:start w:val="0"/>
+        <w:numFmt w:val="bullet"/>
+        <w:lvlText w:val=""/>
+        <w:lvlJc w:val="start"/>
+        <w:pPr>
+          <w:tabs>
+            <w:tab w:val="num" w:pos="0"/>
+          </w:tabs>
+          <w:ind w:start="4320" w:hanging="360"/>
+        </w:pPr>
+        <w:rPr>
+          <w:rFonts w:ascii="Wingdings" w:hAnsi="Wingdings" w:cs="Wingdings" w:hint="default"/>
+        </w:rPr>
+      </w:lvl>
+    </w:lvlOverride>
+    <w:lvlOverride w:ilvl="5">
+      <w:startOverride w:val="0"/>
+    </w:lvlOverride>
+    <w:lvlOverride w:ilvl="6">
+      <w:lvl w:ilvl="6">
+        <w:start w:val="0"/>
+        <w:numFmt w:val="bullet"/>
+        <w:lvlText w:val=""/>
+        <w:lvlJc w:val="start"/>
+        <w:pPr>
+          <w:tabs>
+            <w:tab w:val="num" w:pos="0"/>
+          </w:tabs>
+          <w:ind w:start="5040" w:hanging="360"/>
+        </w:pPr>
+        <w:rPr>
+          <w:rFonts w:ascii="Symbol" w:hAnsi="Symbol" w:cs="Symbol" w:hint="default"/>
+        </w:rPr>
+      </w:lvl>
+    </w:lvlOverride>
+    <w:lvlOverride w:ilvl="6">
+      <w:startOverride w:val="0"/>
+    </w:lvlOverride>
+    <w:lvlOverride w:ilvl="7">
+      <w:lvl w:ilvl="7">
+        <w:start w:val="0"/>
+        <w:numFmt w:val="bullet"/>
+        <w:lvlText w:val="o"/>
+        <w:lvlJc w:val="start"/>
+        <w:pPr>
+          <w:tabs>
+            <w:tab w:val="num" w:pos="0"/>
+          </w:tabs>
+          <w:ind w:start="5760" w:hanging="360"/>
+        </w:pPr>
+        <w:rPr>
+          <w:rFonts w:ascii="Courier New" w:hAnsi="Courier New" w:cs="Courier New" w:hint="default"/>
+        </w:rPr>
+      </w:lvl>
+    </w:lvlOverride>
+    <w:lvlOverride w:ilvl="7">
+      <w:startOverride w:val="0"/>
+    </w:lvlOverride>
+    <w:lvlOverride w:ilvl="8">
+      <w:lvl w:ilvl="8">
+        <w:start w:val="0"/>
+        <w:numFmt w:val="bullet"/>
+        <w:lvlText w:val=""/>
+        <w:lvlJc w:val="start"/>
+        <w:pPr>
+          <w:tabs>
+            <w:tab w:val="num" w:pos="0"/>
+          </w:tabs>
+          <w:ind w:start="6480" w:hanging="360"/>
+        </w:pPr>
+        <w:rPr>
+          <w:rFonts w:ascii="Wingdings" w:hAnsi="Wingdings" w:cs="Wingdings" w:hint="default"/>
+        </w:rPr>
+      </w:lvl>
+    </w:lvlOverride>
+  </w:num>
+  <w:num w:numId="14">
+    <w:abstractNumId w:val="7"/>
+    <w:lvlOverride w:ilvl="0">
+      <w:lvl w:ilvl="0">
+        <w:numFmt w:val="bullet"/>
+        <w:lvlText w:val=""/>
+        <w:lvlJc w:val="start"/>
+        <w:pPr>
+          <w:tabs>
+            <w:tab w:val="num" w:pos="0"/>
+          </w:tabs>
+          <w:ind w:start="720" w:hanging="360"/>
+        </w:pPr>
+        <w:rPr>
+          <w:rFonts w:ascii="Symbol" w:hAnsi="Symbol" w:cs="Symbol" w:hint="default"/>
+        </w:rPr>
+      </w:lvl>
+    </w:lvlOverride>
+    <w:lvlOverride w:ilvl="0">
+      <w:startOverride w:val="0"/>
+    </w:lvlOverride>
+    <w:lvlOverride w:ilvl="1">
+      <w:lvl w:ilvl="1">
+        <w:start w:val="0"/>
+        <w:numFmt w:val="bullet"/>
+        <w:lvlText w:val="o"/>
+        <w:lvlJc w:val="start"/>
+        <w:pPr>
+          <w:tabs>
+            <w:tab w:val="num" w:pos="0"/>
+          </w:tabs>
+          <w:ind w:start="1440" w:hanging="360"/>
+        </w:pPr>
+        <w:rPr>
+          <w:rFonts w:ascii="Courier New" w:hAnsi="Courier New" w:cs="Courier New" w:hint="default"/>
+        </w:rPr>
+      </w:lvl>
+    </w:lvlOverride>
+    <w:lvlOverride w:ilvl="1">
+      <w:startOverride w:val="0"/>
+    </w:lvlOverride>
+    <w:lvlOverride w:ilvl="2">
+      <w:lvl w:ilvl="2">
+        <w:start w:val="0"/>
+        <w:numFmt w:val="bullet"/>
+        <w:lvlText w:val=""/>
+        <w:lvlJc w:val="start"/>
+        <w:pPr>
+          <w:tabs>
+            <w:tab w:val="num" w:pos="0"/>
+          </w:tabs>
+          <w:ind w:start="2160" w:hanging="360"/>
+        </w:pPr>
+        <w:rPr>
+          <w:rFonts w:ascii="Wingdings" w:hAnsi="Wingdings" w:cs="Wingdings" w:hint="default"/>
+        </w:rPr>
+      </w:lvl>
+    </w:lvlOverride>
+    <w:lvlOverride w:ilvl="2">
+      <w:startOverride w:val="0"/>
+    </w:lvlOverride>
+    <w:lvlOverride w:ilvl="3">
+      <w:lvl w:ilvl="3">
+        <w:start w:val="0"/>
+        <w:numFmt w:val="bullet"/>
+        <w:lvlText w:val=""/>
+        <w:lvlJc w:val="start"/>
+        <w:pPr>
+          <w:tabs>
+            <w:tab w:val="num" w:pos="0"/>
+          </w:tabs>
+          <w:ind w:start="2880" w:hanging="360"/>
+        </w:pPr>
+        <w:rPr>
+          <w:rFonts w:ascii="Symbol" w:hAnsi="Symbol" w:cs="Symbol" w:hint="default"/>
+        </w:rPr>
+      </w:lvl>
+    </w:lvlOverride>
+    <w:lvlOverride w:ilvl="3">
+      <w:startOverride w:val="0"/>
+    </w:lvlOverride>
+    <w:lvlOverride w:ilvl="4">
+      <w:lvl w:ilvl="4">
+        <w:start w:val="0"/>
+        <w:numFmt w:val="bullet"/>
+        <w:lvlText w:val="o"/>
+        <w:lvlJc w:val="start"/>
+        <w:pPr>
+          <w:tabs>
+            <w:tab w:val="num" w:pos="0"/>
+          </w:tabs>
+          <w:ind w:start="3600" w:hanging="360"/>
+        </w:pPr>
+        <w:rPr>
+          <w:rFonts w:ascii="Courier New" w:hAnsi="Courier New" w:cs="Courier New" w:hint="default"/>
+        </w:rPr>
+      </w:lvl>
+    </w:lvlOverride>
+    <w:lvlOverride w:ilvl="4">
+      <w:startOverride w:val="0"/>
+    </w:lvlOverride>
+    <w:lvlOverride w:ilvl="5">
+      <w:lvl w:ilvl="5">
+        <w:start w:val="0"/>
+        <w:numFmt w:val="bullet"/>
+        <w:lvlText w:val=""/>
+        <w:lvlJc w:val="start"/>
+        <w:pPr>
+          <w:tabs>
+            <w:tab w:val="num" w:pos="0"/>
+          </w:tabs>
+          <w:ind w:start="4320" w:hanging="360"/>
+        </w:pPr>
+        <w:rPr>
+          <w:rFonts w:ascii="Wingdings" w:hAnsi="Wingdings" w:cs="Wingdings" w:hint="default"/>
+        </w:rPr>
+      </w:lvl>
+    </w:lvlOverride>
+    <w:lvlOverride w:ilvl="5">
+      <w:startOverride w:val="0"/>
+    </w:lvlOverride>
+    <w:lvlOverride w:ilvl="6">
+      <w:lvl w:ilvl="6">
+        <w:start w:val="0"/>
+        <w:numFmt w:val="bullet"/>
+        <w:lvlText w:val=""/>
+        <w:lvlJc w:val="start"/>
+        <w:pPr>
+          <w:tabs>
+            <w:tab w:val="num" w:pos="0"/>
+          </w:tabs>
+          <w:ind w:start="5040" w:hanging="360"/>
+        </w:pPr>
+        <w:rPr>
+          <w:rFonts w:ascii="Symbol" w:hAnsi="Symbol" w:cs="Symbol" w:hint="default"/>
+        </w:rPr>
+      </w:lvl>
+    </w:lvlOverride>
+    <w:lvlOverride w:ilvl="6">
+      <w:startOverride w:val="0"/>
+    </w:lvlOverride>
+    <w:lvlOverride w:ilvl="7">
+      <w:lvl w:ilvl="7">
+        <w:start w:val="0"/>
+        <w:numFmt w:val="bullet"/>
+        <w:lvlText w:val="o"/>
+        <w:lvlJc w:val="start"/>
+        <w:pPr>
+          <w:tabs>
+            <w:tab w:val="num" w:pos="0"/>
+          </w:tabs>
+          <w:ind w:start="5760" w:hanging="360"/>
+        </w:pPr>
+        <w:rPr>
+          <w:rFonts w:ascii="Courier New" w:hAnsi="Courier New" w:cs="Courier New" w:hint="default"/>
+        </w:rPr>
+      </w:lvl>
+    </w:lvlOverride>
+    <w:lvlOverride w:ilvl="7">
+      <w:startOverride w:val="0"/>
+    </w:lvlOverride>
+    <w:lvlOverride w:ilvl="8">
+      <w:lvl w:ilvl="8">
+        <w:start w:val="0"/>
+        <w:numFmt w:val="bullet"/>
+        <w:lvlText w:val=""/>
+        <w:lvlJc w:val="start"/>
+        <w:pPr>
+          <w:tabs>
+            <w:tab w:val="num" w:pos="0"/>
+          </w:tabs>
+          <w:ind w:start="6480" w:hanging="360"/>
+        </w:pPr>
+        <w:rPr>
+          <w:rFonts w:ascii="Wingdings" w:hAnsi="Wingdings" w:cs="Wingdings" w:hint="default"/>
+        </w:rPr>
+      </w:lvl>
+    </w:lvlOverride>
+  </w:num>
+  <w:num w:numId="15">
+    <w:abstractNumId w:val="7"/>
+    <w:lvlOverride w:ilvl="0">
+      <w:lvl w:ilvl="0">
+        <w:numFmt w:val="bullet"/>
+        <w:lvlText w:val=""/>
+        <w:lvlJc w:val="start"/>
+        <w:pPr>
+          <w:tabs>
+            <w:tab w:val="num" w:pos="0"/>
+          </w:tabs>
+          <w:ind w:start="720" w:hanging="360"/>
+        </w:pPr>
+        <w:rPr>
+          <w:rFonts w:ascii="Symbol" w:hAnsi="Symbol" w:cs="Symbol" w:hint="default"/>
+        </w:rPr>
+      </w:lvl>
+    </w:lvlOverride>
+    <w:lvlOverride w:ilvl="0">
+      <w:startOverride w:val="0"/>
+    </w:lvlOverride>
+    <w:lvlOverride w:ilvl="1">
+      <w:lvl w:ilvl="1">
+        <w:start w:val="0"/>
+        <w:numFmt w:val="bullet"/>
+        <w:lvlText w:val="o"/>
+        <w:lvlJc w:val="start"/>
+        <w:pPr>
+          <w:tabs>
+            <w:tab w:val="num" w:pos="0"/>
+          </w:tabs>
+          <w:ind w:start="1440" w:hanging="360"/>
+        </w:pPr>
+        <w:rPr>
+          <w:rFonts w:ascii="Courier New" w:hAnsi="Courier New" w:cs="Courier New" w:hint="default"/>
+        </w:rPr>
+      </w:lvl>
+    </w:lvlOverride>
+    <w:lvlOverride w:ilvl="1">
+      <w:startOverride w:val="0"/>
+    </w:lvlOverride>
+    <w:lvlOverride w:ilvl="2">
+      <w:lvl w:ilvl="2">
+        <w:start w:val="0"/>
+        <w:numFmt w:val="bullet"/>
+        <w:lvlText w:val=""/>
+        <w:lvlJc w:val="start"/>
+        <w:pPr>
+          <w:tabs>
+            <w:tab w:val="num" w:pos="0"/>
+          </w:tabs>
+          <w:ind w:start="2160" w:hanging="360"/>
+        </w:pPr>
+        <w:rPr>
+          <w:rFonts w:ascii="Wingdings" w:hAnsi="Wingdings" w:cs="Wingdings" w:hint="default"/>
+        </w:rPr>
+      </w:lvl>
+    </w:lvlOverride>
+    <w:lvlOverride w:ilvl="2">
+      <w:startOverride w:val="0"/>
+    </w:lvlOverride>
+    <w:lvlOverride w:ilvl="3">
+      <w:lvl w:ilvl="3">
+        <w:start w:val="0"/>
+        <w:numFmt w:val="bullet"/>
+        <w:lvlText w:val=""/>
+        <w:lvlJc w:val="start"/>
+        <w:pPr>
+          <w:tabs>
+            <w:tab w:val="num" w:pos="0"/>
+          </w:tabs>
+          <w:ind w:start="2880" w:hanging="360"/>
+        </w:pPr>
+        <w:rPr>
+          <w:rFonts w:ascii="Symbol" w:hAnsi="Symbol" w:cs="Symbol" w:hint="default"/>
+        </w:rPr>
+      </w:lvl>
+    </w:lvlOverride>
+    <w:lvlOverride w:ilvl="3">
+      <w:startOverride w:val="0"/>
+    </w:lvlOverride>
+    <w:lvlOverride w:ilvl="4">
+      <w:lvl w:ilvl="4">
+        <w:start w:val="0"/>
+        <w:numFmt w:val="bullet"/>
+        <w:lvlText w:val="o"/>
+        <w:lvlJc w:val="start"/>
+        <w:pPr>
+          <w:tabs>
+            <w:tab w:val="num" w:pos="0"/>
+          </w:tabs>
+          <w:ind w:start="3600" w:hanging="360"/>
+        </w:pPr>
+        <w:rPr>
+          <w:rFonts w:ascii="Courier New" w:hAnsi="Courier New" w:cs="Courier New" w:hint="default"/>
+        </w:rPr>
+      </w:lvl>
+    </w:lvlOverride>
+    <w:lvlOverride w:ilvl="4">
+      <w:startOverride w:val="0"/>
+    </w:lvlOverride>
+    <w:lvlOverride w:ilvl="5">
+      <w:lvl w:ilvl="5">
+        <w:start w:val="0"/>
+        <w:numFmt w:val="bullet"/>
+        <w:lvlText w:val=""/>
+        <w:lvlJc w:val="start"/>
+        <w:pPr>
+          <w:tabs>
+            <w:tab w:val="num" w:pos="0"/>
+          </w:tabs>
+          <w:ind w:start="4320" w:hanging="360"/>
+        </w:pPr>
+        <w:rPr>
+          <w:rFonts w:ascii="Wingdings" w:hAnsi="Wingdings" w:cs="Wingdings" w:hint="default"/>
+        </w:rPr>
+      </w:lvl>
+    </w:lvlOverride>
+    <w:lvlOverride w:ilvl="5">
+      <w:startOverride w:val="0"/>
+    </w:lvlOverride>
+    <w:lvlOverride w:ilvl="6">
+      <w:lvl w:ilvl="6">
+        <w:start w:val="0"/>
+        <w:numFmt w:val="bullet"/>
+        <w:lvlText w:val=""/>
+        <w:lvlJc w:val="start"/>
+        <w:pPr>
+          <w:tabs>
+            <w:tab w:val="num" w:pos="0"/>
+          </w:tabs>
+          <w:ind w:start="5040" w:hanging="360"/>
+        </w:pPr>
+        <w:rPr>
+          <w:rFonts w:ascii="Symbol" w:hAnsi="Symbol" w:cs="Symbol" w:hint="default"/>
+        </w:rPr>
+      </w:lvl>
+    </w:lvlOverride>
+    <w:lvlOverride w:ilvl="6">
+      <w:startOverride w:val="0"/>
+    </w:lvlOverride>
+    <w:lvlOverride w:ilvl="7">
+      <w:lvl w:ilvl="7">
+        <w:start w:val="0"/>
+        <w:numFmt w:val="bullet"/>
+        <w:lvlText w:val="o"/>
+        <w:lvlJc w:val="start"/>
+        <w:pPr>
+          <w:tabs>
+            <w:tab w:val="num" w:pos="0"/>
+          </w:tabs>
+          <w:ind w:start="5760" w:hanging="360"/>
+        </w:pPr>
+        <w:rPr>
+          <w:rFonts w:ascii="Courier New" w:hAnsi="Courier New" w:cs="Courier New" w:hint="default"/>
+        </w:rPr>
+      </w:lvl>
+    </w:lvlOverride>
+    <w:lvlOverride w:ilvl="7">
+      <w:startOverride w:val="0"/>
+    </w:lvlOverride>
+    <w:lvlOverride w:ilvl="8">
+      <w:lvl w:ilvl="8">
+        <w:start w:val="0"/>
+        <w:numFmt w:val="bullet"/>
+        <w:lvlText w:val=""/>
+        <w:lvlJc w:val="start"/>
+        <w:pPr>
+          <w:tabs>
+            <w:tab w:val="num" w:pos="0"/>
+          </w:tabs>
+          <w:ind w:start="6480" w:hanging="360"/>
+        </w:pPr>
+        <w:rPr>
+          <w:rFonts w:ascii="Wingdings" w:hAnsi="Wingdings" w:cs="Wingdings" w:hint="default"/>
         </w:rPr>
       </w:lvl>
     </w:lvlOverride>
   </w:num>
   <w:num w:numId="16">
-    <w:abstractNumId w:val="4"/>
-    <w:lvlOverride w:ilvl="0">
-      <w:startOverride w:val="1"/>
-    </w:lvlOverride>
-  </w:num>
-  <w:num w:numId="17">
     <w:abstractNumId w:val="1"/>
     <w:lvlOverride w:ilvl="0">
       <w:startOverride w:val="1"/>

--- a/20_experiments/80_workshop/e2/s2/workshop2-2.docx
+++ b/20_experiments/80_workshop/e2/s2/workshop2-2.docx
@@ -175,7 +175,7 @@
           <w:sz w:val="22"/>
           <w:szCs w:val="22"/>
         </w:rPr>
-        <w:t>Lesen Sie die im .docx enthaltene Rubrik durch, die folgende Kategorien umfasst (jeweils 1-5 Punkte). Bestimmte Kategorien fokussieren sich auf die Bewertung der Fragen selbst, andere auf die Bewertung der Antworten.</w:t>
+        <w:t>Lesen Sie die im .docx enthaltene Rubrik durch, die folgende Kategorien umfasst (jeweils 1-5 Punkte). Bestimmte Kategorien fokussieren sich auf die Bewertung der Fragen selbst, andere auf die Bewertung der Antworten. Beide Bestandteile sollen unmittelbar nach dem Lesen des jeweiligen Teils bewertet werden.</w:t>
       </w:r>
     </w:p>
     <w:p>
@@ -194,808 +194,6 @@
           <w:szCs w:val="22"/>
         </w:rPr>
         <w:t>Fragenbewertung:</w:t>
-      </w:r>
-    </w:p>
-    <w:p>
-      <w:pPr>
-        <w:pStyle w:val="Compact"/>
-        <w:numPr>
-          <w:ilvl w:val="0"/>
-          <w:numId w:val="3"/>
-        </w:numPr>
-        <w:rPr>
-          <w:sz w:val="22"/>
-          <w:szCs w:val="22"/>
-        </w:rPr>
-      </w:pPr>
-      <w:r>
-        <w:rPr>
-          <w:b/>
-          <w:bCs/>
-          <w:sz w:val="22"/>
-          <w:szCs w:val="22"/>
-        </w:rPr>
-        <w:t>Klarheit:</w:t>
-      </w:r>
-      <w:r>
-        <w:rPr>
-          <w:sz w:val="22"/>
-          <w:szCs w:val="22"/>
-        </w:rPr>
-        <w:t xml:space="preserve"> Eindeutigkeit der Formulierung</w:t>
-      </w:r>
-    </w:p>
-    <w:p>
-      <w:pPr>
-        <w:pStyle w:val="Compact"/>
-        <w:numPr>
-          <w:ilvl w:val="0"/>
-          <w:numId w:val="3"/>
-        </w:numPr>
-        <w:rPr>
-          <w:sz w:val="22"/>
-          <w:szCs w:val="22"/>
-        </w:rPr>
-      </w:pPr>
-      <w:r>
-        <w:rPr>
-          <w:b/>
-          <w:bCs/>
-          <w:sz w:val="22"/>
-          <w:szCs w:val="22"/>
-        </w:rPr>
-        <w:t>Herausforderung:</w:t>
-      </w:r>
-      <w:r>
-        <w:rPr>
-          <w:sz w:val="22"/>
-          <w:szCs w:val="22"/>
-        </w:rPr>
-        <w:t xml:space="preserve"> Anspruchsniveau der Frage</w:t>
-      </w:r>
-    </w:p>
-    <w:p>
-      <w:pPr>
-        <w:pStyle w:val="Compact"/>
-        <w:numPr>
-          <w:ilvl w:val="0"/>
-          <w:numId w:val="3"/>
-        </w:numPr>
-        <w:rPr>
-          <w:sz w:val="22"/>
-          <w:szCs w:val="22"/>
-        </w:rPr>
-      </w:pPr>
-      <w:r>
-        <w:rPr>
-          <w:b/>
-          <w:bCs/>
-          <w:sz w:val="22"/>
-          <w:szCs w:val="22"/>
-        </w:rPr>
-        <w:t>Wertigkeit:</w:t>
-      </w:r>
-      <w:r>
-        <w:rPr>
-          <w:sz w:val="22"/>
-          <w:szCs w:val="22"/>
-        </w:rPr>
-        <w:t xml:space="preserve"> Bedeutung für vorgegebenes Lernziel</w:t>
-      </w:r>
-    </w:p>
-    <w:p>
-      <w:pPr>
-        <w:pStyle w:val="Compact"/>
-        <w:numPr>
-          <w:ilvl w:val="0"/>
-          <w:numId w:val="3"/>
-        </w:numPr>
-        <w:rPr>
-          <w:sz w:val="22"/>
-          <w:szCs w:val="22"/>
-        </w:rPr>
-      </w:pPr>
-      <w:r>
-        <w:rPr>
-          <w:b/>
-          <w:bCs/>
-          <w:sz w:val="22"/>
-          <w:szCs w:val="22"/>
-        </w:rPr>
-        <w:t>Sprachqualität:</w:t>
-      </w:r>
-      <w:r>
-        <w:rPr>
-          <w:sz w:val="22"/>
-          <w:szCs w:val="22"/>
-        </w:rPr>
-        <w:t xml:space="preserve"> Verständlichkeit und Angemessenheit</w:t>
-      </w:r>
-    </w:p>
-    <w:p>
-      <w:pPr>
-        <w:pStyle w:val="Compact"/>
-        <w:numPr>
-          <w:ilvl w:val="0"/>
-          <w:numId w:val="3"/>
-        </w:numPr>
-        <w:rPr>
-          <w:sz w:val="22"/>
-          <w:szCs w:val="22"/>
-        </w:rPr>
-      </w:pPr>
-      <w:r>
-        <w:rPr>
-          <w:b/>
-          <w:bCs/>
-          <w:sz w:val="22"/>
-          <w:szCs w:val="22"/>
-        </w:rPr>
-        <w:t>Bloom-Level:</w:t>
-      </w:r>
-      <w:r>
-        <w:rPr>
-          <w:sz w:val="22"/>
-          <w:szCs w:val="22"/>
-        </w:rPr>
-        <w:t xml:space="preserve"> Welches kognitive Level wird in dieser Frage erreicht?</w:t>
-      </w:r>
-    </w:p>
-    <w:p>
-      <w:pPr>
-        <w:pStyle w:val="Compact"/>
-        <w:rPr>
-          <w:sz w:val="22"/>
-          <w:szCs w:val="22"/>
-        </w:rPr>
-      </w:pPr>
-      <w:r>
-        <w:rPr>
-          <w:sz w:val="22"/>
-          <w:szCs w:val="22"/>
-        </w:rPr>
-      </w:r>
-    </w:p>
-    <w:p>
-      <w:pPr>
-        <w:pStyle w:val="Compact"/>
-        <w:rPr>
-          <w:sz w:val="22"/>
-          <w:szCs w:val="22"/>
-        </w:rPr>
-      </w:pPr>
-      <w:r>
-        <w:rPr>
-          <w:sz w:val="22"/>
-          <w:szCs w:val="22"/>
-        </w:rPr>
-      </w:r>
-    </w:p>
-    <w:p>
-      <w:pPr>
-        <w:pStyle w:val="Compact"/>
-        <w:rPr>
-          <w:sz w:val="22"/>
-          <w:szCs w:val="22"/>
-        </w:rPr>
-      </w:pPr>
-      <w:r>
-        <w:rPr>
-          <w:sz w:val="22"/>
-          <w:szCs w:val="22"/>
-        </w:rPr>
-      </w:r>
-    </w:p>
-    <w:p>
-      <w:pPr>
-        <w:pStyle w:val="Compact"/>
-        <w:rPr>
-          <w:sz w:val="22"/>
-          <w:szCs w:val="22"/>
-        </w:rPr>
-      </w:pPr>
-      <w:r>
-        <w:rPr>
-          <w:sz w:val="22"/>
-          <w:szCs w:val="22"/>
-        </w:rPr>
-      </w:r>
-    </w:p>
-    <w:p>
-      <w:pPr>
-        <w:pStyle w:val="FirstParagraph"/>
-        <w:rPr>
-          <w:sz w:val="22"/>
-          <w:szCs w:val="22"/>
-        </w:rPr>
-      </w:pPr>
-      <w:r>
-        <w:rPr>
-          <w:b/>
-          <w:bCs/>
-          <w:sz w:val="22"/>
-          <w:szCs w:val="22"/>
-        </w:rPr>
-        <w:t>Antwortbewertung:</w:t>
-      </w:r>
-    </w:p>
-    <w:p>
-      <w:pPr>
-        <w:pStyle w:val="Compact"/>
-        <w:numPr>
-          <w:ilvl w:val="0"/>
-          <w:numId w:val="3"/>
-        </w:numPr>
-        <w:rPr>
-          <w:sz w:val="22"/>
-          <w:szCs w:val="22"/>
-        </w:rPr>
-      </w:pPr>
-      <w:r>
-        <w:rPr>
-          <w:b/>
-          <w:bCs/>
-          <w:sz w:val="22"/>
-          <w:szCs w:val="22"/>
-        </w:rPr>
-        <w:t>Klarheit:</w:t>
-      </w:r>
-      <w:r>
-        <w:rPr>
-          <w:sz w:val="22"/>
-          <w:szCs w:val="22"/>
-        </w:rPr>
-        <w:t xml:space="preserve"> Eindeutigkeit der Formulierung</w:t>
-      </w:r>
-    </w:p>
-    <w:p>
-      <w:pPr>
-        <w:pStyle w:val="Compact"/>
-        <w:numPr>
-          <w:ilvl w:val="0"/>
-          <w:numId w:val="3"/>
-        </w:numPr>
-        <w:rPr>
-          <w:sz w:val="22"/>
-          <w:szCs w:val="22"/>
-        </w:rPr>
-      </w:pPr>
-      <w:r>
-        <w:rPr>
-          <w:b/>
-          <w:bCs/>
-          <w:sz w:val="22"/>
-          <w:szCs w:val="22"/>
-        </w:rPr>
-        <w:t>Sprachqualität:</w:t>
-      </w:r>
-      <w:r>
-        <w:rPr>
-          <w:sz w:val="22"/>
-          <w:szCs w:val="22"/>
-        </w:rPr>
-        <w:t xml:space="preserve"> Verständlichkeit und Angemessenheit</w:t>
-      </w:r>
-    </w:p>
-    <w:p>
-      <w:pPr>
-        <w:pStyle w:val="Compact"/>
-        <w:numPr>
-          <w:ilvl w:val="0"/>
-          <w:numId w:val="3"/>
-        </w:numPr>
-        <w:rPr>
-          <w:sz w:val="22"/>
-          <w:szCs w:val="22"/>
-        </w:rPr>
-      </w:pPr>
-      <w:r>
-        <w:rPr>
-          <w:b/>
-          <w:bCs/>
-          <w:sz w:val="22"/>
-          <w:szCs w:val="22"/>
-        </w:rPr>
-        <w:t>Bloom-Level:</w:t>
-      </w:r>
-      <w:r>
-        <w:rPr>
-          <w:sz w:val="22"/>
-          <w:szCs w:val="22"/>
-        </w:rPr>
-        <w:t xml:space="preserve"> Welches kognitive Level wird durch die Antwort umgesetzt?</w:t>
-      </w:r>
-      <w:bookmarkEnd w:id="1"/>
-    </w:p>
-    <w:p>
-      <w:pPr>
-        <w:pStyle w:val="Heading3"/>
-        <w:rPr/>
-      </w:pPr>
-      <w:bookmarkStart w:id="2" w:name="schritt-2-tabellen-struktur-verstehen"/>
-      <w:r>
-        <w:rPr/>
-        <w:t>Schritt 2: Tabellen-Struktur verstehen</w:t>
-      </w:r>
-    </w:p>
-    <w:p>
-      <w:pPr>
-        <w:pStyle w:val="FirstParagraph"/>
-        <w:rPr>
-          <w:sz w:val="22"/>
-          <w:szCs w:val="22"/>
-        </w:rPr>
-      </w:pPr>
-      <w:r>
-        <w:rPr>
-          <w:sz w:val="22"/>
-          <w:szCs w:val="22"/>
-        </w:rPr>
-        <w:t>Jede Klein-Tabelle zu der jeweiligen Frage enthält:</w:t>
-      </w:r>
-    </w:p>
-    <w:p>
-      <w:pPr>
-        <w:pStyle w:val="Compact"/>
-        <w:numPr>
-          <w:ilvl w:val="0"/>
-          <w:numId w:val="3"/>
-        </w:numPr>
-        <w:rPr>
-          <w:sz w:val="22"/>
-          <w:szCs w:val="22"/>
-        </w:rPr>
-      </w:pPr>
-      <w:r>
-        <w:rPr>
-          <w:sz w:val="22"/>
-          <w:szCs w:val="22"/>
-        </w:rPr>
-        <w:t>Die 5 Bewertungszeilen für die Fragenbewertung (Klarheit, Herausforderung, Wertigkeit, Sprachqualität, Bloom-Level)</w:t>
-      </w:r>
-    </w:p>
-    <w:p>
-      <w:pPr>
-        <w:pStyle w:val="Compact"/>
-        <w:numPr>
-          <w:ilvl w:val="0"/>
-          <w:numId w:val="3"/>
-        </w:numPr>
-        <w:rPr>
-          <w:sz w:val="22"/>
-          <w:szCs w:val="22"/>
-        </w:rPr>
-      </w:pPr>
-      <w:r>
-        <w:rPr>
-          <w:sz w:val="22"/>
-          <w:szCs w:val="22"/>
-        </w:rPr>
-        <w:t>Die 3 Bewertungszeilen für die Antwortenbewertung (Klarheit, Sprachqualität, Bloom-Level)</w:t>
-      </w:r>
-    </w:p>
-    <w:p>
-      <w:pPr>
-        <w:pStyle w:val="Compact"/>
-        <w:numPr>
-          <w:ilvl w:val="0"/>
-          <w:numId w:val="3"/>
-        </w:numPr>
-        <w:rPr/>
-      </w:pPr>
-      <w:r>
-        <w:rPr>
-          <w:rStyle w:val="VerbatimChar"/>
-          <w:sz w:val="22"/>
-          <w:szCs w:val="22"/>
-        </w:rPr>
-        <w:t>answer_problems</w:t>
-      </w:r>
-      <w:r>
-        <w:rPr>
-          <w:sz w:val="22"/>
-          <w:szCs w:val="22"/>
-        </w:rPr>
-        <w:t>: Sind gewisse Antworten problematisch? Warum?</w:t>
-      </w:r>
-    </w:p>
-    <w:p>
-      <w:pPr>
-        <w:pStyle w:val="Compact"/>
-        <w:numPr>
-          <w:ilvl w:val="0"/>
-          <w:numId w:val="3"/>
-        </w:numPr>
-        <w:rPr/>
-      </w:pPr>
-      <w:r>
-        <w:rPr>
-          <w:rStyle w:val="VerbatimChar"/>
-          <w:sz w:val="22"/>
-          <w:szCs w:val="22"/>
-        </w:rPr>
-        <w:t>comments</w:t>
-      </w:r>
-      <w:r>
-        <w:rPr>
-          <w:sz w:val="22"/>
-          <w:szCs w:val="22"/>
-        </w:rPr>
-        <w:t>: Für zusätzliche Anmerkungen</w:t>
-      </w:r>
-      <w:bookmarkEnd w:id="2"/>
-    </w:p>
-    <w:p>
-      <w:pPr>
-        <w:pStyle w:val="Heading3"/>
-        <w:rPr/>
-      </w:pPr>
-      <w:r>
-        <w:rPr/>
-        <w:t>Schritt 3: Bewertung durchführen</w:t>
-      </w:r>
-    </w:p>
-    <w:p>
-      <w:pPr>
-        <w:pStyle w:val="Compact"/>
-        <w:numPr>
-          <w:ilvl w:val="0"/>
-          <w:numId w:val="9"/>
-        </w:numPr>
-        <w:rPr>
-          <w:sz w:val="22"/>
-          <w:szCs w:val="22"/>
-        </w:rPr>
-      </w:pPr>
-      <w:r>
-        <w:rPr>
-          <w:sz w:val="22"/>
-          <w:szCs w:val="22"/>
-        </w:rPr>
-        <w:t>Schauen Sie das Experiment-Dokument an</w:t>
-      </w:r>
-    </w:p>
-    <w:p>
-      <w:pPr>
-        <w:pStyle w:val="Compact"/>
-        <w:numPr>
-          <w:ilvl w:val="0"/>
-          <w:numId w:val="5"/>
-        </w:numPr>
-        <w:rPr>
-          <w:sz w:val="22"/>
-          <w:szCs w:val="22"/>
-        </w:rPr>
-      </w:pPr>
-      <w:r>
-        <w:rPr>
-          <w:sz w:val="22"/>
-          <w:szCs w:val="22"/>
-        </w:rPr>
-        <w:t>Verschaffen Sie sich einen Überblick über die ISO-OSI-Layer-Inhalte durch das Lesen des Textes im Dokument</w:t>
-      </w:r>
-    </w:p>
-    <w:p>
-      <w:pPr>
-        <w:pStyle w:val="Compact"/>
-        <w:numPr>
-          <w:ilvl w:val="0"/>
-          <w:numId w:val="5"/>
-        </w:numPr>
-        <w:rPr>
-          <w:sz w:val="22"/>
-          <w:szCs w:val="22"/>
-        </w:rPr>
-      </w:pPr>
-      <w:r>
-        <w:rPr>
-          <w:sz w:val="22"/>
-          <w:szCs w:val="22"/>
-        </w:rPr>
-        <w:t>Für jedes Fragenkonstrukt:</w:t>
-      </w:r>
-    </w:p>
-    <w:p>
-      <w:pPr>
-        <w:pStyle w:val="Compact"/>
-        <w:numPr>
-          <w:ilvl w:val="1"/>
-          <w:numId w:val="3"/>
-        </w:numPr>
-        <w:rPr>
-          <w:sz w:val="22"/>
-          <w:szCs w:val="22"/>
-        </w:rPr>
-      </w:pPr>
-      <w:r>
-        <w:rPr>
-          <w:sz w:val="22"/>
-          <w:szCs w:val="22"/>
-        </w:rPr>
-        <w:t>Lesen Sie die Frage sorgfältig</w:t>
-      </w:r>
-    </w:p>
-    <w:p>
-      <w:pPr>
-        <w:pStyle w:val="Compact"/>
-        <w:numPr>
-          <w:ilvl w:val="1"/>
-          <w:numId w:val="3"/>
-        </w:numPr>
-        <w:rPr>
-          <w:sz w:val="22"/>
-          <w:szCs w:val="22"/>
-        </w:rPr>
-      </w:pPr>
-      <w:r>
-        <w:rPr>
-          <w:sz w:val="22"/>
-          <w:szCs w:val="22"/>
-        </w:rPr>
-        <w:t>Bewerten Sie nach den 5 Kategorien der Rubrik für die Frage</w:t>
-      </w:r>
-    </w:p>
-    <w:p>
-      <w:pPr>
-        <w:pStyle w:val="Compact"/>
-        <w:numPr>
-          <w:ilvl w:val="1"/>
-          <w:numId w:val="3"/>
-        </w:numPr>
-        <w:rPr>
-          <w:sz w:val="22"/>
-          <w:szCs w:val="22"/>
-        </w:rPr>
-      </w:pPr>
-      <w:r>
-        <w:rPr>
-          <w:sz w:val="22"/>
-          <w:szCs w:val="22"/>
-        </w:rPr>
-        <w:t>Bewerten Sie nach den 3 Kategorien der Rubrik für die Antworten</w:t>
-      </w:r>
-    </w:p>
-    <w:p>
-      <w:pPr>
-        <w:pStyle w:val="Compact"/>
-        <w:numPr>
-          <w:ilvl w:val="1"/>
-          <w:numId w:val="3"/>
-        </w:numPr>
-        <w:rPr>
-          <w:sz w:val="22"/>
-          <w:szCs w:val="22"/>
-        </w:rPr>
-      </w:pPr>
-      <w:r>
-        <w:rPr>
-          <w:sz w:val="22"/>
-          <w:szCs w:val="22"/>
-        </w:rPr>
-        <w:t>Notieren Sie Ihre Bewertungen entsprechend in die Tabelle</w:t>
-      </w:r>
-    </w:p>
-    <w:p>
-      <w:pPr>
-        <w:pStyle w:val="Compact"/>
-        <w:numPr>
-          <w:ilvl w:val="1"/>
-          <w:numId w:val="3"/>
-        </w:numPr>
-        <w:rPr/>
-      </w:pPr>
-      <w:r>
-        <w:rPr>
-          <w:sz w:val="22"/>
-          <w:szCs w:val="22"/>
-        </w:rPr>
-        <w:t xml:space="preserve">Notieren Sie gegebenenfalls problematische Antworten/Antwortoptionen in </w:t>
-      </w:r>
-      <w:r>
-        <w:rPr>
-          <w:rStyle w:val="VerbatimChar"/>
-          <w:sz w:val="22"/>
-          <w:szCs w:val="22"/>
-        </w:rPr>
-        <w:t>answer_problems</w:t>
-      </w:r>
-      <w:r>
-        <w:rPr>
-          <w:sz w:val="22"/>
-          <w:szCs w:val="22"/>
-        </w:rPr>
-        <w:t>, und warum diese problematisch sind</w:t>
-      </w:r>
-    </w:p>
-    <w:p>
-      <w:pPr>
-        <w:pStyle w:val="Compact"/>
-        <w:numPr>
-          <w:ilvl w:val="1"/>
-          <w:numId w:val="3"/>
-        </w:numPr>
-        <w:rPr/>
-      </w:pPr>
-      <w:r>
-        <w:rPr>
-          <w:sz w:val="22"/>
-          <w:szCs w:val="22"/>
-        </w:rPr>
-        <w:t xml:space="preserve">Ergänzen Sie bei Bedarf weitere Kommentare in </w:t>
-      </w:r>
-      <w:r>
-        <w:rPr>
-          <w:rStyle w:val="VerbatimChar"/>
-          <w:sz w:val="22"/>
-          <w:szCs w:val="22"/>
-        </w:rPr>
-        <w:t>comments</w:t>
-      </w:r>
-    </w:p>
-    <w:p>
-      <w:pPr>
-        <w:pStyle w:val="FirstParagraph"/>
-        <w:rPr>
-          <w:sz w:val="22"/>
-          <w:szCs w:val="22"/>
-        </w:rPr>
-      </w:pPr>
-      <w:r>
-        <w:rPr>
-          <w:b/>
-          <w:bCs/>
-          <w:sz w:val="22"/>
-          <w:szCs w:val="22"/>
-        </w:rPr>
-        <w:t>Bewertungsfokus:</w:t>
-      </w:r>
-    </w:p>
-    <w:p>
-      <w:pPr>
-        <w:pStyle w:val="Compact"/>
-        <w:numPr>
-          <w:ilvl w:val="0"/>
-          <w:numId w:val="3"/>
-        </w:numPr>
-        <w:rPr>
-          <w:sz w:val="22"/>
-          <w:szCs w:val="22"/>
-        </w:rPr>
-      </w:pPr>
-      <w:r>
-        <w:rPr>
-          <w:sz w:val="22"/>
-          <w:szCs w:val="22"/>
-        </w:rPr>
-        <w:t>Welches Bloom-Level wird tatsächlich erreicht?</w:t>
-      </w:r>
-    </w:p>
-    <w:p>
-      <w:pPr>
-        <w:pStyle w:val="Compact"/>
-        <w:numPr>
-          <w:ilvl w:val="0"/>
-          <w:numId w:val="3"/>
-        </w:numPr>
-        <w:rPr>
-          <w:sz w:val="22"/>
-          <w:szCs w:val="22"/>
-        </w:rPr>
-      </w:pPr>
-      <w:bookmarkStart w:id="3" w:name="schritt-3-bewertung-durchführen"/>
-      <w:bookmarkStart w:id="4" w:name="anleitung-für-experten"/>
-      <w:r>
-        <w:rPr>
-          <w:sz w:val="22"/>
-          <w:szCs w:val="22"/>
-        </w:rPr>
-        <w:t>Gibt es bestimmte qualitative Unterschiede zwischen MCQ und Open-Ended Fragen?</w:t>
-      </w:r>
-      <w:bookmarkEnd w:id="3"/>
-      <w:bookmarkEnd w:id="4"/>
-    </w:p>
-    <w:p>
-      <w:pPr>
-        <w:pStyle w:val="Heading2"/>
-        <w:rPr/>
-      </w:pPr>
-      <w:r>
-        <w:rPr/>
-        <w:t>Dankbarkeit</w:t>
-      </w:r>
-    </w:p>
-    <w:p>
-      <w:pPr>
-        <w:pStyle w:val="FirstParagraph"/>
-        <w:rPr>
-          <w:sz w:val="22"/>
-          <w:szCs w:val="22"/>
-        </w:rPr>
-      </w:pPr>
-      <w:bookmarkStart w:id="5" w:name="dankbarkeit"/>
-      <w:bookmarkStart w:id="6" w:name="X7fc9fe659a2ddf9bc287dedc346b5edd195f883"/>
-      <w:r>
-        <w:rPr>
-          <w:sz w:val="22"/>
-          <w:szCs w:val="22"/>
-        </w:rPr>
-        <w:t>Vielen Dank für Ihre Unterstützung bei der Evaluation! Ihre Einschätzungen sind wertvoll für die Forschung.</w:t>
-      </w:r>
-      <w:bookmarkEnd w:id="5"/>
-      <w:bookmarkEnd w:id="6"/>
-    </w:p>
-    <w:p>
-      <w:pPr>
-        <w:pStyle w:val="BodyText"/>
-        <w:bidi w:val="0"/>
-        <w:jc w:val="start"/>
-        <w:rPr/>
-      </w:pPr>
-      <w:r>
-        <w:rPr/>
-      </w:r>
-    </w:p>
-    <w:p>
-      <w:pPr>
-        <w:pStyle w:val="Heading1"/>
-        <w:rPr/>
-      </w:pPr>
-      <w:r>
-        <w:rPr/>
-        <w:t>Bewertungsrubrik für LLM-generierte Fragen</w:t>
-      </w:r>
-    </w:p>
-    <w:p>
-      <w:pPr>
-        <w:pStyle w:val="Heading2"/>
-        <w:rPr/>
-      </w:pPr>
-      <w:r>
-        <w:rPr/>
-        <w:t>Klarheit/Clarity</w:t>
-      </w:r>
-    </w:p>
-    <w:p>
-      <w:pPr>
-        <w:pStyle w:val="FirstParagraph"/>
-        <w:rPr>
-          <w:sz w:val="21"/>
-          <w:szCs w:val="21"/>
-        </w:rPr>
-      </w:pPr>
-      <w:r>
-        <w:rPr>
-          <w:b/>
-          <w:bCs/>
-          <w:sz w:val="21"/>
-          <w:szCs w:val="21"/>
-        </w:rPr>
-        <w:t>Fragestellung:</w:t>
-      </w:r>
-      <w:r>
-        <w:rPr>
-          <w:sz w:val="21"/>
-          <w:szCs w:val="21"/>
-        </w:rPr>
-        <w:t xml:space="preserve"> Wie präzise und inhaltlich eindeutig ist die Frage aus Dozierendenperspektive formuliert? Bewerten Sie auch die inhaltliche Klarheit im Nachhinein für die Beantwortung der Frage.</w:t>
-      </w:r>
-    </w:p>
-    <w:p>
-      <w:pPr>
-        <w:pStyle w:val="BodyText"/>
-        <w:rPr>
-          <w:sz w:val="21"/>
-          <w:szCs w:val="21"/>
-        </w:rPr>
-      </w:pPr>
-      <w:r>
-        <w:rPr>
-          <w:i/>
-          <w:iCs/>
-          <w:sz w:val="21"/>
-          <w:szCs w:val="21"/>
-        </w:rPr>
-        <w:t>Hinweis: Hier geht es um inhaltliche Verständlichkeit und Eindeutigkeit, nicht um sprachliche Formulierungen.</w:t>
       </w:r>
     </w:p>
     <w:p>
@@ -1006,25 +204,495 @@
           <w:numId w:val="2"/>
         </w:numPr>
         <w:rPr>
-          <w:sz w:val="21"/>
-          <w:szCs w:val="21"/>
+          <w:sz w:val="22"/>
+          <w:szCs w:val="22"/>
         </w:rPr>
       </w:pPr>
       <w:r>
         <w:rPr>
           <w:b/>
           <w:bCs/>
-          <w:sz w:val="21"/>
-          <w:szCs w:val="21"/>
-        </w:rPr>
-        <w:t>5 - Sehr klar:</w:t>
-      </w:r>
-      <w:r>
-        <w:rPr>
-          <w:sz w:val="21"/>
-          <w:szCs w:val="21"/>
-        </w:rPr>
-        <w:t xml:space="preserve"> Inhaltlich präzise und eindeutig formuliert, keine Mehrdeutigkeiten</w:t>
+          <w:sz w:val="22"/>
+          <w:szCs w:val="22"/>
+        </w:rPr>
+        <w:t>Klarheit:</w:t>
+      </w:r>
+      <w:r>
+        <w:rPr>
+          <w:sz w:val="22"/>
+          <w:szCs w:val="22"/>
+        </w:rPr>
+        <w:t xml:space="preserve"> Eindeutigkeit der Formulierung</w:t>
+      </w:r>
+    </w:p>
+    <w:p>
+      <w:pPr>
+        <w:pStyle w:val="Compact"/>
+        <w:numPr>
+          <w:ilvl w:val="0"/>
+          <w:numId w:val="2"/>
+        </w:numPr>
+        <w:rPr>
+          <w:sz w:val="22"/>
+          <w:szCs w:val="22"/>
+        </w:rPr>
+      </w:pPr>
+      <w:r>
+        <w:rPr>
+          <w:b/>
+          <w:bCs/>
+          <w:sz w:val="22"/>
+          <w:szCs w:val="22"/>
+        </w:rPr>
+        <w:t>Herausforderung:</w:t>
+      </w:r>
+      <w:r>
+        <w:rPr>
+          <w:sz w:val="22"/>
+          <w:szCs w:val="22"/>
+        </w:rPr>
+        <w:t xml:space="preserve"> Anspruchsniveau der Frage</w:t>
+      </w:r>
+    </w:p>
+    <w:p>
+      <w:pPr>
+        <w:pStyle w:val="Compact"/>
+        <w:numPr>
+          <w:ilvl w:val="0"/>
+          <w:numId w:val="2"/>
+        </w:numPr>
+        <w:rPr>
+          <w:sz w:val="22"/>
+          <w:szCs w:val="22"/>
+        </w:rPr>
+      </w:pPr>
+      <w:r>
+        <w:rPr>
+          <w:b/>
+          <w:bCs/>
+          <w:sz w:val="22"/>
+          <w:szCs w:val="22"/>
+        </w:rPr>
+        <w:t>Wertigkeit:</w:t>
+      </w:r>
+      <w:r>
+        <w:rPr>
+          <w:sz w:val="22"/>
+          <w:szCs w:val="22"/>
+        </w:rPr>
+        <w:t xml:space="preserve"> Bedeutung für vorgegebenes Lernziel</w:t>
+      </w:r>
+    </w:p>
+    <w:p>
+      <w:pPr>
+        <w:pStyle w:val="Compact"/>
+        <w:numPr>
+          <w:ilvl w:val="0"/>
+          <w:numId w:val="2"/>
+        </w:numPr>
+        <w:rPr>
+          <w:sz w:val="22"/>
+          <w:szCs w:val="22"/>
+        </w:rPr>
+      </w:pPr>
+      <w:r>
+        <w:rPr>
+          <w:b/>
+          <w:bCs/>
+          <w:sz w:val="22"/>
+          <w:szCs w:val="22"/>
+        </w:rPr>
+        <w:t>Sprachqualität:</w:t>
+      </w:r>
+      <w:r>
+        <w:rPr>
+          <w:sz w:val="22"/>
+          <w:szCs w:val="22"/>
+        </w:rPr>
+        <w:t xml:space="preserve"> Verständlichkeit und Angemessenheit</w:t>
+      </w:r>
+    </w:p>
+    <w:p>
+      <w:pPr>
+        <w:pStyle w:val="Compact"/>
+        <w:numPr>
+          <w:ilvl w:val="0"/>
+          <w:numId w:val="2"/>
+        </w:numPr>
+        <w:rPr>
+          <w:sz w:val="22"/>
+          <w:szCs w:val="22"/>
+        </w:rPr>
+      </w:pPr>
+      <w:r>
+        <w:rPr>
+          <w:b/>
+          <w:bCs/>
+          <w:sz w:val="22"/>
+          <w:szCs w:val="22"/>
+        </w:rPr>
+        <w:t>Bloom-Level:</w:t>
+      </w:r>
+      <w:r>
+        <w:rPr>
+          <w:sz w:val="22"/>
+          <w:szCs w:val="22"/>
+        </w:rPr>
+        <w:t xml:space="preserve"> Welches kognitive Level wird in dieser Frage erreicht?</w:t>
+      </w:r>
+    </w:p>
+    <w:p>
+      <w:pPr>
+        <w:pStyle w:val="Compact"/>
+        <w:rPr>
+          <w:sz w:val="22"/>
+          <w:szCs w:val="22"/>
+        </w:rPr>
+      </w:pPr>
+      <w:r>
+        <w:rPr>
+          <w:sz w:val="22"/>
+          <w:szCs w:val="22"/>
+        </w:rPr>
+      </w:r>
+    </w:p>
+    <w:p>
+      <w:pPr>
+        <w:pStyle w:val="Compact"/>
+        <w:rPr>
+          <w:sz w:val="22"/>
+          <w:szCs w:val="22"/>
+        </w:rPr>
+      </w:pPr>
+      <w:r>
+        <w:rPr>
+          <w:sz w:val="22"/>
+          <w:szCs w:val="22"/>
+        </w:rPr>
+      </w:r>
+    </w:p>
+    <w:p>
+      <w:pPr>
+        <w:pStyle w:val="Compact"/>
+        <w:rPr>
+          <w:sz w:val="22"/>
+          <w:szCs w:val="22"/>
+        </w:rPr>
+      </w:pPr>
+      <w:r>
+        <w:rPr>
+          <w:sz w:val="22"/>
+          <w:szCs w:val="22"/>
+        </w:rPr>
+      </w:r>
+    </w:p>
+    <w:p>
+      <w:pPr>
+        <w:pStyle w:val="Compact"/>
+        <w:rPr>
+          <w:sz w:val="22"/>
+          <w:szCs w:val="22"/>
+        </w:rPr>
+      </w:pPr>
+      <w:r>
+        <w:rPr>
+          <w:sz w:val="22"/>
+          <w:szCs w:val="22"/>
+        </w:rPr>
+      </w:r>
+    </w:p>
+    <w:p>
+      <w:pPr>
+        <w:pStyle w:val="FirstParagraph"/>
+        <w:rPr>
+          <w:sz w:val="22"/>
+          <w:szCs w:val="22"/>
+        </w:rPr>
+      </w:pPr>
+      <w:r>
+        <w:rPr>
+          <w:b/>
+          <w:bCs/>
+          <w:sz w:val="22"/>
+          <w:szCs w:val="22"/>
+        </w:rPr>
+        <w:t>Antwortbewertung:</w:t>
+      </w:r>
+    </w:p>
+    <w:p>
+      <w:pPr>
+        <w:pStyle w:val="Compact"/>
+        <w:numPr>
+          <w:ilvl w:val="0"/>
+          <w:numId w:val="2"/>
+        </w:numPr>
+        <w:rPr>
+          <w:sz w:val="22"/>
+          <w:szCs w:val="22"/>
+        </w:rPr>
+      </w:pPr>
+      <w:r>
+        <w:rPr>
+          <w:b/>
+          <w:bCs/>
+          <w:sz w:val="22"/>
+          <w:szCs w:val="22"/>
+        </w:rPr>
+        <w:t>Klarheit:</w:t>
+      </w:r>
+      <w:r>
+        <w:rPr>
+          <w:sz w:val="22"/>
+          <w:szCs w:val="22"/>
+        </w:rPr>
+        <w:t xml:space="preserve"> Eindeutigkeit der Formulierung</w:t>
+      </w:r>
+    </w:p>
+    <w:p>
+      <w:pPr>
+        <w:pStyle w:val="Compact"/>
+        <w:numPr>
+          <w:ilvl w:val="0"/>
+          <w:numId w:val="2"/>
+        </w:numPr>
+        <w:rPr>
+          <w:sz w:val="22"/>
+          <w:szCs w:val="22"/>
+        </w:rPr>
+      </w:pPr>
+      <w:r>
+        <w:rPr>
+          <w:b/>
+          <w:bCs/>
+          <w:sz w:val="22"/>
+          <w:szCs w:val="22"/>
+        </w:rPr>
+        <w:t>Sprachqualität:</w:t>
+      </w:r>
+      <w:r>
+        <w:rPr>
+          <w:sz w:val="22"/>
+          <w:szCs w:val="22"/>
+        </w:rPr>
+        <w:t xml:space="preserve"> Verständlichkeit und Angemessenheit</w:t>
+      </w:r>
+    </w:p>
+    <w:p>
+      <w:pPr>
+        <w:pStyle w:val="Compact"/>
+        <w:numPr>
+          <w:ilvl w:val="0"/>
+          <w:numId w:val="2"/>
+        </w:numPr>
+        <w:rPr>
+          <w:sz w:val="22"/>
+          <w:szCs w:val="22"/>
+        </w:rPr>
+      </w:pPr>
+      <w:r>
+        <w:rPr>
+          <w:b/>
+          <w:bCs/>
+          <w:sz w:val="22"/>
+          <w:szCs w:val="22"/>
+        </w:rPr>
+        <w:t>Bloom-Level:</w:t>
+      </w:r>
+      <w:r>
+        <w:rPr>
+          <w:sz w:val="22"/>
+          <w:szCs w:val="22"/>
+        </w:rPr>
+        <w:t xml:space="preserve"> Welches kognitive Level wird durch die Antwort umgesetzt?</w:t>
+      </w:r>
+      <w:bookmarkEnd w:id="1"/>
+    </w:p>
+    <w:p>
+      <w:pPr>
+        <w:pStyle w:val="Heading3"/>
+        <w:rPr/>
+      </w:pPr>
+      <w:bookmarkStart w:id="2" w:name="schritt-2-tabellen-struktur-verstehen"/>
+      <w:r>
+        <w:rPr/>
+        <w:t>Schritt 2: Tabellen-Struktur verstehen</w:t>
+      </w:r>
+    </w:p>
+    <w:p>
+      <w:pPr>
+        <w:pStyle w:val="FirstParagraph"/>
+        <w:rPr>
+          <w:sz w:val="22"/>
+          <w:szCs w:val="22"/>
+        </w:rPr>
+      </w:pPr>
+      <w:r>
+        <w:rPr>
+          <w:sz w:val="22"/>
+          <w:szCs w:val="22"/>
+        </w:rPr>
+        <w:t>Jede Klein-Tabelle unter der jeweiligen Frage enthält:</w:t>
+      </w:r>
+    </w:p>
+    <w:p>
+      <w:pPr>
+        <w:pStyle w:val="Compact"/>
+        <w:numPr>
+          <w:ilvl w:val="0"/>
+          <w:numId w:val="2"/>
+        </w:numPr>
+        <w:rPr>
+          <w:sz w:val="22"/>
+          <w:szCs w:val="22"/>
+        </w:rPr>
+      </w:pPr>
+      <w:r>
+        <w:rPr>
+          <w:sz w:val="22"/>
+          <w:szCs w:val="22"/>
+        </w:rPr>
+        <w:t>Die 5 Bewertungszeilen für die Fragenbewertung (Klarheit, Herausforderung, Wertigkeit, Sprachqualität, Bloom-Level)</w:t>
+      </w:r>
+    </w:p>
+    <w:p>
+      <w:pPr>
+        <w:pStyle w:val="Compact"/>
+        <w:numPr>
+          <w:ilvl w:val="0"/>
+          <w:numId w:val="2"/>
+        </w:numPr>
+        <w:rPr>
+          <w:sz w:val="22"/>
+          <w:szCs w:val="22"/>
+        </w:rPr>
+      </w:pPr>
+      <w:r>
+        <w:rPr>
+          <w:sz w:val="22"/>
+          <w:szCs w:val="22"/>
+        </w:rPr>
+        <w:t>Die 3 Bewertungszeilen für die Antwortenbewertung (Klarheit, Sprachqualität, Bloom-Level)</w:t>
+      </w:r>
+    </w:p>
+    <w:p>
+      <w:pPr>
+        <w:pStyle w:val="Compact"/>
+        <w:numPr>
+          <w:ilvl w:val="0"/>
+          <w:numId w:val="2"/>
+        </w:numPr>
+        <w:rPr/>
+      </w:pPr>
+      <w:r>
+        <w:rPr>
+          <w:rStyle w:val="VerbatimChar"/>
+          <w:sz w:val="22"/>
+          <w:szCs w:val="22"/>
+        </w:rPr>
+        <w:t>answer_problems</w:t>
+      </w:r>
+      <w:r>
+        <w:rPr>
+          <w:sz w:val="22"/>
+          <w:szCs w:val="22"/>
+        </w:rPr>
+        <w:t>: Sind gewisse Antworten problematisch? Warum?</w:t>
+      </w:r>
+    </w:p>
+    <w:p>
+      <w:pPr>
+        <w:pStyle w:val="Compact"/>
+        <w:numPr>
+          <w:ilvl w:val="0"/>
+          <w:numId w:val="2"/>
+        </w:numPr>
+        <w:rPr/>
+      </w:pPr>
+      <w:r>
+        <w:rPr>
+          <w:rStyle w:val="VerbatimChar"/>
+          <w:sz w:val="22"/>
+          <w:szCs w:val="22"/>
+        </w:rPr>
+        <w:t>comments</w:t>
+      </w:r>
+      <w:r>
+        <w:rPr>
+          <w:sz w:val="22"/>
+          <w:szCs w:val="22"/>
+        </w:rPr>
+        <w:t>: Für zusätzliche Anmerkungen</w:t>
+      </w:r>
+      <w:bookmarkEnd w:id="2"/>
+    </w:p>
+    <w:p>
+      <w:pPr>
+        <w:pStyle w:val="Heading3"/>
+        <w:rPr/>
+      </w:pPr>
+      <w:r>
+        <w:rPr/>
+        <w:t>Schritt 3: Bewertung durchführen</w:t>
+      </w:r>
+    </w:p>
+    <w:p>
+      <w:pPr>
+        <w:pStyle w:val="Compact"/>
+        <w:numPr>
+          <w:ilvl w:val="0"/>
+          <w:numId w:val="13"/>
+        </w:numPr>
+        <w:rPr>
+          <w:sz w:val="22"/>
+          <w:szCs w:val="22"/>
+        </w:rPr>
+      </w:pPr>
+      <w:r>
+        <w:rPr>
+          <w:sz w:val="22"/>
+          <w:szCs w:val="22"/>
+        </w:rPr>
+        <w:t>Schauen Sie das Experiment-Dokument an</w:t>
+      </w:r>
+    </w:p>
+    <w:p>
+      <w:pPr>
+        <w:pStyle w:val="Compact"/>
+        <w:numPr>
+          <w:ilvl w:val="0"/>
+          <w:numId w:val="4"/>
+        </w:numPr>
+        <w:rPr>
+          <w:sz w:val="22"/>
+          <w:szCs w:val="22"/>
+        </w:rPr>
+      </w:pPr>
+      <w:r>
+        <w:rPr>
+          <w:sz w:val="22"/>
+          <w:szCs w:val="22"/>
+        </w:rPr>
+        <w:t>Verschaffen Sie sich einen Überblick über die ISO-OSI-Layer-Inhalte durch das Lesen des Textes im Dokument, auf den sich die Fragen beziehen</w:t>
+      </w:r>
+    </w:p>
+    <w:p>
+      <w:pPr>
+        <w:pStyle w:val="Compact"/>
+        <w:numPr>
+          <w:ilvl w:val="0"/>
+          <w:numId w:val="4"/>
+        </w:numPr>
+        <w:rPr>
+          <w:sz w:val="22"/>
+          <w:szCs w:val="22"/>
+        </w:rPr>
+      </w:pPr>
+      <w:r>
+        <w:rPr>
+          <w:sz w:val="22"/>
+          <w:szCs w:val="22"/>
+        </w:rPr>
+        <w:t>Für jedes Fragenkonstrukt:</w:t>
       </w:r>
     </w:p>
     <w:p>
@@ -1035,132 +703,16 @@
           <w:numId w:val="2"/>
         </w:numPr>
         <w:rPr>
-          <w:sz w:val="21"/>
-          <w:szCs w:val="21"/>
-        </w:rPr>
-      </w:pPr>
-      <w:r>
-        <w:rPr>
-          <w:sz w:val="21"/>
-          <w:szCs w:val="21"/>
-        </w:rPr>
-        <w:t>Bsp.: “Nennen Sie die Kernaufgaben des Session Layer und erläutern Sie jeweils deren Funktion.”</w:t>
-      </w:r>
-    </w:p>
-    <w:p>
-      <w:pPr>
-        <w:pStyle w:val="Compact"/>
-        <w:numPr>
-          <w:ilvl w:val="0"/>
-          <w:numId w:val="2"/>
-        </w:numPr>
-        <w:rPr>
-          <w:sz w:val="21"/>
-          <w:szCs w:val="21"/>
-        </w:rPr>
-      </w:pPr>
-      <w:r>
-        <w:rPr>
-          <w:b/>
-          <w:bCs/>
-          <w:sz w:val="21"/>
-          <w:szCs w:val="21"/>
-        </w:rPr>
-        <w:t>4 - Klar:</w:t>
-      </w:r>
-      <w:r>
-        <w:rPr>
-          <w:sz w:val="21"/>
-          <w:szCs w:val="21"/>
-        </w:rPr>
-        <w:t xml:space="preserve"> Inhaltlich verständlich mit minimalen Unklarheiten</w:t>
-      </w:r>
-    </w:p>
-    <w:p>
-      <w:pPr>
-        <w:pStyle w:val="Compact"/>
-        <w:numPr>
-          <w:ilvl w:val="0"/>
-          <w:numId w:val="2"/>
-        </w:numPr>
-        <w:rPr>
-          <w:sz w:val="21"/>
-          <w:szCs w:val="21"/>
-        </w:rPr>
-      </w:pPr>
-      <w:r>
-        <w:rPr>
-          <w:b/>
-          <w:bCs/>
-          <w:sz w:val="21"/>
-          <w:szCs w:val="21"/>
-        </w:rPr>
-        <w:t>3 - Mäßig klar:</w:t>
-      </w:r>
-      <w:r>
-        <w:rPr>
-          <w:sz w:val="21"/>
-          <w:szCs w:val="21"/>
-        </w:rPr>
-        <w:t xml:space="preserve"> Enthält einige inhaltlich unklare Formulierungen</w:t>
-      </w:r>
-    </w:p>
-    <w:p>
-      <w:pPr>
-        <w:pStyle w:val="Compact"/>
-        <w:numPr>
-          <w:ilvl w:val="0"/>
-          <w:numId w:val="2"/>
-        </w:numPr>
-        <w:rPr>
-          <w:sz w:val="21"/>
-          <w:szCs w:val="21"/>
-        </w:rPr>
-      </w:pPr>
-      <w:r>
-        <w:rPr>
-          <w:b/>
-          <w:bCs/>
-          <w:sz w:val="21"/>
-          <w:szCs w:val="21"/>
-        </w:rPr>
-        <w:t>2 - Unklar:</w:t>
-      </w:r>
-      <w:r>
-        <w:rPr>
-          <w:sz w:val="21"/>
-          <w:szCs w:val="21"/>
-        </w:rPr>
-        <w:t xml:space="preserve"> Enthält mehrere mehrdeutige oder verwirrende inhaltliche Elemente</w:t>
-      </w:r>
-    </w:p>
-    <w:p>
-      <w:pPr>
-        <w:pStyle w:val="Compact"/>
-        <w:numPr>
-          <w:ilvl w:val="0"/>
-          <w:numId w:val="2"/>
-        </w:numPr>
-        <w:rPr>
-          <w:sz w:val="21"/>
-          <w:szCs w:val="21"/>
-        </w:rPr>
-      </w:pPr>
-      <w:r>
-        <w:rPr>
-          <w:b/>
-          <w:bCs/>
-          <w:sz w:val="21"/>
-          <w:szCs w:val="21"/>
-        </w:rPr>
-        <w:t>1 - Sehr unklar:</w:t>
-      </w:r>
-      <w:r>
-        <w:rPr>
-          <w:sz w:val="21"/>
-          <w:szCs w:val="21"/>
-        </w:rPr>
-        <w:t xml:space="preserve"> Inhaltlich unverständlich, Fragenintention nicht erkennbar</w:t>
+          <w:sz w:val="22"/>
+          <w:szCs w:val="22"/>
+        </w:rPr>
+      </w:pPr>
+      <w:r>
+        <w:rPr>
+          <w:sz w:val="22"/>
+          <w:szCs w:val="22"/>
+        </w:rPr>
+        <w:t>Schauen Sie sich das Lernziel für die jeweilige Frage an</w:t>
       </w:r>
     </w:p>
     <w:p>
@@ -1171,100 +723,16 @@
           <w:numId w:val="2"/>
         </w:numPr>
         <w:rPr>
-          <w:sz w:val="21"/>
-          <w:szCs w:val="21"/>
-        </w:rPr>
-      </w:pPr>
-      <w:bookmarkStart w:id="7" w:name="klarheitclarity"/>
-      <w:r>
-        <w:rPr>
-          <w:sz w:val="21"/>
-          <w:szCs w:val="21"/>
-        </w:rPr>
-        <w:t>Bsp.: “Inwiefern spielt die Schicht eine Rolle bei dem, was passiert, wenn Kommunikation stattfindet?”</w:t>
-      </w:r>
-      <w:bookmarkEnd w:id="7"/>
-    </w:p>
-    <w:p>
-      <w:pPr>
-        <w:pStyle w:val="Heading2"/>
-        <w:rPr/>
-      </w:pPr>
-      <w:r>
-        <w:rPr/>
-        <w:t>Herausforderung/Challenging</w:t>
-      </w:r>
-    </w:p>
-    <w:p>
-      <w:pPr>
-        <w:pStyle w:val="FirstParagraph"/>
-        <w:rPr>
-          <w:sz w:val="21"/>
-          <w:szCs w:val="21"/>
-        </w:rPr>
-      </w:pPr>
-      <w:r>
-        <w:rPr>
-          <w:b/>
-          <w:bCs/>
-          <w:sz w:val="21"/>
-          <w:szCs w:val="21"/>
-        </w:rPr>
-        <w:t>Fragestellung:</w:t>
-      </w:r>
-      <w:r>
-        <w:rPr>
-          <w:sz w:val="21"/>
-          <w:szCs w:val="21"/>
-        </w:rPr>
-        <w:t xml:space="preserve"> Wie viel kognitive Anstrengung erfordert die Beantwortung der Frage aus Studierendenperspektive?</w:t>
-      </w:r>
-    </w:p>
-    <w:p>
-      <w:pPr>
-        <w:pStyle w:val="BodyText"/>
-        <w:rPr>
-          <w:sz w:val="21"/>
-          <w:szCs w:val="21"/>
-        </w:rPr>
-      </w:pPr>
-      <w:r>
-        <w:rPr>
-          <w:i/>
-          <w:iCs/>
-          <w:sz w:val="21"/>
-          <w:szCs w:val="21"/>
-        </w:rPr>
-        <w:t>Hinweis: Nicht die Bloom-Taxonomie als Grundlage nehmen, sondern die tatsächlich benötigte kognitive Last einschätzen.</w:t>
-      </w:r>
-    </w:p>
-    <w:p>
-      <w:pPr>
-        <w:pStyle w:val="Compact"/>
-        <w:numPr>
-          <w:ilvl w:val="0"/>
-          <w:numId w:val="2"/>
-        </w:numPr>
-        <w:rPr>
-          <w:sz w:val="21"/>
-          <w:szCs w:val="21"/>
-        </w:rPr>
-      </w:pPr>
-      <w:r>
-        <w:rPr>
-          <w:b/>
-          <w:bCs/>
-          <w:sz w:val="21"/>
-          <w:szCs w:val="21"/>
-        </w:rPr>
-        <w:t>5 - Sehr herausfordernd:</w:t>
-      </w:r>
-      <w:r>
-        <w:rPr>
-          <w:sz w:val="21"/>
-          <w:szCs w:val="21"/>
-        </w:rPr>
-        <w:t xml:space="preserve"> Erfordert mehrfaches Lesen des gesamten Textes und Verknüpfung vieler Informationen</w:t>
+          <w:sz w:val="22"/>
+          <w:szCs w:val="22"/>
+        </w:rPr>
+      </w:pPr>
+      <w:r>
+        <w:rPr>
+          <w:sz w:val="22"/>
+          <w:szCs w:val="22"/>
+        </w:rPr>
+        <w:t>Lesen Sie die Frage sorgfältig. Lassen Sie dabei die Antwort noch außer Acht</w:t>
       </w:r>
     </w:p>
     <w:p>
@@ -1275,132 +743,16 @@
           <w:numId w:val="2"/>
         </w:numPr>
         <w:rPr>
-          <w:sz w:val="21"/>
-          <w:szCs w:val="21"/>
-        </w:rPr>
-      </w:pPr>
-      <w:r>
-        <w:rPr>
-          <w:sz w:val="21"/>
-          <w:szCs w:val="21"/>
-        </w:rPr>
-        <w:t>Bsp.: “Analysieren Sie, warum Flusssteuerung auf mehreren OSI-Schichten implementiert wird, und bewerten Sie die Notwendigkeit dieser Redundanz.”</w:t>
-      </w:r>
-    </w:p>
-    <w:p>
-      <w:pPr>
-        <w:pStyle w:val="Compact"/>
-        <w:numPr>
-          <w:ilvl w:val="0"/>
-          <w:numId w:val="2"/>
-        </w:numPr>
-        <w:rPr>
-          <w:sz w:val="21"/>
-          <w:szCs w:val="21"/>
-        </w:rPr>
-      </w:pPr>
-      <w:r>
-        <w:rPr>
-          <w:b/>
-          <w:bCs/>
-          <w:sz w:val="21"/>
-          <w:szCs w:val="21"/>
-        </w:rPr>
-        <w:t>4 - Herausfordernd:</w:t>
-      </w:r>
-      <w:r>
-        <w:rPr>
-          <w:sz w:val="21"/>
-          <w:szCs w:val="21"/>
-        </w:rPr>
-        <w:t xml:space="preserve"> Erfordert Zusammenführen von Informationen aus verschiedenen Textabschnitten</w:t>
-      </w:r>
-    </w:p>
-    <w:p>
-      <w:pPr>
-        <w:pStyle w:val="Compact"/>
-        <w:numPr>
-          <w:ilvl w:val="0"/>
-          <w:numId w:val="2"/>
-        </w:numPr>
-        <w:rPr>
-          <w:sz w:val="21"/>
-          <w:szCs w:val="21"/>
-        </w:rPr>
-      </w:pPr>
-      <w:r>
-        <w:rPr>
-          <w:b/>
-          <w:bCs/>
-          <w:sz w:val="21"/>
-          <w:szCs w:val="21"/>
-        </w:rPr>
-        <w:t>3 - Mäßig herausfordernd:</w:t>
-      </w:r>
-      <w:r>
-        <w:rPr>
-          <w:sz w:val="21"/>
-          <w:szCs w:val="21"/>
-        </w:rPr>
-        <w:t xml:space="preserve"> Erfordert Nachdenken und eigenes Formulieren, nicht nur Ablesen</w:t>
-      </w:r>
-    </w:p>
-    <w:p>
-      <w:pPr>
-        <w:pStyle w:val="Compact"/>
-        <w:numPr>
-          <w:ilvl w:val="0"/>
-          <w:numId w:val="2"/>
-        </w:numPr>
-        <w:rPr>
-          <w:sz w:val="21"/>
-          <w:szCs w:val="21"/>
-        </w:rPr>
-      </w:pPr>
-      <w:r>
-        <w:rPr>
-          <w:b/>
-          <w:bCs/>
-          <w:sz w:val="21"/>
-          <w:szCs w:val="21"/>
-        </w:rPr>
-        <w:t>2 - Wenig herausfordernd:</w:t>
-      </w:r>
-      <w:r>
-        <w:rPr>
-          <w:sz w:val="21"/>
-          <w:szCs w:val="21"/>
-        </w:rPr>
-        <w:t xml:space="preserve"> Erfordert gezieltes Suchen und Wiedergeben einer Textstelle</w:t>
-      </w:r>
-    </w:p>
-    <w:p>
-      <w:pPr>
-        <w:pStyle w:val="Compact"/>
-        <w:numPr>
-          <w:ilvl w:val="0"/>
-          <w:numId w:val="2"/>
-        </w:numPr>
-        <w:rPr>
-          <w:sz w:val="21"/>
-          <w:szCs w:val="21"/>
-        </w:rPr>
-      </w:pPr>
-      <w:r>
-        <w:rPr>
-          <w:b/>
-          <w:bCs/>
-          <w:sz w:val="21"/>
-          <w:szCs w:val="21"/>
-        </w:rPr>
-        <w:t>1 - Nicht herausfordernd:</w:t>
-      </w:r>
-      <w:r>
-        <w:rPr>
-          <w:sz w:val="21"/>
-          <w:szCs w:val="21"/>
-        </w:rPr>
-        <w:t xml:space="preserve"> Antwort kann direkt abgelesen oder mit einem Wort beantwortet werden</w:t>
+          <w:sz w:val="22"/>
+          <w:szCs w:val="22"/>
+        </w:rPr>
+      </w:pPr>
+      <w:r>
+        <w:rPr>
+          <w:sz w:val="22"/>
+          <w:szCs w:val="22"/>
+        </w:rPr>
+        <w:t>Bewerten Sie nach den 5 Kategorien der Rubrik für die Frage und notieren Sie Ihre Bewertungen in die Tabelle</w:t>
       </w:r>
     </w:p>
     <w:p>
@@ -1411,100 +763,16 @@
           <w:numId w:val="2"/>
         </w:numPr>
         <w:rPr>
-          <w:sz w:val="21"/>
-          <w:szCs w:val="21"/>
-        </w:rPr>
-      </w:pPr>
-      <w:bookmarkStart w:id="8" w:name="herausforderungchallenging"/>
-      <w:r>
-        <w:rPr>
-          <w:sz w:val="21"/>
-          <w:szCs w:val="21"/>
-        </w:rPr>
-        <w:t>Bsp.: “Wie viele Kernaufgaben hat der Physical Layer?”</w:t>
-      </w:r>
-      <w:bookmarkEnd w:id="8"/>
-    </w:p>
-    <w:p>
-      <w:pPr>
-        <w:pStyle w:val="Heading2"/>
-        <w:rPr/>
-      </w:pPr>
-      <w:r>
-        <w:rPr/>
-        <w:t>Wertigkeit/Value bzgl. Lernzielintegration</w:t>
-      </w:r>
-    </w:p>
-    <w:p>
-      <w:pPr>
-        <w:pStyle w:val="FirstParagraph"/>
-        <w:rPr>
-          <w:sz w:val="21"/>
-          <w:szCs w:val="21"/>
-        </w:rPr>
-      </w:pPr>
-      <w:r>
-        <w:rPr>
-          <w:b/>
-          <w:bCs/>
-          <w:sz w:val="21"/>
-          <w:szCs w:val="21"/>
-        </w:rPr>
-        <w:t>Fragestellung:</w:t>
-      </w:r>
-      <w:r>
-        <w:rPr>
-          <w:sz w:val="21"/>
-          <w:szCs w:val="21"/>
-        </w:rPr>
-        <w:t xml:space="preserve"> Wie zentral ist das in der Frage behandelte Fachkonzept für das angestrebte Lernziel des Moduls? Nehmen Sie bei der Bewertung die Perspektive der Dozierenden ein.</w:t>
-      </w:r>
-    </w:p>
-    <w:p>
-      <w:pPr>
-        <w:pStyle w:val="BodyText"/>
-        <w:rPr>
-          <w:sz w:val="21"/>
-          <w:szCs w:val="21"/>
-        </w:rPr>
-      </w:pPr>
-      <w:r>
-        <w:rPr>
-          <w:i/>
-          <w:iCs/>
-          <w:sz w:val="21"/>
-          <w:szCs w:val="21"/>
-        </w:rPr>
-        <w:t>Hinweis: Diese Kategorie bewertet, wie gut die Frage dazu beiträgt, das beschriebene Lernziel des Moduls zu erreichen.</w:t>
-      </w:r>
-    </w:p>
-    <w:p>
-      <w:pPr>
-        <w:pStyle w:val="Compact"/>
-        <w:numPr>
-          <w:ilvl w:val="0"/>
-          <w:numId w:val="2"/>
-        </w:numPr>
-        <w:rPr>
-          <w:sz w:val="21"/>
-          <w:szCs w:val="21"/>
-        </w:rPr>
-      </w:pPr>
-      <w:r>
-        <w:rPr>
-          <w:b/>
-          <w:bCs/>
-          <w:sz w:val="21"/>
-          <w:szCs w:val="21"/>
-        </w:rPr>
-        <w:t>5 - Sehr Hoch:</w:t>
-      </w:r>
-      <w:r>
-        <w:rPr>
-          <w:sz w:val="21"/>
-          <w:szCs w:val="21"/>
-        </w:rPr>
-        <w:t xml:space="preserve"> Behandelt Kernkonzept und zentrales Lernziel (hochrelevant)</w:t>
+          <w:sz w:val="22"/>
+          <w:szCs w:val="22"/>
+        </w:rPr>
+      </w:pPr>
+      <w:r>
+        <w:rPr>
+          <w:sz w:val="22"/>
+          <w:szCs w:val="22"/>
+        </w:rPr>
+        <w:t>Lesen Sie nun die Antwort(en) zur Frage sorgfältig durch</w:t>
       </w:r>
     </w:p>
     <w:p>
@@ -1515,132 +783,16 @@
           <w:numId w:val="2"/>
         </w:numPr>
         <w:rPr>
-          <w:sz w:val="21"/>
-          <w:szCs w:val="21"/>
-        </w:rPr>
-      </w:pPr>
-      <w:r>
-        <w:rPr>
-          <w:sz w:val="21"/>
-          <w:szCs w:val="21"/>
-        </w:rPr>
-        <w:t>Bsp.: “Erklären Sie das Zusammenspiel von Codierung, Transport und Decodierung bei der Übertragung logischer Werte auf physikalischer Ebene.”</w:t>
-      </w:r>
-    </w:p>
-    <w:p>
-      <w:pPr>
-        <w:pStyle w:val="Compact"/>
-        <w:numPr>
-          <w:ilvl w:val="0"/>
-          <w:numId w:val="2"/>
-        </w:numPr>
-        <w:rPr>
-          <w:sz w:val="21"/>
-          <w:szCs w:val="21"/>
-        </w:rPr>
-      </w:pPr>
-      <w:r>
-        <w:rPr>
-          <w:b/>
-          <w:bCs/>
-          <w:sz w:val="21"/>
-          <w:szCs w:val="21"/>
-        </w:rPr>
-        <w:t>4 - Hoch:</w:t>
-      </w:r>
-      <w:r>
-        <w:rPr>
-          <w:sz w:val="21"/>
-          <w:szCs w:val="21"/>
-        </w:rPr>
-        <w:t xml:space="preserve"> Behandelt grundlegendes Konzept zum Lernziel</w:t>
-      </w:r>
-    </w:p>
-    <w:p>
-      <w:pPr>
-        <w:pStyle w:val="Compact"/>
-        <w:numPr>
-          <w:ilvl w:val="0"/>
-          <w:numId w:val="2"/>
-        </w:numPr>
-        <w:rPr>
-          <w:sz w:val="21"/>
-          <w:szCs w:val="21"/>
-        </w:rPr>
-      </w:pPr>
-      <w:r>
-        <w:rPr>
-          <w:b/>
-          <w:bCs/>
-          <w:sz w:val="21"/>
-          <w:szCs w:val="21"/>
-        </w:rPr>
-        <w:t>3 - Mäßig:</w:t>
-      </w:r>
-      <w:r>
-        <w:rPr>
-          <w:sz w:val="21"/>
-          <w:szCs w:val="21"/>
-        </w:rPr>
-        <w:t xml:space="preserve"> Behandelt Grundlagen, die aber nicht direkt zum Lernziel passen (oder gehen darüber hinaus)</w:t>
-      </w:r>
-    </w:p>
-    <w:p>
-      <w:pPr>
-        <w:pStyle w:val="Compact"/>
-        <w:numPr>
-          <w:ilvl w:val="0"/>
-          <w:numId w:val="2"/>
-        </w:numPr>
-        <w:rPr>
-          <w:sz w:val="21"/>
-          <w:szCs w:val="21"/>
-        </w:rPr>
-      </w:pPr>
-      <w:r>
-        <w:rPr>
-          <w:b/>
-          <w:bCs/>
-          <w:sz w:val="21"/>
-          <w:szCs w:val="21"/>
-        </w:rPr>
-        <w:t>2 - Gering:</w:t>
-      </w:r>
-      <w:r>
-        <w:rPr>
-          <w:sz w:val="21"/>
-          <w:szCs w:val="21"/>
-        </w:rPr>
-        <w:t xml:space="preserve"> Fokussiert auf nebensächliches Detail oder ist ineffizient für das Lernziel</w:t>
-      </w:r>
-    </w:p>
-    <w:p>
-      <w:pPr>
-        <w:pStyle w:val="Compact"/>
-        <w:numPr>
-          <w:ilvl w:val="0"/>
-          <w:numId w:val="2"/>
-        </w:numPr>
-        <w:rPr>
-          <w:sz w:val="21"/>
-          <w:szCs w:val="21"/>
-        </w:rPr>
-      </w:pPr>
-      <w:r>
-        <w:rPr>
-          <w:b/>
-          <w:bCs/>
-          <w:sz w:val="21"/>
-          <w:szCs w:val="21"/>
-        </w:rPr>
-        <w:t>1 - Nicht vorhanden:</w:t>
-      </w:r>
-      <w:r>
-        <w:rPr>
-          <w:sz w:val="21"/>
-          <w:szCs w:val="21"/>
-        </w:rPr>
-        <w:t xml:space="preserve"> Passt gar nicht zum Lernziel</w:t>
+          <w:sz w:val="22"/>
+          <w:szCs w:val="22"/>
+        </w:rPr>
+      </w:pPr>
+      <w:r>
+        <w:rPr>
+          <w:sz w:val="22"/>
+          <w:szCs w:val="22"/>
+        </w:rPr>
+        <w:t>Bewerten Sie nach den 3 Kategorien der Rubrik für die Antworten und notieren Sie Ihre Bewertungen in die Tabelle</w:t>
       </w:r>
     </w:p>
     <w:p>
@@ -1650,101 +802,29 @@
           <w:ilvl w:val="1"/>
           <w:numId w:val="2"/>
         </w:numPr>
-        <w:rPr>
-          <w:sz w:val="21"/>
-          <w:szCs w:val="21"/>
-        </w:rPr>
-      </w:pPr>
-      <w:bookmarkStart w:id="9" w:name="Xc726736414fc4f5118f498bc21832f0e03ad1b3"/>
-      <w:r>
-        <w:rPr>
-          <w:sz w:val="21"/>
-          <w:szCs w:val="21"/>
-        </w:rPr>
-        <w:t>Bsp.: “Nennen Sie ein Beispiel für ein Kabel, das zur Datenübertragung verwendet werden kann.”</w:t>
-      </w:r>
-      <w:bookmarkEnd w:id="9"/>
-    </w:p>
-    <w:p>
-      <w:pPr>
-        <w:pStyle w:val="Heading2"/>
-        <w:rPr/>
-      </w:pPr>
-      <w:r>
-        <w:rPr/>
-        <w:t>Sprachqualität/Language</w:t>
-      </w:r>
-    </w:p>
-    <w:p>
-      <w:pPr>
-        <w:pStyle w:val="FirstParagraph"/>
-        <w:rPr>
-          <w:sz w:val="21"/>
-          <w:szCs w:val="21"/>
-        </w:rPr>
-      </w:pPr>
-      <w:r>
-        <w:rPr>
-          <w:b/>
-          <w:bCs/>
-          <w:sz w:val="21"/>
-          <w:szCs w:val="21"/>
-        </w:rPr>
-        <w:t>Fragestellung:</w:t>
-      </w:r>
-      <w:r>
-        <w:rPr>
-          <w:sz w:val="21"/>
-          <w:szCs w:val="21"/>
-        </w:rPr>
-        <w:t xml:space="preserve"> Wie angemessen ist aus Dozierendenperspektive die sprachliche Formulierung hinsichtlich Grammatik und Verständlichkeit? Bewerten Sie auch die sprachliche Präzision im Nachhinein für die Beantwortung der Frage.</w:t>
-      </w:r>
-    </w:p>
-    <w:p>
-      <w:pPr>
-        <w:pStyle w:val="BodyText"/>
-        <w:rPr>
-          <w:sz w:val="21"/>
-          <w:szCs w:val="21"/>
-        </w:rPr>
-      </w:pPr>
-      <w:r>
-        <w:rPr>
-          <w:i/>
-          <w:iCs/>
-          <w:sz w:val="21"/>
-          <w:szCs w:val="21"/>
-        </w:rPr>
-        <w:t>Hinweis: Hier geht es ausschließlich um die sprachliche Form und Präzision, nicht um den Inhalt.</w:t>
-      </w:r>
-    </w:p>
-    <w:p>
-      <w:pPr>
-        <w:pStyle w:val="Compact"/>
-        <w:numPr>
-          <w:ilvl w:val="0"/>
-          <w:numId w:val="2"/>
-        </w:numPr>
-        <w:rPr>
-          <w:sz w:val="21"/>
-          <w:szCs w:val="21"/>
-        </w:rPr>
-      </w:pPr>
-      <w:r>
-        <w:rPr>
-          <w:b/>
-          <w:bCs/>
-          <w:sz w:val="21"/>
-          <w:szCs w:val="21"/>
-        </w:rPr>
-        <w:t>5 - Ausgezeichnet:</w:t>
-      </w:r>
-      <w:r>
-        <w:rPr>
-          <w:sz w:val="21"/>
-          <w:szCs w:val="21"/>
-        </w:rPr>
-        <w:t xml:space="preserve"> Präzise, angemessen, gut verständlich</w:t>
+        <w:rPr/>
+      </w:pPr>
+      <w:r>
+        <w:rPr>
+          <w:sz w:val="22"/>
+          <w:szCs w:val="22"/>
+        </w:rPr>
+        <w:t xml:space="preserve">Notieren Sie gegebenenfalls problematische Antworten/Antwortoptionen in </w:t>
+      </w:r>
+      <w:r>
+        <w:rPr>
+          <w:rStyle w:val="VerbatimChar"/>
+          <w:sz w:val="22"/>
+          <w:szCs w:val="22"/>
+        </w:rPr>
+        <w:t>answer_problems</w:t>
+      </w:r>
+      <w:r>
+        <w:rPr>
+          <w:sz w:val="22"/>
+          <w:szCs w:val="22"/>
+        </w:rPr>
+        <w:t>, und warum diese problematisch sind</w:t>
       </w:r>
     </w:p>
     <w:p>
@@ -1754,17 +834,116 @@
           <w:ilvl w:val="1"/>
           <w:numId w:val="2"/>
         </w:numPr>
-        <w:rPr>
-          <w:sz w:val="21"/>
-          <w:szCs w:val="21"/>
-        </w:rPr>
-      </w:pPr>
-      <w:r>
-        <w:rPr>
-          <w:sz w:val="21"/>
-          <w:szCs w:val="21"/>
-        </w:rPr>
-        <w:t>Bsp.: “Ermitteln Sie, welche OSI-Schicht für das Setzen von Synchronisationspunkten verantwortlich ist, und erläutern Sie deren Zweck.”</w:t>
+        <w:rPr/>
+      </w:pPr>
+      <w:r>
+        <w:rPr>
+          <w:sz w:val="22"/>
+          <w:szCs w:val="22"/>
+        </w:rPr>
+        <w:t xml:space="preserve">Ergänzen Sie bei Bedarf weitere Kommentare in </w:t>
+      </w:r>
+      <w:r>
+        <w:rPr>
+          <w:rStyle w:val="VerbatimChar"/>
+          <w:sz w:val="22"/>
+          <w:szCs w:val="22"/>
+        </w:rPr>
+        <w:t>comments</w:t>
+      </w:r>
+    </w:p>
+    <w:p>
+      <w:pPr>
+        <w:pStyle w:val="FirstParagraph"/>
+        <w:rPr>
+          <w:sz w:val="22"/>
+          <w:szCs w:val="22"/>
+        </w:rPr>
+      </w:pPr>
+      <w:bookmarkStart w:id="3" w:name="X7fc9fe659a2ddf9bc287dedc346b5edd195f883"/>
+      <w:bookmarkStart w:id="4" w:name="dankbarkeit"/>
+      <w:r>
+        <w:rPr>
+          <w:sz w:val="22"/>
+          <w:szCs w:val="22"/>
+        </w:rPr>
+        <w:t>Vielen Dank für Ihre Unterstützung bei der Evaluation! Ihre Einschätzungen sind wertvoll für die Forschung.</w:t>
+      </w:r>
+      <w:bookmarkEnd w:id="3"/>
+      <w:bookmarkEnd w:id="4"/>
+    </w:p>
+    <w:p>
+      <w:pPr>
+        <w:pStyle w:val="BodyText"/>
+        <w:bidi w:val="0"/>
+        <w:jc w:val="start"/>
+        <w:rPr/>
+      </w:pPr>
+      <w:r>
+        <w:rPr/>
+      </w:r>
+    </w:p>
+    <w:p>
+      <w:pPr>
+        <w:pStyle w:val="Heading1"/>
+        <w:rPr/>
+      </w:pPr>
+      <w:r>
+        <w:rPr/>
+        <w:t>Bewertungsrubrik für LLM-generierte Fragen</w:t>
+      </w:r>
+    </w:p>
+    <w:p>
+      <w:pPr>
+        <w:pStyle w:val="Heading2"/>
+        <w:rPr/>
+      </w:pPr>
+      <w:r>
+        <w:rPr/>
+        <w:t>Klarheit/Clarity</w:t>
+      </w:r>
+    </w:p>
+    <w:p>
+      <w:pPr>
+        <w:pStyle w:val="FirstParagraph"/>
+        <w:rPr>
+          <w:sz w:val="21"/>
+          <w:szCs w:val="21"/>
+        </w:rPr>
+      </w:pPr>
+      <w:r>
+        <w:rPr>
+          <w:b/>
+          <w:bCs/>
+          <w:sz w:val="21"/>
+          <w:szCs w:val="21"/>
+        </w:rPr>
+        <w:t>Fragestellung:</w:t>
+      </w:r>
+      <w:r>
+        <w:rPr>
+          <w:sz w:val="21"/>
+          <w:szCs w:val="21"/>
+        </w:rPr>
+        <w:t xml:space="preserve"> Wie präzise und inhaltlich eindeutig ist die Frage aus Dozierendenperspektive formuliert? Bewerten Sie auch die inhaltliche Klarheit im Nachhinein für die Beantwortung der Frage.</w:t>
+      </w:r>
+    </w:p>
+    <w:p>
+      <w:pPr>
+        <w:pStyle w:val="BodyText"/>
+        <w:rPr>
+          <w:sz w:val="21"/>
+          <w:szCs w:val="21"/>
+        </w:rPr>
+      </w:pPr>
+      <w:r>
+        <w:rPr>
+          <w:i/>
+          <w:iCs/>
+          <w:sz w:val="21"/>
+          <w:szCs w:val="21"/>
+        </w:rPr>
+        <w:t>Hinweis: Hier geht es um inhaltliche Verständlichkeit und Eindeutigkeit, nicht um sprachliche Formulierungen.</w:t>
       </w:r>
     </w:p>
     <w:p>
@@ -1772,7 +951,7 @@
         <w:pStyle w:val="Compact"/>
         <w:numPr>
           <w:ilvl w:val="0"/>
-          <w:numId w:val="2"/>
+          <w:numId w:val="1"/>
         </w:numPr>
         <w:rPr>
           <w:sz w:val="21"/>
@@ -1786,14 +965,34 @@
           <w:sz w:val="21"/>
           <w:szCs w:val="21"/>
         </w:rPr>
-        <w:t>4 - Gut:</w:t>
-      </w:r>
-      <w:r>
-        <w:rPr>
-          <w:sz w:val="21"/>
-          <w:szCs w:val="21"/>
-        </w:rPr>
-        <w:t xml:space="preserve"> Verständlich mit kleinen Schwächen</w:t>
+        <w:t>5 - Sehr klar:</w:t>
+      </w:r>
+      <w:r>
+        <w:rPr>
+          <w:sz w:val="21"/>
+          <w:szCs w:val="21"/>
+        </w:rPr>
+        <w:t xml:space="preserve"> Inhaltlich präzise und eindeutig formuliert, keine Mehrdeutigkeiten</w:t>
+      </w:r>
+    </w:p>
+    <w:p>
+      <w:pPr>
+        <w:pStyle w:val="Compact"/>
+        <w:numPr>
+          <w:ilvl w:val="1"/>
+          <w:numId w:val="1"/>
+        </w:numPr>
+        <w:rPr>
+          <w:sz w:val="21"/>
+          <w:szCs w:val="21"/>
+        </w:rPr>
+      </w:pPr>
+      <w:r>
+        <w:rPr>
+          <w:sz w:val="21"/>
+          <w:szCs w:val="21"/>
+        </w:rPr>
+        <w:t>Bsp.: “Nennen Sie die Kernaufgaben des Session Layer und erläutern Sie jeweils deren Funktion.”</w:t>
       </w:r>
     </w:p>
     <w:p>
@@ -1801,7 +1000,7 @@
         <w:pStyle w:val="Compact"/>
         <w:numPr>
           <w:ilvl w:val="0"/>
-          <w:numId w:val="2"/>
+          <w:numId w:val="1"/>
         </w:numPr>
         <w:rPr>
           <w:sz w:val="21"/>
@@ -1815,14 +1014,14 @@
           <w:sz w:val="21"/>
           <w:szCs w:val="21"/>
         </w:rPr>
-        <w:t>3 - Befriedigend:</w:t>
-      </w:r>
-      <w:r>
-        <w:rPr>
-          <w:sz w:val="21"/>
-          <w:szCs w:val="21"/>
-        </w:rPr>
-        <w:t xml:space="preserve"> Umständlich oder unpräzise</w:t>
+        <w:t>4 - Klar:</w:t>
+      </w:r>
+      <w:r>
+        <w:rPr>
+          <w:sz w:val="21"/>
+          <w:szCs w:val="21"/>
+        </w:rPr>
+        <w:t xml:space="preserve"> Inhaltlich verständlich mit minimalen Unklarheiten</w:t>
       </w:r>
     </w:p>
     <w:p>
@@ -1830,7 +1029,7 @@
         <w:pStyle w:val="Compact"/>
         <w:numPr>
           <w:ilvl w:val="0"/>
-          <w:numId w:val="2"/>
+          <w:numId w:val="1"/>
         </w:numPr>
         <w:rPr>
           <w:sz w:val="21"/>
@@ -1844,14 +1043,14 @@
           <w:sz w:val="21"/>
           <w:szCs w:val="21"/>
         </w:rPr>
-        <w:t>2 - Mangelhaft:</w:t>
-      </w:r>
-      <w:r>
-        <w:rPr>
-          <w:sz w:val="21"/>
-          <w:szCs w:val="21"/>
-        </w:rPr>
-        <w:t xml:space="preserve"> Schwerfällig, weitschweifig oder unnötig komplex</w:t>
+        <w:t>3 - Mäßig klar:</w:t>
+      </w:r>
+      <w:r>
+        <w:rPr>
+          <w:sz w:val="21"/>
+          <w:szCs w:val="21"/>
+        </w:rPr>
+        <w:t xml:space="preserve"> Enthält einige inhaltlich unklare Formulierungen</w:t>
       </w:r>
     </w:p>
     <w:p>
@@ -1859,7 +1058,7 @@
         <w:pStyle w:val="Compact"/>
         <w:numPr>
           <w:ilvl w:val="0"/>
-          <w:numId w:val="2"/>
+          <w:numId w:val="1"/>
         </w:numPr>
         <w:rPr>
           <w:sz w:val="21"/>
@@ -1873,14 +1072,43 @@
           <w:sz w:val="21"/>
           <w:szCs w:val="21"/>
         </w:rPr>
-        <w:t>1 - Ungenügend:</w:t>
-      </w:r>
-      <w:r>
-        <w:rPr>
-          <w:sz w:val="21"/>
-          <w:szCs w:val="21"/>
-        </w:rPr>
-        <w:t xml:space="preserve"> Gar nicht verständlich</w:t>
+        <w:t>2 - Unklar:</w:t>
+      </w:r>
+      <w:r>
+        <w:rPr>
+          <w:sz w:val="21"/>
+          <w:szCs w:val="21"/>
+        </w:rPr>
+        <w:t xml:space="preserve"> Enthält mehrere mehrdeutige oder verwirrende inhaltliche Elemente</w:t>
+      </w:r>
+    </w:p>
+    <w:p>
+      <w:pPr>
+        <w:pStyle w:val="Compact"/>
+        <w:numPr>
+          <w:ilvl w:val="0"/>
+          <w:numId w:val="1"/>
+        </w:numPr>
+        <w:rPr>
+          <w:sz w:val="21"/>
+          <w:szCs w:val="21"/>
+        </w:rPr>
+      </w:pPr>
+      <w:r>
+        <w:rPr>
+          <w:b/>
+          <w:bCs/>
+          <w:sz w:val="21"/>
+          <w:szCs w:val="21"/>
+        </w:rPr>
+        <w:t>1 - Sehr unklar:</w:t>
+      </w:r>
+      <w:r>
+        <w:rPr>
+          <w:sz w:val="21"/>
+          <w:szCs w:val="21"/>
+        </w:rPr>
+        <w:t xml:space="preserve"> Inhaltlich unverständlich, Fragenintention nicht erkennbar</w:t>
       </w:r>
     </w:p>
     <w:p>
@@ -1888,22 +1116,22 @@
         <w:pStyle w:val="Compact"/>
         <w:numPr>
           <w:ilvl w:val="1"/>
-          <w:numId w:val="2"/>
+          <w:numId w:val="1"/>
         </w:numPr>
         <w:rPr>
           <w:sz w:val="21"/>
           <w:szCs w:val="21"/>
         </w:rPr>
       </w:pPr>
-      <w:bookmarkStart w:id="10" w:name="sprachqualitätlanguage"/>
-      <w:r>
-        <w:rPr>
-          <w:sz w:val="21"/>
-          <w:szCs w:val="21"/>
-        </w:rPr>
-        <w:t>Bsp.: “Im Kontext der vielschichtigen und diversen Betrachtungsweise der Aufgabenbereiche, die dem Physical Layer im Rahmen des OSI-Referenzmodells zugeschrieben werden können, erläutern Sie diese unter Berücksichtigung relevanter Aspekte.”</w:t>
-      </w:r>
-      <w:bookmarkEnd w:id="10"/>
+      <w:bookmarkStart w:id="5" w:name="klarheitclarity"/>
+      <w:r>
+        <w:rPr>
+          <w:sz w:val="21"/>
+          <w:szCs w:val="21"/>
+        </w:rPr>
+        <w:t>Bsp.: “Inwiefern spielt die Schicht eine Rolle bei dem, was passiert, wenn Kommunikation stattfindet?”</w:t>
+      </w:r>
+      <w:bookmarkEnd w:id="5"/>
     </w:p>
     <w:p>
       <w:pPr>
@@ -1912,7 +1140,7 @@
       </w:pPr>
       <w:r>
         <w:rPr/>
-        <w:t>Bloom’s Level (Stufen 1-6)</w:t>
+        <w:t>Herausforderung/Challenging</w:t>
       </w:r>
     </w:p>
     <w:p>
@@ -1937,7 +1165,7 @@
           <w:sz w:val="21"/>
           <w:szCs w:val="21"/>
         </w:rPr>
-        <w:t xml:space="preserve"> Welche kognitive Stufe der Bloom’schen Taxonomie wird aus Dozierendenperspektive durch die Frage angesprochen? Bewerten Sie auch das Level im Nachhinein für die Beantwortung der Frage.</w:t>
+        <w:t xml:space="preserve"> Wie viel kognitive Anstrengung erfordert die Beantwortung der Frage aus Studierendenperspektive?</w:t>
       </w:r>
     </w:p>
     <w:p>
@@ -1955,7 +1183,7 @@
           <w:sz w:val="21"/>
           <w:szCs w:val="21"/>
         </w:rPr>
-        <w:t>Hinweis: Es kann eine Diskrepanz zwischen dem Bloom-Level der Frage und dem der Antwort vorliegen. Deswegen müssen beide Bestandteile bewertet werden.</w:t>
+        <w:t>Hinweis: Nicht die Bloom-Taxonomie als Grundlage nehmen, sondern die tatsächlich benötigte kognitive Last einschätzen.</w:t>
       </w:r>
     </w:p>
     <w:p>
@@ -1963,7 +1191,7 @@
         <w:pStyle w:val="Compact"/>
         <w:numPr>
           <w:ilvl w:val="0"/>
-          <w:numId w:val="10"/>
+          <w:numId w:val="1"/>
         </w:numPr>
         <w:rPr>
           <w:sz w:val="21"/>
@@ -1977,14 +1205,14 @@
           <w:sz w:val="21"/>
           <w:szCs w:val="21"/>
         </w:rPr>
-        <w:t>Remembering:</w:t>
-      </w:r>
-      <w:r>
-        <w:rPr>
-          <w:sz w:val="21"/>
-          <w:szCs w:val="21"/>
-        </w:rPr>
-        <w:t xml:space="preserve"> Abruf relevanten Wissens aus dem Langzeitgedächtnis, indem der Schwerpunkt auf dem Erkennen und Erinnern von Fakten liegt.</w:t>
+        <w:t>5 - Sehr herausfordernd:</w:t>
+      </w:r>
+      <w:r>
+        <w:rPr>
+          <w:sz w:val="21"/>
+          <w:szCs w:val="21"/>
+        </w:rPr>
+        <w:t xml:space="preserve"> Erfordert mehrfaches Lesen des gesamten Textes und Verknüpfung vieler Informationen</w:t>
       </w:r>
     </w:p>
     <w:p>
@@ -1992,7 +1220,7 @@
         <w:pStyle w:val="Compact"/>
         <w:numPr>
           <w:ilvl w:val="1"/>
-          <w:numId w:val="2"/>
+          <w:numId w:val="1"/>
         </w:numPr>
         <w:rPr>
           <w:sz w:val="21"/>
@@ -2004,7 +1232,1120 @@
           <w:sz w:val="21"/>
           <w:szCs w:val="21"/>
         </w:rPr>
+        <w:t>Bsp.: “Analysieren Sie, warum Flusssteuerung auf mehreren OSI-Schichten implementiert wird, und bewerten Sie die Notwendigkeit dieser Redundanz.”</w:t>
+      </w:r>
+    </w:p>
+    <w:p>
+      <w:pPr>
+        <w:pStyle w:val="Compact"/>
+        <w:numPr>
+          <w:ilvl w:val="0"/>
+          <w:numId w:val="1"/>
+        </w:numPr>
+        <w:rPr>
+          <w:sz w:val="21"/>
+          <w:szCs w:val="21"/>
+        </w:rPr>
+      </w:pPr>
+      <w:r>
+        <w:rPr>
+          <w:b/>
+          <w:bCs/>
+          <w:sz w:val="21"/>
+          <w:szCs w:val="21"/>
+        </w:rPr>
+        <w:t>4 - Herausfordernd:</w:t>
+      </w:r>
+      <w:r>
+        <w:rPr>
+          <w:sz w:val="21"/>
+          <w:szCs w:val="21"/>
+        </w:rPr>
+        <w:t xml:space="preserve"> Erfordert Zusammenführen von Informationen aus verschiedenen Textabschnitten</w:t>
+      </w:r>
+    </w:p>
+    <w:p>
+      <w:pPr>
+        <w:pStyle w:val="Compact"/>
+        <w:numPr>
+          <w:ilvl w:val="0"/>
+          <w:numId w:val="1"/>
+        </w:numPr>
+        <w:rPr>
+          <w:sz w:val="21"/>
+          <w:szCs w:val="21"/>
+        </w:rPr>
+      </w:pPr>
+      <w:r>
+        <w:rPr>
+          <w:b/>
+          <w:bCs/>
+          <w:sz w:val="21"/>
+          <w:szCs w:val="21"/>
+        </w:rPr>
+        <w:t>3 - Mäßig herausfordernd:</w:t>
+      </w:r>
+      <w:r>
+        <w:rPr>
+          <w:sz w:val="21"/>
+          <w:szCs w:val="21"/>
+        </w:rPr>
+        <w:t xml:space="preserve"> Erfordert Nachdenken und eigenes Formulieren, nicht nur Ablesen</w:t>
+      </w:r>
+    </w:p>
+    <w:p>
+      <w:pPr>
+        <w:pStyle w:val="Compact"/>
+        <w:numPr>
+          <w:ilvl w:val="0"/>
+          <w:numId w:val="1"/>
+        </w:numPr>
+        <w:rPr>
+          <w:sz w:val="21"/>
+          <w:szCs w:val="21"/>
+        </w:rPr>
+      </w:pPr>
+      <w:r>
+        <w:rPr>
+          <w:b/>
+          <w:bCs/>
+          <w:sz w:val="21"/>
+          <w:szCs w:val="21"/>
+        </w:rPr>
+        <w:t>2 - Wenig herausfordernd:</w:t>
+      </w:r>
+      <w:r>
+        <w:rPr>
+          <w:sz w:val="21"/>
+          <w:szCs w:val="21"/>
+        </w:rPr>
+        <w:t xml:space="preserve"> Erfordert gezieltes Suchen und Wiedergeben einer Textstelle</w:t>
+      </w:r>
+    </w:p>
+    <w:p>
+      <w:pPr>
+        <w:pStyle w:val="Compact"/>
+        <w:numPr>
+          <w:ilvl w:val="0"/>
+          <w:numId w:val="1"/>
+        </w:numPr>
+        <w:rPr>
+          <w:sz w:val="21"/>
+          <w:szCs w:val="21"/>
+        </w:rPr>
+      </w:pPr>
+      <w:r>
+        <w:rPr>
+          <w:b/>
+          <w:bCs/>
+          <w:sz w:val="21"/>
+          <w:szCs w:val="21"/>
+        </w:rPr>
+        <w:t>1 - Nicht herausfordernd:</w:t>
+      </w:r>
+      <w:r>
+        <w:rPr>
+          <w:sz w:val="21"/>
+          <w:szCs w:val="21"/>
+        </w:rPr>
+        <w:t xml:space="preserve"> Antwort kann direkt abgelesen oder mit einem Wort beantwortet werden</w:t>
+      </w:r>
+    </w:p>
+    <w:p>
+      <w:pPr>
+        <w:pStyle w:val="Compact"/>
+        <w:numPr>
+          <w:ilvl w:val="1"/>
+          <w:numId w:val="1"/>
+        </w:numPr>
+        <w:rPr>
+          <w:sz w:val="21"/>
+          <w:szCs w:val="21"/>
+        </w:rPr>
+      </w:pPr>
+      <w:bookmarkStart w:id="6" w:name="herausforderungchallenging"/>
+      <w:r>
+        <w:rPr>
+          <w:sz w:val="21"/>
+          <w:szCs w:val="21"/>
+        </w:rPr>
+        <w:t>Bsp.: “Wie viele Kernaufgaben hat der Physical Layer?”</w:t>
+      </w:r>
+      <w:bookmarkEnd w:id="6"/>
+    </w:p>
+    <w:p>
+      <w:pPr>
+        <w:pStyle w:val="Heading2"/>
+        <w:rPr/>
+      </w:pPr>
+      <w:r>
+        <w:rPr/>
+        <w:t>Wertigkeit/Value bzgl. Lernzielintegration</w:t>
+      </w:r>
+    </w:p>
+    <w:p>
+      <w:pPr>
+        <w:pStyle w:val="FirstParagraph"/>
+        <w:rPr>
+          <w:sz w:val="21"/>
+          <w:szCs w:val="21"/>
+        </w:rPr>
+      </w:pPr>
+      <w:r>
+        <w:rPr>
+          <w:b/>
+          <w:bCs/>
+          <w:sz w:val="21"/>
+          <w:szCs w:val="21"/>
+        </w:rPr>
+        <w:t>Fragestellung:</w:t>
+      </w:r>
+      <w:r>
+        <w:rPr>
+          <w:sz w:val="21"/>
+          <w:szCs w:val="21"/>
+        </w:rPr>
+        <w:t xml:space="preserve"> Wie zentral ist das in der Frage behandelte Fachkonzept für das angestrebte Lernziel des Moduls? Nehmen Sie bei der Bewertung die Perspektive der Dozierenden ein.</w:t>
+      </w:r>
+    </w:p>
+    <w:p>
+      <w:pPr>
+        <w:pStyle w:val="BodyText"/>
+        <w:rPr>
+          <w:sz w:val="21"/>
+          <w:szCs w:val="21"/>
+        </w:rPr>
+      </w:pPr>
+      <w:r>
+        <w:rPr>
+          <w:i/>
+          <w:iCs/>
+          <w:sz w:val="21"/>
+          <w:szCs w:val="21"/>
+        </w:rPr>
+        <w:t>Hinweis: Diese Kategorie bewertet, wie gut die Frage dazu beiträgt, das beschriebene Lernziel des Moduls zu erreichen.</w:t>
+      </w:r>
+    </w:p>
+    <w:p>
+      <w:pPr>
+        <w:pStyle w:val="Compact"/>
+        <w:numPr>
+          <w:ilvl w:val="0"/>
+          <w:numId w:val="1"/>
+        </w:numPr>
+        <w:rPr>
+          <w:sz w:val="21"/>
+          <w:szCs w:val="21"/>
+        </w:rPr>
+      </w:pPr>
+      <w:r>
+        <w:rPr>
+          <w:b/>
+          <w:bCs/>
+          <w:sz w:val="21"/>
+          <w:szCs w:val="21"/>
+        </w:rPr>
+        <w:t>5 - Sehr Hoch:</w:t>
+      </w:r>
+      <w:r>
+        <w:rPr>
+          <w:sz w:val="21"/>
+          <w:szCs w:val="21"/>
+        </w:rPr>
+        <w:t xml:space="preserve"> Behandelt Kernkonzept und zentrales Lernziel (hochrelevant)</w:t>
+      </w:r>
+    </w:p>
+    <w:p>
+      <w:pPr>
+        <w:pStyle w:val="Compact"/>
+        <w:numPr>
+          <w:ilvl w:val="1"/>
+          <w:numId w:val="1"/>
+        </w:numPr>
+        <w:rPr>
+          <w:sz w:val="21"/>
+          <w:szCs w:val="21"/>
+        </w:rPr>
+      </w:pPr>
+      <w:r>
+        <w:rPr>
+          <w:sz w:val="21"/>
+          <w:szCs w:val="21"/>
+        </w:rPr>
+        <w:t>Bsp.: “Erklären Sie das Zusammenspiel von Codierung, Transport und Decodierung bei der Übertragung logischer Werte auf physikalischer Ebene.”</w:t>
+      </w:r>
+    </w:p>
+    <w:p>
+      <w:pPr>
+        <w:pStyle w:val="Compact"/>
+        <w:numPr>
+          <w:ilvl w:val="0"/>
+          <w:numId w:val="1"/>
+        </w:numPr>
+        <w:rPr>
+          <w:sz w:val="21"/>
+          <w:szCs w:val="21"/>
+        </w:rPr>
+      </w:pPr>
+      <w:r>
+        <w:rPr>
+          <w:b/>
+          <w:bCs/>
+          <w:sz w:val="21"/>
+          <w:szCs w:val="21"/>
+        </w:rPr>
+        <w:t>4 - Hoch:</w:t>
+      </w:r>
+      <w:r>
+        <w:rPr>
+          <w:sz w:val="21"/>
+          <w:szCs w:val="21"/>
+        </w:rPr>
+        <w:t xml:space="preserve"> Behandelt grundlegendes Konzept zum Lernziel</w:t>
+      </w:r>
+    </w:p>
+    <w:p>
+      <w:pPr>
+        <w:pStyle w:val="Compact"/>
+        <w:numPr>
+          <w:ilvl w:val="0"/>
+          <w:numId w:val="1"/>
+        </w:numPr>
+        <w:rPr>
+          <w:sz w:val="21"/>
+          <w:szCs w:val="21"/>
+        </w:rPr>
+      </w:pPr>
+      <w:r>
+        <w:rPr>
+          <w:b/>
+          <w:bCs/>
+          <w:sz w:val="21"/>
+          <w:szCs w:val="21"/>
+        </w:rPr>
+        <w:t>3 - Mäßig:</w:t>
+      </w:r>
+      <w:r>
+        <w:rPr>
+          <w:sz w:val="21"/>
+          <w:szCs w:val="21"/>
+        </w:rPr>
+        <w:t xml:space="preserve"> Behandelt Grundlagen, die aber nicht direkt zum Lernziel passen (oder gehen darüber hinaus)</w:t>
+      </w:r>
+    </w:p>
+    <w:p>
+      <w:pPr>
+        <w:pStyle w:val="Compact"/>
+        <w:numPr>
+          <w:ilvl w:val="0"/>
+          <w:numId w:val="1"/>
+        </w:numPr>
+        <w:rPr>
+          <w:sz w:val="21"/>
+          <w:szCs w:val="21"/>
+        </w:rPr>
+      </w:pPr>
+      <w:r>
+        <w:rPr>
+          <w:b/>
+          <w:bCs/>
+          <w:sz w:val="21"/>
+          <w:szCs w:val="21"/>
+        </w:rPr>
+        <w:t>2 - Gering:</w:t>
+      </w:r>
+      <w:r>
+        <w:rPr>
+          <w:sz w:val="21"/>
+          <w:szCs w:val="21"/>
+        </w:rPr>
+        <w:t xml:space="preserve"> Fokussiert auf nebensächliches Detail oder ist ineffizient für das Lernziel</w:t>
+      </w:r>
+    </w:p>
+    <w:p>
+      <w:pPr>
+        <w:pStyle w:val="Compact"/>
+        <w:numPr>
+          <w:ilvl w:val="0"/>
+          <w:numId w:val="1"/>
+        </w:numPr>
+        <w:rPr>
+          <w:sz w:val="21"/>
+          <w:szCs w:val="21"/>
+        </w:rPr>
+      </w:pPr>
+      <w:r>
+        <w:rPr>
+          <w:b/>
+          <w:bCs/>
+          <w:sz w:val="21"/>
+          <w:szCs w:val="21"/>
+        </w:rPr>
+        <w:t>1 - Nicht vorhanden:</w:t>
+      </w:r>
+      <w:r>
+        <w:rPr>
+          <w:sz w:val="21"/>
+          <w:szCs w:val="21"/>
+        </w:rPr>
+        <w:t xml:space="preserve"> Passt gar nicht zum Lernziel</w:t>
+      </w:r>
+    </w:p>
+    <w:p>
+      <w:pPr>
+        <w:pStyle w:val="Compact"/>
+        <w:numPr>
+          <w:ilvl w:val="1"/>
+          <w:numId w:val="1"/>
+        </w:numPr>
+        <w:rPr>
+          <w:sz w:val="21"/>
+          <w:szCs w:val="21"/>
+        </w:rPr>
+      </w:pPr>
+      <w:bookmarkStart w:id="7" w:name="Xc726736414fc4f5118f498bc21832f0e03ad1b3"/>
+      <w:r>
+        <w:rPr>
+          <w:sz w:val="21"/>
+          <w:szCs w:val="21"/>
+        </w:rPr>
+        <w:t>Bsp.: “Nennen Sie ein Beispiel für ein Kabel, das zur Datenübertragung verwendet werden kann.”</w:t>
+      </w:r>
+      <w:bookmarkEnd w:id="7"/>
+    </w:p>
+    <w:p>
+      <w:pPr>
+        <w:pStyle w:val="Heading2"/>
+        <w:rPr/>
+      </w:pPr>
+      <w:r>
+        <w:rPr/>
+        <w:t>Sprachqualität/Language</w:t>
+      </w:r>
+    </w:p>
+    <w:p>
+      <w:pPr>
+        <w:pStyle w:val="FirstParagraph"/>
+        <w:rPr>
+          <w:sz w:val="21"/>
+          <w:szCs w:val="21"/>
+        </w:rPr>
+      </w:pPr>
+      <w:r>
+        <w:rPr>
+          <w:b/>
+          <w:bCs/>
+          <w:sz w:val="21"/>
+          <w:szCs w:val="21"/>
+        </w:rPr>
+        <w:t>Fragestellung:</w:t>
+      </w:r>
+      <w:r>
+        <w:rPr>
+          <w:sz w:val="21"/>
+          <w:szCs w:val="21"/>
+        </w:rPr>
+        <w:t xml:space="preserve"> Wie angemessen ist aus Dozierendenperspektive die sprachliche Formulierung hinsichtlich Grammatik und Verständlichkeit? Bewerten Sie auch die sprachliche Präzision im Nachhinein für die Beantwortung der Frage.</w:t>
+      </w:r>
+    </w:p>
+    <w:p>
+      <w:pPr>
+        <w:pStyle w:val="BodyText"/>
+        <w:rPr>
+          <w:sz w:val="21"/>
+          <w:szCs w:val="21"/>
+        </w:rPr>
+      </w:pPr>
+      <w:r>
+        <w:rPr>
+          <w:i/>
+          <w:iCs/>
+          <w:sz w:val="21"/>
+          <w:szCs w:val="21"/>
+        </w:rPr>
+        <w:t>Hinweis: Hier geht es ausschließlich um die sprachliche Form und Präzision, nicht um den Inhalt.</w:t>
+      </w:r>
+    </w:p>
+    <w:p>
+      <w:pPr>
+        <w:pStyle w:val="Compact"/>
+        <w:numPr>
+          <w:ilvl w:val="0"/>
+          <w:numId w:val="1"/>
+        </w:numPr>
+        <w:rPr>
+          <w:sz w:val="21"/>
+          <w:szCs w:val="21"/>
+        </w:rPr>
+      </w:pPr>
+      <w:r>
+        <w:rPr>
+          <w:b/>
+          <w:bCs/>
+          <w:sz w:val="21"/>
+          <w:szCs w:val="21"/>
+        </w:rPr>
+        <w:t>5 - Ausgezeichnet:</w:t>
+      </w:r>
+      <w:r>
+        <w:rPr>
+          <w:sz w:val="21"/>
+          <w:szCs w:val="21"/>
+        </w:rPr>
+        <w:t xml:space="preserve"> Präzise, angemessen, gut verständlich</w:t>
+      </w:r>
+    </w:p>
+    <w:p>
+      <w:pPr>
+        <w:pStyle w:val="Compact"/>
+        <w:numPr>
+          <w:ilvl w:val="1"/>
+          <w:numId w:val="1"/>
+        </w:numPr>
+        <w:rPr>
+          <w:sz w:val="21"/>
+          <w:szCs w:val="21"/>
+        </w:rPr>
+      </w:pPr>
+      <w:r>
+        <w:rPr>
+          <w:sz w:val="21"/>
+          <w:szCs w:val="21"/>
+        </w:rPr>
+        <w:t>Bsp.: “Ermitteln Sie, welche OSI-Schicht für das Setzen von Synchronisationspunkten verantwortlich ist, und erläutern Sie deren Zweck.”</w:t>
+      </w:r>
+    </w:p>
+    <w:p>
+      <w:pPr>
+        <w:pStyle w:val="Compact"/>
+        <w:numPr>
+          <w:ilvl w:val="0"/>
+          <w:numId w:val="1"/>
+        </w:numPr>
+        <w:rPr>
+          <w:sz w:val="21"/>
+          <w:szCs w:val="21"/>
+        </w:rPr>
+      </w:pPr>
+      <w:r>
+        <w:rPr>
+          <w:b/>
+          <w:bCs/>
+          <w:sz w:val="21"/>
+          <w:szCs w:val="21"/>
+        </w:rPr>
+        <w:t>4 - Gut:</w:t>
+      </w:r>
+      <w:r>
+        <w:rPr>
+          <w:sz w:val="21"/>
+          <w:szCs w:val="21"/>
+        </w:rPr>
+        <w:t xml:space="preserve"> Verständlich mit kleinen Schwächen</w:t>
+      </w:r>
+    </w:p>
+    <w:p>
+      <w:pPr>
+        <w:pStyle w:val="Compact"/>
+        <w:numPr>
+          <w:ilvl w:val="0"/>
+          <w:numId w:val="1"/>
+        </w:numPr>
+        <w:rPr>
+          <w:sz w:val="21"/>
+          <w:szCs w:val="21"/>
+        </w:rPr>
+      </w:pPr>
+      <w:r>
+        <w:rPr>
+          <w:b/>
+          <w:bCs/>
+          <w:sz w:val="21"/>
+          <w:szCs w:val="21"/>
+        </w:rPr>
+        <w:t>3 - Befriedigend:</w:t>
+      </w:r>
+      <w:r>
+        <w:rPr>
+          <w:sz w:val="21"/>
+          <w:szCs w:val="21"/>
+        </w:rPr>
+        <w:t xml:space="preserve"> Umständlich oder unpräzise</w:t>
+      </w:r>
+    </w:p>
+    <w:p>
+      <w:pPr>
+        <w:pStyle w:val="Compact"/>
+        <w:numPr>
+          <w:ilvl w:val="0"/>
+          <w:numId w:val="1"/>
+        </w:numPr>
+        <w:rPr>
+          <w:sz w:val="21"/>
+          <w:szCs w:val="21"/>
+        </w:rPr>
+      </w:pPr>
+      <w:r>
+        <w:rPr>
+          <w:b/>
+          <w:bCs/>
+          <w:sz w:val="21"/>
+          <w:szCs w:val="21"/>
+        </w:rPr>
+        <w:t>2 - Mangelhaft:</w:t>
+      </w:r>
+      <w:r>
+        <w:rPr>
+          <w:sz w:val="21"/>
+          <w:szCs w:val="21"/>
+        </w:rPr>
+        <w:t xml:space="preserve"> Schwerfällig, weitschweifig oder unnötig komplex</w:t>
+      </w:r>
+    </w:p>
+    <w:p>
+      <w:pPr>
+        <w:pStyle w:val="Compact"/>
+        <w:numPr>
+          <w:ilvl w:val="0"/>
+          <w:numId w:val="1"/>
+        </w:numPr>
+        <w:rPr>
+          <w:sz w:val="21"/>
+          <w:szCs w:val="21"/>
+        </w:rPr>
+      </w:pPr>
+      <w:r>
+        <w:rPr>
+          <w:b/>
+          <w:bCs/>
+          <w:sz w:val="21"/>
+          <w:szCs w:val="21"/>
+        </w:rPr>
+        <w:t>1 - Ungenügend:</w:t>
+      </w:r>
+      <w:r>
+        <w:rPr>
+          <w:sz w:val="21"/>
+          <w:szCs w:val="21"/>
+        </w:rPr>
+        <w:t xml:space="preserve"> Gar nicht verständlich</w:t>
+      </w:r>
+    </w:p>
+    <w:p>
+      <w:pPr>
+        <w:pStyle w:val="Compact"/>
+        <w:numPr>
+          <w:ilvl w:val="1"/>
+          <w:numId w:val="1"/>
+        </w:numPr>
+        <w:rPr>
+          <w:sz w:val="21"/>
+          <w:szCs w:val="21"/>
+        </w:rPr>
+      </w:pPr>
+      <w:bookmarkStart w:id="8" w:name="sprachqualitätlanguage"/>
+      <w:r>
+        <w:rPr>
+          <w:sz w:val="21"/>
+          <w:szCs w:val="21"/>
+        </w:rPr>
+        <w:t>Bsp.: “Im Kontext der vielschichtigen und diversen Betrachtungsweise der Aufgabenbereiche, die dem Physical Layer im Rahmen des OSI-Referenzmodells zugeschrieben werden können, erläutern Sie diese unter Berücksichtigung relevanter Aspekte.”</w:t>
+      </w:r>
+      <w:bookmarkEnd w:id="8"/>
+    </w:p>
+    <w:p>
+      <w:pPr>
+        <w:pStyle w:val="Heading2"/>
+        <w:rPr/>
+      </w:pPr>
+      <w:r>
+        <w:rPr/>
+        <w:t>Bloom’s Level (Stufen 1-6)</w:t>
+      </w:r>
+    </w:p>
+    <w:p>
+      <w:pPr>
+        <w:pStyle w:val="FirstParagraph"/>
+        <w:rPr>
+          <w:sz w:val="21"/>
+          <w:szCs w:val="21"/>
+        </w:rPr>
+      </w:pPr>
+      <w:r>
+        <w:rPr>
+          <w:b/>
+          <w:bCs/>
+          <w:sz w:val="21"/>
+          <w:szCs w:val="21"/>
+        </w:rPr>
+        <w:t>Fragestellung:</w:t>
+      </w:r>
+      <w:r>
+        <w:rPr>
+          <w:sz w:val="21"/>
+          <w:szCs w:val="21"/>
+        </w:rPr>
+        <w:t xml:space="preserve"> Welche kognitive Stufe der Bloom’schen Taxonomie wird aus Dozierendenperspektive durch die Frage angesprochen? Bewerten Sie auch das Level im Nachhinein für die Beantwortung der Frage.</w:t>
+      </w:r>
+    </w:p>
+    <w:p>
+      <w:pPr>
+        <w:pStyle w:val="BodyText"/>
+        <w:rPr>
+          <w:sz w:val="21"/>
+          <w:szCs w:val="21"/>
+        </w:rPr>
+      </w:pPr>
+      <w:r>
+        <w:rPr>
+          <w:i/>
+          <w:iCs/>
+          <w:sz w:val="21"/>
+          <w:szCs w:val="21"/>
+        </w:rPr>
+        <w:t>Hinweis: Es kann eine Diskrepanz zwischen dem Bloom-Level der Frage und dem der Antwort vorliegen. Deswegen müssen beide Bestandteile bewertet werden.</w:t>
+      </w:r>
+    </w:p>
+    <w:p>
+      <w:pPr>
+        <w:pStyle w:val="Compact"/>
+        <w:numPr>
+          <w:ilvl w:val="0"/>
+          <w:numId w:val="14"/>
+        </w:numPr>
+        <w:rPr>
+          <w:sz w:val="21"/>
+          <w:szCs w:val="21"/>
+        </w:rPr>
+      </w:pPr>
+      <w:r>
+        <w:rPr>
+          <w:b/>
+          <w:bCs/>
+          <w:sz w:val="21"/>
+          <w:szCs w:val="21"/>
+        </w:rPr>
+        <w:t>Remembering:</w:t>
+      </w:r>
+      <w:r>
+        <w:rPr>
+          <w:sz w:val="21"/>
+          <w:szCs w:val="21"/>
+        </w:rPr>
+        <w:t xml:space="preserve"> Abruf relevanten Wissens aus dem Langzeitgedächtnis, indem der Schwerpunkt auf dem Erkennen und Erinnern von Fakten liegt.</w:t>
+      </w:r>
+    </w:p>
+    <w:p>
+      <w:pPr>
+        <w:pStyle w:val="Compact"/>
+        <w:numPr>
+          <w:ilvl w:val="1"/>
+          <w:numId w:val="1"/>
+        </w:numPr>
+        <w:rPr>
+          <w:sz w:val="21"/>
+          <w:szCs w:val="21"/>
+        </w:rPr>
+      </w:pPr>
+      <w:r>
+        <w:rPr>
+          <w:sz w:val="21"/>
+          <w:szCs w:val="21"/>
+        </w:rPr>
         <w:t>Verben: Definieren, beschreiben, aufzählen, identifizieren, auflisten, zuordnen, benennen, skizzieren, zitieren, auswählen</w:t>
+      </w:r>
+    </w:p>
+    <w:p>
+      <w:pPr>
+        <w:pStyle w:val="Compact"/>
+        <w:numPr>
+          <w:ilvl w:val="0"/>
+          <w:numId w:val="15"/>
+        </w:numPr>
+        <w:rPr>
+          <w:sz w:val="21"/>
+          <w:szCs w:val="21"/>
+        </w:rPr>
+      </w:pPr>
+      <w:r>
+        <w:rPr>
+          <w:b/>
+          <w:bCs/>
+          <w:sz w:val="21"/>
+          <w:szCs w:val="21"/>
+        </w:rPr>
+        <w:t>Understanding:</w:t>
+      </w:r>
+      <w:r>
+        <w:rPr>
+          <w:sz w:val="21"/>
+          <w:szCs w:val="21"/>
+        </w:rPr>
+        <w:t xml:space="preserve"> Erkennen der Bedeutung von Anweisungen, z.B. mündlicher, schriftlicher und grafischer Kommunikation.</w:t>
+      </w:r>
+    </w:p>
+    <w:p>
+      <w:pPr>
+        <w:pStyle w:val="Compact"/>
+        <w:numPr>
+          <w:ilvl w:val="1"/>
+          <w:numId w:val="1"/>
+        </w:numPr>
+        <w:rPr>
+          <w:sz w:val="21"/>
+          <w:szCs w:val="21"/>
+        </w:rPr>
+      </w:pPr>
+      <w:r>
+        <w:rPr>
+          <w:sz w:val="21"/>
+          <w:szCs w:val="21"/>
+        </w:rPr>
+        <w:t>Verben: Klarstellen, klassifizieren, vergleichen, gegenüberstellen, detaillieren, erklären, umschreiben, neu schreiben, zusammenfassen, übersetzen</w:t>
+      </w:r>
+    </w:p>
+    <w:p>
+      <w:pPr>
+        <w:pStyle w:val="Compact"/>
+        <w:numPr>
+          <w:ilvl w:val="0"/>
+          <w:numId w:val="16"/>
+        </w:numPr>
+        <w:rPr>
+          <w:sz w:val="21"/>
+          <w:szCs w:val="21"/>
+        </w:rPr>
+      </w:pPr>
+      <w:r>
+        <w:rPr>
+          <w:b/>
+          <w:bCs/>
+          <w:sz w:val="21"/>
+          <w:szCs w:val="21"/>
+        </w:rPr>
+        <w:t>Applying:</w:t>
+      </w:r>
+      <w:r>
+        <w:rPr>
+          <w:sz w:val="21"/>
+          <w:szCs w:val="21"/>
+        </w:rPr>
+        <w:t xml:space="preserve"> Durchführen oder Anwenden eines Verfahrens in einer bestimmten Situation.</w:t>
+      </w:r>
+    </w:p>
+    <w:p>
+      <w:pPr>
+        <w:pStyle w:val="Compact"/>
+        <w:numPr>
+          <w:ilvl w:val="1"/>
+          <w:numId w:val="1"/>
+        </w:numPr>
+        <w:rPr>
+          <w:sz w:val="21"/>
+          <w:szCs w:val="21"/>
+        </w:rPr>
+      </w:pPr>
+      <w:r>
+        <w:rPr>
+          <w:sz w:val="21"/>
+          <w:szCs w:val="21"/>
+        </w:rPr>
+        <w:t>Verben: Anwenden, Berechnen, Vorführen, Ermitteln, Untersuchen, Veranschaulichen, Verändern, Simulieren, Lösen, Nutzen</w:t>
+      </w:r>
+    </w:p>
+    <w:p>
+      <w:pPr>
+        <w:pStyle w:val="Compact"/>
+        <w:numPr>
+          <w:ilvl w:val="0"/>
+          <w:numId w:val="17"/>
+        </w:numPr>
+        <w:rPr>
+          <w:sz w:val="21"/>
+          <w:szCs w:val="21"/>
+        </w:rPr>
+      </w:pPr>
+      <w:r>
+        <w:rPr>
+          <w:b/>
+          <w:bCs/>
+          <w:sz w:val="21"/>
+          <w:szCs w:val="21"/>
+        </w:rPr>
+        <w:t>Analyzing:</w:t>
+      </w:r>
+      <w:r>
+        <w:rPr>
+          <w:sz w:val="21"/>
+          <w:szCs w:val="21"/>
+        </w:rPr>
+        <w:t xml:space="preserve"> Zerlegung von Material in seine Bestandteile und Bestimmung ihrer Beziehungen zueinander oder zu einer Gesamtstruktur oder einem Gesamtzweck.</w:t>
+      </w:r>
+    </w:p>
+    <w:p>
+      <w:pPr>
+        <w:pStyle w:val="Compact"/>
+        <w:numPr>
+          <w:ilvl w:val="1"/>
+          <w:numId w:val="1"/>
+        </w:numPr>
+        <w:rPr>
+          <w:sz w:val="21"/>
+          <w:szCs w:val="21"/>
+        </w:rPr>
+      </w:pPr>
+      <w:r>
+        <w:rPr>
+          <w:sz w:val="21"/>
+          <w:szCs w:val="21"/>
+        </w:rPr>
+        <w:t>Verben: Analysieren, zerlegen, erkennen, differenzieren, unterscheiden, prüfen, untersuchen, optimieren, in Beziehung setzen, trennen</w:t>
+      </w:r>
+    </w:p>
+    <w:p>
+      <w:pPr>
+        <w:pStyle w:val="Compact"/>
+        <w:numPr>
+          <w:ilvl w:val="0"/>
+          <w:numId w:val="18"/>
+        </w:numPr>
+        <w:rPr>
+          <w:sz w:val="21"/>
+          <w:szCs w:val="21"/>
+        </w:rPr>
+      </w:pPr>
+      <w:r>
+        <w:rPr>
+          <w:b/>
+          <w:bCs/>
+          <w:sz w:val="21"/>
+          <w:szCs w:val="21"/>
+        </w:rPr>
+        <w:t>Evaluating:</w:t>
+      </w:r>
+      <w:r>
+        <w:rPr>
+          <w:sz w:val="21"/>
+          <w:szCs w:val="21"/>
+        </w:rPr>
+        <w:t xml:space="preserve"> Urteile auf der Grundlage etablierter Kriterien und Standards fällen.</w:t>
+      </w:r>
+    </w:p>
+    <w:p>
+      <w:pPr>
+        <w:pStyle w:val="Compact"/>
+        <w:numPr>
+          <w:ilvl w:val="1"/>
+          <w:numId w:val="1"/>
+        </w:numPr>
+        <w:rPr>
+          <w:sz w:val="21"/>
+          <w:szCs w:val="21"/>
+        </w:rPr>
+      </w:pPr>
+      <w:r>
+        <w:rPr>
+          <w:sz w:val="21"/>
+          <w:szCs w:val="21"/>
+        </w:rPr>
+        <w:t>Verben: Bewerten, schlussfolgern, kritisieren, verteidigen, bewerten, benoten, interpretieren, beurteilen, begründen, überprüfen</w:t>
+      </w:r>
+    </w:p>
+    <w:p>
+      <w:pPr>
+        <w:pStyle w:val="Compact"/>
+        <w:numPr>
+          <w:ilvl w:val="0"/>
+          <w:numId w:val="19"/>
+        </w:numPr>
+        <w:rPr>
+          <w:sz w:val="21"/>
+          <w:szCs w:val="21"/>
+        </w:rPr>
+      </w:pPr>
+      <w:r>
+        <w:rPr>
+          <w:b/>
+          <w:bCs/>
+          <w:sz w:val="21"/>
+          <w:szCs w:val="21"/>
+        </w:rPr>
+        <w:t>Creating:</w:t>
+      </w:r>
+      <w:r>
+        <w:rPr>
+          <w:sz w:val="21"/>
+          <w:szCs w:val="21"/>
+        </w:rPr>
+        <w:t xml:space="preserve"> Zusammenfügen oder Neuorganisieren von Elementen zu einem zusammenhängenden Ganzen.</w:t>
+      </w:r>
+    </w:p>
+    <w:p>
+      <w:pPr>
+        <w:pStyle w:val="Compact"/>
+        <w:numPr>
+          <w:ilvl w:val="1"/>
+          <w:numId w:val="1"/>
+        </w:numPr>
+        <w:rPr>
+          <w:sz w:val="21"/>
+          <w:szCs w:val="21"/>
+        </w:rPr>
+      </w:pPr>
+      <w:bookmarkStart w:id="9" w:name="X5adecf790d361ef61a0e462edd7ab013df4437a"/>
+      <w:bookmarkStart w:id="10" w:name="blooms-level-stufen-1-6"/>
+      <w:r>
+        <w:rPr>
+          <w:sz w:val="21"/>
+          <w:szCs w:val="21"/>
+        </w:rPr>
+        <w:t>Verben: Zusammenstellen, codieren, kompilieren, konstruieren, erstellen, entwerfen, entwickeln, erweitern, verbessern, reorganisieren</w:t>
+      </w:r>
+      <w:bookmarkEnd w:id="9"/>
+      <w:bookmarkEnd w:id="10"/>
+    </w:p>
+    <w:p>
+      <w:pPr>
+        <w:pStyle w:val="Compact"/>
+        <w:bidi w:val="0"/>
+        <w:jc w:val="start"/>
+        <w:rPr/>
+      </w:pPr>
+      <w:r>
+        <w:rPr/>
+      </w:r>
+    </w:p>
+    <w:p>
+      <w:pPr>
+        <w:pStyle w:val="Compact"/>
+        <w:bidi w:val="0"/>
+        <w:jc w:val="start"/>
+        <w:rPr/>
+      </w:pPr>
+      <w:r>
+        <w:rPr/>
+      </w:r>
+    </w:p>
+    <w:p>
+      <w:pPr>
+        <w:pStyle w:val="Compact"/>
+        <w:bidi w:val="0"/>
+        <w:jc w:val="start"/>
+        <w:rPr/>
+      </w:pPr>
+      <w:r>
+        <w:rPr/>
+      </w:r>
+    </w:p>
+    <w:p>
+      <w:pPr>
+        <w:pStyle w:val="Heading2"/>
+        <w:bidi w:val="0"/>
+        <w:jc w:val="start"/>
+        <w:rPr/>
+      </w:pPr>
+      <w:r>
+        <w:rPr/>
+        <w:t>Multiple-Choice Question</w:t>
+      </w:r>
+    </w:p>
+    <w:p>
+      <w:pPr>
+        <w:pStyle w:val="Heading3"/>
+        <w:bidi w:val="0"/>
+        <w:jc w:val="start"/>
+        <w:rPr/>
+      </w:pPr>
+      <w:r>
+        <w:rPr/>
+        <w:t>Lernziel</w:t>
+      </w:r>
+    </w:p>
+    <w:p>
+      <w:pPr>
+        <w:pStyle w:val="FirstParagraph"/>
+        <w:bidi w:val="0"/>
+        <w:jc w:val="start"/>
+        <w:rPr>
+          <w:sz w:val="22"/>
+          <w:szCs w:val="22"/>
+        </w:rPr>
+      </w:pPr>
+      <w:bookmarkStart w:id="11" w:name="lernziel"/>
+      <w:r>
+        <w:rPr>
+          <w:sz w:val="22"/>
+          <w:szCs w:val="22"/>
+        </w:rPr>
+        <w:t>Die Studierenden können die Konzepte der einzelnen Schichten auf konkrete Beispiele anwenden, indem sie Kommunikationsvorgänge der korrekten Schicht zuordnen</w:t>
+      </w:r>
+      <w:bookmarkEnd w:id="11"/>
+    </w:p>
+    <w:p>
+      <w:pPr>
+        <w:pStyle w:val="Heading3"/>
+        <w:bidi w:val="0"/>
+        <w:jc w:val="start"/>
+        <w:rPr/>
+      </w:pPr>
+      <w:r>
+        <w:rPr/>
+        <w:t>Formulierte Frage</w:t>
+      </w:r>
+    </w:p>
+    <w:p>
+      <w:pPr>
+        <w:pStyle w:val="FirstParagraph"/>
+        <w:bidi w:val="0"/>
+        <w:jc w:val="start"/>
+        <w:rPr>
+          <w:sz w:val="22"/>
+          <w:szCs w:val="22"/>
+        </w:rPr>
+      </w:pPr>
+      <w:r>
+        <w:rPr>
+          <w:sz w:val="22"/>
+          <w:szCs w:val="22"/>
+        </w:rPr>
+        <w:t>Frage: Ermitteln Sie, welche Schichten des Modells Adressierung als Kernaufgabe ausführen.</w:t>
+      </w:r>
+    </w:p>
+    <w:p>
+      <w:pPr>
+        <w:pStyle w:val="BodyText"/>
+        <w:bidi w:val="0"/>
+        <w:jc w:val="start"/>
+        <w:rPr>
+          <w:sz w:val="22"/>
+          <w:szCs w:val="22"/>
+        </w:rPr>
+      </w:pPr>
+      <w:r>
+        <w:rPr>
+          <w:sz w:val="22"/>
+          <w:szCs w:val="22"/>
+        </w:rPr>
+        <w:t>Antwortmöglichkeiten:</w:t>
+      </w:r>
+    </w:p>
+    <w:p>
+      <w:pPr>
+        <w:pStyle w:val="Compact"/>
+        <w:numPr>
+          <w:ilvl w:val="0"/>
+          <w:numId w:val="20"/>
+        </w:numPr>
+        <w:bidi w:val="0"/>
+        <w:jc w:val="start"/>
+        <w:rPr/>
+      </w:pPr>
+      <w:r>
+        <w:rPr>
+          <w:sz w:val="22"/>
+          <w:szCs w:val="22"/>
+        </w:rPr>
+        <w:t>Data Link Layer (Schicht 2), Network Layer (Schicht 3) und Transport Layer (Schicht 4) (Richtig)</w:t>
       </w:r>
     </w:p>
     <w:p>
@@ -2014,46 +2355,16 @@
           <w:ilvl w:val="0"/>
           <w:numId w:val="11"/>
         </w:numPr>
-        <w:rPr>
-          <w:sz w:val="21"/>
-          <w:szCs w:val="21"/>
-        </w:rPr>
-      </w:pPr>
-      <w:r>
-        <w:rPr>
-          <w:b/>
-          <w:bCs/>
-          <w:sz w:val="21"/>
-          <w:szCs w:val="21"/>
-        </w:rPr>
-        <w:t>Understanding:</w:t>
-      </w:r>
-      <w:r>
-        <w:rPr>
-          <w:sz w:val="21"/>
-          <w:szCs w:val="21"/>
-        </w:rPr>
-        <w:t xml:space="preserve"> Erkennen der Bedeutung von Anweisungen, z.B. mündlicher, schriftlicher und grafischer Kommunikation.</w:t>
-      </w:r>
-    </w:p>
-    <w:p>
-      <w:pPr>
-        <w:pStyle w:val="Compact"/>
-        <w:numPr>
-          <w:ilvl w:val="1"/>
-          <w:numId w:val="2"/>
-        </w:numPr>
-        <w:rPr>
-          <w:sz w:val="21"/>
-          <w:szCs w:val="21"/>
-        </w:rPr>
-      </w:pPr>
-      <w:r>
-        <w:rPr>
-          <w:sz w:val="21"/>
-          <w:szCs w:val="21"/>
-        </w:rPr>
-        <w:t>Verben: Klarstellen, klassifizieren, vergleichen, gegenüberstellen, detaillieren, erklären, umschreiben, neu schreiben, zusammenfassen, übersetzen</w:t>
+        <w:bidi w:val="0"/>
+        <w:jc w:val="start"/>
+        <w:rPr/>
+      </w:pPr>
+      <w:r>
+        <w:rPr>
+          <w:sz w:val="22"/>
+          <w:szCs w:val="22"/>
+        </w:rPr>
+        <w:t>Network Layer (Schicht 3), Transport Layer (Schicht 4) und Application Layer (Schicht 7) (Falsch)</w:t>
       </w:r>
     </w:p>
     <w:p>
@@ -2061,48 +2372,18 @@
         <w:pStyle w:val="Compact"/>
         <w:numPr>
           <w:ilvl w:val="0"/>
-          <w:numId w:val="12"/>
+          <w:numId w:val="11"/>
         </w:numPr>
-        <w:rPr>
-          <w:sz w:val="21"/>
-          <w:szCs w:val="21"/>
-        </w:rPr>
-      </w:pPr>
-      <w:r>
-        <w:rPr>
-          <w:b/>
-          <w:bCs/>
-          <w:sz w:val="21"/>
-          <w:szCs w:val="21"/>
-        </w:rPr>
-        <w:t>Applying:</w:t>
-      </w:r>
-      <w:r>
-        <w:rPr>
-          <w:sz w:val="21"/>
-          <w:szCs w:val="21"/>
-        </w:rPr>
-        <w:t xml:space="preserve"> Durchführen oder Anwenden eines Verfahrens in einer bestimmten Situation.</w:t>
-      </w:r>
-    </w:p>
-    <w:p>
-      <w:pPr>
-        <w:pStyle w:val="Compact"/>
-        <w:numPr>
-          <w:ilvl w:val="1"/>
-          <w:numId w:val="2"/>
-        </w:numPr>
-        <w:rPr>
-          <w:sz w:val="21"/>
-          <w:szCs w:val="21"/>
-        </w:rPr>
-      </w:pPr>
-      <w:r>
-        <w:rPr>
-          <w:sz w:val="21"/>
-          <w:szCs w:val="21"/>
-        </w:rPr>
-        <w:t>Verben: Anwenden, Berechnen, Vorführen, Ermitteln, Untersuchen, Veranschaulichen, Verändern, Simulieren, Lösen, Nutzen</w:t>
+        <w:bidi w:val="0"/>
+        <w:jc w:val="start"/>
+        <w:rPr/>
+      </w:pPr>
+      <w:r>
+        <w:rPr>
+          <w:sz w:val="22"/>
+          <w:szCs w:val="22"/>
+        </w:rPr>
+        <w:t>Physical Layer (Schicht 1), Data Link Layer (Schicht 2) und Network Layer (Schicht 3) (Falsch)</w:t>
       </w:r>
     </w:p>
     <w:p>
@@ -2110,366 +2391,24 @@
         <w:pStyle w:val="Compact"/>
         <w:numPr>
           <w:ilvl w:val="0"/>
-          <w:numId w:val="13"/>
+          <w:numId w:val="11"/>
         </w:numPr>
-        <w:rPr>
-          <w:sz w:val="21"/>
-          <w:szCs w:val="21"/>
-        </w:rPr>
-      </w:pPr>
-      <w:r>
-        <w:rPr>
-          <w:b/>
-          <w:bCs/>
-          <w:sz w:val="21"/>
-          <w:szCs w:val="21"/>
-        </w:rPr>
-        <w:t>Analyzing:</w:t>
-      </w:r>
-      <w:r>
-        <w:rPr>
-          <w:sz w:val="21"/>
-          <w:szCs w:val="21"/>
-        </w:rPr>
-        <w:t xml:space="preserve"> Zerlegung von Material in seine Bestandteile und Bestimmung ihrer Beziehungen zueinander oder zu einer Gesamtstruktur oder einem Gesamtzweck.</w:t>
-      </w:r>
-    </w:p>
-    <w:p>
-      <w:pPr>
-        <w:pStyle w:val="Compact"/>
-        <w:numPr>
-          <w:ilvl w:val="1"/>
-          <w:numId w:val="2"/>
-        </w:numPr>
-        <w:rPr>
-          <w:sz w:val="21"/>
-          <w:szCs w:val="21"/>
-        </w:rPr>
-      </w:pPr>
-      <w:r>
-        <w:rPr>
-          <w:sz w:val="21"/>
-          <w:szCs w:val="21"/>
-        </w:rPr>
-        <w:t>Verben: Analysieren, zerlegen, erkennen, differenzieren, unterscheiden, prüfen, untersuchen, optimieren, in Beziehung setzen, trennen</w:t>
-      </w:r>
-    </w:p>
-    <w:p>
-      <w:pPr>
-        <w:pStyle w:val="Compact"/>
-        <w:numPr>
-          <w:ilvl w:val="0"/>
-          <w:numId w:val="14"/>
-        </w:numPr>
-        <w:rPr>
-          <w:sz w:val="21"/>
-          <w:szCs w:val="21"/>
-        </w:rPr>
-      </w:pPr>
-      <w:r>
-        <w:rPr>
-          <w:b/>
-          <w:bCs/>
-          <w:sz w:val="21"/>
-          <w:szCs w:val="21"/>
-        </w:rPr>
-        <w:t>Evaluating:</w:t>
-      </w:r>
-      <w:r>
-        <w:rPr>
-          <w:sz w:val="21"/>
-          <w:szCs w:val="21"/>
-        </w:rPr>
-        <w:t xml:space="preserve"> Urteile auf der Grundlage etablierter Kriterien und Standards fällen.</w:t>
-      </w:r>
-    </w:p>
-    <w:p>
-      <w:pPr>
-        <w:pStyle w:val="Compact"/>
-        <w:numPr>
-          <w:ilvl w:val="1"/>
-          <w:numId w:val="2"/>
-        </w:numPr>
-        <w:rPr>
-          <w:sz w:val="21"/>
-          <w:szCs w:val="21"/>
-        </w:rPr>
-      </w:pPr>
-      <w:r>
-        <w:rPr>
-          <w:sz w:val="21"/>
-          <w:szCs w:val="21"/>
-        </w:rPr>
-        <w:t>Verben: Bewerten, schlussfolgern, kritisieren, verteidigen, bewerten, benoten, interpretieren, beurteilen, begründen, überprüfen</w:t>
-      </w:r>
-    </w:p>
-    <w:p>
-      <w:pPr>
-        <w:pStyle w:val="Compact"/>
-        <w:numPr>
-          <w:ilvl w:val="0"/>
-          <w:numId w:val="15"/>
-        </w:numPr>
-        <w:rPr>
-          <w:sz w:val="21"/>
-          <w:szCs w:val="21"/>
-        </w:rPr>
-      </w:pPr>
-      <w:r>
-        <w:rPr>
-          <w:b/>
-          <w:bCs/>
-          <w:sz w:val="21"/>
-          <w:szCs w:val="21"/>
-        </w:rPr>
-        <w:t>Creating:</w:t>
-      </w:r>
-      <w:r>
-        <w:rPr>
-          <w:sz w:val="21"/>
-          <w:szCs w:val="21"/>
-        </w:rPr>
-        <w:t xml:space="preserve"> Zusammenfügen oder Neuorganisieren von Elementen zu einem zusammenhängenden Ganzen.</w:t>
-      </w:r>
-    </w:p>
-    <w:p>
-      <w:pPr>
-        <w:pStyle w:val="Compact"/>
-        <w:numPr>
-          <w:ilvl w:val="1"/>
-          <w:numId w:val="2"/>
-        </w:numPr>
-        <w:rPr>
-          <w:sz w:val="21"/>
-          <w:szCs w:val="21"/>
-        </w:rPr>
-      </w:pPr>
-      <w:bookmarkStart w:id="11" w:name="blooms-level-stufen-1-6"/>
-      <w:bookmarkStart w:id="12" w:name="X5adecf790d361ef61a0e462edd7ab013df4437a"/>
-      <w:r>
-        <w:rPr>
-          <w:sz w:val="21"/>
-          <w:szCs w:val="21"/>
-        </w:rPr>
-        <w:t>Verben: Zusammenstellen, codieren, kompilieren, konstruieren, erstellen, entwerfen, entwickeln, erweitern, verbessern, reorganisieren</w:t>
-      </w:r>
-      <w:bookmarkEnd w:id="11"/>
+        <w:bidi w:val="0"/>
+        <w:jc w:val="start"/>
+        <w:rPr>
+          <w:sz w:val="22"/>
+          <w:szCs w:val="22"/>
+        </w:rPr>
+      </w:pPr>
+      <w:bookmarkStart w:id="12" w:name="formulierte-frage"/>
+      <w:r>
+        <w:rPr>
+          <w:sz w:val="22"/>
+          <w:szCs w:val="22"/>
+        </w:rPr>
+        <w:t>Schicht 2 (Identifikation), Schicht 3 (Netzwerk-übergreifend) und Schicht 4 (Teilnehmer) (Richtig)</w:t>
+      </w:r>
       <w:bookmarkEnd w:id="12"/>
-    </w:p>
-    <w:p>
-      <w:pPr>
-        <w:pStyle w:val="Compact"/>
-        <w:bidi w:val="0"/>
-        <w:jc w:val="start"/>
-        <w:rPr/>
-      </w:pPr>
-      <w:r>
-        <w:rPr/>
-      </w:r>
-    </w:p>
-    <w:p>
-      <w:pPr>
-        <w:pStyle w:val="Compact"/>
-        <w:bidi w:val="0"/>
-        <w:jc w:val="start"/>
-        <w:rPr/>
-      </w:pPr>
-      <w:r>
-        <w:rPr/>
-      </w:r>
-    </w:p>
-    <w:p>
-      <w:pPr>
-        <w:pStyle w:val="Compact"/>
-        <w:bidi w:val="0"/>
-        <w:jc w:val="start"/>
-        <w:rPr/>
-      </w:pPr>
-      <w:r>
-        <w:rPr/>
-      </w:r>
-    </w:p>
-    <w:p>
-      <w:pPr>
-        <w:pStyle w:val="Heading2"/>
-        <w:bidi w:val="0"/>
-        <w:jc w:val="start"/>
-        <w:rPr/>
-      </w:pPr>
-      <w:r>
-        <w:rPr/>
-        <w:t>Multiple-Choice Question</w:t>
-      </w:r>
-    </w:p>
-    <w:p>
-      <w:pPr>
-        <w:pStyle w:val="Heading3"/>
-        <w:bidi w:val="0"/>
-        <w:jc w:val="start"/>
-        <w:rPr/>
-      </w:pPr>
-      <w:r>
-        <w:rPr/>
-        <w:t>Lernziel</w:t>
-      </w:r>
-    </w:p>
-    <w:p>
-      <w:pPr>
-        <w:pStyle w:val="FirstParagraph"/>
-        <w:bidi w:val="0"/>
-        <w:jc w:val="start"/>
-        <w:rPr>
-          <w:sz w:val="22"/>
-          <w:szCs w:val="22"/>
-        </w:rPr>
-      </w:pPr>
-      <w:bookmarkStart w:id="13" w:name="lernziel"/>
-      <w:r>
-        <w:rPr>
-          <w:sz w:val="22"/>
-          <w:szCs w:val="22"/>
-        </w:rPr>
-        <w:t>Die Studierenden können die Konzepte der einzelnen Schichten auf konkrete Beispiele anwenden, indem sie Kommunikationsvorgänge der korrekten Schicht zuordnen</w:t>
-      </w:r>
-      <w:bookmarkEnd w:id="13"/>
-    </w:p>
-    <w:p>
-      <w:pPr>
-        <w:pStyle w:val="Heading3"/>
-        <w:bidi w:val="0"/>
-        <w:jc w:val="start"/>
-        <w:rPr/>
-      </w:pPr>
-      <w:r>
-        <w:rPr/>
-        <w:t>Formulierte Frage</w:t>
-      </w:r>
-    </w:p>
-    <w:p>
-      <w:pPr>
-        <w:pStyle w:val="FirstParagraph"/>
-        <w:bidi w:val="0"/>
-        <w:jc w:val="start"/>
-        <w:rPr>
-          <w:sz w:val="22"/>
-          <w:szCs w:val="22"/>
-        </w:rPr>
-      </w:pPr>
-      <w:r>
-        <w:rPr>
-          <w:sz w:val="22"/>
-          <w:szCs w:val="22"/>
-        </w:rPr>
-        <w:t>Frage: Ermitteln Sie, welche Schichten des Modells Adressierung als Kernaufgabe ausführen.</w:t>
-      </w:r>
-    </w:p>
-    <w:p>
-      <w:pPr>
-        <w:pStyle w:val="BodyText"/>
-        <w:bidi w:val="0"/>
-        <w:jc w:val="start"/>
-        <w:rPr>
-          <w:sz w:val="22"/>
-          <w:szCs w:val="22"/>
-        </w:rPr>
-      </w:pPr>
-      <w:r>
-        <w:rPr>
-          <w:sz w:val="22"/>
-          <w:szCs w:val="22"/>
-        </w:rPr>
-        <w:t>Antwortmöglichkeiten:</w:t>
-      </w:r>
-    </w:p>
-    <w:p>
-      <w:pPr>
-        <w:pStyle w:val="Compact"/>
-        <w:numPr>
-          <w:ilvl w:val="0"/>
-          <w:numId w:val="16"/>
-        </w:numPr>
-        <w:bidi w:val="0"/>
-        <w:jc w:val="start"/>
-        <w:rPr>
-          <w:sz w:val="22"/>
-          <w:szCs w:val="22"/>
-        </w:rPr>
-      </w:pPr>
-      <w:r>
-        <w:rPr>
-          <w:sz w:val="22"/>
-          <w:szCs w:val="22"/>
-        </w:rPr>
-        <w:t>Data Link Layer (Schicht 2), Network Layer (Schicht 3) und Transport Layer (Schicht 4) (Richtig)</w:t>
-      </w:r>
-    </w:p>
-    <w:p>
-      <w:pPr>
-        <w:pStyle w:val="Compact"/>
-        <w:numPr>
-          <w:ilvl w:val="0"/>
-          <w:numId w:val="1"/>
-        </w:numPr>
-        <w:bidi w:val="0"/>
-        <w:jc w:val="start"/>
-        <w:rPr>
-          <w:sz w:val="22"/>
-          <w:szCs w:val="22"/>
-        </w:rPr>
-      </w:pPr>
-      <w:r>
-        <w:rPr>
-          <w:sz w:val="22"/>
-          <w:szCs w:val="22"/>
-        </w:rPr>
-        <w:t>Network Layer (Schicht 3), Transport Layer (Schicht 4) und Application Layer (Schicht 7) (Falsch)</w:t>
-      </w:r>
-    </w:p>
-    <w:p>
-      <w:pPr>
-        <w:pStyle w:val="Compact"/>
-        <w:numPr>
-          <w:ilvl w:val="0"/>
-          <w:numId w:val="1"/>
-        </w:numPr>
-        <w:bidi w:val="0"/>
-        <w:jc w:val="start"/>
-        <w:rPr>
-          <w:sz w:val="22"/>
-          <w:szCs w:val="22"/>
-        </w:rPr>
-      </w:pPr>
-      <w:r>
-        <w:rPr>
-          <w:sz w:val="22"/>
-          <w:szCs w:val="22"/>
-        </w:rPr>
-        <w:t>Physical Layer (Schicht 1), Data Link Layer (Schicht 2) und Network Layer (Schicht 3) (Falsch)</w:t>
-      </w:r>
-    </w:p>
-    <w:p>
-      <w:pPr>
-        <w:pStyle w:val="Compact"/>
-        <w:numPr>
-          <w:ilvl w:val="0"/>
-          <w:numId w:val="1"/>
-        </w:numPr>
-        <w:bidi w:val="0"/>
-        <w:jc w:val="start"/>
-        <w:rPr>
-          <w:sz w:val="22"/>
-          <w:szCs w:val="22"/>
-        </w:rPr>
-      </w:pPr>
-      <w:bookmarkStart w:id="14" w:name="formulierte-frage"/>
-      <w:r>
-        <w:rPr>
-          <w:sz w:val="22"/>
-          <w:szCs w:val="22"/>
-        </w:rPr>
-        <w:t>Schicht 2 (Identifikation), Schicht 3 (Netzwerk-übergreifend) und Schicht 4 (Teilnehmer) (Richtig)</w:t>
-      </w:r>
-      <w:bookmarkEnd w:id="14"/>
     </w:p>
     <w:p>
       <w:pPr>
@@ -2671,7 +2610,7 @@
                           <a:avLst/>
                         </a:prstGeom>
                         <a:solidFill>
-                          <a:srgbClr val="ffffff"/>
+                          <a:srgbClr val="FFFFFF"/>
                         </a:solidFill>
                         <a:ln w="0">
                           <a:solidFill>
@@ -3008,7 +2947,7 @@
                           <a:avLst/>
                         </a:prstGeom>
                         <a:solidFill>
-                          <a:srgbClr val="ffffff"/>
+                          <a:srgbClr val="FFFFFF"/>
                         </a:solidFill>
                         <a:ln w="0">
                           <a:solidFill>
@@ -3223,7 +3162,7 @@
                           <a:avLst/>
                         </a:prstGeom>
                         <a:solidFill>
-                          <a:srgbClr val="ffffff"/>
+                          <a:srgbClr val="FFFFFF"/>
                         </a:solidFill>
                         <a:ln w="0">
                           <a:solidFill>
@@ -3480,7 +3419,7 @@
                           <a:avLst/>
                         </a:prstGeom>
                         <a:solidFill>
-                          <a:srgbClr val="ffffff"/>
+                          <a:srgbClr val="FFFFFF"/>
                         </a:solidFill>
                         <a:ln w="0">
                           <a:solidFill>
@@ -3695,7 +3634,7 @@
                           <a:avLst/>
                         </a:prstGeom>
                         <a:solidFill>
-                          <a:srgbClr val="ffffff"/>
+                          <a:srgbClr val="FFFFFF"/>
                         </a:solidFill>
                         <a:ln w="0">
                           <a:solidFill>
@@ -3955,7 +3894,7 @@
                           <a:avLst/>
                         </a:prstGeom>
                         <a:solidFill>
-                          <a:srgbClr val="ffffff"/>
+                          <a:srgbClr val="FFFFFF"/>
                         </a:solidFill>
                         <a:ln w="0">
                           <a:solidFill>
@@ -4158,8 +4097,8 @@
           <w:szCs w:val="22"/>
         </w:rPr>
       </w:pPr>
-      <w:bookmarkStart w:id="15" w:name="quelltext"/>
-      <w:bookmarkStart w:id="16" w:name="multiple-choice-question"/>
+      <w:bookmarkStart w:id="13" w:name="multiple-choice-question"/>
+      <w:bookmarkStart w:id="14" w:name="quelltext"/>
       <w:r>
         <w:rPr>
           <w:i/>
@@ -4169,8 +4108,8 @@
         </w:rPr>
         <w:t>Stark abhängig von der jeweiligen Anwendung! Daher wenig Systematisierung möglich.</w:t>
       </w:r>
-      <w:bookmarkEnd w:id="15"/>
-      <w:bookmarkEnd w:id="16"/>
+      <w:bookmarkEnd w:id="13"/>
+      <w:bookmarkEnd w:id="14"/>
     </w:p>
     <w:p>
       <w:pPr>
@@ -5507,7 +5446,7 @@
           <w:szCs w:val="22"/>
         </w:rPr>
       </w:pPr>
-      <w:bookmarkStart w:id="17" w:name="lernziel_Copy_1"/>
+      <w:bookmarkStart w:id="15" w:name="lernziel_Copy_1"/>
       <w:r>
         <w:rPr>
           <w:sz w:val="22"/>
@@ -5515,185 +5454,185 @@
         </w:rPr>
         <w:t>Die Studierenden können die Beziehungen zwischen den Schichten des ISO-OSI-Modells erklären und die Kernaufgaben jeder Schicht in eigenen Worten beschreiben</w:t>
       </w:r>
+      <w:bookmarkEnd w:id="15"/>
+    </w:p>
+    <w:p>
+      <w:pPr>
+        <w:pStyle w:val="Heading3"/>
+        <w:bidi w:val="0"/>
+        <w:jc w:val="start"/>
+        <w:rPr/>
+      </w:pPr>
+      <w:r>
+        <w:rPr/>
+        <w:t>Formulierte Frage</w:t>
+      </w:r>
+    </w:p>
+    <w:p>
+      <w:pPr>
+        <w:pStyle w:val="FirstParagraph"/>
+        <w:bidi w:val="0"/>
+        <w:jc w:val="start"/>
+        <w:rPr>
+          <w:sz w:val="22"/>
+          <w:szCs w:val="22"/>
+        </w:rPr>
+      </w:pPr>
+      <w:r>
+        <w:rPr>
+          <w:sz w:val="22"/>
+          <w:szCs w:val="22"/>
+        </w:rPr>
+        <w:t>Frage: Erklären Sie in eigenen Worten die Beziehungen zwischen den Schichten des ISO-OSI-Modells und beschreiben Sie die Kernaufgaben jeder Schicht.</w:t>
+      </w:r>
+    </w:p>
+    <w:p>
+      <w:pPr>
+        <w:pStyle w:val="BodyText"/>
+        <w:bidi w:val="0"/>
+        <w:jc w:val="start"/>
+        <w:rPr>
+          <w:sz w:val="22"/>
+          <w:szCs w:val="22"/>
+        </w:rPr>
+      </w:pPr>
+      <w:r>
+        <w:rPr>
+          <w:sz w:val="22"/>
+          <w:szCs w:val="22"/>
+        </w:rPr>
+        <w:t>Antwort: Das ISO-OSI-Modell ist ein hierarchisches Schichtenmodell für Netzwerkkommunikation, bei dem jede Schicht auf der darunterliegenden aufbaut und Dienste für die obere bereitstellt. Schichten kommunizieren vertikal (mit angrenzenden Schichten) und horizontal (peer-to-peer mit entsprechenden Schichten am Empfänger). Daten werden von oben nach unten gekapselt und umgekehrt entkapselt.</w:t>
+      </w:r>
+    </w:p>
+    <w:p>
+      <w:pPr>
+        <w:pStyle w:val="BodyText"/>
+        <w:bidi w:val="0"/>
+        <w:jc w:val="start"/>
+        <w:rPr>
+          <w:sz w:val="22"/>
+          <w:szCs w:val="22"/>
+        </w:rPr>
+      </w:pPr>
+      <w:r>
+        <w:rPr>
+          <w:sz w:val="22"/>
+          <w:szCs w:val="22"/>
+        </w:rPr>
+        <w:t>Schicht 1 (Physical): Codierung, Transport und Decodierung physikalischer Signale (z.B. NRZ, Kabel).</w:t>
+      </w:r>
+    </w:p>
+    <w:p>
+      <w:pPr>
+        <w:pStyle w:val="BodyText"/>
+        <w:bidi w:val="0"/>
+        <w:jc w:val="start"/>
+        <w:rPr>
+          <w:sz w:val="22"/>
+          <w:szCs w:val="22"/>
+        </w:rPr>
+      </w:pPr>
+      <w:r>
+        <w:rPr>
+          <w:sz w:val="22"/>
+          <w:szCs w:val="22"/>
+        </w:rPr>
+        <w:t>Schicht 2 (Data Link): Fehlerkontrolle, Flusskontrolle, Segmentierung, Identifikation, Medienzugriff für fehlerfreie Übertragung.</w:t>
+      </w:r>
+    </w:p>
+    <w:p>
+      <w:pPr>
+        <w:pStyle w:val="BodyText"/>
+        <w:bidi w:val="0"/>
+        <w:jc w:val="start"/>
+        <w:rPr>
+          <w:sz w:val="22"/>
+          <w:szCs w:val="22"/>
+        </w:rPr>
+      </w:pPr>
+      <w:r>
+        <w:rPr>
+          <w:sz w:val="22"/>
+          <w:szCs w:val="22"/>
+        </w:rPr>
+        <w:t>Schicht 3 (Network): Adressierung, Routing, Flusssteuerung für netzwerkübergreifende Verbindungen.</w:t>
+      </w:r>
+    </w:p>
+    <w:p>
+      <w:pPr>
+        <w:pStyle w:val="BodyText"/>
+        <w:bidi w:val="0"/>
+        <w:jc w:val="start"/>
+        <w:rPr>
+          <w:sz w:val="22"/>
+          <w:szCs w:val="22"/>
+        </w:rPr>
+      </w:pPr>
+      <w:r>
+        <w:rPr>
+          <w:sz w:val="22"/>
+          <w:szCs w:val="22"/>
+        </w:rPr>
+        <w:t>Schicht 4 (Transport): Adressierung, Flusssteuerung, QoS für end-to-end-Übertragung.</w:t>
+      </w:r>
+    </w:p>
+    <w:p>
+      <w:pPr>
+        <w:pStyle w:val="BodyText"/>
+        <w:bidi w:val="0"/>
+        <w:jc w:val="start"/>
+        <w:rPr>
+          <w:sz w:val="22"/>
+          <w:szCs w:val="22"/>
+        </w:rPr>
+      </w:pPr>
+      <w:r>
+        <w:rPr>
+          <w:sz w:val="22"/>
+          <w:szCs w:val="22"/>
+        </w:rPr>
+        <w:t>Schicht 5 (Session): Sitzungsaufbau/-verwaltung, Synchronisation, Bündelung.</w:t>
+      </w:r>
+    </w:p>
+    <w:p>
+      <w:pPr>
+        <w:pStyle w:val="BodyText"/>
+        <w:bidi w:val="0"/>
+        <w:jc w:val="start"/>
+        <w:rPr>
+          <w:sz w:val="22"/>
+          <w:szCs w:val="22"/>
+        </w:rPr>
+      </w:pPr>
+      <w:r>
+        <w:rPr>
+          <w:sz w:val="22"/>
+          <w:szCs w:val="22"/>
+        </w:rPr>
+        <w:t>Schicht 6 (Presentation): Endian-Konvertierung, Zeichendarstellung, Kompression, Verschlüsselung.</w:t>
+      </w:r>
+    </w:p>
+    <w:p>
+      <w:pPr>
+        <w:pStyle w:val="BodyText"/>
+        <w:bidi w:val="0"/>
+        <w:jc w:val="start"/>
+        <w:rPr>
+          <w:sz w:val="22"/>
+          <w:szCs w:val="22"/>
+        </w:rPr>
+      </w:pPr>
+      <w:bookmarkStart w:id="16" w:name="open-ended-question"/>
+      <w:bookmarkStart w:id="17" w:name="formulierte-frage_Copy_1"/>
+      <w:r>
+        <w:rPr>
+          <w:sz w:val="22"/>
+          <w:szCs w:val="22"/>
+        </w:rPr>
+        <w:t>Schicht 7 (Application): Festlegung von Konzepten, Protokollelementen und Verhalten für spezifische Anwendungen. (Richtig)</w:t>
+      </w:r>
+      <w:bookmarkEnd w:id="16"/>
       <w:bookmarkEnd w:id="17"/>
-    </w:p>
-    <w:p>
-      <w:pPr>
-        <w:pStyle w:val="Heading3"/>
-        <w:bidi w:val="0"/>
-        <w:jc w:val="start"/>
-        <w:rPr/>
-      </w:pPr>
-      <w:r>
-        <w:rPr/>
-        <w:t>Formulierte Frage</w:t>
-      </w:r>
-    </w:p>
-    <w:p>
-      <w:pPr>
-        <w:pStyle w:val="FirstParagraph"/>
-        <w:bidi w:val="0"/>
-        <w:jc w:val="start"/>
-        <w:rPr>
-          <w:sz w:val="22"/>
-          <w:szCs w:val="22"/>
-        </w:rPr>
-      </w:pPr>
-      <w:r>
-        <w:rPr>
-          <w:sz w:val="22"/>
-          <w:szCs w:val="22"/>
-        </w:rPr>
-        <w:t>Frage: Erklären Sie in eigenen Worten die Beziehungen zwischen den Schichten des ISO-OSI-Modells und beschreiben Sie die Kernaufgaben jeder Schicht.</w:t>
-      </w:r>
-    </w:p>
-    <w:p>
-      <w:pPr>
-        <w:pStyle w:val="BodyText"/>
-        <w:bidi w:val="0"/>
-        <w:jc w:val="start"/>
-        <w:rPr>
-          <w:sz w:val="22"/>
-          <w:szCs w:val="22"/>
-        </w:rPr>
-      </w:pPr>
-      <w:r>
-        <w:rPr>
-          <w:sz w:val="22"/>
-          <w:szCs w:val="22"/>
-        </w:rPr>
-        <w:t>Antwort: Das ISO-OSI-Modell ist ein hierarchisches Schichtenmodell für Netzwerkkommunikation, bei dem jede Schicht auf der darunterliegenden aufbaut und Dienste für die obere bereitstellt. Schichten kommunizieren vertikal (mit angrenzenden Schichten) und horizontal (peer-to-peer mit entsprechenden Schichten am Empfänger). Daten werden von oben nach unten gekapselt und umgekehrt entkapselt.</w:t>
-      </w:r>
-    </w:p>
-    <w:p>
-      <w:pPr>
-        <w:pStyle w:val="BodyText"/>
-        <w:bidi w:val="0"/>
-        <w:jc w:val="start"/>
-        <w:rPr>
-          <w:sz w:val="22"/>
-          <w:szCs w:val="22"/>
-        </w:rPr>
-      </w:pPr>
-      <w:r>
-        <w:rPr>
-          <w:sz w:val="22"/>
-          <w:szCs w:val="22"/>
-        </w:rPr>
-        <w:t>Schicht 1 (Physical): Codierung, Transport und Decodierung physikalischer Signale (z.B. NRZ, Kabel).</w:t>
-      </w:r>
-    </w:p>
-    <w:p>
-      <w:pPr>
-        <w:pStyle w:val="BodyText"/>
-        <w:bidi w:val="0"/>
-        <w:jc w:val="start"/>
-        <w:rPr>
-          <w:sz w:val="22"/>
-          <w:szCs w:val="22"/>
-        </w:rPr>
-      </w:pPr>
-      <w:r>
-        <w:rPr>
-          <w:sz w:val="22"/>
-          <w:szCs w:val="22"/>
-        </w:rPr>
-        <w:t>Schicht 2 (Data Link): Fehlerkontrolle, Flusskontrolle, Segmentierung, Identifikation, Medienzugriff für fehlerfreie Übertragung.</w:t>
-      </w:r>
-    </w:p>
-    <w:p>
-      <w:pPr>
-        <w:pStyle w:val="BodyText"/>
-        <w:bidi w:val="0"/>
-        <w:jc w:val="start"/>
-        <w:rPr>
-          <w:sz w:val="22"/>
-          <w:szCs w:val="22"/>
-        </w:rPr>
-      </w:pPr>
-      <w:r>
-        <w:rPr>
-          <w:sz w:val="22"/>
-          <w:szCs w:val="22"/>
-        </w:rPr>
-        <w:t>Schicht 3 (Network): Adressierung, Routing, Flusssteuerung für netzwerkübergreifende Verbindungen.</w:t>
-      </w:r>
-    </w:p>
-    <w:p>
-      <w:pPr>
-        <w:pStyle w:val="BodyText"/>
-        <w:bidi w:val="0"/>
-        <w:jc w:val="start"/>
-        <w:rPr>
-          <w:sz w:val="22"/>
-          <w:szCs w:val="22"/>
-        </w:rPr>
-      </w:pPr>
-      <w:r>
-        <w:rPr>
-          <w:sz w:val="22"/>
-          <w:szCs w:val="22"/>
-        </w:rPr>
-        <w:t>Schicht 4 (Transport): Adressierung, Flusssteuerung, QoS für end-to-end-Übertragung.</w:t>
-      </w:r>
-    </w:p>
-    <w:p>
-      <w:pPr>
-        <w:pStyle w:val="BodyText"/>
-        <w:bidi w:val="0"/>
-        <w:jc w:val="start"/>
-        <w:rPr>
-          <w:sz w:val="22"/>
-          <w:szCs w:val="22"/>
-        </w:rPr>
-      </w:pPr>
-      <w:r>
-        <w:rPr>
-          <w:sz w:val="22"/>
-          <w:szCs w:val="22"/>
-        </w:rPr>
-        <w:t>Schicht 5 (Session): Sitzungsaufbau/-verwaltung, Synchronisation, Bündelung.</w:t>
-      </w:r>
-    </w:p>
-    <w:p>
-      <w:pPr>
-        <w:pStyle w:val="BodyText"/>
-        <w:bidi w:val="0"/>
-        <w:jc w:val="start"/>
-        <w:rPr>
-          <w:sz w:val="22"/>
-          <w:szCs w:val="22"/>
-        </w:rPr>
-      </w:pPr>
-      <w:r>
-        <w:rPr>
-          <w:sz w:val="22"/>
-          <w:szCs w:val="22"/>
-        </w:rPr>
-        <w:t>Schicht 6 (Presentation): Endian-Konvertierung, Zeichendarstellung, Kompression, Verschlüsselung.</w:t>
-      </w:r>
-    </w:p>
-    <w:p>
-      <w:pPr>
-        <w:pStyle w:val="BodyText"/>
-        <w:bidi w:val="0"/>
-        <w:jc w:val="start"/>
-        <w:rPr>
-          <w:sz w:val="22"/>
-          <w:szCs w:val="22"/>
-        </w:rPr>
-      </w:pPr>
-      <w:bookmarkStart w:id="18" w:name="formulierte-frage_Copy_1"/>
-      <w:bookmarkStart w:id="19" w:name="open-ended-question"/>
-      <w:r>
-        <w:rPr>
-          <w:sz w:val="22"/>
-          <w:szCs w:val="22"/>
-        </w:rPr>
-        <w:t>Schicht 7 (Application): Festlegung von Konzepten, Protokollelementen und Verhalten für spezifische Anwendungen. (Richtig)</w:t>
-      </w:r>
-      <w:bookmarkEnd w:id="18"/>
-      <w:bookmarkEnd w:id="19"/>
     </w:p>
     <w:p>
       <w:pPr>
@@ -6934,8 +6873,9 @@
   </w:abstractNum>
   <w:abstractNum w:abstractNumId="3">
     <w:lvl w:ilvl="0">
-      <w:numFmt w:val="bullet"/>
-      <w:lvlText w:val=""/>
+      <w:start w:val="1"/>
+      <w:numFmt w:val="decimal"/>
+      <w:lvlText w:val="%1."/>
       <w:lvlJc w:val="start"/>
       <w:pPr>
         <w:tabs>
@@ -6943,14 +6883,12 @@
         </w:tabs>
         <w:ind w:start="720" w:hanging="360"/>
       </w:pPr>
-      <w:rPr>
-        <w:rFonts w:ascii="Symbol" w:hAnsi="Symbol" w:cs="Symbol" w:hint="default"/>
-      </w:rPr>
+      <w:rPr/>
     </w:lvl>
     <w:lvl w:ilvl="1">
-      <w:start w:val="0"/>
-      <w:numFmt w:val="bullet"/>
-      <w:lvlText w:val="o"/>
+      <w:start w:val="1"/>
+      <w:numFmt w:val="decimal"/>
+      <w:lvlText w:val="%2."/>
       <w:lvlJc w:val="start"/>
       <w:pPr>
         <w:tabs>
@@ -6958,14 +6896,12 @@
         </w:tabs>
         <w:ind w:start="1440" w:hanging="360"/>
       </w:pPr>
-      <w:rPr>
-        <w:rFonts w:ascii="Courier New" w:hAnsi="Courier New" w:cs="Courier New" w:hint="default"/>
-      </w:rPr>
+      <w:rPr/>
     </w:lvl>
     <w:lvl w:ilvl="2">
-      <w:start w:val="0"/>
-      <w:numFmt w:val="bullet"/>
-      <w:lvlText w:val=""/>
+      <w:start w:val="1"/>
+      <w:numFmt w:val="decimal"/>
+      <w:lvlText w:val="%3."/>
       <w:lvlJc w:val="start"/>
       <w:pPr>
         <w:tabs>
@@ -6973,14 +6909,12 @@
         </w:tabs>
         <w:ind w:start="2160" w:hanging="360"/>
       </w:pPr>
-      <w:rPr>
-        <w:rFonts w:ascii="Wingdings" w:hAnsi="Wingdings" w:cs="Wingdings" w:hint="default"/>
-      </w:rPr>
+      <w:rPr/>
     </w:lvl>
     <w:lvl w:ilvl="3">
-      <w:start w:val="0"/>
-      <w:numFmt w:val="bullet"/>
-      <w:lvlText w:val=""/>
+      <w:start w:val="1"/>
+      <w:numFmt w:val="decimal"/>
+      <w:lvlText w:val="%4."/>
       <w:lvlJc w:val="start"/>
       <w:pPr>
         <w:tabs>
@@ -6988,14 +6922,12 @@
         </w:tabs>
         <w:ind w:start="2880" w:hanging="360"/>
       </w:pPr>
-      <w:rPr>
-        <w:rFonts w:ascii="Symbol" w:hAnsi="Symbol" w:cs="Symbol" w:hint="default"/>
-      </w:rPr>
+      <w:rPr/>
     </w:lvl>
     <w:lvl w:ilvl="4">
-      <w:start w:val="0"/>
-      <w:numFmt w:val="bullet"/>
-      <w:lvlText w:val="o"/>
+      <w:start w:val="1"/>
+      <w:numFmt w:val="decimal"/>
+      <w:lvlText w:val="%5."/>
       <w:lvlJc w:val="start"/>
       <w:pPr>
         <w:tabs>
@@ -7003,14 +6935,12 @@
         </w:tabs>
         <w:ind w:start="3600" w:hanging="360"/>
       </w:pPr>
-      <w:rPr>
-        <w:rFonts w:ascii="Courier New" w:hAnsi="Courier New" w:cs="Courier New" w:hint="default"/>
-      </w:rPr>
+      <w:rPr/>
     </w:lvl>
     <w:lvl w:ilvl="5">
-      <w:start w:val="0"/>
-      <w:numFmt w:val="bullet"/>
-      <w:lvlText w:val=""/>
+      <w:start w:val="1"/>
+      <w:numFmt w:val="decimal"/>
+      <w:lvlText w:val="%6."/>
       <w:lvlJc w:val="start"/>
       <w:pPr>
         <w:tabs>
@@ -7018,14 +6948,12 @@
         </w:tabs>
         <w:ind w:start="4320" w:hanging="360"/>
       </w:pPr>
-      <w:rPr>
-        <w:rFonts w:ascii="Wingdings" w:hAnsi="Wingdings" w:cs="Wingdings" w:hint="default"/>
-      </w:rPr>
+      <w:rPr/>
     </w:lvl>
     <w:lvl w:ilvl="6">
-      <w:start w:val="0"/>
-      <w:numFmt w:val="bullet"/>
-      <w:lvlText w:val=""/>
+      <w:start w:val="1"/>
+      <w:numFmt w:val="decimal"/>
+      <w:lvlText w:val="%7."/>
       <w:lvlJc w:val="start"/>
       <w:pPr>
         <w:tabs>
@@ -7033,14 +6961,12 @@
         </w:tabs>
         <w:ind w:start="5040" w:hanging="360"/>
       </w:pPr>
-      <w:rPr>
-        <w:rFonts w:ascii="Symbol" w:hAnsi="Symbol" w:cs="Symbol" w:hint="default"/>
-      </w:rPr>
+      <w:rPr/>
     </w:lvl>
     <w:lvl w:ilvl="7">
-      <w:start w:val="0"/>
-      <w:numFmt w:val="bullet"/>
-      <w:lvlText w:val="o"/>
+      <w:start w:val="1"/>
+      <w:numFmt w:val="decimal"/>
+      <w:lvlText w:val="%8."/>
       <w:lvlJc w:val="start"/>
       <w:pPr>
         <w:tabs>
@@ -7048,14 +6974,12 @@
         </w:tabs>
         <w:ind w:start="5760" w:hanging="360"/>
       </w:pPr>
-      <w:rPr>
-        <w:rFonts w:ascii="Courier New" w:hAnsi="Courier New" w:cs="Courier New" w:hint="default"/>
-      </w:rPr>
+      <w:rPr/>
     </w:lvl>
     <w:lvl w:ilvl="8">
-      <w:start w:val="0"/>
-      <w:numFmt w:val="bullet"/>
-      <w:lvlText w:val=""/>
+      <w:start w:val="1"/>
+      <w:numFmt w:val="decimal"/>
+      <w:lvlText w:val="%9."/>
       <w:lvlJc w:val="start"/>
       <w:pPr>
         <w:tabs>
@@ -7063,9 +6987,7 @@
         </w:tabs>
         <w:ind w:start="6480" w:hanging="360"/>
       </w:pPr>
-      <w:rPr>
-        <w:rFonts w:ascii="Wingdings" w:hAnsi="Wingdings" w:cs="Wingdings" w:hint="default"/>
-      </w:rPr>
+      <w:rPr/>
     </w:lvl>
   </w:abstractNum>
   <w:abstractNum w:abstractNumId="4">
@@ -7308,6 +7230,7 @@
   </w:abstractNum>
   <w:abstractNum w:abstractNumId="6">
     <w:lvl w:ilvl="0">
+      <w:start w:val="1"/>
       <w:numFmt w:val="bullet"/>
       <w:lvlText w:val=""/>
       <w:lvlJc w:val="start"/>
@@ -7445,8 +7368,8 @@
   <w:abstractNum w:abstractNumId="7">
     <w:lvl w:ilvl="0">
       <w:start w:val="1"/>
-      <w:numFmt w:val="decimal"/>
-      <w:lvlText w:val="%1."/>
+      <w:numFmt w:val="bullet"/>
+      <w:lvlText w:val=""/>
       <w:lvlJc w:val="start"/>
       <w:pPr>
         <w:tabs>
@@ -7454,114 +7377,653 @@
         </w:tabs>
         <w:ind w:start="720" w:hanging="360"/>
       </w:pPr>
-      <w:rPr/>
+      <w:rPr>
+        <w:rFonts w:ascii="Symbol" w:hAnsi="Symbol" w:cs="Symbol" w:hint="default"/>
+      </w:rPr>
+    </w:lvl>
+    <w:lvl w:ilvl="1">
+      <w:start w:val="0"/>
+      <w:numFmt w:val="bullet"/>
+      <w:lvlText w:val="o"/>
+      <w:lvlJc w:val="start"/>
+      <w:pPr>
+        <w:tabs>
+          <w:tab w:val="num" w:pos="0"/>
+        </w:tabs>
+        <w:ind w:start="1440" w:hanging="360"/>
+      </w:pPr>
+      <w:rPr>
+        <w:rFonts w:ascii="Courier New" w:hAnsi="Courier New" w:cs="Courier New" w:hint="default"/>
+      </w:rPr>
+    </w:lvl>
+    <w:lvl w:ilvl="2">
+      <w:start w:val="0"/>
+      <w:numFmt w:val="bullet"/>
+      <w:lvlText w:val=""/>
+      <w:lvlJc w:val="start"/>
+      <w:pPr>
+        <w:tabs>
+          <w:tab w:val="num" w:pos="0"/>
+        </w:tabs>
+        <w:ind w:start="2160" w:hanging="360"/>
+      </w:pPr>
+      <w:rPr>
+        <w:rFonts w:ascii="Wingdings" w:hAnsi="Wingdings" w:cs="Wingdings" w:hint="default"/>
+      </w:rPr>
+    </w:lvl>
+    <w:lvl w:ilvl="3">
+      <w:start w:val="0"/>
+      <w:numFmt w:val="bullet"/>
+      <w:lvlText w:val=""/>
+      <w:lvlJc w:val="start"/>
+      <w:pPr>
+        <w:tabs>
+          <w:tab w:val="num" w:pos="0"/>
+        </w:tabs>
+        <w:ind w:start="2880" w:hanging="360"/>
+      </w:pPr>
+      <w:rPr>
+        <w:rFonts w:ascii="Symbol" w:hAnsi="Symbol" w:cs="Symbol" w:hint="default"/>
+      </w:rPr>
+    </w:lvl>
+    <w:lvl w:ilvl="4">
+      <w:start w:val="0"/>
+      <w:numFmt w:val="bullet"/>
+      <w:lvlText w:val="o"/>
+      <w:lvlJc w:val="start"/>
+      <w:pPr>
+        <w:tabs>
+          <w:tab w:val="num" w:pos="0"/>
+        </w:tabs>
+        <w:ind w:start="3600" w:hanging="360"/>
+      </w:pPr>
+      <w:rPr>
+        <w:rFonts w:ascii="Courier New" w:hAnsi="Courier New" w:cs="Courier New" w:hint="default"/>
+      </w:rPr>
+    </w:lvl>
+    <w:lvl w:ilvl="5">
+      <w:start w:val="0"/>
+      <w:numFmt w:val="bullet"/>
+      <w:lvlText w:val=""/>
+      <w:lvlJc w:val="start"/>
+      <w:pPr>
+        <w:tabs>
+          <w:tab w:val="num" w:pos="0"/>
+        </w:tabs>
+        <w:ind w:start="4320" w:hanging="360"/>
+      </w:pPr>
+      <w:rPr>
+        <w:rFonts w:ascii="Wingdings" w:hAnsi="Wingdings" w:cs="Wingdings" w:hint="default"/>
+      </w:rPr>
+    </w:lvl>
+    <w:lvl w:ilvl="6">
+      <w:start w:val="0"/>
+      <w:numFmt w:val="bullet"/>
+      <w:lvlText w:val=""/>
+      <w:lvlJc w:val="start"/>
+      <w:pPr>
+        <w:tabs>
+          <w:tab w:val="num" w:pos="0"/>
+        </w:tabs>
+        <w:ind w:start="5040" w:hanging="360"/>
+      </w:pPr>
+      <w:rPr>
+        <w:rFonts w:ascii="Symbol" w:hAnsi="Symbol" w:cs="Symbol" w:hint="default"/>
+      </w:rPr>
+    </w:lvl>
+    <w:lvl w:ilvl="7">
+      <w:start w:val="0"/>
+      <w:numFmt w:val="bullet"/>
+      <w:lvlText w:val="o"/>
+      <w:lvlJc w:val="start"/>
+      <w:pPr>
+        <w:tabs>
+          <w:tab w:val="num" w:pos="0"/>
+        </w:tabs>
+        <w:ind w:start="5760" w:hanging="360"/>
+      </w:pPr>
+      <w:rPr>
+        <w:rFonts w:ascii="Courier New" w:hAnsi="Courier New" w:cs="Courier New" w:hint="default"/>
+      </w:rPr>
+    </w:lvl>
+    <w:lvl w:ilvl="8">
+      <w:start w:val="0"/>
+      <w:numFmt w:val="bullet"/>
+      <w:lvlText w:val=""/>
+      <w:lvlJc w:val="start"/>
+      <w:pPr>
+        <w:tabs>
+          <w:tab w:val="num" w:pos="0"/>
+        </w:tabs>
+        <w:ind w:start="6480" w:hanging="360"/>
+      </w:pPr>
+      <w:rPr>
+        <w:rFonts w:ascii="Wingdings" w:hAnsi="Wingdings" w:cs="Wingdings" w:hint="default"/>
+      </w:rPr>
+    </w:lvl>
+  </w:abstractNum>
+  <w:abstractNum w:abstractNumId="8">
+    <w:lvl w:ilvl="0">
+      <w:start w:val="1"/>
+      <w:numFmt w:val="bullet"/>
+      <w:lvlText w:val=""/>
+      <w:lvlJc w:val="start"/>
+      <w:pPr>
+        <w:tabs>
+          <w:tab w:val="num" w:pos="0"/>
+        </w:tabs>
+        <w:ind w:start="720" w:hanging="360"/>
+      </w:pPr>
+      <w:rPr>
+        <w:rFonts w:ascii="Symbol" w:hAnsi="Symbol" w:cs="Symbol" w:hint="default"/>
+      </w:rPr>
+    </w:lvl>
+    <w:lvl w:ilvl="1">
+      <w:start w:val="0"/>
+      <w:numFmt w:val="bullet"/>
+      <w:lvlText w:val="o"/>
+      <w:lvlJc w:val="start"/>
+      <w:pPr>
+        <w:tabs>
+          <w:tab w:val="num" w:pos="0"/>
+        </w:tabs>
+        <w:ind w:start="1440" w:hanging="360"/>
+      </w:pPr>
+      <w:rPr>
+        <w:rFonts w:ascii="Courier New" w:hAnsi="Courier New" w:cs="Courier New" w:hint="default"/>
+      </w:rPr>
+    </w:lvl>
+    <w:lvl w:ilvl="2">
+      <w:start w:val="0"/>
+      <w:numFmt w:val="bullet"/>
+      <w:lvlText w:val=""/>
+      <w:lvlJc w:val="start"/>
+      <w:pPr>
+        <w:tabs>
+          <w:tab w:val="num" w:pos="0"/>
+        </w:tabs>
+        <w:ind w:start="2160" w:hanging="360"/>
+      </w:pPr>
+      <w:rPr>
+        <w:rFonts w:ascii="Wingdings" w:hAnsi="Wingdings" w:cs="Wingdings" w:hint="default"/>
+      </w:rPr>
+    </w:lvl>
+    <w:lvl w:ilvl="3">
+      <w:start w:val="0"/>
+      <w:numFmt w:val="bullet"/>
+      <w:lvlText w:val=""/>
+      <w:lvlJc w:val="start"/>
+      <w:pPr>
+        <w:tabs>
+          <w:tab w:val="num" w:pos="0"/>
+        </w:tabs>
+        <w:ind w:start="2880" w:hanging="360"/>
+      </w:pPr>
+      <w:rPr>
+        <w:rFonts w:ascii="Symbol" w:hAnsi="Symbol" w:cs="Symbol" w:hint="default"/>
+      </w:rPr>
+    </w:lvl>
+    <w:lvl w:ilvl="4">
+      <w:start w:val="0"/>
+      <w:numFmt w:val="bullet"/>
+      <w:lvlText w:val="o"/>
+      <w:lvlJc w:val="start"/>
+      <w:pPr>
+        <w:tabs>
+          <w:tab w:val="num" w:pos="0"/>
+        </w:tabs>
+        <w:ind w:start="3600" w:hanging="360"/>
+      </w:pPr>
+      <w:rPr>
+        <w:rFonts w:ascii="Courier New" w:hAnsi="Courier New" w:cs="Courier New" w:hint="default"/>
+      </w:rPr>
+    </w:lvl>
+    <w:lvl w:ilvl="5">
+      <w:start w:val="0"/>
+      <w:numFmt w:val="bullet"/>
+      <w:lvlText w:val=""/>
+      <w:lvlJc w:val="start"/>
+      <w:pPr>
+        <w:tabs>
+          <w:tab w:val="num" w:pos="0"/>
+        </w:tabs>
+        <w:ind w:start="4320" w:hanging="360"/>
+      </w:pPr>
+      <w:rPr>
+        <w:rFonts w:ascii="Wingdings" w:hAnsi="Wingdings" w:cs="Wingdings" w:hint="default"/>
+      </w:rPr>
+    </w:lvl>
+    <w:lvl w:ilvl="6">
+      <w:start w:val="0"/>
+      <w:numFmt w:val="bullet"/>
+      <w:lvlText w:val=""/>
+      <w:lvlJc w:val="start"/>
+      <w:pPr>
+        <w:tabs>
+          <w:tab w:val="num" w:pos="0"/>
+        </w:tabs>
+        <w:ind w:start="5040" w:hanging="360"/>
+      </w:pPr>
+      <w:rPr>
+        <w:rFonts w:ascii="Symbol" w:hAnsi="Symbol" w:cs="Symbol" w:hint="default"/>
+      </w:rPr>
+    </w:lvl>
+    <w:lvl w:ilvl="7">
+      <w:start w:val="0"/>
+      <w:numFmt w:val="bullet"/>
+      <w:lvlText w:val="o"/>
+      <w:lvlJc w:val="start"/>
+      <w:pPr>
+        <w:tabs>
+          <w:tab w:val="num" w:pos="0"/>
+        </w:tabs>
+        <w:ind w:start="5760" w:hanging="360"/>
+      </w:pPr>
+      <w:rPr>
+        <w:rFonts w:ascii="Courier New" w:hAnsi="Courier New" w:cs="Courier New" w:hint="default"/>
+      </w:rPr>
+    </w:lvl>
+    <w:lvl w:ilvl="8">
+      <w:start w:val="0"/>
+      <w:numFmt w:val="bullet"/>
+      <w:lvlText w:val=""/>
+      <w:lvlJc w:val="start"/>
+      <w:pPr>
+        <w:tabs>
+          <w:tab w:val="num" w:pos="0"/>
+        </w:tabs>
+        <w:ind w:start="6480" w:hanging="360"/>
+      </w:pPr>
+      <w:rPr>
+        <w:rFonts w:ascii="Wingdings" w:hAnsi="Wingdings" w:cs="Wingdings" w:hint="default"/>
+      </w:rPr>
+    </w:lvl>
+  </w:abstractNum>
+  <w:abstractNum w:abstractNumId="9">
+    <w:lvl w:ilvl="0">
+      <w:start w:val="1"/>
+      <w:numFmt w:val="bullet"/>
+      <w:lvlText w:val=""/>
+      <w:lvlJc w:val="start"/>
+      <w:pPr>
+        <w:tabs>
+          <w:tab w:val="num" w:pos="0"/>
+        </w:tabs>
+        <w:ind w:start="720" w:hanging="360"/>
+      </w:pPr>
+      <w:rPr>
+        <w:rFonts w:ascii="Symbol" w:hAnsi="Symbol" w:cs="Symbol" w:hint="default"/>
+      </w:rPr>
+    </w:lvl>
+    <w:lvl w:ilvl="1">
+      <w:start w:val="0"/>
+      <w:numFmt w:val="bullet"/>
+      <w:lvlText w:val="o"/>
+      <w:lvlJc w:val="start"/>
+      <w:pPr>
+        <w:tabs>
+          <w:tab w:val="num" w:pos="0"/>
+        </w:tabs>
+        <w:ind w:start="1440" w:hanging="360"/>
+      </w:pPr>
+      <w:rPr>
+        <w:rFonts w:ascii="Courier New" w:hAnsi="Courier New" w:cs="Courier New" w:hint="default"/>
+      </w:rPr>
+    </w:lvl>
+    <w:lvl w:ilvl="2">
+      <w:start w:val="0"/>
+      <w:numFmt w:val="bullet"/>
+      <w:lvlText w:val=""/>
+      <w:lvlJc w:val="start"/>
+      <w:pPr>
+        <w:tabs>
+          <w:tab w:val="num" w:pos="0"/>
+        </w:tabs>
+        <w:ind w:start="2160" w:hanging="360"/>
+      </w:pPr>
+      <w:rPr>
+        <w:rFonts w:ascii="Wingdings" w:hAnsi="Wingdings" w:cs="Wingdings" w:hint="default"/>
+      </w:rPr>
+    </w:lvl>
+    <w:lvl w:ilvl="3">
+      <w:start w:val="0"/>
+      <w:numFmt w:val="bullet"/>
+      <w:lvlText w:val=""/>
+      <w:lvlJc w:val="start"/>
+      <w:pPr>
+        <w:tabs>
+          <w:tab w:val="num" w:pos="0"/>
+        </w:tabs>
+        <w:ind w:start="2880" w:hanging="360"/>
+      </w:pPr>
+      <w:rPr>
+        <w:rFonts w:ascii="Symbol" w:hAnsi="Symbol" w:cs="Symbol" w:hint="default"/>
+      </w:rPr>
+    </w:lvl>
+    <w:lvl w:ilvl="4">
+      <w:start w:val="0"/>
+      <w:numFmt w:val="bullet"/>
+      <w:lvlText w:val="o"/>
+      <w:lvlJc w:val="start"/>
+      <w:pPr>
+        <w:tabs>
+          <w:tab w:val="num" w:pos="0"/>
+        </w:tabs>
+        <w:ind w:start="3600" w:hanging="360"/>
+      </w:pPr>
+      <w:rPr>
+        <w:rFonts w:ascii="Courier New" w:hAnsi="Courier New" w:cs="Courier New" w:hint="default"/>
+      </w:rPr>
+    </w:lvl>
+    <w:lvl w:ilvl="5">
+      <w:start w:val="0"/>
+      <w:numFmt w:val="bullet"/>
+      <w:lvlText w:val=""/>
+      <w:lvlJc w:val="start"/>
+      <w:pPr>
+        <w:tabs>
+          <w:tab w:val="num" w:pos="0"/>
+        </w:tabs>
+        <w:ind w:start="4320" w:hanging="360"/>
+      </w:pPr>
+      <w:rPr>
+        <w:rFonts w:ascii="Wingdings" w:hAnsi="Wingdings" w:cs="Wingdings" w:hint="default"/>
+      </w:rPr>
+    </w:lvl>
+    <w:lvl w:ilvl="6">
+      <w:start w:val="0"/>
+      <w:numFmt w:val="bullet"/>
+      <w:lvlText w:val=""/>
+      <w:lvlJc w:val="start"/>
+      <w:pPr>
+        <w:tabs>
+          <w:tab w:val="num" w:pos="0"/>
+        </w:tabs>
+        <w:ind w:start="5040" w:hanging="360"/>
+      </w:pPr>
+      <w:rPr>
+        <w:rFonts w:ascii="Symbol" w:hAnsi="Symbol" w:cs="Symbol" w:hint="default"/>
+      </w:rPr>
+    </w:lvl>
+    <w:lvl w:ilvl="7">
+      <w:start w:val="0"/>
+      <w:numFmt w:val="bullet"/>
+      <w:lvlText w:val="o"/>
+      <w:lvlJc w:val="start"/>
+      <w:pPr>
+        <w:tabs>
+          <w:tab w:val="num" w:pos="0"/>
+        </w:tabs>
+        <w:ind w:start="5760" w:hanging="360"/>
+      </w:pPr>
+      <w:rPr>
+        <w:rFonts w:ascii="Courier New" w:hAnsi="Courier New" w:cs="Courier New" w:hint="default"/>
+      </w:rPr>
+    </w:lvl>
+    <w:lvl w:ilvl="8">
+      <w:start w:val="0"/>
+      <w:numFmt w:val="bullet"/>
+      <w:lvlText w:val=""/>
+      <w:lvlJc w:val="start"/>
+      <w:pPr>
+        <w:tabs>
+          <w:tab w:val="num" w:pos="0"/>
+        </w:tabs>
+        <w:ind w:start="6480" w:hanging="360"/>
+      </w:pPr>
+      <w:rPr>
+        <w:rFonts w:ascii="Wingdings" w:hAnsi="Wingdings" w:cs="Wingdings" w:hint="default"/>
+      </w:rPr>
+    </w:lvl>
+  </w:abstractNum>
+  <w:abstractNum w:abstractNumId="10">
+    <w:lvl w:ilvl="0">
+      <w:start w:val="1"/>
+      <w:numFmt w:val="bullet"/>
+      <w:lvlText w:val=""/>
+      <w:lvlJc w:val="start"/>
+      <w:pPr>
+        <w:tabs>
+          <w:tab w:val="num" w:pos="0"/>
+        </w:tabs>
+        <w:ind w:start="720" w:hanging="360"/>
+      </w:pPr>
+      <w:rPr>
+        <w:rFonts w:ascii="Symbol" w:hAnsi="Symbol" w:cs="Symbol" w:hint="default"/>
+      </w:rPr>
+    </w:lvl>
+    <w:lvl w:ilvl="1">
+      <w:start w:val="0"/>
+      <w:numFmt w:val="bullet"/>
+      <w:lvlText w:val="o"/>
+      <w:lvlJc w:val="start"/>
+      <w:pPr>
+        <w:tabs>
+          <w:tab w:val="num" w:pos="0"/>
+        </w:tabs>
+        <w:ind w:start="1440" w:hanging="360"/>
+      </w:pPr>
+      <w:rPr>
+        <w:rFonts w:ascii="Courier New" w:hAnsi="Courier New" w:cs="Courier New" w:hint="default"/>
+      </w:rPr>
+    </w:lvl>
+    <w:lvl w:ilvl="2">
+      <w:start w:val="0"/>
+      <w:numFmt w:val="bullet"/>
+      <w:lvlText w:val=""/>
+      <w:lvlJc w:val="start"/>
+      <w:pPr>
+        <w:tabs>
+          <w:tab w:val="num" w:pos="0"/>
+        </w:tabs>
+        <w:ind w:start="2160" w:hanging="360"/>
+      </w:pPr>
+      <w:rPr>
+        <w:rFonts w:ascii="Wingdings" w:hAnsi="Wingdings" w:cs="Wingdings" w:hint="default"/>
+      </w:rPr>
+    </w:lvl>
+    <w:lvl w:ilvl="3">
+      <w:start w:val="0"/>
+      <w:numFmt w:val="bullet"/>
+      <w:lvlText w:val=""/>
+      <w:lvlJc w:val="start"/>
+      <w:pPr>
+        <w:tabs>
+          <w:tab w:val="num" w:pos="0"/>
+        </w:tabs>
+        <w:ind w:start="2880" w:hanging="360"/>
+      </w:pPr>
+      <w:rPr>
+        <w:rFonts w:ascii="Symbol" w:hAnsi="Symbol" w:cs="Symbol" w:hint="default"/>
+      </w:rPr>
+    </w:lvl>
+    <w:lvl w:ilvl="4">
+      <w:start w:val="0"/>
+      <w:numFmt w:val="bullet"/>
+      <w:lvlText w:val="o"/>
+      <w:lvlJc w:val="start"/>
+      <w:pPr>
+        <w:tabs>
+          <w:tab w:val="num" w:pos="0"/>
+        </w:tabs>
+        <w:ind w:start="3600" w:hanging="360"/>
+      </w:pPr>
+      <w:rPr>
+        <w:rFonts w:ascii="Courier New" w:hAnsi="Courier New" w:cs="Courier New" w:hint="default"/>
+      </w:rPr>
+    </w:lvl>
+    <w:lvl w:ilvl="5">
+      <w:start w:val="0"/>
+      <w:numFmt w:val="bullet"/>
+      <w:lvlText w:val=""/>
+      <w:lvlJc w:val="start"/>
+      <w:pPr>
+        <w:tabs>
+          <w:tab w:val="num" w:pos="0"/>
+        </w:tabs>
+        <w:ind w:start="4320" w:hanging="360"/>
+      </w:pPr>
+      <w:rPr>
+        <w:rFonts w:ascii="Wingdings" w:hAnsi="Wingdings" w:cs="Wingdings" w:hint="default"/>
+      </w:rPr>
+    </w:lvl>
+    <w:lvl w:ilvl="6">
+      <w:start w:val="0"/>
+      <w:numFmt w:val="bullet"/>
+      <w:lvlText w:val=""/>
+      <w:lvlJc w:val="start"/>
+      <w:pPr>
+        <w:tabs>
+          <w:tab w:val="num" w:pos="0"/>
+        </w:tabs>
+        <w:ind w:start="5040" w:hanging="360"/>
+      </w:pPr>
+      <w:rPr>
+        <w:rFonts w:ascii="Symbol" w:hAnsi="Symbol" w:cs="Symbol" w:hint="default"/>
+      </w:rPr>
+    </w:lvl>
+    <w:lvl w:ilvl="7">
+      <w:start w:val="0"/>
+      <w:numFmt w:val="bullet"/>
+      <w:lvlText w:val="o"/>
+      <w:lvlJc w:val="start"/>
+      <w:pPr>
+        <w:tabs>
+          <w:tab w:val="num" w:pos="0"/>
+        </w:tabs>
+        <w:ind w:start="5760" w:hanging="360"/>
+      </w:pPr>
+      <w:rPr>
+        <w:rFonts w:ascii="Courier New" w:hAnsi="Courier New" w:cs="Courier New" w:hint="default"/>
+      </w:rPr>
+    </w:lvl>
+    <w:lvl w:ilvl="8">
+      <w:start w:val="0"/>
+      <w:numFmt w:val="bullet"/>
+      <w:lvlText w:val=""/>
+      <w:lvlJc w:val="start"/>
+      <w:pPr>
+        <w:tabs>
+          <w:tab w:val="num" w:pos="0"/>
+        </w:tabs>
+        <w:ind w:start="6480" w:hanging="360"/>
+      </w:pPr>
+      <w:rPr>
+        <w:rFonts w:ascii="Wingdings" w:hAnsi="Wingdings" w:cs="Wingdings" w:hint="default"/>
+      </w:rPr>
+    </w:lvl>
+  </w:abstractNum>
+  <w:abstractNum w:abstractNumId="11">
+    <w:lvl w:ilvl="0">
+      <w:start w:val="1"/>
+      <w:numFmt w:val="lowerLetter"/>
+      <w:lvlText w:val="%1)"/>
+      <w:lvlJc w:val="start"/>
+      <w:pPr>
+        <w:tabs>
+          <w:tab w:val="num" w:pos="720"/>
+        </w:tabs>
+        <w:ind w:start="720" w:hanging="360"/>
+      </w:pPr>
     </w:lvl>
     <w:lvl w:ilvl="1">
       <w:start w:val="1"/>
-      <w:numFmt w:val="decimal"/>
-      <w:lvlText w:val="%2."/>
-      <w:lvlJc w:val="start"/>
-      <w:pPr>
-        <w:tabs>
-          <w:tab w:val="num" w:pos="0"/>
-        </w:tabs>
-        <w:ind w:start="1440" w:hanging="360"/>
-      </w:pPr>
-      <w:rPr/>
+      <w:numFmt w:val="lowerLetter"/>
+      <w:lvlText w:val="%2)"/>
+      <w:lvlJc w:val="start"/>
+      <w:pPr>
+        <w:tabs>
+          <w:tab w:val="num" w:pos="1080"/>
+        </w:tabs>
+        <w:ind w:start="1080" w:hanging="360"/>
+      </w:pPr>
     </w:lvl>
     <w:lvl w:ilvl="2">
       <w:start w:val="1"/>
-      <w:numFmt w:val="decimal"/>
-      <w:lvlText w:val="%3."/>
-      <w:lvlJc w:val="start"/>
-      <w:pPr>
-        <w:tabs>
-          <w:tab w:val="num" w:pos="0"/>
-        </w:tabs>
-        <w:ind w:start="2160" w:hanging="360"/>
-      </w:pPr>
-      <w:rPr/>
+      <w:numFmt w:val="lowerLetter"/>
+      <w:lvlText w:val="%3)"/>
+      <w:lvlJc w:val="start"/>
+      <w:pPr>
+        <w:tabs>
+          <w:tab w:val="num" w:pos="1440"/>
+        </w:tabs>
+        <w:ind w:start="1440" w:hanging="360"/>
+      </w:pPr>
     </w:lvl>
     <w:lvl w:ilvl="3">
       <w:start w:val="1"/>
-      <w:numFmt w:val="decimal"/>
-      <w:lvlText w:val="%4."/>
-      <w:lvlJc w:val="start"/>
-      <w:pPr>
-        <w:tabs>
-          <w:tab w:val="num" w:pos="0"/>
-        </w:tabs>
-        <w:ind w:start="2880" w:hanging="360"/>
-      </w:pPr>
-      <w:rPr/>
+      <w:numFmt w:val="lowerLetter"/>
+      <w:lvlText w:val="%4)"/>
+      <w:lvlJc w:val="start"/>
+      <w:pPr>
+        <w:tabs>
+          <w:tab w:val="num" w:pos="1800"/>
+        </w:tabs>
+        <w:ind w:start="1800" w:hanging="360"/>
+      </w:pPr>
     </w:lvl>
     <w:lvl w:ilvl="4">
       <w:start w:val="1"/>
-      <w:numFmt w:val="decimal"/>
-      <w:lvlText w:val="%5."/>
-      <w:lvlJc w:val="start"/>
-      <w:pPr>
-        <w:tabs>
-          <w:tab w:val="num" w:pos="0"/>
-        </w:tabs>
-        <w:ind w:start="3600" w:hanging="360"/>
-      </w:pPr>
-      <w:rPr/>
+      <w:numFmt w:val="lowerLetter"/>
+      <w:lvlText w:val="%5)"/>
+      <w:lvlJc w:val="start"/>
+      <w:pPr>
+        <w:tabs>
+          <w:tab w:val="num" w:pos="2160"/>
+        </w:tabs>
+        <w:ind w:start="2160" w:hanging="360"/>
+      </w:pPr>
     </w:lvl>
     <w:lvl w:ilvl="5">
       <w:start w:val="1"/>
-      <w:numFmt w:val="decimal"/>
-      <w:lvlText w:val="%6."/>
-      <w:lvlJc w:val="start"/>
-      <w:pPr>
-        <w:tabs>
-          <w:tab w:val="num" w:pos="0"/>
-        </w:tabs>
-        <w:ind w:start="4320" w:hanging="360"/>
-      </w:pPr>
-      <w:rPr/>
+      <w:numFmt w:val="lowerLetter"/>
+      <w:lvlText w:val="%6)"/>
+      <w:lvlJc w:val="start"/>
+      <w:pPr>
+        <w:tabs>
+          <w:tab w:val="num" w:pos="2520"/>
+        </w:tabs>
+        <w:ind w:start="2520" w:hanging="360"/>
+      </w:pPr>
     </w:lvl>
     <w:lvl w:ilvl="6">
       <w:start w:val="1"/>
-      <w:numFmt w:val="decimal"/>
-      <w:lvlText w:val="%7."/>
-      <w:lvlJc w:val="start"/>
-      <w:pPr>
-        <w:tabs>
-          <w:tab w:val="num" w:pos="0"/>
-        </w:tabs>
-        <w:ind w:start="5040" w:hanging="360"/>
-      </w:pPr>
-      <w:rPr/>
+      <w:numFmt w:val="lowerLetter"/>
+      <w:lvlText w:val="%7)"/>
+      <w:lvlJc w:val="start"/>
+      <w:pPr>
+        <w:tabs>
+          <w:tab w:val="num" w:pos="2880"/>
+        </w:tabs>
+        <w:ind w:start="2880" w:hanging="360"/>
+      </w:pPr>
     </w:lvl>
     <w:lvl w:ilvl="7">
       <w:start w:val="1"/>
-      <w:numFmt w:val="decimal"/>
-      <w:lvlText w:val="%8."/>
-      <w:lvlJc w:val="start"/>
-      <w:pPr>
-        <w:tabs>
-          <w:tab w:val="num" w:pos="0"/>
-        </w:tabs>
-        <w:ind w:start="5760" w:hanging="360"/>
-      </w:pPr>
-      <w:rPr/>
+      <w:numFmt w:val="lowerLetter"/>
+      <w:lvlText w:val="%8)"/>
+      <w:lvlJc w:val="start"/>
+      <w:pPr>
+        <w:tabs>
+          <w:tab w:val="num" w:pos="3240"/>
+        </w:tabs>
+        <w:ind w:start="3240" w:hanging="360"/>
+      </w:pPr>
     </w:lvl>
     <w:lvl w:ilvl="8">
       <w:start w:val="1"/>
-      <w:numFmt w:val="decimal"/>
-      <w:lvlText w:val="%9."/>
-      <w:lvlJc w:val="start"/>
-      <w:pPr>
-        <w:tabs>
-          <w:tab w:val="num" w:pos="0"/>
-        </w:tabs>
-        <w:ind w:start="6480" w:hanging="360"/>
-      </w:pPr>
-      <w:rPr/>
+      <w:numFmt w:val="lowerLetter"/>
+      <w:lvlText w:val="%9)"/>
+      <w:lvlJc w:val="start"/>
+      <w:pPr>
+        <w:tabs>
+          <w:tab w:val="num" w:pos="3600"/>
+        </w:tabs>
+        <w:ind w:start="3600" w:hanging="360"/>
+      </w:pPr>
     </w:lvl>
   </w:abstractNum>
-  <w:abstractNum w:abstractNumId="8">
+  <w:abstractNum w:abstractNumId="12">
     <w:lvl w:ilvl="0">
       <w:start w:val="1"/>
       <w:numFmt w:val="none"/>
@@ -7705,21 +8167,34 @@
     <w:abstractNumId w:val="8"/>
   </w:num>
   <w:num w:numId="9">
+    <w:abstractNumId w:val="9"/>
+  </w:num>
+  <w:num w:numId="10">
+    <w:abstractNumId w:val="10"/>
+  </w:num>
+  <w:num w:numId="11">
+    <w:abstractNumId w:val="11"/>
+  </w:num>
+  <w:num w:numId="12">
+    <w:abstractNumId w:val="12"/>
+  </w:num>
+  <w:num w:numId="13">
+    <w:abstractNumId w:val="4"/>
+    <w:lvlOverride w:ilvl="0">
+      <w:startOverride w:val="1"/>
+    </w:lvlOverride>
+  </w:num>
+  <w:num w:numId="14">
     <w:abstractNumId w:val="5"/>
     <w:lvlOverride w:ilvl="0">
       <w:startOverride w:val="1"/>
     </w:lvlOverride>
   </w:num>
-  <w:num w:numId="10">
-    <w:abstractNumId w:val="7"/>
-    <w:lvlOverride w:ilvl="0">
-      <w:startOverride w:val="1"/>
-    </w:lvlOverride>
-  </w:num>
-  <w:num w:numId="11">
-    <w:abstractNumId w:val="7"/>
+  <w:num w:numId="15">
+    <w:abstractNumId w:val="5"/>
     <w:lvlOverride w:ilvl="0">
       <w:lvl w:ilvl="0">
+        <w:start w:val="1"/>
         <w:numFmt w:val="bullet"/>
         <w:lvlText w:val=""/>
         <w:lvlJc w:val="start"/>
@@ -7733,9 +8208,10 @@
           <w:rFonts w:ascii="Symbol" w:hAnsi="Symbol" w:cs="Symbol" w:hint="default"/>
         </w:rPr>
       </w:lvl>
+      <w:startOverride w:val="0"/>
     </w:lvlOverride>
     <w:lvlOverride w:ilvl="0">
-      <w:startOverride w:val="0"/>
+      <w:startOverride w:val="1"/>
     </w:lvlOverride>
     <w:lvlOverride w:ilvl="1">
       <w:lvl w:ilvl="1">
@@ -7895,10 +8371,11 @@
       </w:lvl>
     </w:lvlOverride>
   </w:num>
-  <w:num w:numId="12">
-    <w:abstractNumId w:val="7"/>
+  <w:num w:numId="16">
+    <w:abstractNumId w:val="5"/>
     <w:lvlOverride w:ilvl="0">
       <w:lvl w:ilvl="0">
+        <w:start w:val="1"/>
         <w:numFmt w:val="bullet"/>
         <w:lvlText w:val=""/>
         <w:lvlJc w:val="start"/>
@@ -7912,9 +8389,10 @@
           <w:rFonts w:ascii="Symbol" w:hAnsi="Symbol" w:cs="Symbol" w:hint="default"/>
         </w:rPr>
       </w:lvl>
+      <w:startOverride w:val="0"/>
     </w:lvlOverride>
     <w:lvlOverride w:ilvl="0">
-      <w:startOverride w:val="0"/>
+      <w:startOverride w:val="1"/>
     </w:lvlOverride>
     <w:lvlOverride w:ilvl="1">
       <w:lvl w:ilvl="1">
@@ -8074,10 +8552,11 @@
       </w:lvl>
     </w:lvlOverride>
   </w:num>
-  <w:num w:numId="13">
-    <w:abstractNumId w:val="7"/>
+  <w:num w:numId="17">
+    <w:abstractNumId w:val="5"/>
     <w:lvlOverride w:ilvl="0">
       <w:lvl w:ilvl="0">
+        <w:start w:val="1"/>
         <w:numFmt w:val="bullet"/>
         <w:lvlText w:val=""/>
         <w:lvlJc w:val="start"/>
@@ -8091,9 +8570,10 @@
           <w:rFonts w:ascii="Symbol" w:hAnsi="Symbol" w:cs="Symbol" w:hint="default"/>
         </w:rPr>
       </w:lvl>
+      <w:startOverride w:val="0"/>
     </w:lvlOverride>
     <w:lvlOverride w:ilvl="0">
-      <w:startOverride w:val="0"/>
+      <w:startOverride w:val="1"/>
     </w:lvlOverride>
     <w:lvlOverride w:ilvl="1">
       <w:lvl w:ilvl="1">
@@ -8253,10 +8733,11 @@
       </w:lvl>
     </w:lvlOverride>
   </w:num>
-  <w:num w:numId="14">
-    <w:abstractNumId w:val="7"/>
+  <w:num w:numId="18">
+    <w:abstractNumId w:val="5"/>
     <w:lvlOverride w:ilvl="0">
       <w:lvl w:ilvl="0">
+        <w:start w:val="1"/>
         <w:numFmt w:val="bullet"/>
         <w:lvlText w:val=""/>
         <w:lvlJc w:val="start"/>
@@ -8270,9 +8751,10 @@
           <w:rFonts w:ascii="Symbol" w:hAnsi="Symbol" w:cs="Symbol" w:hint="default"/>
         </w:rPr>
       </w:lvl>
+      <w:startOverride w:val="0"/>
     </w:lvlOverride>
     <w:lvlOverride w:ilvl="0">
-      <w:startOverride w:val="0"/>
+      <w:startOverride w:val="1"/>
     </w:lvlOverride>
     <w:lvlOverride w:ilvl="1">
       <w:lvl w:ilvl="1">
@@ -8432,10 +8914,11 @@
       </w:lvl>
     </w:lvlOverride>
   </w:num>
-  <w:num w:numId="15">
-    <w:abstractNumId w:val="7"/>
+  <w:num w:numId="19">
+    <w:abstractNumId w:val="5"/>
     <w:lvlOverride w:ilvl="0">
       <w:lvl w:ilvl="0">
+        <w:start w:val="1"/>
         <w:numFmt w:val="bullet"/>
         <w:lvlText w:val=""/>
         <w:lvlJc w:val="start"/>
@@ -8449,9 +8932,10 @@
           <w:rFonts w:ascii="Symbol" w:hAnsi="Symbol" w:cs="Symbol" w:hint="default"/>
         </w:rPr>
       </w:lvl>
+      <w:startOverride w:val="0"/>
     </w:lvlOverride>
     <w:lvlOverride w:ilvl="0">
-      <w:startOverride w:val="0"/>
+      <w:startOverride w:val="1"/>
     </w:lvlOverride>
     <w:lvlOverride w:ilvl="1">
       <w:lvl w:ilvl="1">
@@ -8611,8 +9095,8 @@
       </w:lvl>
     </w:lvlOverride>
   </w:num>
-  <w:num w:numId="16">
-    <w:abstractNumId w:val="1"/>
+  <w:num w:numId="20">
+    <w:abstractNumId w:val="11"/>
     <w:lvlOverride w:ilvl="0">
       <w:startOverride w:val="1"/>
     </w:lvlOverride>
@@ -8846,37 +9330,37 @@
         <a:srgbClr val="000000"/>
       </a:dk1>
       <a:lt1>
-        <a:srgbClr val="ffffff"/>
+        <a:srgbClr val="FFFFFF"/>
       </a:lt1>
       <a:dk2>
         <a:srgbClr val="000000"/>
       </a:dk2>
       <a:lt2>
-        <a:srgbClr val="ffffff"/>
+        <a:srgbClr val="FFFFFF"/>
       </a:lt2>
       <a:accent1>
-        <a:srgbClr val="18a303"/>
+        <a:srgbClr val="18A303"/>
       </a:accent1>
       <a:accent2>
-        <a:srgbClr val="0369a3"/>
+        <a:srgbClr val="0369A3"/>
       </a:accent2>
       <a:accent3>
-        <a:srgbClr val="a33e03"/>
+        <a:srgbClr val="A33E03"/>
       </a:accent3>
       <a:accent4>
-        <a:srgbClr val="8e03a3"/>
+        <a:srgbClr val="8E03A3"/>
       </a:accent4>
       <a:accent5>
-        <a:srgbClr val="c99c00"/>
+        <a:srgbClr val="C99C00"/>
       </a:accent5>
       <a:accent6>
-        <a:srgbClr val="c9211e"/>
+        <a:srgbClr val="C9211E"/>
       </a:accent6>
       <a:hlink>
-        <a:srgbClr val="0000ee"/>
+        <a:srgbClr val="0000EE"/>
       </a:hlink>
       <a:folHlink>
-        <a:srgbClr val="551a8b"/>
+        <a:srgbClr val="551A8B"/>
       </a:folHlink>
     </a:clrScheme>
     <a:fontScheme name="Office">
